--- a/electron/database/generate-document/templates/custom-packing.docx
+++ b/electron/database/generate-document/templates/custom-packing.docx
@@ -2163,17 +2163,7 @@
                       <w:sz w:val="20"/>
                       <w:szCs w:val="20"/>
                     </w:rPr>
-                    <w:t>thicknessDetail</w:t>
-                  </w:r>
-                  <w:r>
-                    <w:rPr>
-                      <w:rFonts w:cstheme="minorHAnsi"/>
-                      <w:b/>
-                      <w:bCs/>
-                      <w:sz w:val="20"/>
-                      <w:szCs w:val="20"/>
-                    </w:rPr>
-                    <w:t>}</w:t>
+                    <w:t>thicknessDetail}</w:t>
                   </w:r>
                 </w:p>
                 <w:p>
@@ -3951,7 +3941,7 @@
         <w:spacing w:val="80"/>
         <w:sz w:val="24"/>
       </w:rPr>
-      <w:t>INVOICE</w:t>
+      <w:t>PACKING LIST</w:t>
     </w:r>
   </w:p>
 </w:hdr>
@@ -4561,6 +4551,7 @@
   <w:style w:type="character" w:default="1" w:styleId="DefaultParagraphFont">
     <w:name w:val="Default Paragraph Font"/>
     <w:uiPriority w:val="1"/>
+    <w:semiHidden/>
     <w:unhideWhenUsed/>
   </w:style>
   <w:style w:type="table" w:default="1" w:styleId="TableNormal">

--- a/electron/database/generate-document/templates/custom-packing.docx
+++ b/electron/database/generate-document/templates/custom-packing.docx
@@ -10,10 +10,10 @@
         <w:tblLook w:val="04A0" w:firstRow="1" w:lastRow="0" w:firstColumn="1" w:lastColumn="0" w:noHBand="0" w:noVBand="1"/>
       </w:tblPr>
       <w:tblGrid>
-        <w:gridCol w:w="3005"/>
-        <w:gridCol w:w="2633"/>
-        <w:gridCol w:w="2783"/>
-        <w:gridCol w:w="2685"/>
+        <w:gridCol w:w="3291"/>
+        <w:gridCol w:w="2541"/>
+        <w:gridCol w:w="2684"/>
+        <w:gridCol w:w="2590"/>
       </w:tblGrid>
       <w:tr>
         <w:trPr>
@@ -1689,16 +1689,16 @@
               <w:tblLook w:val="04A0" w:firstRow="1" w:lastRow="0" w:firstColumn="1" w:lastColumn="0" w:noHBand="0" w:noVBand="1"/>
             </w:tblPr>
             <w:tblGrid>
+              <w:gridCol w:w="999"/>
+              <w:gridCol w:w="2164"/>
+              <w:gridCol w:w="606"/>
+              <w:gridCol w:w="1061"/>
+              <w:gridCol w:w="1023"/>
+              <w:gridCol w:w="955"/>
+              <w:gridCol w:w="841"/>
+              <w:gridCol w:w="976"/>
+              <w:gridCol w:w="1094"/>
               <w:gridCol w:w="1171"/>
-              <w:gridCol w:w="1470"/>
-              <w:gridCol w:w="691"/>
-              <w:gridCol w:w="1247"/>
-              <w:gridCol w:w="1201"/>
-              <w:gridCol w:w="1117"/>
-              <w:gridCol w:w="979"/>
-              <w:gridCol w:w="739"/>
-              <w:gridCol w:w="894"/>
-              <w:gridCol w:w="1381"/>
             </w:tblGrid>
             <w:tr>
               <w:trPr>
@@ -2066,29 +2066,7 @@
                       <w:sz w:val="20"/>
                       <w:szCs w:val="20"/>
                     </w:rPr>
-                    <w:t xml:space="preserve">Box Size </w:t>
-                  </w:r>
-                  <w:proofErr w:type="gramStart"/>
-                  <w:r>
-                    <w:rPr>
-                      <w:rFonts w:cstheme="minorHAnsi"/>
-                      <w:b/>
-                      <w:bCs/>
-                      <w:sz w:val="20"/>
-                      <w:szCs w:val="20"/>
-                    </w:rPr>
-                    <w:t>In</w:t>
-                  </w:r>
-                  <w:proofErr w:type="gramEnd"/>
-                  <w:r>
-                    <w:rPr>
-                      <w:rFonts w:cstheme="minorHAnsi"/>
-                      <w:b/>
-                      <w:bCs/>
-                      <w:sz w:val="20"/>
-                      <w:szCs w:val="20"/>
-                    </w:rPr>
-                    <w:t xml:space="preserve"> Inch</w:t>
+                    <w:t>Box Size In Inch</w:t>
                   </w:r>
                 </w:p>
               </w:tc>
@@ -2127,7 +2105,6 @@
                     </w:rPr>
                     <w:t>{#</w:t>
                   </w:r>
-                  <w:proofErr w:type="gramStart"/>
                   <w:r>
                     <w:rPr>
                       <w:rFonts w:cstheme="minorHAnsi"/>
@@ -2152,18 +2129,7 @@
                       <w:sz w:val="20"/>
                       <w:szCs w:val="20"/>
                     </w:rPr>
-                    <w:t>{</w:t>
-                  </w:r>
-                  <w:proofErr w:type="gramEnd"/>
-                  <w:r>
-                    <w:rPr>
-                      <w:rFonts w:cstheme="minorHAnsi"/>
-                      <w:b/>
-                      <w:bCs/>
-                      <w:sz w:val="20"/>
-                      <w:szCs w:val="20"/>
-                    </w:rPr>
-                    <w:t>thicknessDetail}</w:t>
+                    <w:t>{thicknessDetail}</w:t>
                   </w:r>
                 </w:p>
                 <w:p>
@@ -2374,7 +2340,25 @@
                       <w:sz w:val="20"/>
                       <w:szCs w:val="20"/>
                     </w:rPr>
-                    <w:t>} to {</w:t>
+                    <w:t>}{#containerTo} to {</w:t>
+                  </w:r>
+                  <w:proofErr w:type="spellStart"/>
+                  <w:r>
+                    <w:rPr>
+                      <w:rFonts w:cstheme="minorHAnsi"/>
+                      <w:sz w:val="20"/>
+                      <w:szCs w:val="20"/>
+                    </w:rPr>
+                    <w:t>containerTo</w:t>
+                  </w:r>
+                  <w:proofErr w:type="spellEnd"/>
+                  <w:r>
+                    <w:rPr>
+                      <w:rFonts w:cstheme="minorHAnsi"/>
+                      <w:sz w:val="20"/>
+                      <w:szCs w:val="20"/>
+                    </w:rPr>
+                    <w:t>}{/</w:t>
                   </w:r>
                   <w:proofErr w:type="spellStart"/>
                   <w:r>
@@ -2625,6 +2609,32 @@
                       <w:szCs w:val="20"/>
                     </w:rPr>
                   </w:pPr>
+                  <w:r>
+                    <w:rPr>
+                      <w:rFonts w:cstheme="minorHAnsi"/>
+                      <w:sz w:val="20"/>
+                      <w:szCs w:val="20"/>
+                    </w:rPr>
+                    <w:t>{</w:t>
+                  </w:r>
+                  <w:proofErr w:type="spellStart"/>
+                  <w:r>
+                    <w:rPr>
+                      <w:rFonts w:cstheme="minorHAnsi"/>
+                      <w:sz w:val="20"/>
+                      <w:szCs w:val="20"/>
+                    </w:rPr>
+                    <w:t>netWeight</w:t>
+                  </w:r>
+                  <w:proofErr w:type="spellEnd"/>
+                  <w:r>
+                    <w:rPr>
+                      <w:rFonts w:cstheme="minorHAnsi"/>
+                      <w:sz w:val="20"/>
+                      <w:szCs w:val="20"/>
+                    </w:rPr>
+                    <w:t>}</w:t>
+                  </w:r>
                 </w:p>
               </w:tc>
               <w:tc>
@@ -2646,6 +2656,32 @@
                       <w:szCs w:val="20"/>
                     </w:rPr>
                   </w:pPr>
+                  <w:r>
+                    <w:rPr>
+                      <w:rFonts w:cstheme="minorHAnsi"/>
+                      <w:sz w:val="20"/>
+                      <w:szCs w:val="20"/>
+                    </w:rPr>
+                    <w:t>{</w:t>
+                  </w:r>
+                  <w:proofErr w:type="spellStart"/>
+                  <w:r>
+                    <w:rPr>
+                      <w:rFonts w:cstheme="minorHAnsi"/>
+                      <w:sz w:val="20"/>
+                      <w:szCs w:val="20"/>
+                    </w:rPr>
+                    <w:t>grossWeight</w:t>
+                  </w:r>
+                  <w:proofErr w:type="spellEnd"/>
+                  <w:r>
+                    <w:rPr>
+                      <w:rFonts w:cstheme="minorHAnsi"/>
+                      <w:sz w:val="20"/>
+                      <w:szCs w:val="20"/>
+                    </w:rPr>
+                    <w:t>}</w:t>
+                  </w:r>
                 </w:p>
               </w:tc>
               <w:tc>
@@ -3034,6 +3070,38 @@
                       <w:sz w:val="20"/>
                       <w:szCs w:val="20"/>
                     </w:rPr>
+                    <w:t>{</w:t>
+                  </w:r>
+                  <w:proofErr w:type="spellStart"/>
+                  <w:r>
+                    <w:rPr>
+                      <w:rFonts w:cstheme="minorHAnsi"/>
+                      <w:b/>
+                      <w:bCs/>
+                      <w:sz w:val="20"/>
+                      <w:szCs w:val="20"/>
+                    </w:rPr>
+                    <w:t>totalNetWeight</w:t>
+                  </w:r>
+                  <w:proofErr w:type="spellEnd"/>
+                  <w:r>
+                    <w:rPr>
+                      <w:rFonts w:cstheme="minorHAnsi"/>
+                      <w:b/>
+                      <w:bCs/>
+                      <w:sz w:val="20"/>
+                      <w:szCs w:val="20"/>
+                    </w:rPr>
+                    <w:t xml:space="preserve">} </w:t>
+                  </w:r>
+                  <w:r>
+                    <w:rPr>
+                      <w:rFonts w:cstheme="minorHAnsi"/>
+                      <w:b/>
+                      <w:bCs/>
+                      <w:sz w:val="20"/>
+                      <w:szCs w:val="20"/>
+                    </w:rPr>
                     <w:t>Kg</w:t>
                   </w:r>
                   <w:r>
@@ -3109,6 +3177,38 @@
                       <w:sz w:val="20"/>
                       <w:szCs w:val="20"/>
                     </w:rPr>
+                    <w:t>{</w:t>
+                  </w:r>
+                  <w:proofErr w:type="spellStart"/>
+                  <w:r>
+                    <w:rPr>
+                      <w:rFonts w:cstheme="minorHAnsi"/>
+                      <w:b/>
+                      <w:bCs/>
+                      <w:sz w:val="20"/>
+                      <w:szCs w:val="20"/>
+                    </w:rPr>
+                    <w:t>totalGrossWeight</w:t>
+                  </w:r>
+                  <w:proofErr w:type="spellEnd"/>
+                  <w:r>
+                    <w:rPr>
+                      <w:rFonts w:cstheme="minorHAnsi"/>
+                      <w:b/>
+                      <w:bCs/>
+                      <w:sz w:val="20"/>
+                      <w:szCs w:val="20"/>
+                    </w:rPr>
+                    <w:t xml:space="preserve">} </w:t>
+                  </w:r>
+                  <w:r>
+                    <w:rPr>
+                      <w:rFonts w:cstheme="minorHAnsi"/>
+                      <w:b/>
+                      <w:bCs/>
+                      <w:sz w:val="20"/>
+                      <w:szCs w:val="20"/>
+                    </w:rPr>
                     <w:t>Kg</w:t>
                   </w:r>
                 </w:p>
@@ -3148,7 +3248,6 @@
                     <w:t xml:space="preserve">Total </w:t>
                   </w:r>
                   <w:proofErr w:type="spellStart"/>
-                  <w:proofErr w:type="gramStart"/>
                   <w:r>
                     <w:rPr>
                       <w:rFonts w:cstheme="minorHAnsi"/>
@@ -3160,7 +3259,6 @@
                     <w:t>Sq.Meter</w:t>
                   </w:r>
                   <w:proofErr w:type="spellEnd"/>
-                  <w:proofErr w:type="gramEnd"/>
                   <w:r>
                     <w:rPr>
                       <w:rFonts w:cstheme="minorHAnsi"/>
@@ -3316,29 +3414,7 @@
                       <w:sz w:val="20"/>
                       <w:szCs w:val="20"/>
                     </w:rPr>
-                    <w:t>Avg./</w:t>
-                  </w:r>
-                  <w:proofErr w:type="gramStart"/>
-                  <w:r>
-                    <w:rPr>
-                      <w:rFonts w:cstheme="minorHAnsi"/>
-                      <w:b/>
-                      <w:bCs/>
-                      <w:sz w:val="20"/>
-                      <w:szCs w:val="20"/>
-                    </w:rPr>
-                    <w:t>Wt.(</w:t>
-                  </w:r>
-                  <w:proofErr w:type="gramEnd"/>
-                  <w:r>
-                    <w:rPr>
-                      <w:rFonts w:cstheme="minorHAnsi"/>
-                      <w:b/>
-                      <w:bCs/>
-                      <w:sz w:val="20"/>
-                      <w:szCs w:val="20"/>
-                    </w:rPr>
-                    <w:t>Kg)</w:t>
+                    <w:t>Avg./Wt.(Kg)</w:t>
                   </w:r>
                 </w:p>
               </w:tc>
@@ -3434,29 +3510,7 @@
                       <w:sz w:val="20"/>
                       <w:szCs w:val="20"/>
                     </w:rPr>
-                    <w:t>{#</w:t>
-                  </w:r>
-                  <w:proofErr w:type="gramStart"/>
-                  <w:r>
-                    <w:rPr>
-                      <w:rFonts w:cstheme="minorHAnsi"/>
-                      <w:b/>
-                      <w:bCs/>
-                      <w:sz w:val="20"/>
-                      <w:szCs w:val="20"/>
-                    </w:rPr>
-                    <w:t>containerSummary}{</w:t>
-                  </w:r>
-                  <w:proofErr w:type="gramEnd"/>
-                  <w:r>
-                    <w:rPr>
-                      <w:rFonts w:cstheme="minorHAnsi"/>
-                      <w:b/>
-                      <w:bCs/>
-                      <w:sz w:val="20"/>
-                      <w:szCs w:val="20"/>
-                    </w:rPr>
-                    <w:t>avgWeight}</w:t>
+                    <w:t>{#containerSummary}{avgWeight}</w:t>
                   </w:r>
                 </w:p>
               </w:tc>

--- a/electron/database/generate-document/templates/custom-packing.docx
+++ b/electron/database/generate-document/templates/custom-packing.docx
@@ -2066,7 +2066,29 @@
                       <w:sz w:val="20"/>
                       <w:szCs w:val="20"/>
                     </w:rPr>
-                    <w:t>Box Size In Inch</w:t>
+                    <w:t xml:space="preserve">Box Size </w:t>
+                  </w:r>
+                  <w:proofErr w:type="gramStart"/>
+                  <w:r>
+                    <w:rPr>
+                      <w:rFonts w:cstheme="minorHAnsi"/>
+                      <w:b/>
+                      <w:bCs/>
+                      <w:sz w:val="20"/>
+                      <w:szCs w:val="20"/>
+                    </w:rPr>
+                    <w:t>In</w:t>
+                  </w:r>
+                  <w:proofErr w:type="gramEnd"/>
+                  <w:r>
+                    <w:rPr>
+                      <w:rFonts w:cstheme="minorHAnsi"/>
+                      <w:b/>
+                      <w:bCs/>
+                      <w:sz w:val="20"/>
+                      <w:szCs w:val="20"/>
+                    </w:rPr>
+                    <w:t xml:space="preserve"> Inch</w:t>
                   </w:r>
                 </w:p>
               </w:tc>
@@ -2105,6 +2127,7 @@
                     </w:rPr>
                     <w:t>{#</w:t>
                   </w:r>
+                  <w:proofErr w:type="gramStart"/>
                   <w:r>
                     <w:rPr>
                       <w:rFonts w:cstheme="minorHAnsi"/>
@@ -2129,7 +2152,18 @@
                       <w:sz w:val="20"/>
                       <w:szCs w:val="20"/>
                     </w:rPr>
-                    <w:t>{thicknessDetail}</w:t>
+                    <w:t>{</w:t>
+                  </w:r>
+                  <w:proofErr w:type="gramEnd"/>
+                  <w:r>
+                    <w:rPr>
+                      <w:rFonts w:cstheme="minorHAnsi"/>
+                      <w:b/>
+                      <w:bCs/>
+                      <w:sz w:val="20"/>
+                      <w:szCs w:val="20"/>
+                    </w:rPr>
+                    <w:t>thicknessDetail}</w:t>
                   </w:r>
                 </w:p>
                 <w:p>
@@ -2693,6 +2727,105 @@
                     <w:right w:val="nil"/>
                   </w:tcBorders>
                 </w:tcPr>
+                <w:p>
+                  <w:pPr>
+                    <w:pStyle w:val="NoSpacing"/>
+                    <w:rPr>
+                      <w:rFonts w:cstheme="minorHAnsi"/>
+                      <w:sz w:val="20"/>
+                      <w:szCs w:val="20"/>
+                    </w:rPr>
+                  </w:pPr>
+                  <w:r>
+                    <w:rPr>
+                      <w:rFonts w:cstheme="minorHAnsi"/>
+                      <w:sz w:val="20"/>
+                      <w:szCs w:val="20"/>
+                    </w:rPr>
+                    <w:t>{</w:t>
+                  </w:r>
+                  <w:proofErr w:type="spellStart"/>
+                  <w:r>
+                    <w:rPr>
+                      <w:rFonts w:cstheme="minorHAnsi"/>
+                      <w:sz w:val="20"/>
+                      <w:szCs w:val="20"/>
+                    </w:rPr>
+                    <w:t>lengthInch</w:t>
+                  </w:r>
+                  <w:proofErr w:type="spellEnd"/>
+                  <w:r>
+                    <w:rPr>
+                      <w:rFonts w:cstheme="minorHAnsi"/>
+                      <w:sz w:val="20"/>
+                      <w:szCs w:val="20"/>
+                    </w:rPr>
+                    <w:t>} X {</w:t>
+                  </w:r>
+                  <w:proofErr w:type="spellStart"/>
+                  <w:r>
+                    <w:rPr>
+                      <w:rFonts w:cstheme="minorHAnsi"/>
+                      <w:sz w:val="20"/>
+                      <w:szCs w:val="20"/>
+                    </w:rPr>
+                    <w:t>widthInch</w:t>
+                  </w:r>
+                  <w:proofErr w:type="spellEnd"/>
+                  <w:r>
+                    <w:rPr>
+                      <w:rFonts w:cstheme="minorHAnsi"/>
+                      <w:sz w:val="20"/>
+                      <w:szCs w:val="20"/>
+                    </w:rPr>
+                    <w:t>} X {</w:t>
+                  </w:r>
+                  <w:proofErr w:type="spellStart"/>
+                  <w:r>
+                    <w:rPr>
+                      <w:rFonts w:cstheme="minorHAnsi"/>
+                      <w:sz w:val="20"/>
+                      <w:szCs w:val="20"/>
+                    </w:rPr>
+                    <w:t>heightInc</w:t>
+                  </w:r>
+                  <w:r>
+                    <w:rPr>
+                      <w:rFonts w:cstheme="minorHAnsi"/>
+                      <w:sz w:val="20"/>
+                      <w:szCs w:val="20"/>
+                    </w:rPr>
+                    <w:t>h</w:t>
+                  </w:r>
+                  <w:proofErr w:type="spellEnd"/>
+                  <w:r>
+                    <w:rPr>
+                      <w:rFonts w:cstheme="minorHAnsi"/>
+                      <w:sz w:val="20"/>
+                      <w:szCs w:val="20"/>
+                    </w:rPr>
+                    <w:t>}</w:t>
+                  </w:r>
+                  <w:r>
+                    <w:rPr>
+                      <w:rFonts w:cstheme="minorHAnsi"/>
+                      <w:sz w:val="20"/>
+                      <w:szCs w:val="20"/>
+                    </w:rPr>
+                    <w:t>"</w:t>
+                  </w:r>
+                </w:p>
+                <w:p>
+                  <w:pPr>
+                    <w:pStyle w:val="NoSpacing"/>
+                    <w:jc w:val="right"/>
+                    <w:rPr>
+                      <w:rFonts w:cstheme="minorHAnsi"/>
+                      <w:sz w:val="20"/>
+                      <w:szCs w:val="20"/>
+                    </w:rPr>
+                  </w:pPr>
+                </w:p>
                 <w:p>
                   <w:pPr>
                     <w:pStyle w:val="NoSpacing"/>
@@ -3248,6 +3381,7 @@
                     <w:t xml:space="preserve">Total </w:t>
                   </w:r>
                   <w:proofErr w:type="spellStart"/>
+                  <w:proofErr w:type="gramStart"/>
                   <w:r>
                     <w:rPr>
                       <w:rFonts w:cstheme="minorHAnsi"/>
@@ -3259,6 +3393,7 @@
                     <w:t>Sq.Meter</w:t>
                   </w:r>
                   <w:proofErr w:type="spellEnd"/>
+                  <w:proofErr w:type="gramEnd"/>
                   <w:r>
                     <w:rPr>
                       <w:rFonts w:cstheme="minorHAnsi"/>
@@ -3414,7 +3549,29 @@
                       <w:sz w:val="20"/>
                       <w:szCs w:val="20"/>
                     </w:rPr>
-                    <w:t>Avg./Wt.(Kg)</w:t>
+                    <w:t>Avg./</w:t>
+                  </w:r>
+                  <w:proofErr w:type="gramStart"/>
+                  <w:r>
+                    <w:rPr>
+                      <w:rFonts w:cstheme="minorHAnsi"/>
+                      <w:b/>
+                      <w:bCs/>
+                      <w:sz w:val="20"/>
+                      <w:szCs w:val="20"/>
+                    </w:rPr>
+                    <w:t>Wt.(</w:t>
+                  </w:r>
+                  <w:proofErr w:type="gramEnd"/>
+                  <w:r>
+                    <w:rPr>
+                      <w:rFonts w:cstheme="minorHAnsi"/>
+                      <w:b/>
+                      <w:bCs/>
+                      <w:sz w:val="20"/>
+                      <w:szCs w:val="20"/>
+                    </w:rPr>
+                    <w:t>Kg)</w:t>
                   </w:r>
                 </w:p>
               </w:tc>
@@ -3510,7 +3667,29 @@
                       <w:sz w:val="20"/>
                       <w:szCs w:val="20"/>
                     </w:rPr>
-                    <w:t>{#containerSummary}{avgWeight}</w:t>
+                    <w:t>{#</w:t>
+                  </w:r>
+                  <w:proofErr w:type="gramStart"/>
+                  <w:r>
+                    <w:rPr>
+                      <w:rFonts w:cstheme="minorHAnsi"/>
+                      <w:b/>
+                      <w:bCs/>
+                      <w:sz w:val="20"/>
+                      <w:szCs w:val="20"/>
+                    </w:rPr>
+                    <w:t>containerSummary}{</w:t>
+                  </w:r>
+                  <w:proofErr w:type="gramEnd"/>
+                  <w:r>
+                    <w:rPr>
+                      <w:rFonts w:cstheme="minorHAnsi"/>
+                      <w:b/>
+                      <w:bCs/>
+                      <w:sz w:val="20"/>
+                      <w:szCs w:val="20"/>
+                    </w:rPr>
+                    <w:t>avgWeight}</w:t>
                   </w:r>
                 </w:p>
               </w:tc>

--- a/electron/database/generate-document/templates/custom-packing.docx
+++ b/electron/database/generate-document/templates/custom-packing.docx
@@ -10,10 +10,10 @@
         <w:tblLook w:val="04A0" w:firstRow="1" w:lastRow="0" w:firstColumn="1" w:lastColumn="0" w:noHBand="0" w:noVBand="1"/>
       </w:tblPr>
       <w:tblGrid>
-        <w:gridCol w:w="3291"/>
-        <w:gridCol w:w="2541"/>
-        <w:gridCol w:w="2684"/>
-        <w:gridCol w:w="2590"/>
+        <w:gridCol w:w="3592"/>
+        <w:gridCol w:w="2444"/>
+        <w:gridCol w:w="2579"/>
+        <w:gridCol w:w="2491"/>
       </w:tblGrid>
       <w:tr>
         <w:trPr>
@@ -213,14 +213,12 @@
               </w:rPr>
               <w:t>{</w:t>
             </w:r>
-            <w:proofErr w:type="spellStart"/>
             <w:r>
               <w:rPr>
                 <w:rFonts w:cstheme="minorHAnsi"/>
               </w:rPr>
               <w:t>invoiceNo</w:t>
             </w:r>
-            <w:proofErr w:type="spellEnd"/>
             <w:r>
               <w:rPr>
                 <w:rFonts w:cstheme="minorHAnsi"/>
@@ -261,14 +259,12 @@
               </w:rPr>
               <w:t>{</w:t>
             </w:r>
-            <w:proofErr w:type="spellStart"/>
             <w:r>
               <w:rPr>
                 <w:rFonts w:cstheme="minorHAnsi"/>
               </w:rPr>
               <w:t>invoiceDate</w:t>
             </w:r>
-            <w:proofErr w:type="spellEnd"/>
             <w:r>
               <w:rPr>
                 <w:rFonts w:cstheme="minorHAnsi"/>
@@ -331,14 +327,12 @@
               </w:rPr>
               <w:t>{</w:t>
             </w:r>
-            <w:proofErr w:type="spellStart"/>
             <w:r>
               <w:rPr>
                 <w:rFonts w:cstheme="minorHAnsi"/>
               </w:rPr>
               <w:t>buyersOrderNo</w:t>
             </w:r>
-            <w:proofErr w:type="spellEnd"/>
             <w:r>
               <w:rPr>
                 <w:rFonts w:cstheme="minorHAnsi"/>
@@ -380,14 +374,12 @@
               </w:rPr>
               <w:t>{</w:t>
             </w:r>
-            <w:proofErr w:type="spellStart"/>
             <w:r>
               <w:rPr>
                 <w:rFonts w:cstheme="minorHAnsi"/>
               </w:rPr>
               <w:t>orderDate</w:t>
             </w:r>
-            <w:proofErr w:type="spellEnd"/>
             <w:r>
               <w:rPr>
                 <w:rFonts w:cstheme="minorHAnsi"/>
@@ -444,7 +436,6 @@
               </w:rPr>
               <w:t>{</w:t>
             </w:r>
-            <w:proofErr w:type="spellStart"/>
             <w:r>
               <w:rPr>
                 <w:rFonts w:cstheme="minorHAnsi"/>
@@ -453,7 +444,6 @@
               </w:rPr>
               <w:t>consigneeCountry</w:t>
             </w:r>
-            <w:proofErr w:type="spellEnd"/>
             <w:r>
               <w:rPr>
                 <w:rFonts w:cstheme="minorHAnsi"/>
@@ -522,7 +512,6 @@
               </w:rPr>
               <w:t>{</w:t>
             </w:r>
-            <w:proofErr w:type="spellStart"/>
             <w:r>
               <w:rPr>
                 <w:rFonts w:cstheme="minorHAnsi"/>
@@ -531,7 +520,6 @@
               </w:rPr>
               <w:t>consigneeName</w:t>
             </w:r>
-            <w:proofErr w:type="spellEnd"/>
             <w:r>
               <w:rPr>
                 <w:rFonts w:cstheme="minorHAnsi"/>
@@ -557,7 +545,6 @@
               </w:rPr>
               <w:t>{</w:t>
             </w:r>
-            <w:proofErr w:type="spellStart"/>
             <w:r>
               <w:rPr>
                 <w:rFonts w:cstheme="minorHAnsi"/>
@@ -566,7 +553,6 @@
               </w:rPr>
               <w:t>consigneeAddress</w:t>
             </w:r>
-            <w:proofErr w:type="spellEnd"/>
             <w:r>
               <w:rPr>
                 <w:rFonts w:cstheme="minorHAnsi"/>
@@ -575,7 +561,6 @@
               </w:rPr>
               <w:t>} {</w:t>
             </w:r>
-            <w:proofErr w:type="spellStart"/>
             <w:r>
               <w:rPr>
                 <w:rFonts w:cstheme="minorHAnsi"/>
@@ -584,7 +569,6 @@
               </w:rPr>
               <w:t>consigneeCity</w:t>
             </w:r>
-            <w:proofErr w:type="spellEnd"/>
             <w:r>
               <w:rPr>
                 <w:rFonts w:cstheme="minorHAnsi"/>
@@ -593,7 +577,6 @@
               </w:rPr>
               <w:t>} {</w:t>
             </w:r>
-            <w:proofErr w:type="spellStart"/>
             <w:r>
               <w:rPr>
                 <w:rFonts w:cstheme="minorHAnsi"/>
@@ -602,7 +585,6 @@
               </w:rPr>
               <w:t>consigneeState</w:t>
             </w:r>
-            <w:proofErr w:type="spellEnd"/>
             <w:r>
               <w:rPr>
                 <w:rFonts w:cstheme="minorHAnsi"/>
@@ -628,7 +610,6 @@
               </w:rPr>
               <w:t>{</w:t>
             </w:r>
-            <w:proofErr w:type="spellStart"/>
             <w:r>
               <w:rPr>
                 <w:rFonts w:cstheme="minorHAnsi"/>
@@ -637,7 +618,6 @@
               </w:rPr>
               <w:t>consigneeCountry</w:t>
             </w:r>
-            <w:proofErr w:type="spellEnd"/>
             <w:r>
               <w:rPr>
                 <w:rFonts w:cstheme="minorHAnsi"/>
@@ -646,7 +626,6 @@
               </w:rPr>
               <w:t>} {</w:t>
             </w:r>
-            <w:proofErr w:type="spellStart"/>
             <w:r>
               <w:rPr>
                 <w:rFonts w:cstheme="minorHAnsi"/>
@@ -655,7 +634,6 @@
               </w:rPr>
               <w:t>consigneeZip</w:t>
             </w:r>
-            <w:proofErr w:type="spellEnd"/>
             <w:r>
               <w:rPr>
                 <w:rFonts w:cstheme="minorHAnsi"/>
@@ -708,7 +686,6 @@
               </w:rPr>
               <w:t>{</w:t>
             </w:r>
-            <w:proofErr w:type="spellStart"/>
             <w:r>
               <w:rPr>
                 <w:rFonts w:cstheme="minorHAnsi"/>
@@ -717,7 +694,6 @@
               </w:rPr>
               <w:t>buyerName</w:t>
             </w:r>
-            <w:proofErr w:type="spellEnd"/>
             <w:r>
               <w:rPr>
                 <w:rFonts w:cstheme="minorHAnsi"/>
@@ -743,7 +719,6 @@
               </w:rPr>
               <w:t>{</w:t>
             </w:r>
-            <w:proofErr w:type="spellStart"/>
             <w:r>
               <w:rPr>
                 <w:rFonts w:cstheme="minorHAnsi"/>
@@ -752,7 +727,6 @@
               </w:rPr>
               <w:t>buyerAddress</w:t>
             </w:r>
-            <w:proofErr w:type="spellEnd"/>
             <w:r>
               <w:rPr>
                 <w:rFonts w:cstheme="minorHAnsi"/>
@@ -761,7 +735,6 @@
               </w:rPr>
               <w:t>} {</w:t>
             </w:r>
-            <w:proofErr w:type="spellStart"/>
             <w:r>
               <w:rPr>
                 <w:rFonts w:cstheme="minorHAnsi"/>
@@ -770,7 +743,6 @@
               </w:rPr>
               <w:t>buyerCity</w:t>
             </w:r>
-            <w:proofErr w:type="spellEnd"/>
             <w:r>
               <w:rPr>
                 <w:rFonts w:cstheme="minorHAnsi"/>
@@ -779,7 +751,6 @@
               </w:rPr>
               <w:t>} {</w:t>
             </w:r>
-            <w:proofErr w:type="spellStart"/>
             <w:r>
               <w:rPr>
                 <w:rFonts w:cstheme="minorHAnsi"/>
@@ -788,7 +759,6 @@
               </w:rPr>
               <w:t>buyerState</w:t>
             </w:r>
-            <w:proofErr w:type="spellEnd"/>
             <w:r>
               <w:rPr>
                 <w:rFonts w:cstheme="minorHAnsi"/>
@@ -814,7 +784,6 @@
               </w:rPr>
               <w:t>{</w:t>
             </w:r>
-            <w:proofErr w:type="spellStart"/>
             <w:r>
               <w:rPr>
                 <w:rFonts w:cstheme="minorHAnsi"/>
@@ -823,7 +792,6 @@
               </w:rPr>
               <w:t>buyerCountry</w:t>
             </w:r>
-            <w:proofErr w:type="spellEnd"/>
             <w:r>
               <w:rPr>
                 <w:rFonts w:cstheme="minorHAnsi"/>
@@ -832,7 +800,6 @@
               </w:rPr>
               <w:t>} {</w:t>
             </w:r>
-            <w:proofErr w:type="spellStart"/>
             <w:r>
               <w:rPr>
                 <w:rFonts w:cstheme="minorHAnsi"/>
@@ -841,7 +808,6 @@
               </w:rPr>
               <w:t>buyerZip</w:t>
             </w:r>
-            <w:proofErr w:type="spellEnd"/>
             <w:r>
               <w:rPr>
                 <w:rFonts w:cstheme="minorHAnsi"/>
@@ -913,7 +879,6 @@
               </w:rPr>
               <w:t>{</w:t>
             </w:r>
-            <w:proofErr w:type="spellStart"/>
             <w:r>
               <w:rPr>
                 <w:rFonts w:cstheme="minorHAnsi"/>
@@ -922,7 +887,6 @@
               </w:rPr>
               <w:t>originOfGoods</w:t>
             </w:r>
-            <w:proofErr w:type="spellEnd"/>
             <w:r>
               <w:rPr>
                 <w:rFonts w:cstheme="minorHAnsi"/>
@@ -973,7 +937,6 @@
               </w:rPr>
               <w:t>{</w:t>
             </w:r>
-            <w:proofErr w:type="spellStart"/>
             <w:r>
               <w:rPr>
                 <w:rFonts w:cstheme="minorHAnsi"/>
@@ -982,7 +945,6 @@
               </w:rPr>
               <w:t>finalDestination</w:t>
             </w:r>
-            <w:proofErr w:type="spellEnd"/>
             <w:r>
               <w:rPr>
                 <w:rFonts w:cstheme="minorHAnsi"/>
@@ -1057,26 +1019,8 @@
                 <w:sz w:val="20"/>
                 <w:szCs w:val="20"/>
               </w:rPr>
-              <w:t>BY T.T.</w:t>
-            </w:r>
-          </w:p>
-          <w:p>
-            <w:pPr>
-              <w:rPr>
-                <w:rFonts w:cstheme="minorHAnsi"/>
-                <w:sz w:val="20"/>
-                <w:szCs w:val="20"/>
-              </w:rPr>
-            </w:pPr>
-            <w:r>
-              <w:rPr>
-                <w:rFonts w:cstheme="minorHAnsi"/>
-                <w:sz w:val="20"/>
-                <w:szCs w:val="20"/>
-              </w:rPr>
               <w:t>{</w:t>
             </w:r>
-            <w:proofErr w:type="spellStart"/>
             <w:r>
               <w:rPr>
                 <w:rFonts w:cstheme="minorHAnsi"/>
@@ -1085,7 +1029,6 @@
               </w:rPr>
               <w:t>termOfDeliveryAndPayment</w:t>
             </w:r>
-            <w:proofErr w:type="spellEnd"/>
             <w:r>
               <w:rPr>
                 <w:rFonts w:cstheme="minorHAnsi"/>
@@ -1121,7 +1064,6 @@
                 <w:szCs w:val="20"/>
               </w:rPr>
             </w:pPr>
-            <w:proofErr w:type="spellStart"/>
             <w:r>
               <w:rPr>
                 <w:rFonts w:ascii="SansSerif" w:hAnsi="SansSerif" w:cs="SansSerif"/>
@@ -1129,17 +1071,7 @@
                 <w:sz w:val="20"/>
                 <w:szCs w:val="20"/>
               </w:rPr>
-              <w:t>Precarriage</w:t>
-            </w:r>
-            <w:proofErr w:type="spellEnd"/>
-            <w:r>
-              <w:rPr>
-                <w:rFonts w:ascii="SansSerif" w:hAnsi="SansSerif" w:cs="SansSerif"/>
-                <w:color w:val="000000"/>
-                <w:sz w:val="20"/>
-                <w:szCs w:val="20"/>
-              </w:rPr>
-              <w:t xml:space="preserve"> by:</w:t>
+              <w:t>Precarriage by:</w:t>
             </w:r>
           </w:p>
           <w:p>
@@ -1159,7 +1091,6 @@
               </w:rPr>
               <w:t>{</w:t>
             </w:r>
-            <w:proofErr w:type="spellStart"/>
             <w:r>
               <w:rPr>
                 <w:rFonts w:cstheme="minorHAnsi"/>
@@ -1168,7 +1099,6 @@
               </w:rPr>
               <w:t>precarriageBy</w:t>
             </w:r>
-            <w:proofErr w:type="spellEnd"/>
             <w:r>
               <w:rPr>
                 <w:rFonts w:cstheme="minorHAnsi"/>
@@ -1229,7 +1159,6 @@
               </w:rPr>
               <w:t>{</w:t>
             </w:r>
-            <w:proofErr w:type="spellStart"/>
             <w:r>
               <w:rPr>
                 <w:rFonts w:ascii="SansSerif" w:hAnsi="SansSerif" w:cs="SansSerif"/>
@@ -1239,7 +1168,6 @@
               </w:rPr>
               <w:t>placeOfReceipt</w:t>
             </w:r>
-            <w:proofErr w:type="spellEnd"/>
             <w:r>
               <w:rPr>
                 <w:rFonts w:ascii="SansSerif" w:hAnsi="SansSerif" w:cs="SansSerif"/>
@@ -1329,7 +1257,6 @@
               </w:rPr>
               <w:t>{</w:t>
             </w:r>
-            <w:proofErr w:type="spellStart"/>
             <w:r>
               <w:rPr>
                 <w:rFonts w:ascii="SansSerif" w:hAnsi="SansSerif" w:cs="SansSerif"/>
@@ -1339,7 +1266,6 @@
               </w:rPr>
               <w:t>vesselNo</w:t>
             </w:r>
-            <w:proofErr w:type="spellEnd"/>
             <w:r>
               <w:rPr>
                 <w:rFonts w:ascii="SansSerif" w:hAnsi="SansSerif" w:cs="SansSerif"/>
@@ -1401,7 +1327,6 @@
               </w:rPr>
               <w:t>{</w:t>
             </w:r>
-            <w:proofErr w:type="spellStart"/>
             <w:r>
               <w:rPr>
                 <w:rFonts w:ascii="SansSerif" w:hAnsi="SansSerif" w:cs="SansSerif"/>
@@ -1411,7 +1336,6 @@
               </w:rPr>
               <w:t>portOfLoading</w:t>
             </w:r>
-            <w:proofErr w:type="spellEnd"/>
             <w:r>
               <w:rPr>
                 <w:rFonts w:ascii="SansSerif" w:hAnsi="SansSerif" w:cs="SansSerif"/>
@@ -1496,7 +1420,6 @@
               </w:rPr>
               <w:t>{</w:t>
             </w:r>
-            <w:proofErr w:type="spellStart"/>
             <w:r>
               <w:rPr>
                 <w:rFonts w:ascii="SansSerif" w:hAnsi="SansSerif" w:cs="SansSerif"/>
@@ -1506,7 +1429,6 @@
               </w:rPr>
               <w:t>portOfDischarge</w:t>
             </w:r>
-            <w:proofErr w:type="spellEnd"/>
             <w:r>
               <w:rPr>
                 <w:rFonts w:ascii="SansSerif" w:hAnsi="SansSerif" w:cs="SansSerif"/>
@@ -1564,7 +1486,6 @@
               </w:rPr>
               <w:t>{</w:t>
             </w:r>
-            <w:proofErr w:type="spellStart"/>
             <w:r>
               <w:rPr>
                 <w:rFonts w:ascii="SansSerif" w:hAnsi="SansSerif" w:cs="SansSerif"/>
@@ -1574,7 +1495,6 @@
               </w:rPr>
               <w:t>finalDestination</w:t>
             </w:r>
-            <w:proofErr w:type="spellEnd"/>
             <w:r>
               <w:rPr>
                 <w:rFonts w:ascii="SansSerif" w:hAnsi="SansSerif" w:cs="SansSerif"/>
@@ -1645,7 +1565,6 @@
               </w:rPr>
               <w:t>{</w:t>
             </w:r>
-            <w:proofErr w:type="spellStart"/>
             <w:r>
               <w:rPr>
                 <w:rFonts w:cstheme="minorHAnsi"/>
@@ -1654,7 +1573,6 @@
               </w:rPr>
               <w:t>privateRemark</w:t>
             </w:r>
-            <w:proofErr w:type="spellEnd"/>
             <w:r>
               <w:rPr>
                 <w:rFonts w:cstheme="minorHAnsi"/>
@@ -1689,16 +1607,16 @@
               <w:tblLook w:val="04A0" w:firstRow="1" w:lastRow="0" w:firstColumn="1" w:lastColumn="0" w:noHBand="0" w:noVBand="1"/>
             </w:tblPr>
             <w:tblGrid>
-              <w:gridCol w:w="999"/>
-              <w:gridCol w:w="2164"/>
-              <w:gridCol w:w="606"/>
-              <w:gridCol w:w="1061"/>
-              <w:gridCol w:w="1023"/>
-              <w:gridCol w:w="955"/>
-              <w:gridCol w:w="841"/>
-              <w:gridCol w:w="976"/>
-              <w:gridCol w:w="1094"/>
-              <w:gridCol w:w="1171"/>
+              <w:gridCol w:w="1330"/>
+              <w:gridCol w:w="1699"/>
+              <w:gridCol w:w="945"/>
+              <w:gridCol w:w="859"/>
+              <w:gridCol w:w="830"/>
+              <w:gridCol w:w="778"/>
+              <w:gridCol w:w="692"/>
+              <w:gridCol w:w="794"/>
+              <w:gridCol w:w="884"/>
+              <w:gridCol w:w="2079"/>
             </w:tblGrid>
             <w:tr>
               <w:trPr>
@@ -1706,7 +1624,7 @@
               </w:trPr>
               <w:tc>
                 <w:tcPr>
-                  <w:tcW w:w="1418" w:type="dxa"/>
+                  <w:tcW w:w="999" w:type="dxa"/>
                   <w:tcBorders>
                     <w:top w:val="nil"/>
                     <w:left w:val="nil"/>
@@ -1730,7 +1648,7 @@
               </w:tc>
               <w:tc>
                 <w:tcPr>
-                  <w:tcW w:w="1789" w:type="dxa"/>
+                  <w:tcW w:w="2164" w:type="dxa"/>
                   <w:tcBorders>
                     <w:top w:val="nil"/>
                     <w:left w:val="nil"/>
@@ -1764,7 +1682,7 @@
               </w:tc>
               <w:tc>
                 <w:tcPr>
-                  <w:tcW w:w="650" w:type="dxa"/>
+                  <w:tcW w:w="606" w:type="dxa"/>
                   <w:tcBorders>
                     <w:top w:val="nil"/>
                     <w:left w:val="nil"/>
@@ -1798,7 +1716,7 @@
               </w:tc>
               <w:tc>
                 <w:tcPr>
-                  <w:tcW w:w="1158" w:type="dxa"/>
+                  <w:tcW w:w="1061" w:type="dxa"/>
                   <w:tcBorders>
                     <w:top w:val="nil"/>
                     <w:left w:val="nil"/>
@@ -1832,7 +1750,7 @@
               </w:tc>
               <w:tc>
                 <w:tcPr>
-                  <w:tcW w:w="1115" w:type="dxa"/>
+                  <w:tcW w:w="1023" w:type="dxa"/>
                   <w:tcBorders>
                     <w:top w:val="nil"/>
                     <w:left w:val="nil"/>
@@ -1866,7 +1784,7 @@
               </w:tc>
               <w:tc>
                 <w:tcPr>
-                  <w:tcW w:w="1039" w:type="dxa"/>
+                  <w:tcW w:w="955" w:type="dxa"/>
                   <w:tcBorders>
                     <w:top w:val="nil"/>
                     <w:left w:val="nil"/>
@@ -1899,7 +1817,7 @@
               </w:tc>
               <w:tc>
                 <w:tcPr>
-                  <w:tcW w:w="913" w:type="dxa"/>
+                  <w:tcW w:w="841" w:type="dxa"/>
                   <w:tcBorders>
                     <w:top w:val="nil"/>
                     <w:bottom w:val="nil"/>
@@ -1931,7 +1849,7 @@
               </w:tc>
               <w:tc>
                 <w:tcPr>
-                  <w:tcW w:w="693" w:type="dxa"/>
+                  <w:tcW w:w="976" w:type="dxa"/>
                   <w:tcBorders>
                     <w:top w:val="nil"/>
                     <w:bottom w:val="nil"/>
@@ -1949,7 +1867,6 @@
                       <w:szCs w:val="20"/>
                     </w:rPr>
                   </w:pPr>
-                  <w:proofErr w:type="spellStart"/>
                   <w:r>
                     <w:rPr>
                       <w:rFonts w:cstheme="minorHAnsi"/>
@@ -1960,7 +1877,6 @@
                     </w:rPr>
                     <w:t>NetWt</w:t>
                   </w:r>
-                  <w:proofErr w:type="spellEnd"/>
                   <w:r>
                     <w:rPr>
                       <w:rFonts w:cstheme="minorHAnsi"/>
@@ -1985,7 +1901,7 @@
               </w:tc>
               <w:tc>
                 <w:tcPr>
-                  <w:tcW w:w="835" w:type="dxa"/>
+                  <w:tcW w:w="1094" w:type="dxa"/>
                   <w:tcBorders>
                     <w:top w:val="nil"/>
                     <w:bottom w:val="nil"/>
@@ -2003,7 +1919,6 @@
                       <w:szCs w:val="20"/>
                     </w:rPr>
                   </w:pPr>
-                  <w:proofErr w:type="spellStart"/>
                   <w:r>
                     <w:rPr>
                       <w:rFonts w:cstheme="minorHAnsi"/>
@@ -2014,7 +1929,6 @@
                     </w:rPr>
                     <w:t>GrossWt</w:t>
                   </w:r>
-                  <w:proofErr w:type="spellEnd"/>
                   <w:r>
                     <w:rPr>
                       <w:rFonts w:cstheme="minorHAnsi"/>
@@ -2039,7 +1953,7 @@
               </w:tc>
               <w:tc>
                 <w:tcPr>
-                  <w:tcW w:w="1280" w:type="dxa"/>
+                  <w:tcW w:w="1171" w:type="dxa"/>
                   <w:tcBorders>
                     <w:top w:val="nil"/>
                     <w:bottom w:val="nil"/>
@@ -2066,29 +1980,7 @@
                       <w:sz w:val="20"/>
                       <w:szCs w:val="20"/>
                     </w:rPr>
-                    <w:t xml:space="preserve">Box Size </w:t>
-                  </w:r>
-                  <w:proofErr w:type="gramStart"/>
-                  <w:r>
-                    <w:rPr>
-                      <w:rFonts w:cstheme="minorHAnsi"/>
-                      <w:b/>
-                      <w:bCs/>
-                      <w:sz w:val="20"/>
-                      <w:szCs w:val="20"/>
-                    </w:rPr>
-                    <w:t>In</w:t>
-                  </w:r>
-                  <w:proofErr w:type="gramEnd"/>
-                  <w:r>
-                    <w:rPr>
-                      <w:rFonts w:cstheme="minorHAnsi"/>
-                      <w:b/>
-                      <w:bCs/>
-                      <w:sz w:val="20"/>
-                      <w:szCs w:val="20"/>
-                    </w:rPr>
-                    <w:t xml:space="preserve"> Inch</w:t>
+                    <w:t>Box Size In Inch</w:t>
                   </w:r>
                 </w:p>
               </w:tc>
@@ -2099,7 +1991,7 @@
               </w:trPr>
               <w:tc>
                 <w:tcPr>
-                  <w:tcW w:w="7169" w:type="dxa"/>
+                  <w:tcW w:w="6808" w:type="dxa"/>
                   <w:gridSpan w:val="6"/>
                   <w:tcBorders>
                     <w:top w:val="nil"/>
@@ -2110,7 +2002,6 @@
                 <w:p>
                   <w:pPr>
                     <w:pStyle w:val="NoSpacing"/>
-                    <w:spacing w:line="276" w:lineRule="auto"/>
                     <w:rPr>
                       <w:rFonts w:cstheme="minorHAnsi"/>
                       <w:b/>
@@ -2127,7 +2018,6 @@
                     </w:rPr>
                     <w:t>{#</w:t>
                   </w:r>
-                  <w:proofErr w:type="gramStart"/>
                   <w:r>
                     <w:rPr>
                       <w:rFonts w:cstheme="minorHAnsi"/>
@@ -2147,29 +2037,59 @@
                   <w:r>
                     <w:rPr>
                       <w:rFonts w:cstheme="minorHAnsi"/>
-                      <w:b/>
-                      <w:bCs/>
-                      <w:sz w:val="20"/>
-                      <w:szCs w:val="20"/>
-                    </w:rPr>
-                    <w:t>{</w:t>
-                  </w:r>
-                  <w:proofErr w:type="gramEnd"/>
-                  <w:r>
-                    <w:rPr>
-                      <w:rFonts w:cstheme="minorHAnsi"/>
-                      <w:b/>
-                      <w:bCs/>
-                      <w:sz w:val="20"/>
-                      <w:szCs w:val="20"/>
-                    </w:rPr>
-                    <w:t>thicknessDetail}</w:t>
+                      <w:sz w:val="20"/>
+                      <w:szCs w:val="20"/>
+                    </w:rPr>
+                    <w:t>{#</w:t>
+                  </w:r>
+                  <w:r>
+                    <w:rPr>
+                      <w:rFonts w:cstheme="minorHAnsi"/>
+                      <w:sz w:val="20"/>
+                      <w:szCs w:val="20"/>
+                    </w:rPr>
+                    <w:t>showThickness</w:t>
+                  </w:r>
+                  <w:r>
+                    <w:rPr>
+                      <w:rFonts w:cstheme="minorHAnsi"/>
+                      <w:sz w:val="20"/>
+                      <w:szCs w:val="20"/>
+                    </w:rPr>
+                    <w:t>}</w:t>
+                  </w:r>
+                  <w:r>
+                    <w:rPr>
+                      <w:rFonts w:cstheme="minorHAnsi"/>
+                      <w:b/>
+                      <w:bCs/>
+                      <w:sz w:val="20"/>
+                      <w:szCs w:val="20"/>
+                    </w:rPr>
+                    <w:t>{thic</w:t>
+                  </w:r>
+                  <w:r>
+                    <w:rPr>
+                      <w:rFonts w:cstheme="minorHAnsi"/>
+                      <w:b/>
+                      <w:bCs/>
+                      <w:sz w:val="20"/>
+                      <w:szCs w:val="20"/>
+                    </w:rPr>
+                    <w:t>knessDetail</w:t>
+                  </w:r>
+                  <w:r>
+                    <w:rPr>
+                      <w:rFonts w:cstheme="minorHAnsi"/>
+                      <w:sz w:val="20"/>
+                      <w:szCs w:val="20"/>
+                    </w:rPr>
+                    <w:t>}{/showThickness}</w:t>
                   </w:r>
                 </w:p>
                 <w:p>
                   <w:pPr>
                     <w:pStyle w:val="NoSpacing"/>
-                    <w:spacing w:line="276" w:lineRule="auto"/>
                     <w:rPr>
                       <w:rFonts w:cstheme="minorHAnsi"/>
                       <w:sz w:val="20"/>
@@ -2190,7 +2110,7 @@
               </w:tc>
               <w:tc>
                 <w:tcPr>
-                  <w:tcW w:w="913" w:type="dxa"/>
+                  <w:tcW w:w="841" w:type="dxa"/>
                   <w:tcBorders>
                     <w:top w:val="nil"/>
                     <w:bottom w:val="nil"/>
@@ -2199,7 +2119,6 @@
                 <w:p>
                   <w:pPr>
                     <w:pStyle w:val="NoSpacing"/>
-                    <w:spacing w:line="276" w:lineRule="auto"/>
                     <w:rPr>
                       <w:rFonts w:cstheme="minorHAnsi"/>
                       <w:sz w:val="20"/>
@@ -2210,7 +2129,7 @@
               </w:tc>
               <w:tc>
                 <w:tcPr>
-                  <w:tcW w:w="693" w:type="dxa"/>
+                  <w:tcW w:w="976" w:type="dxa"/>
                   <w:tcBorders>
                     <w:top w:val="nil"/>
                     <w:bottom w:val="nil"/>
@@ -2219,7 +2138,6 @@
                 <w:p>
                   <w:pPr>
                     <w:pStyle w:val="NoSpacing"/>
-                    <w:spacing w:line="276" w:lineRule="auto"/>
                     <w:rPr>
                       <w:rFonts w:cstheme="minorHAnsi"/>
                       <w:sz w:val="20"/>
@@ -2230,7 +2148,7 @@
               </w:tc>
               <w:tc>
                 <w:tcPr>
-                  <w:tcW w:w="835" w:type="dxa"/>
+                  <w:tcW w:w="1094" w:type="dxa"/>
                   <w:tcBorders>
                     <w:top w:val="nil"/>
                     <w:bottom w:val="nil"/>
@@ -2239,7 +2157,6 @@
                 <w:p>
                   <w:pPr>
                     <w:pStyle w:val="NoSpacing"/>
-                    <w:spacing w:line="276" w:lineRule="auto"/>
                     <w:rPr>
                       <w:rFonts w:cstheme="minorHAnsi"/>
                       <w:sz w:val="20"/>
@@ -2250,7 +2167,7 @@
               </w:tc>
               <w:tc>
                 <w:tcPr>
-                  <w:tcW w:w="1280" w:type="dxa"/>
+                  <w:tcW w:w="1171" w:type="dxa"/>
                   <w:tcBorders>
                     <w:top w:val="nil"/>
                     <w:bottom w:val="nil"/>
@@ -2260,7 +2177,6 @@
                 <w:p>
                   <w:pPr>
                     <w:pStyle w:val="NoSpacing"/>
-                    <w:spacing w:line="276" w:lineRule="auto"/>
                     <w:rPr>
                       <w:rFonts w:cstheme="minorHAnsi"/>
                       <w:sz w:val="20"/>
@@ -2276,7 +2192,7 @@
               </w:trPr>
               <w:tc>
                 <w:tcPr>
-                  <w:tcW w:w="1418" w:type="dxa"/>
+                  <w:tcW w:w="999" w:type="dxa"/>
                   <w:tcBorders>
                     <w:top w:val="nil"/>
                     <w:left w:val="nil"/>
@@ -2287,7 +2203,6 @@
                 <w:p>
                   <w:pPr>
                     <w:pStyle w:val="NoSpacing"/>
-                    <w:spacing w:line="276" w:lineRule="auto"/>
                     <w:rPr>
                       <w:rFonts w:cstheme="minorHAnsi"/>
                       <w:sz w:val="20"/>
@@ -2308,9 +2223,8 @@
                       <w:sz w:val="20"/>
                       <w:szCs w:val="20"/>
                     </w:rPr>
-                    <w:t xml:space="preserve"> {</w:t>
-                  </w:r>
-                  <w:proofErr w:type="spellStart"/>
+                    <w:t>{</w:t>
+                  </w:r>
                   <w:r>
                     <w:rPr>
                       <w:rFonts w:cstheme="minorHAnsi"/>
@@ -2319,7 +2233,6 @@
                     </w:rPr>
                     <w:t>prefixCode</w:t>
                   </w:r>
-                  <w:proofErr w:type="spellEnd"/>
                   <w:r>
                     <w:rPr>
                       <w:rFonts w:cstheme="minorHAnsi"/>
@@ -2332,7 +2245,7 @@
               </w:tc>
               <w:tc>
                 <w:tcPr>
-                  <w:tcW w:w="1789" w:type="dxa"/>
+                  <w:tcW w:w="2164" w:type="dxa"/>
                   <w:tcBorders>
                     <w:top w:val="nil"/>
                     <w:left w:val="nil"/>
@@ -2343,7 +2256,6 @@
                 <w:p>
                   <w:pPr>
                     <w:pStyle w:val="NoSpacing"/>
-                    <w:spacing w:line="276" w:lineRule="auto"/>
                     <w:rPr>
                       <w:rFonts w:cstheme="minorHAnsi"/>
                       <w:sz w:val="20"/>
@@ -2356,67 +2268,29 @@
                       <w:sz w:val="20"/>
                       <w:szCs w:val="20"/>
                     </w:rPr>
-                    <w:t>{</w:t>
-                  </w:r>
-                  <w:proofErr w:type="spellStart"/>
-                  <w:r>
-                    <w:rPr>
-                      <w:rFonts w:cstheme="minorHAnsi"/>
-                      <w:sz w:val="20"/>
-                      <w:szCs w:val="20"/>
-                    </w:rPr>
-                    <w:t>containerFrom</w:t>
-                  </w:r>
-                  <w:proofErr w:type="spellEnd"/>
-                  <w:r>
-                    <w:rPr>
-                      <w:rFonts w:cstheme="minorHAnsi"/>
-                      <w:sz w:val="20"/>
-                      <w:szCs w:val="20"/>
-                    </w:rPr>
-                    <w:t>}{#containerTo} to {</w:t>
-                  </w:r>
-                  <w:proofErr w:type="spellStart"/>
-                  <w:r>
-                    <w:rPr>
-                      <w:rFonts w:cstheme="minorHAnsi"/>
-                      <w:sz w:val="20"/>
-                      <w:szCs w:val="20"/>
-                    </w:rPr>
-                    <w:t>containerTo</w:t>
-                  </w:r>
-                  <w:proofErr w:type="spellEnd"/>
-                  <w:r>
-                    <w:rPr>
-                      <w:rFonts w:cstheme="minorHAnsi"/>
-                      <w:sz w:val="20"/>
-                      <w:szCs w:val="20"/>
-                    </w:rPr>
-                    <w:t>}{/</w:t>
-                  </w:r>
-                  <w:proofErr w:type="spellStart"/>
-                  <w:r>
-                    <w:rPr>
-                      <w:rFonts w:cstheme="minorHAnsi"/>
-                      <w:sz w:val="20"/>
-                      <w:szCs w:val="20"/>
-                    </w:rPr>
-                    <w:t>containerTo</w:t>
-                  </w:r>
-                  <w:proofErr w:type="spellEnd"/>
-                  <w:r>
-                    <w:rPr>
-                      <w:rFonts w:cstheme="minorHAnsi"/>
-                      <w:sz w:val="20"/>
-                      <w:szCs w:val="20"/>
-                    </w:rPr>
-                    <w:t>}</w:t>
+                    <w:t>{containerFrom}{#containerTo} to</w:t>
+                  </w:r>
+                  <w:r>
+                    <w:rPr>
+                      <w:rFonts w:cstheme="minorHAnsi"/>
+                      <w:sz w:val="20"/>
+                      <w:szCs w:val="20"/>
+                    </w:rPr>
+                    <w:t xml:space="preserve"> </w:t>
+                  </w:r>
+                  <w:r>
+                    <w:rPr>
+                      <w:rFonts w:cstheme="minorHAnsi"/>
+                      <w:sz w:val="20"/>
+                      <w:szCs w:val="20"/>
+                    </w:rPr>
+                    <w:t>{containerTo}{/containerTo}</w:t>
                   </w:r>
                 </w:p>
               </w:tc>
               <w:tc>
                 <w:tcPr>
-                  <w:tcW w:w="650" w:type="dxa"/>
+                  <w:tcW w:w="606" w:type="dxa"/>
                   <w:tcBorders>
                     <w:top w:val="nil"/>
                     <w:left w:val="nil"/>
@@ -2427,18 +2301,51 @@
                 <w:p>
                   <w:pPr>
                     <w:pStyle w:val="NoSpacing"/>
-                    <w:spacing w:line="276" w:lineRule="auto"/>
                     <w:rPr>
                       <w:rFonts w:cstheme="minorHAnsi"/>
                       <w:sz w:val="20"/>
                       <w:szCs w:val="20"/>
                     </w:rPr>
                   </w:pPr>
+                  <w:r>
+                    <w:rPr>
+                      <w:rFonts w:cstheme="minorHAnsi"/>
+                      <w:sz w:val="20"/>
+                      <w:szCs w:val="20"/>
+                    </w:rPr>
+                    <w:t>{</w:t>
+                  </w:r>
+                  <w:r>
+                    <w:rPr>
+                      <w:rFonts w:cstheme="minorHAnsi"/>
+                      <w:sz w:val="20"/>
+                      <w:szCs w:val="20"/>
+                    </w:rPr>
+                    <w:t>materialGrade</w:t>
+                  </w:r>
+                </w:p>
+                <w:p>
+                  <w:pPr>
+                    <w:pStyle w:val="NoSpacing"/>
+                    <w:rPr>
+                      <w:rFonts w:cstheme="minorHAnsi"/>
+                      <w:sz w:val="20"/>
+                      <w:szCs w:val="20"/>
+                    </w:rPr>
+                  </w:pPr>
+                  <w:r>
+                    <w:rPr>
+                      <w:rFonts w:cstheme="minorHAnsi"/>
+                      <w:sz w:val="20"/>
+                      <w:szCs w:val="20"/>
+                    </w:rPr>
+                    <w:t>}</w:t>
+                  </w:r>
                 </w:p>
               </w:tc>
               <w:tc>
                 <w:tcPr>
-                  <w:tcW w:w="1158" w:type="dxa"/>
+                  <w:tcW w:w="1061" w:type="dxa"/>
                   <w:tcBorders>
                     <w:top w:val="nil"/>
                     <w:left w:val="nil"/>
@@ -2449,7 +2356,6 @@
                 <w:p>
                   <w:pPr>
                     <w:pStyle w:val="NoSpacing"/>
-                    <w:spacing w:line="276" w:lineRule="auto"/>
                     <w:rPr>
                       <w:rFonts w:cstheme="minorHAnsi"/>
                       <w:sz w:val="20"/>
@@ -2464,7 +2370,6 @@
                     </w:rPr>
                     <w:t>{</w:t>
                   </w:r>
-                  <w:proofErr w:type="spellStart"/>
                   <w:r>
                     <w:rPr>
                       <w:rFonts w:cstheme="minorHAnsi"/>
@@ -2473,7 +2378,6 @@
                     </w:rPr>
                     <w:t>brandName</w:t>
                   </w:r>
-                  <w:proofErr w:type="spellEnd"/>
                   <w:r>
                     <w:rPr>
                       <w:rFonts w:cstheme="minorHAnsi"/>
@@ -2486,7 +2390,7 @@
               </w:tc>
               <w:tc>
                 <w:tcPr>
-                  <w:tcW w:w="1115" w:type="dxa"/>
+                  <w:tcW w:w="1023" w:type="dxa"/>
                   <w:tcBorders>
                     <w:top w:val="nil"/>
                     <w:left w:val="nil"/>
@@ -2497,7 +2401,6 @@
                 <w:p>
                   <w:pPr>
                     <w:pStyle w:val="NoSpacing"/>
-                    <w:spacing w:line="276" w:lineRule="auto"/>
                     <w:rPr>
                       <w:rFonts w:cstheme="minorHAnsi"/>
                       <w:sz w:val="20"/>
@@ -2512,7 +2415,6 @@
                     </w:rPr>
                     <w:t>{</w:t>
                   </w:r>
-                  <w:proofErr w:type="spellStart"/>
                   <w:r>
                     <w:rPr>
                       <w:rFonts w:cstheme="minorHAnsi"/>
@@ -2521,7 +2423,6 @@
                     </w:rPr>
                     <w:t>designType</w:t>
                   </w:r>
-                  <w:proofErr w:type="spellEnd"/>
                   <w:r>
                     <w:rPr>
                       <w:rFonts w:cstheme="minorHAnsi"/>
@@ -2534,7 +2435,7 @@
               </w:tc>
               <w:tc>
                 <w:tcPr>
-                  <w:tcW w:w="1039" w:type="dxa"/>
+                  <w:tcW w:w="955" w:type="dxa"/>
                   <w:tcBorders>
                     <w:top w:val="nil"/>
                     <w:left w:val="nil"/>
@@ -2544,7 +2445,6 @@
                 <w:p>
                   <w:pPr>
                     <w:pStyle w:val="NoSpacing"/>
-                    <w:spacing w:line="276" w:lineRule="auto"/>
                     <w:rPr>
                       <w:rFonts w:cstheme="minorHAnsi"/>
                       <w:sz w:val="20"/>
@@ -2559,7 +2459,6 @@
                     </w:rPr>
                     <w:t>{</w:t>
                   </w:r>
-                  <w:proofErr w:type="spellStart"/>
                   <w:r>
                     <w:rPr>
                       <w:rFonts w:cstheme="minorHAnsi"/>
@@ -2568,7 +2467,6 @@
                     </w:rPr>
                     <w:t>finishType</w:t>
                   </w:r>
-                  <w:proofErr w:type="spellEnd"/>
                   <w:r>
                     <w:rPr>
                       <w:rFonts w:cstheme="minorHAnsi"/>
@@ -2581,7 +2479,7 @@
               </w:tc>
               <w:tc>
                 <w:tcPr>
-                  <w:tcW w:w="913" w:type="dxa"/>
+                  <w:tcW w:w="841" w:type="dxa"/>
                   <w:tcBorders>
                     <w:top w:val="nil"/>
                     <w:bottom w:val="nil"/>
@@ -2626,7 +2524,7 @@
               </w:tc>
               <w:tc>
                 <w:tcPr>
-                  <w:tcW w:w="693" w:type="dxa"/>
+                  <w:tcW w:w="976" w:type="dxa"/>
                   <w:tcBorders>
                     <w:top w:val="nil"/>
                     <w:bottom w:val="nil"/>
@@ -2651,7 +2549,6 @@
                     </w:rPr>
                     <w:t>{</w:t>
                   </w:r>
-                  <w:proofErr w:type="spellStart"/>
                   <w:r>
                     <w:rPr>
                       <w:rFonts w:cstheme="minorHAnsi"/>
@@ -2660,7 +2557,6 @@
                     </w:rPr>
                     <w:t>netWeight</w:t>
                   </w:r>
-                  <w:proofErr w:type="spellEnd"/>
                   <w:r>
                     <w:rPr>
                       <w:rFonts w:cstheme="minorHAnsi"/>
@@ -2673,7 +2569,7 @@
               </w:tc>
               <w:tc>
                 <w:tcPr>
-                  <w:tcW w:w="835" w:type="dxa"/>
+                  <w:tcW w:w="1094" w:type="dxa"/>
                   <w:tcBorders>
                     <w:top w:val="nil"/>
                     <w:bottom w:val="nil"/>
@@ -2698,7 +2594,6 @@
                     </w:rPr>
                     <w:t>{</w:t>
                   </w:r>
-                  <w:proofErr w:type="spellStart"/>
                   <w:r>
                     <w:rPr>
                       <w:rFonts w:cstheme="minorHAnsi"/>
@@ -2707,7 +2602,6 @@
                     </w:rPr>
                     <w:t>grossWeight</w:t>
                   </w:r>
-                  <w:proofErr w:type="spellEnd"/>
                   <w:r>
                     <w:rPr>
                       <w:rFonts w:cstheme="minorHAnsi"/>
@@ -2720,7 +2614,7 @@
               </w:tc>
               <w:tc>
                 <w:tcPr>
-                  <w:tcW w:w="1280" w:type="dxa"/>
+                  <w:tcW w:w="1171" w:type="dxa"/>
                   <w:tcBorders>
                     <w:top w:val="nil"/>
                     <w:bottom w:val="nil"/>
@@ -2744,7 +2638,6 @@
                     </w:rPr>
                     <w:t>{</w:t>
                   </w:r>
-                  <w:proofErr w:type="spellStart"/>
                   <w:r>
                     <w:rPr>
                       <w:rFonts w:cstheme="minorHAnsi"/>
@@ -2753,7 +2646,6 @@
                     </w:rPr>
                     <w:t>lengthInch</w:t>
                   </w:r>
-                  <w:proofErr w:type="spellEnd"/>
                   <w:r>
                     <w:rPr>
                       <w:rFonts w:cstheme="minorHAnsi"/>
@@ -2762,7 +2654,6 @@
                     </w:rPr>
                     <w:t>} X {</w:t>
                   </w:r>
-                  <w:proofErr w:type="spellStart"/>
                   <w:r>
                     <w:rPr>
                       <w:rFonts w:cstheme="minorHAnsi"/>
@@ -2771,7 +2662,6 @@
                     </w:rPr>
                     <w:t>widthInch</w:t>
                   </w:r>
-                  <w:proofErr w:type="spellEnd"/>
                   <w:r>
                     <w:rPr>
                       <w:rFonts w:cstheme="minorHAnsi"/>
@@ -2780,7 +2670,6 @@
                     </w:rPr>
                     <w:t>} X {</w:t>
                   </w:r>
-                  <w:proofErr w:type="spellStart"/>
                   <w:r>
                     <w:rPr>
                       <w:rFonts w:cstheme="minorHAnsi"/>
@@ -2795,16 +2684,7 @@
                       <w:sz w:val="20"/>
                       <w:szCs w:val="20"/>
                     </w:rPr>
-                    <w:t>h</w:t>
-                  </w:r>
-                  <w:proofErr w:type="spellEnd"/>
-                  <w:r>
-                    <w:rPr>
-                      <w:rFonts w:cstheme="minorHAnsi"/>
-                      <w:sz w:val="20"/>
-                      <w:szCs w:val="20"/>
-                    </w:rPr>
-                    <w:t>}</w:t>
+                    <w:t>h}</w:t>
                   </w:r>
                   <w:r>
                     <w:rPr>
@@ -2814,61 +2694,13 @@
                     </w:rPr>
                     <w:t>"</w:t>
                   </w:r>
-                </w:p>
-                <w:p>
-                  <w:pPr>
-                    <w:pStyle w:val="NoSpacing"/>
-                    <w:jc w:val="right"/>
-                    <w:rPr>
-                      <w:rFonts w:cstheme="minorHAnsi"/>
-                      <w:sz w:val="20"/>
-                      <w:szCs w:val="20"/>
-                    </w:rPr>
-                  </w:pPr>
-                </w:p>
-                <w:p>
-                  <w:pPr>
-                    <w:pStyle w:val="NoSpacing"/>
-                    <w:jc w:val="right"/>
-                    <w:rPr>
-                      <w:rFonts w:cstheme="minorHAnsi"/>
-                      <w:sz w:val="20"/>
-                      <w:szCs w:val="20"/>
-                    </w:rPr>
-                  </w:pPr>
-                  <w:r>
-                    <w:rPr>
-                      <w:rFonts w:cstheme="minorHAnsi"/>
-                      <w:sz w:val="20"/>
-                      <w:szCs w:val="20"/>
-                    </w:rPr>
-                    <w:t xml:space="preserve"> </w:t>
-                  </w:r>
-                  <w:r>
-                    <w:rPr>
-                      <w:rFonts w:cstheme="minorHAnsi"/>
-                      <w:sz w:val="20"/>
-                      <w:szCs w:val="20"/>
-                    </w:rPr>
-                    <w:t>{/invoices} {/</w:t>
-                  </w:r>
-                  <w:proofErr w:type="spellStart"/>
-                  <w:r>
-                    <w:rPr>
-                      <w:rFonts w:cstheme="minorHAnsi"/>
-                      <w:sz w:val="20"/>
-                      <w:szCs w:val="20"/>
-                    </w:rPr>
-                    <w:t>invoiceItems</w:t>
-                  </w:r>
-                  <w:proofErr w:type="spellEnd"/>
-                  <w:r>
-                    <w:rPr>
-                      <w:rFonts w:cstheme="minorHAnsi"/>
-                      <w:sz w:val="20"/>
-                      <w:szCs w:val="20"/>
-                    </w:rPr>
-                    <w:t>}</w:t>
+                  <w:r>
+                    <w:rPr>
+                      <w:rFonts w:cstheme="minorHAnsi"/>
+                      <w:sz w:val="20"/>
+                      <w:szCs w:val="20"/>
+                    </w:rPr>
+                    <w:t>{/invoices}{/invoiceItems}</w:t>
                   </w:r>
                 </w:p>
               </w:tc>
@@ -3009,7 +2841,6 @@
                     </w:rPr>
                     <w:t>{</w:t>
                   </w:r>
-                  <w:proofErr w:type="spellStart"/>
                   <w:r>
                     <w:rPr>
                       <w:rFonts w:cstheme="minorHAnsi"/>
@@ -3020,7 +2851,6 @@
                     </w:rPr>
                     <w:t>totalQuantity</w:t>
                   </w:r>
-                  <w:proofErr w:type="spellEnd"/>
                   <w:r>
                     <w:rPr>
                       <w:rFonts w:cstheme="minorHAnsi"/>
@@ -3095,29 +2925,7 @@
                       <w:sz w:val="20"/>
                       <w:szCs w:val="20"/>
                     </w:rPr>
-                    <w:t>{</w:t>
-                  </w:r>
-                  <w:proofErr w:type="spellStart"/>
-                  <w:r>
-                    <w:rPr>
-                      <w:rFonts w:cstheme="minorHAnsi"/>
-                      <w:b/>
-                      <w:bCs/>
-                      <w:sz w:val="20"/>
-                      <w:szCs w:val="20"/>
-                    </w:rPr>
-                    <w:t>totalBox</w:t>
-                  </w:r>
-                  <w:proofErr w:type="spellEnd"/>
-                  <w:r>
-                    <w:rPr>
-                      <w:rFonts w:cstheme="minorHAnsi"/>
-                      <w:b/>
-                      <w:bCs/>
-                      <w:sz w:val="20"/>
-                      <w:szCs w:val="20"/>
-                    </w:rPr>
-                    <w:t>}</w:t>
+                    <w:t>{totalBox}</w:t>
                   </w:r>
                 </w:p>
               </w:tc>
@@ -3205,7 +3013,6 @@
                     </w:rPr>
                     <w:t>{</w:t>
                   </w:r>
-                  <w:proofErr w:type="spellStart"/>
                   <w:r>
                     <w:rPr>
                       <w:rFonts w:cstheme="minorHAnsi"/>
@@ -3216,7 +3023,6 @@
                     </w:rPr>
                     <w:t>totalNetWeight</w:t>
                   </w:r>
-                  <w:proofErr w:type="spellEnd"/>
                   <w:r>
                     <w:rPr>
                       <w:rFonts w:cstheme="minorHAnsi"/>
@@ -3312,7 +3118,6 @@
                     </w:rPr>
                     <w:t>{</w:t>
                   </w:r>
-                  <w:proofErr w:type="spellStart"/>
                   <w:r>
                     <w:rPr>
                       <w:rFonts w:cstheme="minorHAnsi"/>
@@ -3323,7 +3128,6 @@
                     </w:rPr>
                     <w:t>totalGrossWeight</w:t>
                   </w:r>
-                  <w:proofErr w:type="spellEnd"/>
                   <w:r>
                     <w:rPr>
                       <w:rFonts w:cstheme="minorHAnsi"/>
@@ -3378,31 +3182,7 @@
                       <w:sz w:val="20"/>
                       <w:szCs w:val="20"/>
                     </w:rPr>
-                    <w:t xml:space="preserve">Total </w:t>
-                  </w:r>
-                  <w:proofErr w:type="spellStart"/>
-                  <w:proofErr w:type="gramStart"/>
-                  <w:r>
-                    <w:rPr>
-                      <w:rFonts w:cstheme="minorHAnsi"/>
-                      <w:b/>
-                      <w:bCs/>
-                      <w:sz w:val="20"/>
-                      <w:szCs w:val="20"/>
-                    </w:rPr>
-                    <w:t>Sq.Meter</w:t>
-                  </w:r>
-                  <w:proofErr w:type="spellEnd"/>
-                  <w:proofErr w:type="gramEnd"/>
-                  <w:r>
-                    <w:rPr>
-                      <w:rFonts w:cstheme="minorHAnsi"/>
-                      <w:b/>
-                      <w:bCs/>
-                      <w:sz w:val="20"/>
-                      <w:szCs w:val="20"/>
-                    </w:rPr>
-                    <w:t>:</w:t>
+                    <w:t>Total Sq.Meter:</w:t>
                   </w:r>
                 </w:p>
               </w:tc>
@@ -3431,29 +3211,7 @@
                       <w:sz w:val="20"/>
                       <w:szCs w:val="20"/>
                     </w:rPr>
-                    <w:t>{</w:t>
-                  </w:r>
-                  <w:proofErr w:type="spellStart"/>
-                  <w:r>
-                    <w:rPr>
-                      <w:rFonts w:cstheme="minorHAnsi"/>
-                      <w:b/>
-                      <w:bCs/>
-                      <w:sz w:val="20"/>
-                      <w:szCs w:val="20"/>
-                    </w:rPr>
-                    <w:t>totalSqMt</w:t>
-                  </w:r>
-                  <w:proofErr w:type="spellEnd"/>
-                  <w:r>
-                    <w:rPr>
-                      <w:rFonts w:cstheme="minorHAnsi"/>
-                      <w:b/>
-                      <w:bCs/>
-                      <w:sz w:val="20"/>
-                      <w:szCs w:val="20"/>
-                    </w:rPr>
-                    <w:t xml:space="preserve">} </w:t>
+                    <w:t xml:space="preserve">{totalSqMt} </w:t>
                   </w:r>
                   <w:r>
                     <w:rPr>
@@ -3549,29 +3307,7 @@
                       <w:sz w:val="20"/>
                       <w:szCs w:val="20"/>
                     </w:rPr>
-                    <w:t>Avg./</w:t>
-                  </w:r>
-                  <w:proofErr w:type="gramStart"/>
-                  <w:r>
-                    <w:rPr>
-                      <w:rFonts w:cstheme="minorHAnsi"/>
-                      <w:b/>
-                      <w:bCs/>
-                      <w:sz w:val="20"/>
-                      <w:szCs w:val="20"/>
-                    </w:rPr>
-                    <w:t>Wt.(</w:t>
-                  </w:r>
-                  <w:proofErr w:type="gramEnd"/>
-                  <w:r>
-                    <w:rPr>
-                      <w:rFonts w:cstheme="minorHAnsi"/>
-                      <w:b/>
-                      <w:bCs/>
-                      <w:sz w:val="20"/>
-                      <w:szCs w:val="20"/>
-                    </w:rPr>
-                    <w:t>Kg)</w:t>
+                    <w:t>Avg/Wt(Kg)</w:t>
                   </w:r>
                 </w:p>
               </w:tc>
@@ -3667,29 +3403,7 @@
                       <w:sz w:val="20"/>
                       <w:szCs w:val="20"/>
                     </w:rPr>
-                    <w:t>{#</w:t>
-                  </w:r>
-                  <w:proofErr w:type="gramStart"/>
-                  <w:r>
-                    <w:rPr>
-                      <w:rFonts w:cstheme="minorHAnsi"/>
-                      <w:b/>
-                      <w:bCs/>
-                      <w:sz w:val="20"/>
-                      <w:szCs w:val="20"/>
-                    </w:rPr>
-                    <w:t>containerSummary}{</w:t>
-                  </w:r>
-                  <w:proofErr w:type="gramEnd"/>
-                  <w:r>
-                    <w:rPr>
-                      <w:rFonts w:cstheme="minorHAnsi"/>
-                      <w:b/>
-                      <w:bCs/>
-                      <w:sz w:val="20"/>
-                      <w:szCs w:val="20"/>
-                    </w:rPr>
-                    <w:t>avgWeight}</w:t>
+                    <w:t>{#containerSummary}{avgWeight}</w:t>
                   </w:r>
                 </w:p>
               </w:tc>
@@ -3719,29 +3433,7 @@
                       <w:sz w:val="20"/>
                       <w:szCs w:val="20"/>
                     </w:rPr>
-                    <w:t>{</w:t>
-                  </w:r>
-                  <w:proofErr w:type="spellStart"/>
-                  <w:r>
-                    <w:rPr>
-                      <w:rFonts w:cstheme="minorHAnsi"/>
-                      <w:b/>
-                      <w:bCs/>
-                      <w:sz w:val="20"/>
-                      <w:szCs w:val="20"/>
-                    </w:rPr>
-                    <w:t>totalSqMtPerType</w:t>
-                  </w:r>
-                  <w:proofErr w:type="spellEnd"/>
-                  <w:r>
-                    <w:rPr>
-                      <w:rFonts w:cstheme="minorHAnsi"/>
-                      <w:b/>
-                      <w:bCs/>
-                      <w:sz w:val="20"/>
-                      <w:szCs w:val="20"/>
-                    </w:rPr>
-                    <w:t>}</w:t>
+                    <w:t>{totalSqMtPerType}</w:t>
                   </w:r>
                 </w:p>
               </w:tc>
@@ -3771,29 +3463,7 @@
                       <w:sz w:val="20"/>
                       <w:szCs w:val="20"/>
                     </w:rPr>
-                    <w:t>{length} X {width} X {height} MM{/</w:t>
-                  </w:r>
-                  <w:proofErr w:type="spellStart"/>
-                  <w:r>
-                    <w:rPr>
-                      <w:rFonts w:cstheme="minorHAnsi"/>
-                      <w:b/>
-                      <w:bCs/>
-                      <w:sz w:val="20"/>
-                      <w:szCs w:val="20"/>
-                    </w:rPr>
-                    <w:t>containerSummary</w:t>
-                  </w:r>
-                  <w:proofErr w:type="spellEnd"/>
-                  <w:r>
-                    <w:rPr>
-                      <w:rFonts w:cstheme="minorHAnsi"/>
-                      <w:b/>
-                      <w:bCs/>
-                      <w:sz w:val="20"/>
-                      <w:szCs w:val="20"/>
-                    </w:rPr>
-                    <w:t>}</w:t>
+                    <w:t>{length} X {width} X {height} MM{/containerSummary}</w:t>
                   </w:r>
                 </w:p>
               </w:tc>

--- a/electron/database/generate-document/templates/custom-packing.docx
+++ b/electron/database/generate-document/templates/custom-packing.docx
@@ -10,10 +10,10 @@
         <w:tblLook w:val="04A0" w:firstRow="1" w:lastRow="0" w:firstColumn="1" w:lastColumn="0" w:noHBand="0" w:noVBand="1"/>
       </w:tblPr>
       <w:tblGrid>
-        <w:gridCol w:w="3592"/>
-        <w:gridCol w:w="2444"/>
-        <w:gridCol w:w="2579"/>
-        <w:gridCol w:w="2491"/>
+        <w:gridCol w:w="3770"/>
+        <w:gridCol w:w="2387"/>
+        <w:gridCol w:w="2517"/>
+        <w:gridCol w:w="2432"/>
       </w:tblGrid>
       <w:tr>
         <w:trPr>
@@ -213,12 +213,14 @@
               </w:rPr>
               <w:t>{</w:t>
             </w:r>
+            <w:proofErr w:type="spellStart"/>
             <w:r>
               <w:rPr>
                 <w:rFonts w:cstheme="minorHAnsi"/>
               </w:rPr>
               <w:t>invoiceNo</w:t>
             </w:r>
+            <w:proofErr w:type="spellEnd"/>
             <w:r>
               <w:rPr>
                 <w:rFonts w:cstheme="minorHAnsi"/>
@@ -259,12 +261,14 @@
               </w:rPr>
               <w:t>{</w:t>
             </w:r>
+            <w:proofErr w:type="spellStart"/>
             <w:r>
               <w:rPr>
                 <w:rFonts w:cstheme="minorHAnsi"/>
               </w:rPr>
               <w:t>invoiceDate</w:t>
             </w:r>
+            <w:proofErr w:type="spellEnd"/>
             <w:r>
               <w:rPr>
                 <w:rFonts w:cstheme="minorHAnsi"/>
@@ -327,12 +331,14 @@
               </w:rPr>
               <w:t>{</w:t>
             </w:r>
+            <w:proofErr w:type="spellStart"/>
             <w:r>
               <w:rPr>
                 <w:rFonts w:cstheme="minorHAnsi"/>
               </w:rPr>
               <w:t>buyersOrderNo</w:t>
             </w:r>
+            <w:proofErr w:type="spellEnd"/>
             <w:r>
               <w:rPr>
                 <w:rFonts w:cstheme="minorHAnsi"/>
@@ -374,12 +380,14 @@
               </w:rPr>
               <w:t>{</w:t>
             </w:r>
+            <w:proofErr w:type="spellStart"/>
             <w:r>
               <w:rPr>
                 <w:rFonts w:cstheme="minorHAnsi"/>
               </w:rPr>
               <w:t>orderDate</w:t>
             </w:r>
+            <w:proofErr w:type="spellEnd"/>
             <w:r>
               <w:rPr>
                 <w:rFonts w:cstheme="minorHAnsi"/>
@@ -436,6 +444,7 @@
               </w:rPr>
               <w:t>{</w:t>
             </w:r>
+            <w:proofErr w:type="spellStart"/>
             <w:r>
               <w:rPr>
                 <w:rFonts w:cstheme="minorHAnsi"/>
@@ -444,6 +453,7 @@
               </w:rPr>
               <w:t>consigneeCountry</w:t>
             </w:r>
+            <w:proofErr w:type="spellEnd"/>
             <w:r>
               <w:rPr>
                 <w:rFonts w:cstheme="minorHAnsi"/>
@@ -512,6 +522,7 @@
               </w:rPr>
               <w:t>{</w:t>
             </w:r>
+            <w:proofErr w:type="spellStart"/>
             <w:r>
               <w:rPr>
                 <w:rFonts w:cstheme="minorHAnsi"/>
@@ -520,6 +531,7 @@
               </w:rPr>
               <w:t>consigneeName</w:t>
             </w:r>
+            <w:proofErr w:type="spellEnd"/>
             <w:r>
               <w:rPr>
                 <w:rFonts w:cstheme="minorHAnsi"/>
@@ -545,6 +557,7 @@
               </w:rPr>
               <w:t>{</w:t>
             </w:r>
+            <w:proofErr w:type="spellStart"/>
             <w:r>
               <w:rPr>
                 <w:rFonts w:cstheme="minorHAnsi"/>
@@ -553,6 +566,7 @@
               </w:rPr>
               <w:t>consigneeAddress</w:t>
             </w:r>
+            <w:proofErr w:type="spellEnd"/>
             <w:r>
               <w:rPr>
                 <w:rFonts w:cstheme="minorHAnsi"/>
@@ -561,6 +575,7 @@
               </w:rPr>
               <w:t>} {</w:t>
             </w:r>
+            <w:proofErr w:type="spellStart"/>
             <w:r>
               <w:rPr>
                 <w:rFonts w:cstheme="minorHAnsi"/>
@@ -569,6 +584,7 @@
               </w:rPr>
               <w:t>consigneeCity</w:t>
             </w:r>
+            <w:proofErr w:type="spellEnd"/>
             <w:r>
               <w:rPr>
                 <w:rFonts w:cstheme="minorHAnsi"/>
@@ -577,6 +593,7 @@
               </w:rPr>
               <w:t>} {</w:t>
             </w:r>
+            <w:proofErr w:type="spellStart"/>
             <w:r>
               <w:rPr>
                 <w:rFonts w:cstheme="minorHAnsi"/>
@@ -585,6 +602,7 @@
               </w:rPr>
               <w:t>consigneeState</w:t>
             </w:r>
+            <w:proofErr w:type="spellEnd"/>
             <w:r>
               <w:rPr>
                 <w:rFonts w:cstheme="minorHAnsi"/>
@@ -610,6 +628,7 @@
               </w:rPr>
               <w:t>{</w:t>
             </w:r>
+            <w:proofErr w:type="spellStart"/>
             <w:r>
               <w:rPr>
                 <w:rFonts w:cstheme="minorHAnsi"/>
@@ -618,6 +637,7 @@
               </w:rPr>
               <w:t>consigneeCountry</w:t>
             </w:r>
+            <w:proofErr w:type="spellEnd"/>
             <w:r>
               <w:rPr>
                 <w:rFonts w:cstheme="minorHAnsi"/>
@@ -626,6 +646,7 @@
               </w:rPr>
               <w:t>} {</w:t>
             </w:r>
+            <w:proofErr w:type="spellStart"/>
             <w:r>
               <w:rPr>
                 <w:rFonts w:cstheme="minorHAnsi"/>
@@ -634,6 +655,7 @@
               </w:rPr>
               <w:t>consigneeZip</w:t>
             </w:r>
+            <w:proofErr w:type="spellEnd"/>
             <w:r>
               <w:rPr>
                 <w:rFonts w:cstheme="minorHAnsi"/>
@@ -686,6 +708,7 @@
               </w:rPr>
               <w:t>{</w:t>
             </w:r>
+            <w:proofErr w:type="spellStart"/>
             <w:r>
               <w:rPr>
                 <w:rFonts w:cstheme="minorHAnsi"/>
@@ -694,6 +717,7 @@
               </w:rPr>
               <w:t>buyerName</w:t>
             </w:r>
+            <w:proofErr w:type="spellEnd"/>
             <w:r>
               <w:rPr>
                 <w:rFonts w:cstheme="minorHAnsi"/>
@@ -719,6 +743,7 @@
               </w:rPr>
               <w:t>{</w:t>
             </w:r>
+            <w:proofErr w:type="spellStart"/>
             <w:r>
               <w:rPr>
                 <w:rFonts w:cstheme="minorHAnsi"/>
@@ -727,6 +752,7 @@
               </w:rPr>
               <w:t>buyerAddress</w:t>
             </w:r>
+            <w:proofErr w:type="spellEnd"/>
             <w:r>
               <w:rPr>
                 <w:rFonts w:cstheme="minorHAnsi"/>
@@ -735,6 +761,7 @@
               </w:rPr>
               <w:t>} {</w:t>
             </w:r>
+            <w:proofErr w:type="spellStart"/>
             <w:r>
               <w:rPr>
                 <w:rFonts w:cstheme="minorHAnsi"/>
@@ -743,6 +770,7 @@
               </w:rPr>
               <w:t>buyerCity</w:t>
             </w:r>
+            <w:proofErr w:type="spellEnd"/>
             <w:r>
               <w:rPr>
                 <w:rFonts w:cstheme="minorHAnsi"/>
@@ -751,6 +779,7 @@
               </w:rPr>
               <w:t>} {</w:t>
             </w:r>
+            <w:proofErr w:type="spellStart"/>
             <w:r>
               <w:rPr>
                 <w:rFonts w:cstheme="minorHAnsi"/>
@@ -759,6 +788,7 @@
               </w:rPr>
               <w:t>buyerState</w:t>
             </w:r>
+            <w:proofErr w:type="spellEnd"/>
             <w:r>
               <w:rPr>
                 <w:rFonts w:cstheme="minorHAnsi"/>
@@ -784,6 +814,7 @@
               </w:rPr>
               <w:t>{</w:t>
             </w:r>
+            <w:proofErr w:type="spellStart"/>
             <w:r>
               <w:rPr>
                 <w:rFonts w:cstheme="minorHAnsi"/>
@@ -792,6 +823,7 @@
               </w:rPr>
               <w:t>buyerCountry</w:t>
             </w:r>
+            <w:proofErr w:type="spellEnd"/>
             <w:r>
               <w:rPr>
                 <w:rFonts w:cstheme="minorHAnsi"/>
@@ -800,6 +832,7 @@
               </w:rPr>
               <w:t>} {</w:t>
             </w:r>
+            <w:proofErr w:type="spellStart"/>
             <w:r>
               <w:rPr>
                 <w:rFonts w:cstheme="minorHAnsi"/>
@@ -808,6 +841,7 @@
               </w:rPr>
               <w:t>buyerZip</w:t>
             </w:r>
+            <w:proofErr w:type="spellEnd"/>
             <w:r>
               <w:rPr>
                 <w:rFonts w:cstheme="minorHAnsi"/>
@@ -879,6 +913,7 @@
               </w:rPr>
               <w:t>{</w:t>
             </w:r>
+            <w:proofErr w:type="spellStart"/>
             <w:r>
               <w:rPr>
                 <w:rFonts w:cstheme="minorHAnsi"/>
@@ -887,6 +922,7 @@
               </w:rPr>
               <w:t>originOfGoods</w:t>
             </w:r>
+            <w:proofErr w:type="spellEnd"/>
             <w:r>
               <w:rPr>
                 <w:rFonts w:cstheme="minorHAnsi"/>
@@ -937,6 +973,7 @@
               </w:rPr>
               <w:t>{</w:t>
             </w:r>
+            <w:proofErr w:type="spellStart"/>
             <w:r>
               <w:rPr>
                 <w:rFonts w:cstheme="minorHAnsi"/>
@@ -945,6 +982,7 @@
               </w:rPr>
               <w:t>finalDestination</w:t>
             </w:r>
+            <w:proofErr w:type="spellEnd"/>
             <w:r>
               <w:rPr>
                 <w:rFonts w:cstheme="minorHAnsi"/>
@@ -1021,6 +1059,7 @@
               </w:rPr>
               <w:t>{</w:t>
             </w:r>
+            <w:proofErr w:type="spellStart"/>
             <w:r>
               <w:rPr>
                 <w:rFonts w:cstheme="minorHAnsi"/>
@@ -1029,6 +1068,7 @@
               </w:rPr>
               <w:t>termOfDeliveryAndPayment</w:t>
             </w:r>
+            <w:proofErr w:type="spellEnd"/>
             <w:r>
               <w:rPr>
                 <w:rFonts w:cstheme="minorHAnsi"/>
@@ -1064,6 +1104,7 @@
                 <w:szCs w:val="20"/>
               </w:rPr>
             </w:pPr>
+            <w:proofErr w:type="spellStart"/>
             <w:r>
               <w:rPr>
                 <w:rFonts w:ascii="SansSerif" w:hAnsi="SansSerif" w:cs="SansSerif"/>
@@ -1071,7 +1112,17 @@
                 <w:sz w:val="20"/>
                 <w:szCs w:val="20"/>
               </w:rPr>
-              <w:t>Precarriage by:</w:t>
+              <w:t>Precarriage</w:t>
+            </w:r>
+            <w:proofErr w:type="spellEnd"/>
+            <w:r>
+              <w:rPr>
+                <w:rFonts w:ascii="SansSerif" w:hAnsi="SansSerif" w:cs="SansSerif"/>
+                <w:color w:val="000000"/>
+                <w:sz w:val="20"/>
+                <w:szCs w:val="20"/>
+              </w:rPr>
+              <w:t xml:space="preserve"> by:</w:t>
             </w:r>
           </w:p>
           <w:p>
@@ -1091,6 +1142,7 @@
               </w:rPr>
               <w:t>{</w:t>
             </w:r>
+            <w:proofErr w:type="spellStart"/>
             <w:r>
               <w:rPr>
                 <w:rFonts w:cstheme="minorHAnsi"/>
@@ -1099,6 +1151,7 @@
               </w:rPr>
               <w:t>precarriageBy</w:t>
             </w:r>
+            <w:proofErr w:type="spellEnd"/>
             <w:r>
               <w:rPr>
                 <w:rFonts w:cstheme="minorHAnsi"/>
@@ -1159,6 +1212,7 @@
               </w:rPr>
               <w:t>{</w:t>
             </w:r>
+            <w:proofErr w:type="spellStart"/>
             <w:r>
               <w:rPr>
                 <w:rFonts w:ascii="SansSerif" w:hAnsi="SansSerif" w:cs="SansSerif"/>
@@ -1168,6 +1222,7 @@
               </w:rPr>
               <w:t>placeOfReceipt</w:t>
             </w:r>
+            <w:proofErr w:type="spellEnd"/>
             <w:r>
               <w:rPr>
                 <w:rFonts w:ascii="SansSerif" w:hAnsi="SansSerif" w:cs="SansSerif"/>
@@ -1257,6 +1312,7 @@
               </w:rPr>
               <w:t>{</w:t>
             </w:r>
+            <w:proofErr w:type="spellStart"/>
             <w:r>
               <w:rPr>
                 <w:rFonts w:ascii="SansSerif" w:hAnsi="SansSerif" w:cs="SansSerif"/>
@@ -1266,6 +1322,7 @@
               </w:rPr>
               <w:t>vesselNo</w:t>
             </w:r>
+            <w:proofErr w:type="spellEnd"/>
             <w:r>
               <w:rPr>
                 <w:rFonts w:ascii="SansSerif" w:hAnsi="SansSerif" w:cs="SansSerif"/>
@@ -1327,6 +1384,7 @@
               </w:rPr>
               <w:t>{</w:t>
             </w:r>
+            <w:proofErr w:type="spellStart"/>
             <w:r>
               <w:rPr>
                 <w:rFonts w:ascii="SansSerif" w:hAnsi="SansSerif" w:cs="SansSerif"/>
@@ -1336,6 +1394,7 @@
               </w:rPr>
               <w:t>portOfLoading</w:t>
             </w:r>
+            <w:proofErr w:type="spellEnd"/>
             <w:r>
               <w:rPr>
                 <w:rFonts w:ascii="SansSerif" w:hAnsi="SansSerif" w:cs="SansSerif"/>
@@ -1420,6 +1479,7 @@
               </w:rPr>
               <w:t>{</w:t>
             </w:r>
+            <w:proofErr w:type="spellStart"/>
             <w:r>
               <w:rPr>
                 <w:rFonts w:ascii="SansSerif" w:hAnsi="SansSerif" w:cs="SansSerif"/>
@@ -1429,6 +1489,7 @@
               </w:rPr>
               <w:t>portOfDischarge</w:t>
             </w:r>
+            <w:proofErr w:type="spellEnd"/>
             <w:r>
               <w:rPr>
                 <w:rFonts w:ascii="SansSerif" w:hAnsi="SansSerif" w:cs="SansSerif"/>
@@ -1486,6 +1547,7 @@
               </w:rPr>
               <w:t>{</w:t>
             </w:r>
+            <w:proofErr w:type="spellStart"/>
             <w:r>
               <w:rPr>
                 <w:rFonts w:ascii="SansSerif" w:hAnsi="SansSerif" w:cs="SansSerif"/>
@@ -1495,6 +1557,7 @@
               </w:rPr>
               <w:t>finalDestination</w:t>
             </w:r>
+            <w:proofErr w:type="spellEnd"/>
             <w:r>
               <w:rPr>
                 <w:rFonts w:ascii="SansSerif" w:hAnsi="SansSerif" w:cs="SansSerif"/>
@@ -1565,6 +1628,7 @@
               </w:rPr>
               <w:t>{</w:t>
             </w:r>
+            <w:proofErr w:type="spellStart"/>
             <w:r>
               <w:rPr>
                 <w:rFonts w:cstheme="minorHAnsi"/>
@@ -1573,6 +1637,7 @@
               </w:rPr>
               <w:t>privateRemark</w:t>
             </w:r>
+            <w:proofErr w:type="spellEnd"/>
             <w:r>
               <w:rPr>
                 <w:rFonts w:cstheme="minorHAnsi"/>
@@ -1607,16 +1672,16 @@
               <w:tblLook w:val="04A0" w:firstRow="1" w:lastRow="0" w:firstColumn="1" w:lastColumn="0" w:noHBand="0" w:noVBand="1"/>
             </w:tblPr>
             <w:tblGrid>
-              <w:gridCol w:w="1330"/>
-              <w:gridCol w:w="1699"/>
-              <w:gridCol w:w="945"/>
-              <w:gridCol w:w="859"/>
-              <w:gridCol w:w="830"/>
-              <w:gridCol w:w="778"/>
-              <w:gridCol w:w="692"/>
-              <w:gridCol w:w="794"/>
-              <w:gridCol w:w="884"/>
-              <w:gridCol w:w="2079"/>
+              <w:gridCol w:w="1119"/>
+              <w:gridCol w:w="1418"/>
+              <w:gridCol w:w="1529"/>
+              <w:gridCol w:w="1666"/>
+              <w:gridCol w:w="714"/>
+              <w:gridCol w:w="672"/>
+              <w:gridCol w:w="602"/>
+              <w:gridCol w:w="685"/>
+              <w:gridCol w:w="758"/>
+              <w:gridCol w:w="1727"/>
             </w:tblGrid>
             <w:tr>
               <w:trPr>
@@ -1710,7 +1775,119 @@
                       <w:sz w:val="20"/>
                       <w:szCs w:val="20"/>
                     </w:rPr>
-                    <w:t>Grade</w:t>
+                    <w:t>{#</w:t>
+                  </w:r>
+                  <w:proofErr w:type="gramStart"/>
+                  <w:r>
+                    <w:rPr>
+                      <w:rFonts w:cstheme="minorHAnsi"/>
+                      <w:b/>
+                      <w:bCs/>
+                      <w:sz w:val="20"/>
+                      <w:szCs w:val="20"/>
+                    </w:rPr>
+                    <w:t>isAus}ASW</w:t>
+                  </w:r>
+                  <w:proofErr w:type="gramEnd"/>
+                  <w:r>
+                    <w:rPr>
+                      <w:rFonts w:cstheme="minorHAnsi"/>
+                      <w:b/>
+                      <w:bCs/>
+                      <w:sz w:val="20"/>
+                      <w:szCs w:val="20"/>
+                    </w:rPr>
+                    <w:t xml:space="preserve"> No{/</w:t>
+                  </w:r>
+                  <w:proofErr w:type="spellStart"/>
+                  <w:proofErr w:type="gramStart"/>
+                  <w:r>
+                    <w:rPr>
+                      <w:rFonts w:cstheme="minorHAnsi"/>
+                      <w:b/>
+                      <w:bCs/>
+                      <w:sz w:val="20"/>
+                      <w:szCs w:val="20"/>
+                    </w:rPr>
+                    <w:t>isAus</w:t>
+                  </w:r>
+                  <w:proofErr w:type="spellEnd"/>
+                  <w:r>
+                    <w:rPr>
+                      <w:rFonts w:cstheme="minorHAnsi"/>
+                      <w:b/>
+                      <w:bCs/>
+                      <w:sz w:val="20"/>
+                      <w:szCs w:val="20"/>
+                    </w:rPr>
+                    <w:t>}{</w:t>
+                  </w:r>
+                  <w:proofErr w:type="gramEnd"/>
+                  <w:r>
+                    <w:rPr>
+                      <w:rFonts w:cstheme="minorHAnsi"/>
+                      <w:b/>
+                      <w:bCs/>
+                      <w:sz w:val="20"/>
+                      <w:szCs w:val="20"/>
+                    </w:rPr>
+                    <w:t>^</w:t>
+                  </w:r>
+                  <w:proofErr w:type="spellStart"/>
+                  <w:proofErr w:type="gramStart"/>
+                  <w:r>
+                    <w:rPr>
+                      <w:rFonts w:cstheme="minorHAnsi"/>
+                      <w:b/>
+                      <w:bCs/>
+                      <w:sz w:val="20"/>
+                      <w:szCs w:val="20"/>
+                    </w:rPr>
+                    <w:t>isAus</w:t>
+                  </w:r>
+                  <w:proofErr w:type="spellEnd"/>
+                  <w:r>
+                    <w:rPr>
+                      <w:rFonts w:cstheme="minorHAnsi"/>
+                      <w:b/>
+                      <w:bCs/>
+                      <w:sz w:val="20"/>
+                      <w:szCs w:val="20"/>
+                    </w:rPr>
+                    <w:t>}Grade</w:t>
+                  </w:r>
+                  <w:proofErr w:type="gramEnd"/>
+                  <w:r>
+                    <w:rPr>
+                      <w:rFonts w:cstheme="minorHAnsi"/>
+                      <w:b/>
+                      <w:bCs/>
+                      <w:sz w:val="20"/>
+                      <w:szCs w:val="20"/>
+                    </w:rPr>
+                    <w:t>{/</w:t>
+                  </w:r>
+                  <w:proofErr w:type="spellStart"/>
+                  <w:r>
+                    <w:rPr>
+                      <w:rFonts w:cstheme="minorHAnsi"/>
+                      <w:b/>
+                      <w:bCs/>
+                      <w:sz w:val="20"/>
+                      <w:szCs w:val="20"/>
+                    </w:rPr>
+                    <w:t>isAus</w:t>
+                  </w:r>
+                  <w:proofErr w:type="spellEnd"/>
+                  <w:r>
+                    <w:rPr>
+                      <w:rFonts w:cstheme="minorHAnsi"/>
+                      <w:b/>
+                      <w:bCs/>
+                      <w:sz w:val="20"/>
+                      <w:szCs w:val="20"/>
+                    </w:rPr>
+                    <w:t>}</w:t>
                   </w:r>
                 </w:p>
               </w:tc>
@@ -1744,7 +1921,163 @@
                       <w:sz w:val="20"/>
                       <w:szCs w:val="20"/>
                     </w:rPr>
+                    <w:t>{#</w:t>
+                  </w:r>
+                  <w:proofErr w:type="gramStart"/>
+                  <w:r>
+                    <w:rPr>
+                      <w:rFonts w:cstheme="minorHAnsi"/>
+                      <w:b/>
+                      <w:bCs/>
+                      <w:sz w:val="20"/>
+                      <w:szCs w:val="20"/>
+                    </w:rPr>
+                    <w:t>isAus}ASW</w:t>
+                  </w:r>
+                  <w:proofErr w:type="gramEnd"/>
+                  <w:r>
+                    <w:rPr>
+                      <w:rFonts w:cstheme="minorHAnsi"/>
+                      <w:b/>
+                      <w:bCs/>
+                      <w:sz w:val="20"/>
+                      <w:szCs w:val="20"/>
+                    </w:rPr>
+                    <w:t xml:space="preserve"> </w:t>
+                  </w:r>
+                  <w:proofErr w:type="spellStart"/>
+                  <w:proofErr w:type="gramStart"/>
+                  <w:r>
+                    <w:rPr>
+                      <w:rFonts w:cstheme="minorHAnsi"/>
+                      <w:b/>
+                      <w:bCs/>
+                      <w:sz w:val="20"/>
+                      <w:szCs w:val="20"/>
+                    </w:rPr>
+                    <w:t>PO.</w:t>
+                  </w:r>
+                  <w:r>
+                    <w:rPr>
+                      <w:rFonts w:cstheme="minorHAnsi"/>
+                      <w:b/>
+                      <w:bCs/>
+                      <w:sz w:val="20"/>
+                      <w:szCs w:val="20"/>
+                    </w:rPr>
+                    <w:t>No</w:t>
+                  </w:r>
+                  <w:proofErr w:type="spellEnd"/>
+                  <w:proofErr w:type="gramEnd"/>
+                  <w:r>
+                    <w:rPr>
+                      <w:rFonts w:cstheme="minorHAnsi"/>
+                      <w:b/>
+                      <w:bCs/>
+                      <w:sz w:val="20"/>
+                      <w:szCs w:val="20"/>
+                    </w:rPr>
+                    <w:t>{/</w:t>
+                  </w:r>
+                  <w:proofErr w:type="spellStart"/>
+                  <w:proofErr w:type="gramStart"/>
+                  <w:r>
+                    <w:rPr>
+                      <w:rFonts w:cstheme="minorHAnsi"/>
+                      <w:b/>
+                      <w:bCs/>
+                      <w:sz w:val="20"/>
+                      <w:szCs w:val="20"/>
+                    </w:rPr>
+                    <w:t>isAus</w:t>
+                  </w:r>
+                  <w:proofErr w:type="spellEnd"/>
+                  <w:r>
+                    <w:rPr>
+                      <w:rFonts w:cstheme="minorHAnsi"/>
+                      <w:b/>
+                      <w:bCs/>
+                      <w:sz w:val="20"/>
+                      <w:szCs w:val="20"/>
+                    </w:rPr>
+                    <w:t>}{</w:t>
+                  </w:r>
+                  <w:proofErr w:type="gramEnd"/>
+                  <w:r>
+                    <w:rPr>
+                      <w:rFonts w:cstheme="minorHAnsi"/>
+                      <w:b/>
+                      <w:bCs/>
+                      <w:sz w:val="20"/>
+                      <w:szCs w:val="20"/>
+                    </w:rPr>
+                    <w:t>^</w:t>
+                  </w:r>
+                  <w:proofErr w:type="spellStart"/>
+                  <w:proofErr w:type="gramStart"/>
+                  <w:r>
+                    <w:rPr>
+                      <w:rFonts w:cstheme="minorHAnsi"/>
+                      <w:b/>
+                      <w:bCs/>
+                      <w:sz w:val="20"/>
+                      <w:szCs w:val="20"/>
+                    </w:rPr>
+                    <w:t>isAus</w:t>
+                  </w:r>
+                  <w:proofErr w:type="spellEnd"/>
+                  <w:r>
+                    <w:rPr>
+                      <w:rFonts w:cstheme="minorHAnsi"/>
+                      <w:b/>
+                      <w:bCs/>
+                      <w:sz w:val="20"/>
+                      <w:szCs w:val="20"/>
+                    </w:rPr>
+                    <w:t>}</w:t>
+                  </w:r>
+                  <w:r>
+                    <w:rPr>
+                      <w:rFonts w:cstheme="minorHAnsi"/>
+                      <w:b/>
+                      <w:bCs/>
+                      <w:sz w:val="20"/>
+                      <w:szCs w:val="20"/>
+                    </w:rPr>
                     <w:t>Brand</w:t>
+                  </w:r>
+                  <w:proofErr w:type="gramEnd"/>
+                  <w:r>
+                    <w:rPr>
+                      <w:rFonts w:cstheme="minorHAnsi"/>
+                      <w:b/>
+                      <w:bCs/>
+                      <w:sz w:val="20"/>
+                      <w:szCs w:val="20"/>
+                    </w:rPr>
+                    <w:t>{/</w:t>
+                  </w:r>
+                  <w:proofErr w:type="spellStart"/>
+                  <w:r>
+                    <w:rPr>
+                      <w:rFonts w:cstheme="minorHAnsi"/>
+                      <w:b/>
+                      <w:bCs/>
+                      <w:sz w:val="20"/>
+                      <w:szCs w:val="20"/>
+                    </w:rPr>
+                    <w:t>isAus</w:t>
+                  </w:r>
+                  <w:proofErr w:type="spellEnd"/>
+                  <w:r>
+                    <w:rPr>
+                      <w:rFonts w:cstheme="minorHAnsi"/>
+                      <w:b/>
+                      <w:bCs/>
+                      <w:sz w:val="20"/>
+                      <w:szCs w:val="20"/>
+                    </w:rPr>
+                    <w:t>}</w:t>
                   </w:r>
                 </w:p>
               </w:tc>
@@ -1867,6 +2200,7 @@
                       <w:szCs w:val="20"/>
                     </w:rPr>
                   </w:pPr>
+                  <w:proofErr w:type="spellStart"/>
                   <w:r>
                     <w:rPr>
                       <w:rFonts w:cstheme="minorHAnsi"/>
@@ -1877,6 +2211,7 @@
                     </w:rPr>
                     <w:t>NetWt</w:t>
                   </w:r>
+                  <w:proofErr w:type="spellEnd"/>
                   <w:r>
                     <w:rPr>
                       <w:rFonts w:cstheme="minorHAnsi"/>
@@ -1919,6 +2254,7 @@
                       <w:szCs w:val="20"/>
                     </w:rPr>
                   </w:pPr>
+                  <w:proofErr w:type="spellStart"/>
                   <w:r>
                     <w:rPr>
                       <w:rFonts w:cstheme="minorHAnsi"/>
@@ -1929,6 +2265,7 @@
                     </w:rPr>
                     <w:t>GrossWt</w:t>
                   </w:r>
+                  <w:proofErr w:type="spellEnd"/>
                   <w:r>
                     <w:rPr>
                       <w:rFonts w:cstheme="minorHAnsi"/>
@@ -1980,7 +2317,29 @@
                       <w:sz w:val="20"/>
                       <w:szCs w:val="20"/>
                     </w:rPr>
-                    <w:t>Box Size In Inch</w:t>
+                    <w:t xml:space="preserve">Box Size </w:t>
+                  </w:r>
+                  <w:proofErr w:type="gramStart"/>
+                  <w:r>
+                    <w:rPr>
+                      <w:rFonts w:cstheme="minorHAnsi"/>
+                      <w:b/>
+                      <w:bCs/>
+                      <w:sz w:val="20"/>
+                      <w:szCs w:val="20"/>
+                    </w:rPr>
+                    <w:t>In</w:t>
+                  </w:r>
+                  <w:proofErr w:type="gramEnd"/>
+                  <w:r>
+                    <w:rPr>
+                      <w:rFonts w:cstheme="minorHAnsi"/>
+                      <w:b/>
+                      <w:bCs/>
+                      <w:sz w:val="20"/>
+                      <w:szCs w:val="20"/>
+                    </w:rPr>
+                    <w:t xml:space="preserve"> Inch</w:t>
                   </w:r>
                 </w:p>
               </w:tc>
@@ -2018,6 +2377,7 @@
                     </w:rPr>
                     <w:t>{#</w:t>
                   </w:r>
+                  <w:proofErr w:type="gramStart"/>
                   <w:r>
                     <w:rPr>
                       <w:rFonts w:cstheme="minorHAnsi"/>
@@ -2040,8 +2400,18 @@
                       <w:sz w:val="20"/>
                       <w:szCs w:val="20"/>
                     </w:rPr>
-                    <w:t>{#</w:t>
-                  </w:r>
+                    <w:t>{</w:t>
+                  </w:r>
+                  <w:proofErr w:type="gramEnd"/>
+                  <w:r>
+                    <w:rPr>
+                      <w:rFonts w:cstheme="minorHAnsi"/>
+                      <w:sz w:val="20"/>
+                      <w:szCs w:val="20"/>
+                    </w:rPr>
+                    <w:t>#</w:t>
+                  </w:r>
+                  <w:proofErr w:type="gramStart"/>
                   <w:r>
                     <w:rPr>
                       <w:rFonts w:cstheme="minorHAnsi"/>
@@ -2066,7 +2436,18 @@
                       <w:sz w:val="20"/>
                       <w:szCs w:val="20"/>
                     </w:rPr>
-                    <w:t>{thic</w:t>
+                    <w:t>{</w:t>
+                  </w:r>
+                  <w:proofErr w:type="gramEnd"/>
+                  <w:r>
+                    <w:rPr>
+                      <w:rFonts w:cstheme="minorHAnsi"/>
+                      <w:b/>
+                      <w:bCs/>
+                      <w:sz w:val="20"/>
+                      <w:szCs w:val="20"/>
+                    </w:rPr>
+                    <w:t>thic</w:t>
                   </w:r>
                   <w:r>
                     <w:rPr>
@@ -2215,7 +2596,16 @@
                       <w:sz w:val="20"/>
                       <w:szCs w:val="20"/>
                     </w:rPr>
-                    <w:t>{#invoices}</w:t>
+                    <w:t>{#</w:t>
+                  </w:r>
+                  <w:proofErr w:type="gramStart"/>
+                  <w:r>
+                    <w:rPr>
+                      <w:rFonts w:cstheme="minorHAnsi"/>
+                      <w:sz w:val="20"/>
+                      <w:szCs w:val="20"/>
+                    </w:rPr>
+                    <w:t>invoices}</w:t>
                   </w:r>
                   <w:r>
                     <w:rPr>
@@ -2225,6 +2615,7 @@
                     </w:rPr>
                     <w:t>{</w:t>
                   </w:r>
+                  <w:proofErr w:type="gramEnd"/>
                   <w:r>
                     <w:rPr>
                       <w:rFonts w:cstheme="minorHAnsi"/>
@@ -2268,7 +2659,25 @@
                       <w:sz w:val="20"/>
                       <w:szCs w:val="20"/>
                     </w:rPr>
-                    <w:t>{containerFrom}{#containerTo} to</w:t>
+                    <w:t>{</w:t>
+                  </w:r>
+                  <w:proofErr w:type="spellStart"/>
+                  <w:r>
+                    <w:rPr>
+                      <w:rFonts w:cstheme="minorHAnsi"/>
+                      <w:sz w:val="20"/>
+                      <w:szCs w:val="20"/>
+                    </w:rPr>
+                    <w:t>containerFrom</w:t>
+                  </w:r>
+                  <w:proofErr w:type="spellEnd"/>
+                  <w:r>
+                    <w:rPr>
+                      <w:rFonts w:cstheme="minorHAnsi"/>
+                      <w:sz w:val="20"/>
+                      <w:szCs w:val="20"/>
+                    </w:rPr>
+                    <w:t>}{#containerTo} to</w:t>
                   </w:r>
                   <w:r>
                     <w:rPr>
@@ -2284,7 +2693,43 @@
                       <w:sz w:val="20"/>
                       <w:szCs w:val="20"/>
                     </w:rPr>
-                    <w:t>{containerTo}{/containerTo}</w:t>
+                    <w:t>{</w:t>
+                  </w:r>
+                  <w:proofErr w:type="spellStart"/>
+                  <w:r>
+                    <w:rPr>
+                      <w:rFonts w:cstheme="minorHAnsi"/>
+                      <w:sz w:val="20"/>
+                      <w:szCs w:val="20"/>
+                    </w:rPr>
+                    <w:t>containerTo</w:t>
+                  </w:r>
+                  <w:proofErr w:type="spellEnd"/>
+                  <w:r>
+                    <w:rPr>
+                      <w:rFonts w:cstheme="minorHAnsi"/>
+                      <w:sz w:val="20"/>
+                      <w:szCs w:val="20"/>
+                    </w:rPr>
+                    <w:t>}{/</w:t>
+                  </w:r>
+                  <w:proofErr w:type="spellStart"/>
+                  <w:r>
+                    <w:rPr>
+                      <w:rFonts w:cstheme="minorHAnsi"/>
+                      <w:sz w:val="20"/>
+                      <w:szCs w:val="20"/>
+                    </w:rPr>
+                    <w:t>containerTo</w:t>
+                  </w:r>
+                  <w:proofErr w:type="spellEnd"/>
+                  <w:r>
+                    <w:rPr>
+                      <w:rFonts w:cstheme="minorHAnsi"/>
+                      <w:sz w:val="20"/>
+                      <w:szCs w:val="20"/>
+                    </w:rPr>
+                    <w:t>}</w:t>
                   </w:r>
                 </w:p>
               </w:tc>
@@ -2315,6 +2760,7 @@
                     </w:rPr>
                     <w:t>{</w:t>
                   </w:r>
+                  <w:proofErr w:type="spellStart"/>
                   <w:r>
                     <w:rPr>
                       <w:rFonts w:cstheme="minorHAnsi"/>
@@ -2323,6 +2769,7 @@
                     </w:rPr>
                     <w:t>materialGrade</w:t>
                   </w:r>
+                  <w:proofErr w:type="spellEnd"/>
                 </w:p>
                 <w:p>
                   <w:pPr>
@@ -2370,6 +2817,7 @@
                     </w:rPr>
                     <w:t>{</w:t>
                   </w:r>
+                  <w:proofErr w:type="spellStart"/>
                   <w:r>
                     <w:rPr>
                       <w:rFonts w:cstheme="minorHAnsi"/>
@@ -2378,6 +2826,7 @@
                     </w:rPr>
                     <w:t>brandName</w:t>
                   </w:r>
+                  <w:proofErr w:type="spellEnd"/>
                   <w:r>
                     <w:rPr>
                       <w:rFonts w:cstheme="minorHAnsi"/>
@@ -2415,6 +2864,7 @@
                     </w:rPr>
                     <w:t>{</w:t>
                   </w:r>
+                  <w:proofErr w:type="spellStart"/>
                   <w:r>
                     <w:rPr>
                       <w:rFonts w:cstheme="minorHAnsi"/>
@@ -2423,6 +2873,7 @@
                     </w:rPr>
                     <w:t>designType</w:t>
                   </w:r>
+                  <w:proofErr w:type="spellEnd"/>
                   <w:r>
                     <w:rPr>
                       <w:rFonts w:cstheme="minorHAnsi"/>
@@ -2459,6 +2910,7 @@
                     </w:rPr>
                     <w:t>{</w:t>
                   </w:r>
+                  <w:proofErr w:type="spellStart"/>
                   <w:r>
                     <w:rPr>
                       <w:rFonts w:cstheme="minorHAnsi"/>
@@ -2467,6 +2919,7 @@
                     </w:rPr>
                     <w:t>finishType</w:t>
                   </w:r>
+                  <w:proofErr w:type="spellEnd"/>
                   <w:r>
                     <w:rPr>
                       <w:rFonts w:cstheme="minorHAnsi"/>
@@ -2549,6 +3002,7 @@
                     </w:rPr>
                     <w:t>{</w:t>
                   </w:r>
+                  <w:proofErr w:type="spellStart"/>
                   <w:r>
                     <w:rPr>
                       <w:rFonts w:cstheme="minorHAnsi"/>
@@ -2557,6 +3011,7 @@
                     </w:rPr>
                     <w:t>netWeight</w:t>
                   </w:r>
+                  <w:proofErr w:type="spellEnd"/>
                   <w:r>
                     <w:rPr>
                       <w:rFonts w:cstheme="minorHAnsi"/>
@@ -2594,6 +3049,7 @@
                     </w:rPr>
                     <w:t>{</w:t>
                   </w:r>
+                  <w:proofErr w:type="spellStart"/>
                   <w:r>
                     <w:rPr>
                       <w:rFonts w:cstheme="minorHAnsi"/>
@@ -2602,6 +3058,7 @@
                     </w:rPr>
                     <w:t>grossWeight</w:t>
                   </w:r>
+                  <w:proofErr w:type="spellEnd"/>
                   <w:r>
                     <w:rPr>
                       <w:rFonts w:cstheme="minorHAnsi"/>
@@ -2638,6 +3095,7 @@
                     </w:rPr>
                     <w:t>{</w:t>
                   </w:r>
+                  <w:proofErr w:type="spellStart"/>
                   <w:r>
                     <w:rPr>
                       <w:rFonts w:cstheme="minorHAnsi"/>
@@ -2646,6 +3104,7 @@
                     </w:rPr>
                     <w:t>lengthInch</w:t>
                   </w:r>
+                  <w:proofErr w:type="spellEnd"/>
                   <w:r>
                     <w:rPr>
                       <w:rFonts w:cstheme="minorHAnsi"/>
@@ -2654,6 +3113,7 @@
                     </w:rPr>
                     <w:t>} X {</w:t>
                   </w:r>
+                  <w:proofErr w:type="spellStart"/>
                   <w:r>
                     <w:rPr>
                       <w:rFonts w:cstheme="minorHAnsi"/>
@@ -2662,6 +3122,7 @@
                     </w:rPr>
                     <w:t>widthInch</w:t>
                   </w:r>
+                  <w:proofErr w:type="spellEnd"/>
                   <w:r>
                     <w:rPr>
                       <w:rFonts w:cstheme="minorHAnsi"/>
@@ -2670,6 +3131,7 @@
                     </w:rPr>
                     <w:t>} X {</w:t>
                   </w:r>
+                  <w:proofErr w:type="spellStart"/>
                   <w:r>
                     <w:rPr>
                       <w:rFonts w:cstheme="minorHAnsi"/>
@@ -2684,7 +3146,16 @@
                       <w:sz w:val="20"/>
                       <w:szCs w:val="20"/>
                     </w:rPr>
-                    <w:t>h}</w:t>
+                    <w:t>h</w:t>
+                  </w:r>
+                  <w:proofErr w:type="spellEnd"/>
+                  <w:r>
+                    <w:rPr>
+                      <w:rFonts w:cstheme="minorHAnsi"/>
+                      <w:sz w:val="20"/>
+                      <w:szCs w:val="20"/>
+                    </w:rPr>
+                    <w:t>}</w:t>
                   </w:r>
                   <w:r>
                     <w:rPr>
@@ -2700,7 +3171,43 @@
                       <w:sz w:val="20"/>
                       <w:szCs w:val="20"/>
                     </w:rPr>
-                    <w:t>{/invoices}{/invoiceItems}</w:t>
+                    <w:t>{/</w:t>
+                  </w:r>
+                  <w:proofErr w:type="gramStart"/>
+                  <w:r>
+                    <w:rPr>
+                      <w:rFonts w:cstheme="minorHAnsi"/>
+                      <w:sz w:val="20"/>
+                      <w:szCs w:val="20"/>
+                    </w:rPr>
+                    <w:t>invoices}{</w:t>
+                  </w:r>
+                  <w:proofErr w:type="gramEnd"/>
+                  <w:r>
+                    <w:rPr>
+                      <w:rFonts w:cstheme="minorHAnsi"/>
+                      <w:sz w:val="20"/>
+                      <w:szCs w:val="20"/>
+                    </w:rPr>
+                    <w:t>/</w:t>
+                  </w:r>
+                  <w:proofErr w:type="spellStart"/>
+                  <w:r>
+                    <w:rPr>
+                      <w:rFonts w:cstheme="minorHAnsi"/>
+                      <w:sz w:val="20"/>
+                      <w:szCs w:val="20"/>
+                    </w:rPr>
+                    <w:t>invoiceItems</w:t>
+                  </w:r>
+                  <w:proofErr w:type="spellEnd"/>
+                  <w:r>
+                    <w:rPr>
+                      <w:rFonts w:cstheme="minorHAnsi"/>
+                      <w:sz w:val="20"/>
+                      <w:szCs w:val="20"/>
+                    </w:rPr>
+                    <w:t>}</w:t>
                   </w:r>
                 </w:p>
               </w:tc>
@@ -2841,6 +3348,7 @@
                     </w:rPr>
                     <w:t>{</w:t>
                   </w:r>
+                  <w:proofErr w:type="spellStart"/>
                   <w:r>
                     <w:rPr>
                       <w:rFonts w:cstheme="minorHAnsi"/>
@@ -2851,6 +3359,7 @@
                     </w:rPr>
                     <w:t>totalQuantity</w:t>
                   </w:r>
+                  <w:proofErr w:type="spellEnd"/>
                   <w:r>
                     <w:rPr>
                       <w:rFonts w:cstheme="minorHAnsi"/>
@@ -2925,7 +3434,29 @@
                       <w:sz w:val="20"/>
                       <w:szCs w:val="20"/>
                     </w:rPr>
-                    <w:t>{totalBox}</w:t>
+                    <w:t>{</w:t>
+                  </w:r>
+                  <w:proofErr w:type="spellStart"/>
+                  <w:r>
+                    <w:rPr>
+                      <w:rFonts w:cstheme="minorHAnsi"/>
+                      <w:b/>
+                      <w:bCs/>
+                      <w:sz w:val="20"/>
+                      <w:szCs w:val="20"/>
+                    </w:rPr>
+                    <w:t>totalBox</w:t>
+                  </w:r>
+                  <w:proofErr w:type="spellEnd"/>
+                  <w:r>
+                    <w:rPr>
+                      <w:rFonts w:cstheme="minorHAnsi"/>
+                      <w:b/>
+                      <w:bCs/>
+                      <w:sz w:val="20"/>
+                      <w:szCs w:val="20"/>
+                    </w:rPr>
+                    <w:t>}</w:t>
                   </w:r>
                 </w:p>
               </w:tc>
@@ -3013,6 +3544,7 @@
                     </w:rPr>
                     <w:t>{</w:t>
                   </w:r>
+                  <w:proofErr w:type="spellStart"/>
                   <w:r>
                     <w:rPr>
                       <w:rFonts w:cstheme="minorHAnsi"/>
@@ -3023,6 +3555,7 @@
                     </w:rPr>
                     <w:t>totalNetWeight</w:t>
                   </w:r>
+                  <w:proofErr w:type="spellEnd"/>
                   <w:r>
                     <w:rPr>
                       <w:rFonts w:cstheme="minorHAnsi"/>
@@ -3118,6 +3651,7 @@
                     </w:rPr>
                     <w:t>{</w:t>
                   </w:r>
+                  <w:proofErr w:type="spellStart"/>
                   <w:r>
                     <w:rPr>
                       <w:rFonts w:cstheme="minorHAnsi"/>
@@ -3128,6 +3662,7 @@
                     </w:rPr>
                     <w:t>totalGrossWeight</w:t>
                   </w:r>
+                  <w:proofErr w:type="spellEnd"/>
                   <w:r>
                     <w:rPr>
                       <w:rFonts w:cstheme="minorHAnsi"/>
@@ -3182,7 +3717,31 @@
                       <w:sz w:val="20"/>
                       <w:szCs w:val="20"/>
                     </w:rPr>
-                    <w:t>Total Sq.Meter:</w:t>
+                    <w:t xml:space="preserve">Total </w:t>
+                  </w:r>
+                  <w:proofErr w:type="spellStart"/>
+                  <w:proofErr w:type="gramStart"/>
+                  <w:r>
+                    <w:rPr>
+                      <w:rFonts w:cstheme="minorHAnsi"/>
+                      <w:b/>
+                      <w:bCs/>
+                      <w:sz w:val="20"/>
+                      <w:szCs w:val="20"/>
+                    </w:rPr>
+                    <w:t>Sq.Meter</w:t>
+                  </w:r>
+                  <w:proofErr w:type="spellEnd"/>
+                  <w:proofErr w:type="gramEnd"/>
+                  <w:r>
+                    <w:rPr>
+                      <w:rFonts w:cstheme="minorHAnsi"/>
+                      <w:b/>
+                      <w:bCs/>
+                      <w:sz w:val="20"/>
+                      <w:szCs w:val="20"/>
+                    </w:rPr>
+                    <w:t>:</w:t>
                   </w:r>
                 </w:p>
               </w:tc>
@@ -3211,7 +3770,29 @@
                       <w:sz w:val="20"/>
                       <w:szCs w:val="20"/>
                     </w:rPr>
-                    <w:t xml:space="preserve">{totalSqMt} </w:t>
+                    <w:t>{</w:t>
+                  </w:r>
+                  <w:proofErr w:type="spellStart"/>
+                  <w:r>
+                    <w:rPr>
+                      <w:rFonts w:cstheme="minorHAnsi"/>
+                      <w:b/>
+                      <w:bCs/>
+                      <w:sz w:val="20"/>
+                      <w:szCs w:val="20"/>
+                    </w:rPr>
+                    <w:t>totalSqMt</w:t>
+                  </w:r>
+                  <w:proofErr w:type="spellEnd"/>
+                  <w:r>
+                    <w:rPr>
+                      <w:rFonts w:cstheme="minorHAnsi"/>
+                      <w:b/>
+                      <w:bCs/>
+                      <w:sz w:val="20"/>
+                      <w:szCs w:val="20"/>
+                    </w:rPr>
+                    <w:t xml:space="preserve">} </w:t>
                   </w:r>
                   <w:r>
                     <w:rPr>
@@ -3299,15 +3880,61 @@
                       <w:szCs w:val="20"/>
                     </w:rPr>
                   </w:pPr>
-                  <w:r>
-                    <w:rPr>
-                      <w:rFonts w:cstheme="minorHAnsi"/>
-                      <w:b/>
-                      <w:bCs/>
-                      <w:sz w:val="20"/>
-                      <w:szCs w:val="20"/>
-                    </w:rPr>
-                    <w:t>Avg/Wt(Kg)</w:t>
+                  <w:proofErr w:type="spellStart"/>
+                  <w:r>
+                    <w:rPr>
+                      <w:rFonts w:cstheme="minorHAnsi"/>
+                      <w:b/>
+                      <w:bCs/>
+                      <w:sz w:val="20"/>
+                      <w:szCs w:val="20"/>
+                    </w:rPr>
+                    <w:t>Avg</w:t>
+                  </w:r>
+                  <w:proofErr w:type="spellEnd"/>
+                  <w:r>
+                    <w:rPr>
+                      <w:rFonts w:cstheme="minorHAnsi"/>
+                      <w:b/>
+                      <w:bCs/>
+                      <w:sz w:val="20"/>
+                      <w:szCs w:val="20"/>
+                    </w:rPr>
+                    <w:t>/</w:t>
+                  </w:r>
+                  <w:proofErr w:type="spellStart"/>
+                  <w:proofErr w:type="gramStart"/>
+                  <w:r>
+                    <w:rPr>
+                      <w:rFonts w:cstheme="minorHAnsi"/>
+                      <w:b/>
+                      <w:bCs/>
+                      <w:sz w:val="20"/>
+                      <w:szCs w:val="20"/>
+                    </w:rPr>
+                    <w:t>Wt</w:t>
+                  </w:r>
+                  <w:proofErr w:type="spellEnd"/>
+                  <w:r>
+                    <w:rPr>
+                      <w:rFonts w:cstheme="minorHAnsi"/>
+                      <w:b/>
+                      <w:bCs/>
+                      <w:sz w:val="20"/>
+                      <w:szCs w:val="20"/>
+                    </w:rPr>
+                    <w:t>(</w:t>
+                  </w:r>
+                  <w:proofErr w:type="gramEnd"/>
+                  <w:r>
+                    <w:rPr>
+                      <w:rFonts w:cstheme="minorHAnsi"/>
+                      <w:b/>
+                      <w:bCs/>
+                      <w:sz w:val="20"/>
+                      <w:szCs w:val="20"/>
+                    </w:rPr>
+                    <w:t>Kg)</w:t>
                   </w:r>
                 </w:p>
               </w:tc>
@@ -3403,7 +4030,29 @@
                       <w:sz w:val="20"/>
                       <w:szCs w:val="20"/>
                     </w:rPr>
-                    <w:t>{#containerSummary}{avgWeight}</w:t>
+                    <w:t>{#</w:t>
+                  </w:r>
+                  <w:proofErr w:type="gramStart"/>
+                  <w:r>
+                    <w:rPr>
+                      <w:rFonts w:cstheme="minorHAnsi"/>
+                      <w:b/>
+                      <w:bCs/>
+                      <w:sz w:val="20"/>
+                      <w:szCs w:val="20"/>
+                    </w:rPr>
+                    <w:t>containerSummary}{</w:t>
+                  </w:r>
+                  <w:proofErr w:type="gramEnd"/>
+                  <w:r>
+                    <w:rPr>
+                      <w:rFonts w:cstheme="minorHAnsi"/>
+                      <w:b/>
+                      <w:bCs/>
+                      <w:sz w:val="20"/>
+                      <w:szCs w:val="20"/>
+                    </w:rPr>
+                    <w:t>avgWeight}</w:t>
                   </w:r>
                 </w:p>
               </w:tc>
@@ -3433,7 +4082,29 @@
                       <w:sz w:val="20"/>
                       <w:szCs w:val="20"/>
                     </w:rPr>
-                    <w:t>{totalSqMtPerType}</w:t>
+                    <w:t>{</w:t>
+                  </w:r>
+                  <w:proofErr w:type="spellStart"/>
+                  <w:r>
+                    <w:rPr>
+                      <w:rFonts w:cstheme="minorHAnsi"/>
+                      <w:b/>
+                      <w:bCs/>
+                      <w:sz w:val="20"/>
+                      <w:szCs w:val="20"/>
+                    </w:rPr>
+                    <w:t>totalSqMtPerType</w:t>
+                  </w:r>
+                  <w:proofErr w:type="spellEnd"/>
+                  <w:r>
+                    <w:rPr>
+                      <w:rFonts w:cstheme="minorHAnsi"/>
+                      <w:b/>
+                      <w:bCs/>
+                      <w:sz w:val="20"/>
+                      <w:szCs w:val="20"/>
+                    </w:rPr>
+                    <w:t>}</w:t>
                   </w:r>
                 </w:p>
               </w:tc>
@@ -3463,7 +4134,29 @@
                       <w:sz w:val="20"/>
                       <w:szCs w:val="20"/>
                     </w:rPr>
-                    <w:t>{length} X {width} X {height} MM{/containerSummary}</w:t>
+                    <w:t>{length} X {width} X {height} MM{/</w:t>
+                  </w:r>
+                  <w:proofErr w:type="spellStart"/>
+                  <w:r>
+                    <w:rPr>
+                      <w:rFonts w:cstheme="minorHAnsi"/>
+                      <w:b/>
+                      <w:bCs/>
+                      <w:sz w:val="20"/>
+                      <w:szCs w:val="20"/>
+                    </w:rPr>
+                    <w:t>containerSummary</w:t>
+                  </w:r>
+                  <w:proofErr w:type="spellEnd"/>
+                  <w:r>
+                    <w:rPr>
+                      <w:rFonts w:cstheme="minorHAnsi"/>
+                      <w:b/>
+                      <w:bCs/>
+                      <w:sz w:val="20"/>
+                      <w:szCs w:val="20"/>
+                    </w:rPr>
+                    <w:t>}</w:t>
                   </w:r>
                 </w:p>
               </w:tc>

--- a/electron/database/generate-document/templates/custom-packing.docx
+++ b/electron/database/generate-document/templates/custom-packing.docx
@@ -10,10 +10,10 @@
         <w:tblLook w:val="04A0" w:firstRow="1" w:lastRow="0" w:firstColumn="1" w:lastColumn="0" w:noHBand="0" w:noVBand="1"/>
       </w:tblPr>
       <w:tblGrid>
-        <w:gridCol w:w="3770"/>
-        <w:gridCol w:w="2387"/>
-        <w:gridCol w:w="2517"/>
-        <w:gridCol w:w="2432"/>
+        <w:gridCol w:w="4186"/>
+        <w:gridCol w:w="2257"/>
+        <w:gridCol w:w="2382"/>
+        <w:gridCol w:w="2281"/>
       </w:tblGrid>
       <w:tr>
         <w:trPr>
@@ -21,7 +21,7 @@
         </w:trPr>
         <w:tc>
           <w:tcPr>
-            <w:tcW w:w="5622" w:type="dxa"/>
+            <w:tcW w:w="6157" w:type="dxa"/>
             <w:gridSpan w:val="2"/>
             <w:vMerge w:val="restart"/>
             <w:tcBorders>
@@ -186,7 +186,7 @@
         </w:tc>
         <w:tc>
           <w:tcPr>
-            <w:tcW w:w="2769" w:type="dxa"/>
+            <w:tcW w:w="2517" w:type="dxa"/>
           </w:tcPr>
           <w:p>
             <w:pPr>
@@ -213,14 +213,12 @@
               </w:rPr>
               <w:t>{</w:t>
             </w:r>
-            <w:proofErr w:type="spellStart"/>
             <w:r>
               <w:rPr>
                 <w:rFonts w:cstheme="minorHAnsi"/>
               </w:rPr>
               <w:t>invoiceNo</w:t>
             </w:r>
-            <w:proofErr w:type="spellEnd"/>
             <w:r>
               <w:rPr>
                 <w:rFonts w:cstheme="minorHAnsi"/>
@@ -231,7 +229,7 @@
         </w:tc>
         <w:tc>
           <w:tcPr>
-            <w:tcW w:w="2715" w:type="dxa"/>
+            <w:tcW w:w="2432" w:type="dxa"/>
             <w:tcBorders>
               <w:right w:val="nil"/>
             </w:tcBorders>
@@ -261,14 +259,12 @@
               </w:rPr>
               <w:t>{</w:t>
             </w:r>
-            <w:proofErr w:type="spellStart"/>
             <w:r>
               <w:rPr>
                 <w:rFonts w:cstheme="minorHAnsi"/>
               </w:rPr>
               <w:t>invoiceDate</w:t>
             </w:r>
-            <w:proofErr w:type="spellEnd"/>
             <w:r>
               <w:rPr>
                 <w:rFonts w:cstheme="minorHAnsi"/>
@@ -284,7 +280,7 @@
         </w:trPr>
         <w:tc>
           <w:tcPr>
-            <w:tcW w:w="5622" w:type="dxa"/>
+            <w:tcW w:w="6157" w:type="dxa"/>
             <w:gridSpan w:val="2"/>
             <w:vMerge/>
             <w:tcBorders>
@@ -301,7 +297,7 @@
         </w:tc>
         <w:tc>
           <w:tcPr>
-            <w:tcW w:w="2769" w:type="dxa"/>
+            <w:tcW w:w="2517" w:type="dxa"/>
             <w:tcBorders>
               <w:bottom w:val="single" w:sz="4" w:space="0" w:color="auto"/>
             </w:tcBorders>
@@ -331,14 +327,12 @@
               </w:rPr>
               <w:t>{</w:t>
             </w:r>
-            <w:proofErr w:type="spellStart"/>
             <w:r>
               <w:rPr>
                 <w:rFonts w:cstheme="minorHAnsi"/>
               </w:rPr>
               <w:t>buyersOrderNo</w:t>
             </w:r>
-            <w:proofErr w:type="spellEnd"/>
             <w:r>
               <w:rPr>
                 <w:rFonts w:cstheme="minorHAnsi"/>
@@ -349,7 +343,7 @@
         </w:tc>
         <w:tc>
           <w:tcPr>
-            <w:tcW w:w="2715" w:type="dxa"/>
+            <w:tcW w:w="2432" w:type="dxa"/>
             <w:tcBorders>
               <w:bottom w:val="single" w:sz="4" w:space="0" w:color="auto"/>
               <w:right w:val="nil"/>
@@ -380,14 +374,12 @@
               </w:rPr>
               <w:t>{</w:t>
             </w:r>
-            <w:proofErr w:type="spellStart"/>
             <w:r>
               <w:rPr>
                 <w:rFonts w:cstheme="minorHAnsi"/>
               </w:rPr>
               <w:t>orderDate</w:t>
             </w:r>
-            <w:proofErr w:type="spellEnd"/>
             <w:r>
               <w:rPr>
                 <w:rFonts w:cstheme="minorHAnsi"/>
@@ -403,7 +395,7 @@
         </w:trPr>
         <w:tc>
           <w:tcPr>
-            <w:tcW w:w="5622" w:type="dxa"/>
+            <w:tcW w:w="6157" w:type="dxa"/>
             <w:gridSpan w:val="2"/>
             <w:vMerge w:val="restart"/>
             <w:tcBorders>
@@ -444,7 +436,6 @@
               </w:rPr>
               <w:t>{</w:t>
             </w:r>
-            <w:proofErr w:type="spellStart"/>
             <w:r>
               <w:rPr>
                 <w:rFonts w:cstheme="minorHAnsi"/>
@@ -453,7 +444,6 @@
               </w:rPr>
               <w:t>consigneeCountry</w:t>
             </w:r>
-            <w:proofErr w:type="spellEnd"/>
             <w:r>
               <w:rPr>
                 <w:rFonts w:cstheme="minorHAnsi"/>
@@ -522,7 +512,6 @@
               </w:rPr>
               <w:t>{</w:t>
             </w:r>
-            <w:proofErr w:type="spellStart"/>
             <w:r>
               <w:rPr>
                 <w:rFonts w:cstheme="minorHAnsi"/>
@@ -531,7 +520,6 @@
               </w:rPr>
               <w:t>consigneeName</w:t>
             </w:r>
-            <w:proofErr w:type="spellEnd"/>
             <w:r>
               <w:rPr>
                 <w:rFonts w:cstheme="minorHAnsi"/>
@@ -557,7 +545,6 @@
               </w:rPr>
               <w:t>{</w:t>
             </w:r>
-            <w:proofErr w:type="spellStart"/>
             <w:r>
               <w:rPr>
                 <w:rFonts w:cstheme="minorHAnsi"/>
@@ -566,7 +553,6 @@
               </w:rPr>
               <w:t>consigneeAddress</w:t>
             </w:r>
-            <w:proofErr w:type="spellEnd"/>
             <w:r>
               <w:rPr>
                 <w:rFonts w:cstheme="minorHAnsi"/>
@@ -575,7 +561,6 @@
               </w:rPr>
               <w:t>} {</w:t>
             </w:r>
-            <w:proofErr w:type="spellStart"/>
             <w:r>
               <w:rPr>
                 <w:rFonts w:cstheme="minorHAnsi"/>
@@ -584,7 +569,6 @@
               </w:rPr>
               <w:t>consigneeCity</w:t>
             </w:r>
-            <w:proofErr w:type="spellEnd"/>
             <w:r>
               <w:rPr>
                 <w:rFonts w:cstheme="minorHAnsi"/>
@@ -593,7 +577,6 @@
               </w:rPr>
               <w:t>} {</w:t>
             </w:r>
-            <w:proofErr w:type="spellStart"/>
             <w:r>
               <w:rPr>
                 <w:rFonts w:cstheme="minorHAnsi"/>
@@ -602,7 +585,6 @@
               </w:rPr>
               <w:t>consigneeState</w:t>
             </w:r>
-            <w:proofErr w:type="spellEnd"/>
             <w:r>
               <w:rPr>
                 <w:rFonts w:cstheme="minorHAnsi"/>
@@ -628,7 +610,6 @@
               </w:rPr>
               <w:t>{</w:t>
             </w:r>
-            <w:proofErr w:type="spellStart"/>
             <w:r>
               <w:rPr>
                 <w:rFonts w:cstheme="minorHAnsi"/>
@@ -637,7 +618,6 @@
               </w:rPr>
               <w:t>consigneeCountry</w:t>
             </w:r>
-            <w:proofErr w:type="spellEnd"/>
             <w:r>
               <w:rPr>
                 <w:rFonts w:cstheme="minorHAnsi"/>
@@ -646,7 +626,6 @@
               </w:rPr>
               <w:t>} {</w:t>
             </w:r>
-            <w:proofErr w:type="spellStart"/>
             <w:r>
               <w:rPr>
                 <w:rFonts w:cstheme="minorHAnsi"/>
@@ -655,7 +634,6 @@
               </w:rPr>
               <w:t>consigneeZip</w:t>
             </w:r>
-            <w:proofErr w:type="spellEnd"/>
             <w:r>
               <w:rPr>
                 <w:rFonts w:cstheme="minorHAnsi"/>
@@ -668,7 +646,7 @@
         </w:tc>
         <w:tc>
           <w:tcPr>
-            <w:tcW w:w="5484" w:type="dxa"/>
+            <w:tcW w:w="4949" w:type="dxa"/>
             <w:gridSpan w:val="2"/>
             <w:tcBorders>
               <w:left w:val="single" w:sz="4" w:space="0" w:color="auto"/>
@@ -708,7 +686,6 @@
               </w:rPr>
               <w:t>{</w:t>
             </w:r>
-            <w:proofErr w:type="spellStart"/>
             <w:r>
               <w:rPr>
                 <w:rFonts w:cstheme="minorHAnsi"/>
@@ -717,7 +694,6 @@
               </w:rPr>
               <w:t>buyerName</w:t>
             </w:r>
-            <w:proofErr w:type="spellEnd"/>
             <w:r>
               <w:rPr>
                 <w:rFonts w:cstheme="minorHAnsi"/>
@@ -743,7 +719,6 @@
               </w:rPr>
               <w:t>{</w:t>
             </w:r>
-            <w:proofErr w:type="spellStart"/>
             <w:r>
               <w:rPr>
                 <w:rFonts w:cstheme="minorHAnsi"/>
@@ -752,7 +727,6 @@
               </w:rPr>
               <w:t>buyerAddress</w:t>
             </w:r>
-            <w:proofErr w:type="spellEnd"/>
             <w:r>
               <w:rPr>
                 <w:rFonts w:cstheme="minorHAnsi"/>
@@ -761,7 +735,6 @@
               </w:rPr>
               <w:t>} {</w:t>
             </w:r>
-            <w:proofErr w:type="spellStart"/>
             <w:r>
               <w:rPr>
                 <w:rFonts w:cstheme="minorHAnsi"/>
@@ -770,7 +743,6 @@
               </w:rPr>
               <w:t>buyerCity</w:t>
             </w:r>
-            <w:proofErr w:type="spellEnd"/>
             <w:r>
               <w:rPr>
                 <w:rFonts w:cstheme="minorHAnsi"/>
@@ -779,7 +751,6 @@
               </w:rPr>
               <w:t>} {</w:t>
             </w:r>
-            <w:proofErr w:type="spellStart"/>
             <w:r>
               <w:rPr>
                 <w:rFonts w:cstheme="minorHAnsi"/>
@@ -788,7 +759,6 @@
               </w:rPr>
               <w:t>buyerState</w:t>
             </w:r>
-            <w:proofErr w:type="spellEnd"/>
             <w:r>
               <w:rPr>
                 <w:rFonts w:cstheme="minorHAnsi"/>
@@ -814,7 +784,6 @@
               </w:rPr>
               <w:t>{</w:t>
             </w:r>
-            <w:proofErr w:type="spellStart"/>
             <w:r>
               <w:rPr>
                 <w:rFonts w:cstheme="minorHAnsi"/>
@@ -823,7 +792,6 @@
               </w:rPr>
               <w:t>buyerCountry</w:t>
             </w:r>
-            <w:proofErr w:type="spellEnd"/>
             <w:r>
               <w:rPr>
                 <w:rFonts w:cstheme="minorHAnsi"/>
@@ -832,7 +800,6 @@
               </w:rPr>
               <w:t>} {</w:t>
             </w:r>
-            <w:proofErr w:type="spellStart"/>
             <w:r>
               <w:rPr>
                 <w:rFonts w:cstheme="minorHAnsi"/>
@@ -841,7 +808,6 @@
               </w:rPr>
               <w:t>buyerZip</w:t>
             </w:r>
-            <w:proofErr w:type="spellEnd"/>
             <w:r>
               <w:rPr>
                 <w:rFonts w:cstheme="minorHAnsi"/>
@@ -859,7 +825,7 @@
         </w:trPr>
         <w:tc>
           <w:tcPr>
-            <w:tcW w:w="5622" w:type="dxa"/>
+            <w:tcW w:w="6157" w:type="dxa"/>
             <w:gridSpan w:val="2"/>
             <w:vMerge/>
             <w:tcBorders>
@@ -878,7 +844,7 @@
         </w:tc>
         <w:tc>
           <w:tcPr>
-            <w:tcW w:w="2769" w:type="dxa"/>
+            <w:tcW w:w="2517" w:type="dxa"/>
           </w:tcPr>
           <w:p>
             <w:pPr>
@@ -913,7 +879,6 @@
               </w:rPr>
               <w:t>{</w:t>
             </w:r>
-            <w:proofErr w:type="spellStart"/>
             <w:r>
               <w:rPr>
                 <w:rFonts w:cstheme="minorHAnsi"/>
@@ -922,7 +887,6 @@
               </w:rPr>
               <w:t>originOfGoods</w:t>
             </w:r>
-            <w:proofErr w:type="spellEnd"/>
             <w:r>
               <w:rPr>
                 <w:rFonts w:cstheme="minorHAnsi"/>
@@ -935,7 +899,7 @@
         </w:tc>
         <w:tc>
           <w:tcPr>
-            <w:tcW w:w="2715" w:type="dxa"/>
+            <w:tcW w:w="2432" w:type="dxa"/>
             <w:tcBorders>
               <w:right w:val="nil"/>
             </w:tcBorders>
@@ -973,7 +937,6 @@
               </w:rPr>
               <w:t>{</w:t>
             </w:r>
-            <w:proofErr w:type="spellStart"/>
             <w:r>
               <w:rPr>
                 <w:rFonts w:cstheme="minorHAnsi"/>
@@ -982,7 +945,6 @@
               </w:rPr>
               <w:t>finalDestination</w:t>
             </w:r>
-            <w:proofErr w:type="spellEnd"/>
             <w:r>
               <w:rPr>
                 <w:rFonts w:cstheme="minorHAnsi"/>
@@ -1000,7 +962,7 @@
         </w:trPr>
         <w:tc>
           <w:tcPr>
-            <w:tcW w:w="5622" w:type="dxa"/>
+            <w:tcW w:w="6157" w:type="dxa"/>
             <w:gridSpan w:val="2"/>
             <w:vMerge/>
             <w:tcBorders>
@@ -1019,7 +981,7 @@
         </w:tc>
         <w:tc>
           <w:tcPr>
-            <w:tcW w:w="5484" w:type="dxa"/>
+            <w:tcW w:w="4949" w:type="dxa"/>
             <w:gridSpan w:val="2"/>
             <w:vMerge w:val="restart"/>
             <w:tcBorders>
@@ -1059,7 +1021,6 @@
               </w:rPr>
               <w:t>{</w:t>
             </w:r>
-            <w:proofErr w:type="spellStart"/>
             <w:r>
               <w:rPr>
                 <w:rFonts w:cstheme="minorHAnsi"/>
@@ -1068,7 +1029,6 @@
               </w:rPr>
               <w:t>termOfDeliveryAndPayment</w:t>
             </w:r>
-            <w:proofErr w:type="spellEnd"/>
             <w:r>
               <w:rPr>
                 <w:rFonts w:cstheme="minorHAnsi"/>
@@ -1086,7 +1046,7 @@
         </w:trPr>
         <w:tc>
           <w:tcPr>
-            <w:tcW w:w="2991" w:type="dxa"/>
+            <w:tcW w:w="3770" w:type="dxa"/>
             <w:tcBorders>
               <w:left w:val="nil"/>
             </w:tcBorders>
@@ -1104,7 +1064,6 @@
                 <w:szCs w:val="20"/>
               </w:rPr>
             </w:pPr>
-            <w:proofErr w:type="spellStart"/>
             <w:r>
               <w:rPr>
                 <w:rFonts w:ascii="SansSerif" w:hAnsi="SansSerif" w:cs="SansSerif"/>
@@ -1112,17 +1071,7 @@
                 <w:sz w:val="20"/>
                 <w:szCs w:val="20"/>
               </w:rPr>
-              <w:t>Precarriage</w:t>
-            </w:r>
-            <w:proofErr w:type="spellEnd"/>
-            <w:r>
-              <w:rPr>
-                <w:rFonts w:ascii="SansSerif" w:hAnsi="SansSerif" w:cs="SansSerif"/>
-                <w:color w:val="000000"/>
-                <w:sz w:val="20"/>
-                <w:szCs w:val="20"/>
-              </w:rPr>
-              <w:t xml:space="preserve"> by:</w:t>
+              <w:t>Precarriage by:</w:t>
             </w:r>
           </w:p>
           <w:p>
@@ -1142,7 +1091,6 @@
               </w:rPr>
               <w:t>{</w:t>
             </w:r>
-            <w:proofErr w:type="spellStart"/>
             <w:r>
               <w:rPr>
                 <w:rFonts w:cstheme="minorHAnsi"/>
@@ -1151,7 +1099,6 @@
               </w:rPr>
               <w:t>precarriageBy</w:t>
             </w:r>
-            <w:proofErr w:type="spellEnd"/>
             <w:r>
               <w:rPr>
                 <w:rFonts w:cstheme="minorHAnsi"/>
@@ -1164,7 +1111,7 @@
         </w:tc>
         <w:tc>
           <w:tcPr>
-            <w:tcW w:w="2631" w:type="dxa"/>
+            <w:tcW w:w="2387" w:type="dxa"/>
           </w:tcPr>
           <w:p>
             <w:pPr>
@@ -1212,7 +1159,6 @@
               </w:rPr>
               <w:t>{</w:t>
             </w:r>
-            <w:proofErr w:type="spellStart"/>
             <w:r>
               <w:rPr>
                 <w:rFonts w:ascii="SansSerif" w:hAnsi="SansSerif" w:cs="SansSerif"/>
@@ -1222,7 +1168,6 @@
               </w:rPr>
               <w:t>placeOfReceipt</w:t>
             </w:r>
-            <w:proofErr w:type="spellEnd"/>
             <w:r>
               <w:rPr>
                 <w:rFonts w:ascii="SansSerif" w:hAnsi="SansSerif" w:cs="SansSerif"/>
@@ -1236,7 +1181,7 @@
         </w:tc>
         <w:tc>
           <w:tcPr>
-            <w:tcW w:w="5484" w:type="dxa"/>
+            <w:tcW w:w="4949" w:type="dxa"/>
             <w:gridSpan w:val="2"/>
             <w:vMerge/>
             <w:tcBorders>
@@ -1260,7 +1205,7 @@
         </w:trPr>
         <w:tc>
           <w:tcPr>
-            <w:tcW w:w="2991" w:type="dxa"/>
+            <w:tcW w:w="3770" w:type="dxa"/>
             <w:tcBorders>
               <w:left w:val="nil"/>
             </w:tcBorders>
@@ -1312,7 +1257,6 @@
               </w:rPr>
               <w:t>{</w:t>
             </w:r>
-            <w:proofErr w:type="spellStart"/>
             <w:r>
               <w:rPr>
                 <w:rFonts w:ascii="SansSerif" w:hAnsi="SansSerif" w:cs="SansSerif"/>
@@ -1322,7 +1266,6 @@
               </w:rPr>
               <w:t>vesselNo</w:t>
             </w:r>
-            <w:proofErr w:type="spellEnd"/>
             <w:r>
               <w:rPr>
                 <w:rFonts w:ascii="SansSerif" w:hAnsi="SansSerif" w:cs="SansSerif"/>
@@ -1336,7 +1279,7 @@
         </w:tc>
         <w:tc>
           <w:tcPr>
-            <w:tcW w:w="2631" w:type="dxa"/>
+            <w:tcW w:w="2387" w:type="dxa"/>
           </w:tcPr>
           <w:p>
             <w:pPr>
@@ -1384,7 +1327,6 @@
               </w:rPr>
               <w:t>{</w:t>
             </w:r>
-            <w:proofErr w:type="spellStart"/>
             <w:r>
               <w:rPr>
                 <w:rFonts w:ascii="SansSerif" w:hAnsi="SansSerif" w:cs="SansSerif"/>
@@ -1394,7 +1336,6 @@
               </w:rPr>
               <w:t>portOfLoading</w:t>
             </w:r>
-            <w:proofErr w:type="spellEnd"/>
             <w:r>
               <w:rPr>
                 <w:rFonts w:ascii="SansSerif" w:hAnsi="SansSerif" w:cs="SansSerif"/>
@@ -1408,7 +1349,7 @@
         </w:tc>
         <w:tc>
           <w:tcPr>
-            <w:tcW w:w="5484" w:type="dxa"/>
+            <w:tcW w:w="4949" w:type="dxa"/>
             <w:gridSpan w:val="2"/>
             <w:vMerge/>
             <w:tcBorders>
@@ -1432,7 +1373,7 @@
         </w:trPr>
         <w:tc>
           <w:tcPr>
-            <w:tcW w:w="2991" w:type="dxa"/>
+            <w:tcW w:w="3770" w:type="dxa"/>
             <w:tcBorders>
               <w:left w:val="nil"/>
             </w:tcBorders>
@@ -1479,7 +1420,6 @@
               </w:rPr>
               <w:t>{</w:t>
             </w:r>
-            <w:proofErr w:type="spellStart"/>
             <w:r>
               <w:rPr>
                 <w:rFonts w:ascii="SansSerif" w:hAnsi="SansSerif" w:cs="SansSerif"/>
@@ -1489,7 +1429,6 @@
               </w:rPr>
               <w:t>portOfDischarge</w:t>
             </w:r>
-            <w:proofErr w:type="spellEnd"/>
             <w:r>
               <w:rPr>
                 <w:rFonts w:ascii="SansSerif" w:hAnsi="SansSerif" w:cs="SansSerif"/>
@@ -1503,7 +1442,7 @@
         </w:tc>
         <w:tc>
           <w:tcPr>
-            <w:tcW w:w="2631" w:type="dxa"/>
+            <w:tcW w:w="2387" w:type="dxa"/>
           </w:tcPr>
           <w:p>
             <w:pPr>
@@ -1547,7 +1486,6 @@
               </w:rPr>
               <w:t>{</w:t>
             </w:r>
-            <w:proofErr w:type="spellStart"/>
             <w:r>
               <w:rPr>
                 <w:rFonts w:ascii="SansSerif" w:hAnsi="SansSerif" w:cs="SansSerif"/>
@@ -1557,7 +1495,6 @@
               </w:rPr>
               <w:t>finalDestination</w:t>
             </w:r>
-            <w:proofErr w:type="spellEnd"/>
             <w:r>
               <w:rPr>
                 <w:rFonts w:ascii="SansSerif" w:hAnsi="SansSerif" w:cs="SansSerif"/>
@@ -1571,7 +1508,7 @@
         </w:tc>
         <w:tc>
           <w:tcPr>
-            <w:tcW w:w="5484" w:type="dxa"/>
+            <w:tcW w:w="4949" w:type="dxa"/>
             <w:gridSpan w:val="2"/>
             <w:vMerge/>
             <w:tcBorders>
@@ -1628,7 +1565,6 @@
               </w:rPr>
               <w:t>{</w:t>
             </w:r>
-            <w:proofErr w:type="spellStart"/>
             <w:r>
               <w:rPr>
                 <w:rFonts w:cstheme="minorHAnsi"/>
@@ -1637,7 +1573,6 @@
               </w:rPr>
               <w:t>privateRemark</w:t>
             </w:r>
-            <w:proofErr w:type="spellEnd"/>
             <w:r>
               <w:rPr>
                 <w:rFonts w:cstheme="minorHAnsi"/>
@@ -1775,119 +1710,7 @@
                       <w:sz w:val="20"/>
                       <w:szCs w:val="20"/>
                     </w:rPr>
-                    <w:t>{#</w:t>
-                  </w:r>
-                  <w:proofErr w:type="gramStart"/>
-                  <w:r>
-                    <w:rPr>
-                      <w:rFonts w:cstheme="minorHAnsi"/>
-                      <w:b/>
-                      <w:bCs/>
-                      <w:sz w:val="20"/>
-                      <w:szCs w:val="20"/>
-                    </w:rPr>
-                    <w:t>isAus}ASW</w:t>
-                  </w:r>
-                  <w:proofErr w:type="gramEnd"/>
-                  <w:r>
-                    <w:rPr>
-                      <w:rFonts w:cstheme="minorHAnsi"/>
-                      <w:b/>
-                      <w:bCs/>
-                      <w:sz w:val="20"/>
-                      <w:szCs w:val="20"/>
-                    </w:rPr>
-                    <w:t xml:space="preserve"> No{/</w:t>
-                  </w:r>
-                  <w:proofErr w:type="spellStart"/>
-                  <w:proofErr w:type="gramStart"/>
-                  <w:r>
-                    <w:rPr>
-                      <w:rFonts w:cstheme="minorHAnsi"/>
-                      <w:b/>
-                      <w:bCs/>
-                      <w:sz w:val="20"/>
-                      <w:szCs w:val="20"/>
-                    </w:rPr>
-                    <w:t>isAus</w:t>
-                  </w:r>
-                  <w:proofErr w:type="spellEnd"/>
-                  <w:r>
-                    <w:rPr>
-                      <w:rFonts w:cstheme="minorHAnsi"/>
-                      <w:b/>
-                      <w:bCs/>
-                      <w:sz w:val="20"/>
-                      <w:szCs w:val="20"/>
-                    </w:rPr>
-                    <w:t>}{</w:t>
-                  </w:r>
-                  <w:proofErr w:type="gramEnd"/>
-                  <w:r>
-                    <w:rPr>
-                      <w:rFonts w:cstheme="minorHAnsi"/>
-                      <w:b/>
-                      <w:bCs/>
-                      <w:sz w:val="20"/>
-                      <w:szCs w:val="20"/>
-                    </w:rPr>
-                    <w:t>^</w:t>
-                  </w:r>
-                  <w:proofErr w:type="spellStart"/>
-                  <w:proofErr w:type="gramStart"/>
-                  <w:r>
-                    <w:rPr>
-                      <w:rFonts w:cstheme="minorHAnsi"/>
-                      <w:b/>
-                      <w:bCs/>
-                      <w:sz w:val="20"/>
-                      <w:szCs w:val="20"/>
-                    </w:rPr>
-                    <w:t>isAus</w:t>
-                  </w:r>
-                  <w:proofErr w:type="spellEnd"/>
-                  <w:r>
-                    <w:rPr>
-                      <w:rFonts w:cstheme="minorHAnsi"/>
-                      <w:b/>
-                      <w:bCs/>
-                      <w:sz w:val="20"/>
-                      <w:szCs w:val="20"/>
-                    </w:rPr>
-                    <w:t>}Grade</w:t>
-                  </w:r>
-                  <w:proofErr w:type="gramEnd"/>
-                  <w:r>
-                    <w:rPr>
-                      <w:rFonts w:cstheme="minorHAnsi"/>
-                      <w:b/>
-                      <w:bCs/>
-                      <w:sz w:val="20"/>
-                      <w:szCs w:val="20"/>
-                    </w:rPr>
-                    <w:t>{/</w:t>
-                  </w:r>
-                  <w:proofErr w:type="spellStart"/>
-                  <w:r>
-                    <w:rPr>
-                      <w:rFonts w:cstheme="minorHAnsi"/>
-                      <w:b/>
-                      <w:bCs/>
-                      <w:sz w:val="20"/>
-                      <w:szCs w:val="20"/>
-                    </w:rPr>
-                    <w:t>isAus</w:t>
-                  </w:r>
-                  <w:proofErr w:type="spellEnd"/>
-                  <w:r>
-                    <w:rPr>
-                      <w:rFonts w:cstheme="minorHAnsi"/>
-                      <w:b/>
-                      <w:bCs/>
-                      <w:sz w:val="20"/>
-                      <w:szCs w:val="20"/>
-                    </w:rPr>
-                    <w:t>}</w:t>
+                    <w:t>{#isAus}ASW No{/isAus}{^isAus}Grade{/isAus}</w:t>
                   </w:r>
                 </w:p>
               </w:tc>
@@ -1921,32 +1744,8 @@
                       <w:sz w:val="20"/>
                       <w:szCs w:val="20"/>
                     </w:rPr>
-                    <w:t>{#</w:t>
-                  </w:r>
-                  <w:proofErr w:type="gramStart"/>
-                  <w:r>
-                    <w:rPr>
-                      <w:rFonts w:cstheme="minorHAnsi"/>
-                      <w:b/>
-                      <w:bCs/>
-                      <w:sz w:val="20"/>
-                      <w:szCs w:val="20"/>
-                    </w:rPr>
-                    <w:t>isAus}ASW</w:t>
-                  </w:r>
-                  <w:proofErr w:type="gramEnd"/>
-                  <w:r>
-                    <w:rPr>
-                      <w:rFonts w:cstheme="minorHAnsi"/>
-                      <w:b/>
-                      <w:bCs/>
-                      <w:sz w:val="20"/>
-                      <w:szCs w:val="20"/>
-                    </w:rPr>
-                    <w:t xml:space="preserve"> </w:t>
-                  </w:r>
-                  <w:proofErr w:type="spellStart"/>
-                  <w:proofErr w:type="gramStart"/>
+                    <w:t xml:space="preserve">{#isAus}ASW </w:t>
+                  </w:r>
                   <w:r>
                     <w:rPr>
                       <w:rFonts w:cstheme="minorHAnsi"/>
@@ -1965,76 +1764,7 @@
                       <w:sz w:val="20"/>
                       <w:szCs w:val="20"/>
                     </w:rPr>
-                    <w:t>No</w:t>
-                  </w:r>
-                  <w:proofErr w:type="spellEnd"/>
-                  <w:proofErr w:type="gramEnd"/>
-                  <w:r>
-                    <w:rPr>
-                      <w:rFonts w:cstheme="minorHAnsi"/>
-                      <w:b/>
-                      <w:bCs/>
-                      <w:sz w:val="20"/>
-                      <w:szCs w:val="20"/>
-                    </w:rPr>
-                    <w:t>{/</w:t>
-                  </w:r>
-                  <w:proofErr w:type="spellStart"/>
-                  <w:proofErr w:type="gramStart"/>
-                  <w:r>
-                    <w:rPr>
-                      <w:rFonts w:cstheme="minorHAnsi"/>
-                      <w:b/>
-                      <w:bCs/>
-                      <w:sz w:val="20"/>
-                      <w:szCs w:val="20"/>
-                    </w:rPr>
-                    <w:t>isAus</w:t>
-                  </w:r>
-                  <w:proofErr w:type="spellEnd"/>
-                  <w:r>
-                    <w:rPr>
-                      <w:rFonts w:cstheme="minorHAnsi"/>
-                      <w:b/>
-                      <w:bCs/>
-                      <w:sz w:val="20"/>
-                      <w:szCs w:val="20"/>
-                    </w:rPr>
-                    <w:t>}{</w:t>
-                  </w:r>
-                  <w:proofErr w:type="gramEnd"/>
-                  <w:r>
-                    <w:rPr>
-                      <w:rFonts w:cstheme="minorHAnsi"/>
-                      <w:b/>
-                      <w:bCs/>
-                      <w:sz w:val="20"/>
-                      <w:szCs w:val="20"/>
-                    </w:rPr>
-                    <w:t>^</w:t>
-                  </w:r>
-                  <w:proofErr w:type="spellStart"/>
-                  <w:proofErr w:type="gramStart"/>
-                  <w:r>
-                    <w:rPr>
-                      <w:rFonts w:cstheme="minorHAnsi"/>
-                      <w:b/>
-                      <w:bCs/>
-                      <w:sz w:val="20"/>
-                      <w:szCs w:val="20"/>
-                    </w:rPr>
-                    <w:t>isAus</w:t>
-                  </w:r>
-                  <w:proofErr w:type="spellEnd"/>
-                  <w:r>
-                    <w:rPr>
-                      <w:rFonts w:cstheme="minorHAnsi"/>
-                      <w:b/>
-                      <w:bCs/>
-                      <w:sz w:val="20"/>
-                      <w:szCs w:val="20"/>
-                    </w:rPr>
-                    <w:t>}</w:t>
+                    <w:t>No{/isAus}{^isAus}</w:t>
                   </w:r>
                   <w:r>
                     <w:rPr>
@@ -2046,38 +1776,15 @@
                     </w:rPr>
                     <w:t>Brand</w:t>
                   </w:r>
-                  <w:proofErr w:type="gramEnd"/>
-                  <w:r>
-                    <w:rPr>
-                      <w:rFonts w:cstheme="minorHAnsi"/>
-                      <w:b/>
-                      <w:bCs/>
-                      <w:sz w:val="20"/>
-                      <w:szCs w:val="20"/>
-                    </w:rPr>
-                    <w:t>{/</w:t>
-                  </w:r>
-                  <w:proofErr w:type="spellStart"/>
-                  <w:r>
-                    <w:rPr>
-                      <w:rFonts w:cstheme="minorHAnsi"/>
-                      <w:b/>
-                      <w:bCs/>
-                      <w:sz w:val="20"/>
-                      <w:szCs w:val="20"/>
-                    </w:rPr>
-                    <w:t>isAus</w:t>
-                  </w:r>
-                  <w:proofErr w:type="spellEnd"/>
-                  <w:r>
-                    <w:rPr>
-                      <w:rFonts w:cstheme="minorHAnsi"/>
-                      <w:b/>
-                      <w:bCs/>
-                      <w:sz w:val="20"/>
-                      <w:szCs w:val="20"/>
-                    </w:rPr>
-                    <w:t>}</w:t>
+                  <w:r>
+                    <w:rPr>
+                      <w:rFonts w:cstheme="minorHAnsi"/>
+                      <w:b/>
+                      <w:bCs/>
+                      <w:sz w:val="20"/>
+                      <w:szCs w:val="20"/>
+                    </w:rPr>
+                    <w:t>{/isAus}</w:t>
                   </w:r>
                 </w:p>
               </w:tc>
@@ -2200,7 +1907,6 @@
                       <w:szCs w:val="20"/>
                     </w:rPr>
                   </w:pPr>
-                  <w:proofErr w:type="spellStart"/>
                   <w:r>
                     <w:rPr>
                       <w:rFonts w:cstheme="minorHAnsi"/>
@@ -2211,7 +1917,6 @@
                     </w:rPr>
                     <w:t>NetWt</w:t>
                   </w:r>
-                  <w:proofErr w:type="spellEnd"/>
                   <w:r>
                     <w:rPr>
                       <w:rFonts w:cstheme="minorHAnsi"/>
@@ -2254,7 +1959,6 @@
                       <w:szCs w:val="20"/>
                     </w:rPr>
                   </w:pPr>
-                  <w:proofErr w:type="spellStart"/>
                   <w:r>
                     <w:rPr>
                       <w:rFonts w:cstheme="minorHAnsi"/>
@@ -2265,7 +1969,6 @@
                     </w:rPr>
                     <w:t>GrossWt</w:t>
                   </w:r>
-                  <w:proofErr w:type="spellEnd"/>
                   <w:r>
                     <w:rPr>
                       <w:rFonts w:cstheme="minorHAnsi"/>
@@ -2317,29 +2020,7 @@
                       <w:sz w:val="20"/>
                       <w:szCs w:val="20"/>
                     </w:rPr>
-                    <w:t xml:space="preserve">Box Size </w:t>
-                  </w:r>
-                  <w:proofErr w:type="gramStart"/>
-                  <w:r>
-                    <w:rPr>
-                      <w:rFonts w:cstheme="minorHAnsi"/>
-                      <w:b/>
-                      <w:bCs/>
-                      <w:sz w:val="20"/>
-                      <w:szCs w:val="20"/>
-                    </w:rPr>
-                    <w:t>In</w:t>
-                  </w:r>
-                  <w:proofErr w:type="gramEnd"/>
-                  <w:r>
-                    <w:rPr>
-                      <w:rFonts w:cstheme="minorHAnsi"/>
-                      <w:b/>
-                      <w:bCs/>
-                      <w:sz w:val="20"/>
-                      <w:szCs w:val="20"/>
-                    </w:rPr>
-                    <w:t xml:space="preserve"> Inch</w:t>
+                    <w:t>Box Size In Inch</w:t>
                   </w:r>
                 </w:p>
               </w:tc>
@@ -2377,7 +2058,6 @@
                     </w:rPr>
                     <w:t>{#</w:t>
                   </w:r>
-                  <w:proofErr w:type="gramStart"/>
                   <w:r>
                     <w:rPr>
                       <w:rFonts w:cstheme="minorHAnsi"/>
@@ -2400,18 +2080,8 @@
                       <w:sz w:val="20"/>
                       <w:szCs w:val="20"/>
                     </w:rPr>
-                    <w:t>{</w:t>
-                  </w:r>
-                  <w:proofErr w:type="gramEnd"/>
-                  <w:r>
-                    <w:rPr>
-                      <w:rFonts w:cstheme="minorHAnsi"/>
-                      <w:sz w:val="20"/>
-                      <w:szCs w:val="20"/>
-                    </w:rPr>
-                    <w:t>#</w:t>
-                  </w:r>
-                  <w:proofErr w:type="gramStart"/>
+                    <w:t>{#</w:t>
+                  </w:r>
                   <w:r>
                     <w:rPr>
                       <w:rFonts w:cstheme="minorHAnsi"/>
@@ -2436,18 +2106,7 @@
                       <w:sz w:val="20"/>
                       <w:szCs w:val="20"/>
                     </w:rPr>
-                    <w:t>{</w:t>
-                  </w:r>
-                  <w:proofErr w:type="gramEnd"/>
-                  <w:r>
-                    <w:rPr>
-                      <w:rFonts w:cstheme="minorHAnsi"/>
-                      <w:b/>
-                      <w:bCs/>
-                      <w:sz w:val="20"/>
-                      <w:szCs w:val="20"/>
-                    </w:rPr>
-                    <w:t>thic</w:t>
+                    <w:t>{thic</w:t>
                   </w:r>
                   <w:r>
                     <w:rPr>
@@ -2596,16 +2255,7 @@
                       <w:sz w:val="20"/>
                       <w:szCs w:val="20"/>
                     </w:rPr>
-                    <w:t>{#</w:t>
-                  </w:r>
-                  <w:proofErr w:type="gramStart"/>
-                  <w:r>
-                    <w:rPr>
-                      <w:rFonts w:cstheme="minorHAnsi"/>
-                      <w:sz w:val="20"/>
-                      <w:szCs w:val="20"/>
-                    </w:rPr>
-                    <w:t>invoices}</w:t>
+                    <w:t>{#invoices}</w:t>
                   </w:r>
                   <w:r>
                     <w:rPr>
@@ -2615,7 +2265,6 @@
                     </w:rPr>
                     <w:t>{</w:t>
                   </w:r>
-                  <w:proofErr w:type="gramEnd"/>
                   <w:r>
                     <w:rPr>
                       <w:rFonts w:cstheme="minorHAnsi"/>
@@ -2659,25 +2308,7 @@
                       <w:sz w:val="20"/>
                       <w:szCs w:val="20"/>
                     </w:rPr>
-                    <w:t>{</w:t>
-                  </w:r>
-                  <w:proofErr w:type="spellStart"/>
-                  <w:r>
-                    <w:rPr>
-                      <w:rFonts w:cstheme="minorHAnsi"/>
-                      <w:sz w:val="20"/>
-                      <w:szCs w:val="20"/>
-                    </w:rPr>
-                    <w:t>containerFrom</w:t>
-                  </w:r>
-                  <w:proofErr w:type="spellEnd"/>
-                  <w:r>
-                    <w:rPr>
-                      <w:rFonts w:cstheme="minorHAnsi"/>
-                      <w:sz w:val="20"/>
-                      <w:szCs w:val="20"/>
-                    </w:rPr>
-                    <w:t>}{#containerTo} to</w:t>
+                    <w:t>{containerFrom}{#containerTo} to</w:t>
                   </w:r>
                   <w:r>
                     <w:rPr>
@@ -2693,43 +2324,7 @@
                       <w:sz w:val="20"/>
                       <w:szCs w:val="20"/>
                     </w:rPr>
-                    <w:t>{</w:t>
-                  </w:r>
-                  <w:proofErr w:type="spellStart"/>
-                  <w:r>
-                    <w:rPr>
-                      <w:rFonts w:cstheme="minorHAnsi"/>
-                      <w:sz w:val="20"/>
-                      <w:szCs w:val="20"/>
-                    </w:rPr>
-                    <w:t>containerTo</w:t>
-                  </w:r>
-                  <w:proofErr w:type="spellEnd"/>
-                  <w:r>
-                    <w:rPr>
-                      <w:rFonts w:cstheme="minorHAnsi"/>
-                      <w:sz w:val="20"/>
-                      <w:szCs w:val="20"/>
-                    </w:rPr>
-                    <w:t>}{/</w:t>
-                  </w:r>
-                  <w:proofErr w:type="spellStart"/>
-                  <w:r>
-                    <w:rPr>
-                      <w:rFonts w:cstheme="minorHAnsi"/>
-                      <w:sz w:val="20"/>
-                      <w:szCs w:val="20"/>
-                    </w:rPr>
-                    <w:t>containerTo</w:t>
-                  </w:r>
-                  <w:proofErr w:type="spellEnd"/>
-                  <w:r>
-                    <w:rPr>
-                      <w:rFonts w:cstheme="minorHAnsi"/>
-                      <w:sz w:val="20"/>
-                      <w:szCs w:val="20"/>
-                    </w:rPr>
-                    <w:t>}</w:t>
+                    <w:t>{containerTo}{/containerTo}</w:t>
                   </w:r>
                 </w:p>
               </w:tc>
@@ -2760,7 +2355,6 @@
                     </w:rPr>
                     <w:t>{</w:t>
                   </w:r>
-                  <w:proofErr w:type="spellStart"/>
                   <w:r>
                     <w:rPr>
                       <w:rFonts w:cstheme="minorHAnsi"/>
@@ -2769,7 +2363,6 @@
                     </w:rPr>
                     <w:t>materialGrade</w:t>
                   </w:r>
-                  <w:proofErr w:type="spellEnd"/>
                 </w:p>
                 <w:p>
                   <w:pPr>
@@ -2817,7 +2410,6 @@
                     </w:rPr>
                     <w:t>{</w:t>
                   </w:r>
-                  <w:proofErr w:type="spellStart"/>
                   <w:r>
                     <w:rPr>
                       <w:rFonts w:cstheme="minorHAnsi"/>
@@ -2826,7 +2418,6 @@
                     </w:rPr>
                     <w:t>brandName</w:t>
                   </w:r>
-                  <w:proofErr w:type="spellEnd"/>
                   <w:r>
                     <w:rPr>
                       <w:rFonts w:cstheme="minorHAnsi"/>
@@ -2864,7 +2455,6 @@
                     </w:rPr>
                     <w:t>{</w:t>
                   </w:r>
-                  <w:proofErr w:type="spellStart"/>
                   <w:r>
                     <w:rPr>
                       <w:rFonts w:cstheme="minorHAnsi"/>
@@ -2873,7 +2463,6 @@
                     </w:rPr>
                     <w:t>designType</w:t>
                   </w:r>
-                  <w:proofErr w:type="spellEnd"/>
                   <w:r>
                     <w:rPr>
                       <w:rFonts w:cstheme="minorHAnsi"/>
@@ -2910,7 +2499,6 @@
                     </w:rPr>
                     <w:t>{</w:t>
                   </w:r>
-                  <w:proofErr w:type="spellStart"/>
                   <w:r>
                     <w:rPr>
                       <w:rFonts w:cstheme="minorHAnsi"/>
@@ -2919,7 +2507,6 @@
                     </w:rPr>
                     <w:t>finishType</w:t>
                   </w:r>
-                  <w:proofErr w:type="spellEnd"/>
                   <w:r>
                     <w:rPr>
                       <w:rFonts w:cstheme="minorHAnsi"/>
@@ -3002,7 +2589,6 @@
                     </w:rPr>
                     <w:t>{</w:t>
                   </w:r>
-                  <w:proofErr w:type="spellStart"/>
                   <w:r>
                     <w:rPr>
                       <w:rFonts w:cstheme="minorHAnsi"/>
@@ -3011,7 +2597,6 @@
                     </w:rPr>
                     <w:t>netWeight</w:t>
                   </w:r>
-                  <w:proofErr w:type="spellEnd"/>
                   <w:r>
                     <w:rPr>
                       <w:rFonts w:cstheme="minorHAnsi"/>
@@ -3049,7 +2634,6 @@
                     </w:rPr>
                     <w:t>{</w:t>
                   </w:r>
-                  <w:proofErr w:type="spellStart"/>
                   <w:r>
                     <w:rPr>
                       <w:rFonts w:cstheme="minorHAnsi"/>
@@ -3058,7 +2642,6 @@
                     </w:rPr>
                     <w:t>grossWeight</w:t>
                   </w:r>
-                  <w:proofErr w:type="spellEnd"/>
                   <w:r>
                     <w:rPr>
                       <w:rFonts w:cstheme="minorHAnsi"/>
@@ -3095,7 +2678,6 @@
                     </w:rPr>
                     <w:t>{</w:t>
                   </w:r>
-                  <w:proofErr w:type="spellStart"/>
                   <w:r>
                     <w:rPr>
                       <w:rFonts w:cstheme="minorHAnsi"/>
@@ -3104,7 +2686,6 @@
                     </w:rPr>
                     <w:t>lengthInch</w:t>
                   </w:r>
-                  <w:proofErr w:type="spellEnd"/>
                   <w:r>
                     <w:rPr>
                       <w:rFonts w:cstheme="minorHAnsi"/>
@@ -3113,7 +2694,6 @@
                     </w:rPr>
                     <w:t>} X {</w:t>
                   </w:r>
-                  <w:proofErr w:type="spellStart"/>
                   <w:r>
                     <w:rPr>
                       <w:rFonts w:cstheme="minorHAnsi"/>
@@ -3122,7 +2702,6 @@
                     </w:rPr>
                     <w:t>widthInch</w:t>
                   </w:r>
-                  <w:proofErr w:type="spellEnd"/>
                   <w:r>
                     <w:rPr>
                       <w:rFonts w:cstheme="minorHAnsi"/>
@@ -3131,7 +2710,6 @@
                     </w:rPr>
                     <w:t>} X {</w:t>
                   </w:r>
-                  <w:proofErr w:type="spellStart"/>
                   <w:r>
                     <w:rPr>
                       <w:rFonts w:cstheme="minorHAnsi"/>
@@ -3146,16 +2724,7 @@
                       <w:sz w:val="20"/>
                       <w:szCs w:val="20"/>
                     </w:rPr>
-                    <w:t>h</w:t>
-                  </w:r>
-                  <w:proofErr w:type="spellEnd"/>
-                  <w:r>
-                    <w:rPr>
-                      <w:rFonts w:cstheme="minorHAnsi"/>
-                      <w:sz w:val="20"/>
-                      <w:szCs w:val="20"/>
-                    </w:rPr>
-                    <w:t>}</w:t>
+                    <w:t>h}</w:t>
                   </w:r>
                   <w:r>
                     <w:rPr>
@@ -3171,43 +2740,7 @@
                       <w:sz w:val="20"/>
                       <w:szCs w:val="20"/>
                     </w:rPr>
-                    <w:t>{/</w:t>
-                  </w:r>
-                  <w:proofErr w:type="gramStart"/>
-                  <w:r>
-                    <w:rPr>
-                      <w:rFonts w:cstheme="minorHAnsi"/>
-                      <w:sz w:val="20"/>
-                      <w:szCs w:val="20"/>
-                    </w:rPr>
-                    <w:t>invoices}{</w:t>
-                  </w:r>
-                  <w:proofErr w:type="gramEnd"/>
-                  <w:r>
-                    <w:rPr>
-                      <w:rFonts w:cstheme="minorHAnsi"/>
-                      <w:sz w:val="20"/>
-                      <w:szCs w:val="20"/>
-                    </w:rPr>
-                    <w:t>/</w:t>
-                  </w:r>
-                  <w:proofErr w:type="spellStart"/>
-                  <w:r>
-                    <w:rPr>
-                      <w:rFonts w:cstheme="minorHAnsi"/>
-                      <w:sz w:val="20"/>
-                      <w:szCs w:val="20"/>
-                    </w:rPr>
-                    <w:t>invoiceItems</w:t>
-                  </w:r>
-                  <w:proofErr w:type="spellEnd"/>
-                  <w:r>
-                    <w:rPr>
-                      <w:rFonts w:cstheme="minorHAnsi"/>
-                      <w:sz w:val="20"/>
-                      <w:szCs w:val="20"/>
-                    </w:rPr>
-                    <w:t>}</w:t>
+                    <w:t>{/invoices}{/invoiceItems}</w:t>
                   </w:r>
                 </w:p>
               </w:tc>
@@ -3348,7 +2881,6 @@
                     </w:rPr>
                     <w:t>{</w:t>
                   </w:r>
-                  <w:proofErr w:type="spellStart"/>
                   <w:r>
                     <w:rPr>
                       <w:rFonts w:cstheme="minorHAnsi"/>
@@ -3359,7 +2891,6 @@
                     </w:rPr>
                     <w:t>totalQuantity</w:t>
                   </w:r>
-                  <w:proofErr w:type="spellEnd"/>
                   <w:r>
                     <w:rPr>
                       <w:rFonts w:cstheme="minorHAnsi"/>
@@ -3434,29 +2965,7 @@
                       <w:sz w:val="20"/>
                       <w:szCs w:val="20"/>
                     </w:rPr>
-                    <w:t>{</w:t>
-                  </w:r>
-                  <w:proofErr w:type="spellStart"/>
-                  <w:r>
-                    <w:rPr>
-                      <w:rFonts w:cstheme="minorHAnsi"/>
-                      <w:b/>
-                      <w:bCs/>
-                      <w:sz w:val="20"/>
-                      <w:szCs w:val="20"/>
-                    </w:rPr>
-                    <w:t>totalBox</w:t>
-                  </w:r>
-                  <w:proofErr w:type="spellEnd"/>
-                  <w:r>
-                    <w:rPr>
-                      <w:rFonts w:cstheme="minorHAnsi"/>
-                      <w:b/>
-                      <w:bCs/>
-                      <w:sz w:val="20"/>
-                      <w:szCs w:val="20"/>
-                    </w:rPr>
-                    <w:t>}</w:t>
+                    <w:t>{totalBox}</w:t>
                   </w:r>
                 </w:p>
               </w:tc>
@@ -3544,7 +3053,6 @@
                     </w:rPr>
                     <w:t>{</w:t>
                   </w:r>
-                  <w:proofErr w:type="spellStart"/>
                   <w:r>
                     <w:rPr>
                       <w:rFonts w:cstheme="minorHAnsi"/>
@@ -3555,7 +3063,6 @@
                     </w:rPr>
                     <w:t>totalNetWeight</w:t>
                   </w:r>
-                  <w:proofErr w:type="spellEnd"/>
                   <w:r>
                     <w:rPr>
                       <w:rFonts w:cstheme="minorHAnsi"/>
@@ -3651,7 +3158,6 @@
                     </w:rPr>
                     <w:t>{</w:t>
                   </w:r>
-                  <w:proofErr w:type="spellStart"/>
                   <w:r>
                     <w:rPr>
                       <w:rFonts w:cstheme="minorHAnsi"/>
@@ -3662,7 +3168,6 @@
                     </w:rPr>
                     <w:t>totalGrossWeight</w:t>
                   </w:r>
-                  <w:proofErr w:type="spellEnd"/>
                   <w:r>
                     <w:rPr>
                       <w:rFonts w:cstheme="minorHAnsi"/>
@@ -3698,50 +3203,49 @@
                 <w:p>
                   <w:pPr>
                     <w:pStyle w:val="NoSpacing"/>
-                    <w:keepNext/>
                     <w:framePr w:hSpace="180" w:wrap="around" w:vAnchor="page" w:hAnchor="margin" w:y="481"/>
                     <w:spacing w:line="276" w:lineRule="auto"/>
                     <w:rPr>
                       <w:rFonts w:cstheme="minorHAnsi"/>
-                      <w:b/>
-                      <w:bCs/>
-                      <w:sz w:val="20"/>
-                      <w:szCs w:val="20"/>
                     </w:rPr>
                   </w:pPr>
                   <w:r>
                     <w:rPr>
                       <w:rFonts w:cstheme="minorHAnsi"/>
-                      <w:b/>
-                      <w:bCs/>
-                      <w:sz w:val="20"/>
-                      <w:szCs w:val="20"/>
-                    </w:rPr>
-                    <w:t xml:space="preserve">Total </w:t>
-                  </w:r>
-                  <w:proofErr w:type="spellStart"/>
-                  <w:proofErr w:type="gramStart"/>
-                  <w:r>
-                    <w:rPr>
-                      <w:rFonts w:cstheme="minorHAnsi"/>
-                      <w:b/>
-                      <w:bCs/>
-                      <w:sz w:val="20"/>
-                      <w:szCs w:val="20"/>
-                    </w:rPr>
-                    <w:t>Sq.Meter</w:t>
-                  </w:r>
-                  <w:proofErr w:type="spellEnd"/>
-                  <w:proofErr w:type="gramEnd"/>
-                  <w:r>
-                    <w:rPr>
-                      <w:rFonts w:cstheme="minorHAnsi"/>
-                      <w:b/>
-                      <w:bCs/>
-                      <w:sz w:val="20"/>
-                      <w:szCs w:val="20"/>
-                    </w:rPr>
-                    <w:t>:</w:t>
+                    </w:rPr>
+                    <w:t>{</w:t>
+                  </w:r>
+                  <w:r>
+                    <w:rPr>
+                      <w:rFonts w:cstheme="minorHAnsi"/>
+                    </w:rPr>
+                    <w:t>^</w:t>
+                  </w:r>
+                  <w:r>
+                    <w:rPr>
+                      <w:rFonts w:cstheme="minorHAnsi"/>
+                      <w:b/>
+                      <w:bCs/>
+                      <w:sz w:val="20"/>
+                      <w:szCs w:val="20"/>
+                    </w:rPr>
+                    <w:t>isAus</w:t>
+                  </w:r>
+                  <w:r>
+                    <w:rPr>
+                      <w:rFonts w:cstheme="minorHAnsi"/>
+                    </w:rPr>
+                    <w:t>}</w:t>
+                  </w:r>
+                  <w:r>
+                    <w:rPr>
+                      <w:rFonts w:cstheme="minorHAnsi"/>
+                      <w:b/>
+                      <w:bCs/>
+                      <w:sz w:val="20"/>
+                      <w:szCs w:val="20"/>
+                    </w:rPr>
+                    <w:t>Total Sq.Meter:</w:t>
                   </w:r>
                 </w:p>
               </w:tc>
@@ -3752,7 +3256,6 @@
                 <w:p>
                   <w:pPr>
                     <w:pStyle w:val="NoSpacing"/>
-                    <w:keepNext/>
                     <w:spacing w:line="276" w:lineRule="auto"/>
                     <w:rPr>
                       <w:rFonts w:cstheme="minorHAnsi"/>
@@ -3770,39 +3273,53 @@
                       <w:sz w:val="20"/>
                       <w:szCs w:val="20"/>
                     </w:rPr>
+                    <w:t xml:space="preserve">{totalSqMt} </w:t>
+                  </w:r>
+                  <w:r>
+                    <w:rPr>
+                      <w:rFonts w:cstheme="minorHAnsi"/>
+                      <w:b/>
+                      <w:bCs/>
+                      <w:sz w:val="20"/>
+                      <w:szCs w:val="20"/>
+                    </w:rPr>
+                    <w:t>MM</w:t>
+                  </w:r>
+                  <w:r>
+                    <w:rPr>
+                      <w:rFonts w:cstheme="minorHAnsi"/>
+                      <w:b/>
+                      <w:bCs/>
+                      <w:sz w:val="20"/>
+                      <w:szCs w:val="20"/>
+                    </w:rPr>
                     <w:t>{</w:t>
                   </w:r>
-                  <w:proofErr w:type="spellStart"/>
-                  <w:r>
-                    <w:rPr>
-                      <w:rFonts w:cstheme="minorHAnsi"/>
-                      <w:b/>
-                      <w:bCs/>
-                      <w:sz w:val="20"/>
-                      <w:szCs w:val="20"/>
-                    </w:rPr>
-                    <w:t>totalSqMt</w:t>
-                  </w:r>
-                  <w:proofErr w:type="spellEnd"/>
-                  <w:r>
-                    <w:rPr>
-                      <w:rFonts w:cstheme="minorHAnsi"/>
-                      <w:b/>
-                      <w:bCs/>
-                      <w:sz w:val="20"/>
-                      <w:szCs w:val="20"/>
-                    </w:rPr>
-                    <w:t xml:space="preserve">} </w:t>
-                  </w:r>
-                  <w:r>
-                    <w:rPr>
-                      <w:rFonts w:cstheme="minorHAnsi"/>
-                      <w:b/>
-                      <w:bCs/>
-                      <w:sz w:val="20"/>
-                      <w:szCs w:val="20"/>
-                    </w:rPr>
-                    <w:t>MM</w:t>
+                  <w:r>
+                    <w:rPr>
+                      <w:rFonts w:cstheme="minorHAnsi"/>
+                    </w:rPr>
+                    <w:t>/</w:t>
+                  </w:r>
+                  <w:r>
+                    <w:rPr>
+                      <w:rFonts w:cstheme="minorHAnsi"/>
+                      <w:b/>
+                      <w:bCs/>
+                      <w:sz w:val="20"/>
+                      <w:szCs w:val="20"/>
+                    </w:rPr>
+                    <w:t>isAus</w:t>
+                  </w:r>
+                  <w:r>
+                    <w:rPr>
+                      <w:rFonts w:cstheme="minorHAnsi"/>
+                      <w:b/>
+                      <w:bCs/>
+                      <w:sz w:val="20"/>
+                      <w:szCs w:val="20"/>
+                    </w:rPr>
+                    <w:t>}</w:t>
                   </w:r>
                 </w:p>
               </w:tc>
@@ -3853,7 +3370,7 @@
               <w:tblLook w:val="04A0" w:firstRow="1" w:lastRow="0" w:firstColumn="1" w:lastColumn="0" w:noHBand="0" w:noVBand="1"/>
             </w:tblPr>
             <w:tblGrid>
-              <w:gridCol w:w="3083"/>
+              <w:gridCol w:w="3736"/>
               <w:gridCol w:w="1876"/>
               <w:gridCol w:w="3731"/>
             </w:tblGrid>
@@ -3880,61 +3397,37 @@
                       <w:szCs w:val="20"/>
                     </w:rPr>
                   </w:pPr>
-                  <w:proofErr w:type="spellStart"/>
-                  <w:r>
-                    <w:rPr>
-                      <w:rFonts w:cstheme="minorHAnsi"/>
-                      <w:b/>
-                      <w:bCs/>
-                      <w:sz w:val="20"/>
-                      <w:szCs w:val="20"/>
-                    </w:rPr>
-                    <w:t>Avg</w:t>
-                  </w:r>
-                  <w:proofErr w:type="spellEnd"/>
-                  <w:r>
-                    <w:rPr>
-                      <w:rFonts w:cstheme="minorHAnsi"/>
-                      <w:b/>
-                      <w:bCs/>
-                      <w:sz w:val="20"/>
-                      <w:szCs w:val="20"/>
-                    </w:rPr>
-                    <w:t>/</w:t>
-                  </w:r>
-                  <w:proofErr w:type="spellStart"/>
-                  <w:proofErr w:type="gramStart"/>
-                  <w:r>
-                    <w:rPr>
-                      <w:rFonts w:cstheme="minorHAnsi"/>
-                      <w:b/>
-                      <w:bCs/>
-                      <w:sz w:val="20"/>
-                      <w:szCs w:val="20"/>
-                    </w:rPr>
-                    <w:t>Wt</w:t>
-                  </w:r>
-                  <w:proofErr w:type="spellEnd"/>
-                  <w:r>
-                    <w:rPr>
-                      <w:rFonts w:cstheme="minorHAnsi"/>
-                      <w:b/>
-                      <w:bCs/>
-                      <w:sz w:val="20"/>
-                      <w:szCs w:val="20"/>
-                    </w:rPr>
-                    <w:t>(</w:t>
-                  </w:r>
-                  <w:proofErr w:type="gramEnd"/>
-                  <w:r>
-                    <w:rPr>
-                      <w:rFonts w:cstheme="minorHAnsi"/>
-                      <w:b/>
-                      <w:bCs/>
-                      <w:sz w:val="20"/>
-                      <w:szCs w:val="20"/>
-                    </w:rPr>
-                    <w:t>Kg)</w:t>
+                  <w:r>
+                    <w:rPr>
+                      <w:rFonts w:cstheme="minorHAnsi"/>
+                    </w:rPr>
+                    <w:t>{^</w:t>
+                  </w:r>
+                  <w:r>
+                    <w:rPr>
+                      <w:rFonts w:cstheme="minorHAnsi"/>
+                      <w:b/>
+                      <w:bCs/>
+                      <w:sz w:val="20"/>
+                      <w:szCs w:val="20"/>
+                    </w:rPr>
+                    <w:t>isAus</w:t>
+                  </w:r>
+                  <w:r>
+                    <w:rPr>
+                      <w:rFonts w:cstheme="minorHAnsi"/>
+                    </w:rPr>
+                    <w:t>}</w:t>
+                  </w:r>
+                  <w:r>
+                    <w:rPr>
+                      <w:rFonts w:cstheme="minorHAnsi"/>
+                      <w:b/>
+                      <w:bCs/>
+                      <w:sz w:val="20"/>
+                      <w:szCs w:val="20"/>
+                    </w:rPr>
+                    <w:t>Avg/Wt(Kg)</w:t>
                   </w:r>
                 </w:p>
               </w:tc>
@@ -3995,6 +3488,34 @@
                       <w:szCs w:val="20"/>
                     </w:rPr>
                     <w:t>Size</w:t>
+                  </w:r>
+                  <w:r>
+                    <w:rPr>
+                      <w:rFonts w:cstheme="minorHAnsi"/>
+                    </w:rPr>
+                    <w:t>{</w:t>
+                  </w:r>
+                  <w:r>
+                    <w:rPr>
+                      <w:rFonts w:cstheme="minorHAnsi"/>
+                    </w:rPr>
+                    <w:t>/i</w:t>
+                  </w:r>
+                  <w:r>
+                    <w:rPr>
+                      <w:rFonts w:cstheme="minorHAnsi"/>
+                      <w:b/>
+                      <w:bCs/>
+                      <w:sz w:val="20"/>
+                      <w:szCs w:val="20"/>
+                    </w:rPr>
+                    <w:t>sAus</w:t>
+                  </w:r>
+                  <w:r>
+                    <w:rPr>
+                      <w:rFonts w:cstheme="minorHAnsi"/>
+                    </w:rPr>
+                    <w:t>}</w:t>
                   </w:r>
                 </w:p>
               </w:tc>
@@ -4025,34 +3546,34 @@
                   <w:r>
                     <w:rPr>
                       <w:rFonts w:cstheme="minorHAnsi"/>
-                      <w:b/>
-                      <w:bCs/>
-                      <w:sz w:val="20"/>
-                      <w:szCs w:val="20"/>
-                    </w:rPr>
-                    <w:t>{#</w:t>
-                  </w:r>
-                  <w:proofErr w:type="gramStart"/>
-                  <w:r>
-                    <w:rPr>
-                      <w:rFonts w:cstheme="minorHAnsi"/>
-                      <w:b/>
-                      <w:bCs/>
-                      <w:sz w:val="20"/>
-                      <w:szCs w:val="20"/>
-                    </w:rPr>
-                    <w:t>containerSummary}{</w:t>
-                  </w:r>
-                  <w:proofErr w:type="gramEnd"/>
-                  <w:r>
-                    <w:rPr>
-                      <w:rFonts w:cstheme="minorHAnsi"/>
-                      <w:b/>
-                      <w:bCs/>
-                      <w:sz w:val="20"/>
-                      <w:szCs w:val="20"/>
-                    </w:rPr>
-                    <w:t>avgWeight}</w:t>
+                    </w:rPr>
+                    <w:t>{^</w:t>
+                  </w:r>
+                  <w:r>
+                    <w:rPr>
+                      <w:rFonts w:cstheme="minorHAnsi"/>
+                      <w:b/>
+                      <w:bCs/>
+                      <w:sz w:val="20"/>
+                      <w:szCs w:val="20"/>
+                    </w:rPr>
+                    <w:t>isAus</w:t>
+                  </w:r>
+                  <w:r>
+                    <w:rPr>
+                      <w:rFonts w:cstheme="minorHAnsi"/>
+                    </w:rPr>
+                    <w:t>}</w:t>
+                  </w:r>
+                  <w:r>
+                    <w:rPr>
+                      <w:rFonts w:cstheme="minorHAnsi"/>
+                      <w:b/>
+                      <w:bCs/>
+                      <w:sz w:val="20"/>
+                      <w:szCs w:val="20"/>
+                    </w:rPr>
+                    <w:t>{#containerSummary}{avgWeight}</w:t>
                   </w:r>
                 </w:p>
               </w:tc>
@@ -4082,29 +3603,7 @@
                       <w:sz w:val="20"/>
                       <w:szCs w:val="20"/>
                     </w:rPr>
-                    <w:t>{</w:t>
-                  </w:r>
-                  <w:proofErr w:type="spellStart"/>
-                  <w:r>
-                    <w:rPr>
-                      <w:rFonts w:cstheme="minorHAnsi"/>
-                      <w:b/>
-                      <w:bCs/>
-                      <w:sz w:val="20"/>
-                      <w:szCs w:val="20"/>
-                    </w:rPr>
-                    <w:t>totalSqMtPerType</w:t>
-                  </w:r>
-                  <w:proofErr w:type="spellEnd"/>
-                  <w:r>
-                    <w:rPr>
-                      <w:rFonts w:cstheme="minorHAnsi"/>
-                      <w:b/>
-                      <w:bCs/>
-                      <w:sz w:val="20"/>
-                      <w:szCs w:val="20"/>
-                    </w:rPr>
-                    <w:t>}</w:t>
+                    <w:t>{totalSqMtPerType}</w:t>
                   </w:r>
                 </w:p>
               </w:tc>
@@ -4134,27 +3633,33 @@
                       <w:sz w:val="20"/>
                       <w:szCs w:val="20"/>
                     </w:rPr>
-                    <w:t>{length} X {width} X {height} MM{/</w:t>
-                  </w:r>
-                  <w:proofErr w:type="spellStart"/>
-                  <w:r>
-                    <w:rPr>
-                      <w:rFonts w:cstheme="minorHAnsi"/>
-                      <w:b/>
-                      <w:bCs/>
-                      <w:sz w:val="20"/>
-                      <w:szCs w:val="20"/>
-                    </w:rPr>
-                    <w:t>containerSummary</w:t>
-                  </w:r>
-                  <w:proofErr w:type="spellEnd"/>
-                  <w:r>
-                    <w:rPr>
-                      <w:rFonts w:cstheme="minorHAnsi"/>
-                      <w:b/>
-                      <w:bCs/>
-                      <w:sz w:val="20"/>
-                      <w:szCs w:val="20"/>
+                    <w:t>{length} X {width} X {height} MM{/containerSummary}</w:t>
+                  </w:r>
+                  <w:r>
+                    <w:rPr>
+                      <w:rFonts w:cstheme="minorHAnsi"/>
+                    </w:rPr>
+                    <w:t>{</w:t>
+                  </w:r>
+                  <w:r>
+                    <w:rPr>
+                      <w:rFonts w:cstheme="minorHAnsi"/>
+                    </w:rPr>
+                    <w:t>/</w:t>
+                  </w:r>
+                  <w:r>
+                    <w:rPr>
+                      <w:rFonts w:cstheme="minorHAnsi"/>
+                      <w:b/>
+                      <w:bCs/>
+                      <w:sz w:val="20"/>
+                      <w:szCs w:val="20"/>
+                    </w:rPr>
+                    <w:t>isAus</w:t>
+                  </w:r>
+                  <w:r>
+                    <w:rPr>
+                      <w:rFonts w:cstheme="minorHAnsi"/>
                     </w:rPr>
                     <w:t>}</w:t>
                   </w:r>
@@ -4162,35 +3667,6 @@
               </w:tc>
             </w:tr>
           </w:tbl>
-          <w:p>
-            <w:pPr>
-              <w:pStyle w:val="NoSpacing"/>
-              <w:spacing w:line="276" w:lineRule="auto"/>
-              <w:rPr>
-                <w:rFonts w:cstheme="minorHAnsi"/>
-                <w:sz w:val="20"/>
-                <w:szCs w:val="20"/>
-              </w:rPr>
-            </w:pPr>
-          </w:p>
-        </w:tc>
-      </w:tr>
-      <w:tr>
-        <w:trPr>
-          <w:cantSplit/>
-          <w:trHeight w:val="298"/>
-        </w:trPr>
-        <w:tc>
-          <w:tcPr>
-            <w:tcW w:w="11106" w:type="dxa"/>
-            <w:gridSpan w:val="4"/>
-            <w:tcBorders>
-              <w:top w:val="nil"/>
-              <w:left w:val="nil"/>
-              <w:bottom w:val="nil"/>
-              <w:right w:val="nil"/>
-            </w:tcBorders>
-          </w:tcPr>
           <w:p>
             <w:pPr>
               <w:pStyle w:val="NoSpacing"/>

--- a/electron/database/generate-document/templates/custom-packing.docx
+++ b/electron/database/generate-document/templates/custom-packing.docx
@@ -213,12 +213,14 @@
               </w:rPr>
               <w:t>{</w:t>
             </w:r>
+            <w:proofErr w:type="spellStart"/>
             <w:r>
               <w:rPr>
                 <w:rFonts w:cstheme="minorHAnsi"/>
               </w:rPr>
               <w:t>invoiceNo</w:t>
             </w:r>
+            <w:proofErr w:type="spellEnd"/>
             <w:r>
               <w:rPr>
                 <w:rFonts w:cstheme="minorHAnsi"/>
@@ -259,12 +261,14 @@
               </w:rPr>
               <w:t>{</w:t>
             </w:r>
+            <w:proofErr w:type="spellStart"/>
             <w:r>
               <w:rPr>
                 <w:rFonts w:cstheme="minorHAnsi"/>
               </w:rPr>
               <w:t>invoiceDate</w:t>
             </w:r>
+            <w:proofErr w:type="spellEnd"/>
             <w:r>
               <w:rPr>
                 <w:rFonts w:cstheme="minorHAnsi"/>
@@ -327,12 +331,14 @@
               </w:rPr>
               <w:t>{</w:t>
             </w:r>
+            <w:proofErr w:type="spellStart"/>
             <w:r>
               <w:rPr>
                 <w:rFonts w:cstheme="minorHAnsi"/>
               </w:rPr>
               <w:t>buyersOrderNo</w:t>
             </w:r>
+            <w:proofErr w:type="spellEnd"/>
             <w:r>
               <w:rPr>
                 <w:rFonts w:cstheme="minorHAnsi"/>
@@ -374,12 +380,14 @@
               </w:rPr>
               <w:t>{</w:t>
             </w:r>
+            <w:proofErr w:type="spellStart"/>
             <w:r>
               <w:rPr>
                 <w:rFonts w:cstheme="minorHAnsi"/>
               </w:rPr>
               <w:t>orderDate</w:t>
             </w:r>
+            <w:proofErr w:type="spellEnd"/>
             <w:r>
               <w:rPr>
                 <w:rFonts w:cstheme="minorHAnsi"/>
@@ -436,6 +444,7 @@
               </w:rPr>
               <w:t>{</w:t>
             </w:r>
+            <w:proofErr w:type="spellStart"/>
             <w:r>
               <w:rPr>
                 <w:rFonts w:cstheme="minorHAnsi"/>
@@ -444,6 +453,7 @@
               </w:rPr>
               <w:t>consigneeCountry</w:t>
             </w:r>
+            <w:proofErr w:type="spellEnd"/>
             <w:r>
               <w:rPr>
                 <w:rFonts w:cstheme="minorHAnsi"/>
@@ -512,6 +522,7 @@
               </w:rPr>
               <w:t>{</w:t>
             </w:r>
+            <w:proofErr w:type="spellStart"/>
             <w:r>
               <w:rPr>
                 <w:rFonts w:cstheme="minorHAnsi"/>
@@ -520,6 +531,7 @@
               </w:rPr>
               <w:t>consigneeName</w:t>
             </w:r>
+            <w:proofErr w:type="spellEnd"/>
             <w:r>
               <w:rPr>
                 <w:rFonts w:cstheme="minorHAnsi"/>
@@ -545,6 +557,7 @@
               </w:rPr>
               <w:t>{</w:t>
             </w:r>
+            <w:proofErr w:type="spellStart"/>
             <w:r>
               <w:rPr>
                 <w:rFonts w:cstheme="minorHAnsi"/>
@@ -553,6 +566,7 @@
               </w:rPr>
               <w:t>consigneeAddress</w:t>
             </w:r>
+            <w:proofErr w:type="spellEnd"/>
             <w:r>
               <w:rPr>
                 <w:rFonts w:cstheme="minorHAnsi"/>
@@ -561,6 +575,7 @@
               </w:rPr>
               <w:t>} {</w:t>
             </w:r>
+            <w:proofErr w:type="spellStart"/>
             <w:r>
               <w:rPr>
                 <w:rFonts w:cstheme="minorHAnsi"/>
@@ -569,6 +584,7 @@
               </w:rPr>
               <w:t>consigneeCity</w:t>
             </w:r>
+            <w:proofErr w:type="spellEnd"/>
             <w:r>
               <w:rPr>
                 <w:rFonts w:cstheme="minorHAnsi"/>
@@ -577,6 +593,7 @@
               </w:rPr>
               <w:t>} {</w:t>
             </w:r>
+            <w:proofErr w:type="spellStart"/>
             <w:r>
               <w:rPr>
                 <w:rFonts w:cstheme="minorHAnsi"/>
@@ -585,6 +602,7 @@
               </w:rPr>
               <w:t>consigneeState</w:t>
             </w:r>
+            <w:proofErr w:type="spellEnd"/>
             <w:r>
               <w:rPr>
                 <w:rFonts w:cstheme="minorHAnsi"/>
@@ -610,6 +628,7 @@
               </w:rPr>
               <w:t>{</w:t>
             </w:r>
+            <w:proofErr w:type="spellStart"/>
             <w:r>
               <w:rPr>
                 <w:rFonts w:cstheme="minorHAnsi"/>
@@ -618,6 +637,7 @@
               </w:rPr>
               <w:t>consigneeCountry</w:t>
             </w:r>
+            <w:proofErr w:type="spellEnd"/>
             <w:r>
               <w:rPr>
                 <w:rFonts w:cstheme="minorHAnsi"/>
@@ -626,6 +646,7 @@
               </w:rPr>
               <w:t>} {</w:t>
             </w:r>
+            <w:proofErr w:type="spellStart"/>
             <w:r>
               <w:rPr>
                 <w:rFonts w:cstheme="minorHAnsi"/>
@@ -634,6 +655,7 @@
               </w:rPr>
               <w:t>consigneeZip</w:t>
             </w:r>
+            <w:proofErr w:type="spellEnd"/>
             <w:r>
               <w:rPr>
                 <w:rFonts w:cstheme="minorHAnsi"/>
@@ -686,6 +708,7 @@
               </w:rPr>
               <w:t>{</w:t>
             </w:r>
+            <w:proofErr w:type="spellStart"/>
             <w:r>
               <w:rPr>
                 <w:rFonts w:cstheme="minorHAnsi"/>
@@ -694,6 +717,7 @@
               </w:rPr>
               <w:t>buyerName</w:t>
             </w:r>
+            <w:proofErr w:type="spellEnd"/>
             <w:r>
               <w:rPr>
                 <w:rFonts w:cstheme="minorHAnsi"/>
@@ -719,6 +743,7 @@
               </w:rPr>
               <w:t>{</w:t>
             </w:r>
+            <w:proofErr w:type="spellStart"/>
             <w:r>
               <w:rPr>
                 <w:rFonts w:cstheme="minorHAnsi"/>
@@ -727,6 +752,7 @@
               </w:rPr>
               <w:t>buyerAddress</w:t>
             </w:r>
+            <w:proofErr w:type="spellEnd"/>
             <w:r>
               <w:rPr>
                 <w:rFonts w:cstheme="minorHAnsi"/>
@@ -735,6 +761,7 @@
               </w:rPr>
               <w:t>} {</w:t>
             </w:r>
+            <w:proofErr w:type="spellStart"/>
             <w:r>
               <w:rPr>
                 <w:rFonts w:cstheme="minorHAnsi"/>
@@ -743,6 +770,7 @@
               </w:rPr>
               <w:t>buyerCity</w:t>
             </w:r>
+            <w:proofErr w:type="spellEnd"/>
             <w:r>
               <w:rPr>
                 <w:rFonts w:cstheme="minorHAnsi"/>
@@ -751,6 +779,7 @@
               </w:rPr>
               <w:t>} {</w:t>
             </w:r>
+            <w:proofErr w:type="spellStart"/>
             <w:r>
               <w:rPr>
                 <w:rFonts w:cstheme="minorHAnsi"/>
@@ -759,6 +788,7 @@
               </w:rPr>
               <w:t>buyerState</w:t>
             </w:r>
+            <w:proofErr w:type="spellEnd"/>
             <w:r>
               <w:rPr>
                 <w:rFonts w:cstheme="minorHAnsi"/>
@@ -784,6 +814,7 @@
               </w:rPr>
               <w:t>{</w:t>
             </w:r>
+            <w:proofErr w:type="spellStart"/>
             <w:r>
               <w:rPr>
                 <w:rFonts w:cstheme="minorHAnsi"/>
@@ -792,6 +823,7 @@
               </w:rPr>
               <w:t>buyerCountry</w:t>
             </w:r>
+            <w:proofErr w:type="spellEnd"/>
             <w:r>
               <w:rPr>
                 <w:rFonts w:cstheme="minorHAnsi"/>
@@ -800,6 +832,7 @@
               </w:rPr>
               <w:t>} {</w:t>
             </w:r>
+            <w:proofErr w:type="spellStart"/>
             <w:r>
               <w:rPr>
                 <w:rFonts w:cstheme="minorHAnsi"/>
@@ -808,6 +841,7 @@
               </w:rPr>
               <w:t>buyerZip</w:t>
             </w:r>
+            <w:proofErr w:type="spellEnd"/>
             <w:r>
               <w:rPr>
                 <w:rFonts w:cstheme="minorHAnsi"/>
@@ -879,6 +913,7 @@
               </w:rPr>
               <w:t>{</w:t>
             </w:r>
+            <w:proofErr w:type="spellStart"/>
             <w:r>
               <w:rPr>
                 <w:rFonts w:cstheme="minorHAnsi"/>
@@ -887,6 +922,7 @@
               </w:rPr>
               <w:t>originOfGoods</w:t>
             </w:r>
+            <w:proofErr w:type="spellEnd"/>
             <w:r>
               <w:rPr>
                 <w:rFonts w:cstheme="minorHAnsi"/>
@@ -937,6 +973,7 @@
               </w:rPr>
               <w:t>{</w:t>
             </w:r>
+            <w:proofErr w:type="spellStart"/>
             <w:r>
               <w:rPr>
                 <w:rFonts w:cstheme="minorHAnsi"/>
@@ -945,6 +982,7 @@
               </w:rPr>
               <w:t>finalDestination</w:t>
             </w:r>
+            <w:proofErr w:type="spellEnd"/>
             <w:r>
               <w:rPr>
                 <w:rFonts w:cstheme="minorHAnsi"/>
@@ -1021,6 +1059,7 @@
               </w:rPr>
               <w:t>{</w:t>
             </w:r>
+            <w:proofErr w:type="spellStart"/>
             <w:r>
               <w:rPr>
                 <w:rFonts w:cstheme="minorHAnsi"/>
@@ -1029,6 +1068,7 @@
               </w:rPr>
               <w:t>termOfDeliveryAndPayment</w:t>
             </w:r>
+            <w:proofErr w:type="spellEnd"/>
             <w:r>
               <w:rPr>
                 <w:rFonts w:cstheme="minorHAnsi"/>
@@ -1064,6 +1104,7 @@
                 <w:szCs w:val="20"/>
               </w:rPr>
             </w:pPr>
+            <w:proofErr w:type="spellStart"/>
             <w:r>
               <w:rPr>
                 <w:rFonts w:ascii="SansSerif" w:hAnsi="SansSerif" w:cs="SansSerif"/>
@@ -1071,7 +1112,17 @@
                 <w:sz w:val="20"/>
                 <w:szCs w:val="20"/>
               </w:rPr>
-              <w:t>Precarriage by:</w:t>
+              <w:t>Precarriage</w:t>
+            </w:r>
+            <w:proofErr w:type="spellEnd"/>
+            <w:r>
+              <w:rPr>
+                <w:rFonts w:ascii="SansSerif" w:hAnsi="SansSerif" w:cs="SansSerif"/>
+                <w:color w:val="000000"/>
+                <w:sz w:val="20"/>
+                <w:szCs w:val="20"/>
+              </w:rPr>
+              <w:t xml:space="preserve"> by:</w:t>
             </w:r>
           </w:p>
           <w:p>
@@ -1091,6 +1142,7 @@
               </w:rPr>
               <w:t>{</w:t>
             </w:r>
+            <w:proofErr w:type="spellStart"/>
             <w:r>
               <w:rPr>
                 <w:rFonts w:cstheme="minorHAnsi"/>
@@ -1099,6 +1151,7 @@
               </w:rPr>
               <w:t>precarriageBy</w:t>
             </w:r>
+            <w:proofErr w:type="spellEnd"/>
             <w:r>
               <w:rPr>
                 <w:rFonts w:cstheme="minorHAnsi"/>
@@ -1159,6 +1212,7 @@
               </w:rPr>
               <w:t>{</w:t>
             </w:r>
+            <w:proofErr w:type="spellStart"/>
             <w:r>
               <w:rPr>
                 <w:rFonts w:ascii="SansSerif" w:hAnsi="SansSerif" w:cs="SansSerif"/>
@@ -1168,6 +1222,7 @@
               </w:rPr>
               <w:t>placeOfReceipt</w:t>
             </w:r>
+            <w:proofErr w:type="spellEnd"/>
             <w:r>
               <w:rPr>
                 <w:rFonts w:ascii="SansSerif" w:hAnsi="SansSerif" w:cs="SansSerif"/>
@@ -1257,6 +1312,7 @@
               </w:rPr>
               <w:t>{</w:t>
             </w:r>
+            <w:proofErr w:type="spellStart"/>
             <w:r>
               <w:rPr>
                 <w:rFonts w:ascii="SansSerif" w:hAnsi="SansSerif" w:cs="SansSerif"/>
@@ -1266,6 +1322,7 @@
               </w:rPr>
               <w:t>vesselNo</w:t>
             </w:r>
+            <w:proofErr w:type="spellEnd"/>
             <w:r>
               <w:rPr>
                 <w:rFonts w:ascii="SansSerif" w:hAnsi="SansSerif" w:cs="SansSerif"/>
@@ -1327,6 +1384,7 @@
               </w:rPr>
               <w:t>{</w:t>
             </w:r>
+            <w:proofErr w:type="spellStart"/>
             <w:r>
               <w:rPr>
                 <w:rFonts w:ascii="SansSerif" w:hAnsi="SansSerif" w:cs="SansSerif"/>
@@ -1336,6 +1394,7 @@
               </w:rPr>
               <w:t>portOfLoading</w:t>
             </w:r>
+            <w:proofErr w:type="spellEnd"/>
             <w:r>
               <w:rPr>
                 <w:rFonts w:ascii="SansSerif" w:hAnsi="SansSerif" w:cs="SansSerif"/>
@@ -1420,6 +1479,7 @@
               </w:rPr>
               <w:t>{</w:t>
             </w:r>
+            <w:proofErr w:type="spellStart"/>
             <w:r>
               <w:rPr>
                 <w:rFonts w:ascii="SansSerif" w:hAnsi="SansSerif" w:cs="SansSerif"/>
@@ -1429,6 +1489,7 @@
               </w:rPr>
               <w:t>portOfDischarge</w:t>
             </w:r>
+            <w:proofErr w:type="spellEnd"/>
             <w:r>
               <w:rPr>
                 <w:rFonts w:ascii="SansSerif" w:hAnsi="SansSerif" w:cs="SansSerif"/>
@@ -1486,6 +1547,7 @@
               </w:rPr>
               <w:t>{</w:t>
             </w:r>
+            <w:proofErr w:type="spellStart"/>
             <w:r>
               <w:rPr>
                 <w:rFonts w:ascii="SansSerif" w:hAnsi="SansSerif" w:cs="SansSerif"/>
@@ -1495,6 +1557,7 @@
               </w:rPr>
               <w:t>finalDestination</w:t>
             </w:r>
+            <w:proofErr w:type="spellEnd"/>
             <w:r>
               <w:rPr>
                 <w:rFonts w:ascii="SansSerif" w:hAnsi="SansSerif" w:cs="SansSerif"/>
@@ -1565,6 +1628,7 @@
               </w:rPr>
               <w:t>{</w:t>
             </w:r>
+            <w:proofErr w:type="spellStart"/>
             <w:r>
               <w:rPr>
                 <w:rFonts w:cstheme="minorHAnsi"/>
@@ -1573,6 +1637,7 @@
               </w:rPr>
               <w:t>privateRemark</w:t>
             </w:r>
+            <w:proofErr w:type="spellEnd"/>
             <w:r>
               <w:rPr>
                 <w:rFonts w:cstheme="minorHAnsi"/>
@@ -1710,7 +1775,119 @@
                       <w:sz w:val="20"/>
                       <w:szCs w:val="20"/>
                     </w:rPr>
-                    <w:t>{#isAus}ASW No{/isAus}{^isAus}Grade{/isAus}</w:t>
+                    <w:t>{#</w:t>
+                  </w:r>
+                  <w:proofErr w:type="gramStart"/>
+                  <w:r>
+                    <w:rPr>
+                      <w:rFonts w:cstheme="minorHAnsi"/>
+                      <w:b/>
+                      <w:bCs/>
+                      <w:sz w:val="20"/>
+                      <w:szCs w:val="20"/>
+                    </w:rPr>
+                    <w:t>isAus}ASW</w:t>
+                  </w:r>
+                  <w:proofErr w:type="gramEnd"/>
+                  <w:r>
+                    <w:rPr>
+                      <w:rFonts w:cstheme="minorHAnsi"/>
+                      <w:b/>
+                      <w:bCs/>
+                      <w:sz w:val="20"/>
+                      <w:szCs w:val="20"/>
+                    </w:rPr>
+                    <w:t xml:space="preserve"> No{/</w:t>
+                  </w:r>
+                  <w:proofErr w:type="spellStart"/>
+                  <w:proofErr w:type="gramStart"/>
+                  <w:r>
+                    <w:rPr>
+                      <w:rFonts w:cstheme="minorHAnsi"/>
+                      <w:b/>
+                      <w:bCs/>
+                      <w:sz w:val="20"/>
+                      <w:szCs w:val="20"/>
+                    </w:rPr>
+                    <w:t>isAus</w:t>
+                  </w:r>
+                  <w:proofErr w:type="spellEnd"/>
+                  <w:r>
+                    <w:rPr>
+                      <w:rFonts w:cstheme="minorHAnsi"/>
+                      <w:b/>
+                      <w:bCs/>
+                      <w:sz w:val="20"/>
+                      <w:szCs w:val="20"/>
+                    </w:rPr>
+                    <w:t>}{</w:t>
+                  </w:r>
+                  <w:proofErr w:type="gramEnd"/>
+                  <w:r>
+                    <w:rPr>
+                      <w:rFonts w:cstheme="minorHAnsi"/>
+                      <w:b/>
+                      <w:bCs/>
+                      <w:sz w:val="20"/>
+                      <w:szCs w:val="20"/>
+                    </w:rPr>
+                    <w:t>^</w:t>
+                  </w:r>
+                  <w:proofErr w:type="spellStart"/>
+                  <w:proofErr w:type="gramStart"/>
+                  <w:r>
+                    <w:rPr>
+                      <w:rFonts w:cstheme="minorHAnsi"/>
+                      <w:b/>
+                      <w:bCs/>
+                      <w:sz w:val="20"/>
+                      <w:szCs w:val="20"/>
+                    </w:rPr>
+                    <w:t>isAus</w:t>
+                  </w:r>
+                  <w:proofErr w:type="spellEnd"/>
+                  <w:r>
+                    <w:rPr>
+                      <w:rFonts w:cstheme="minorHAnsi"/>
+                      <w:b/>
+                      <w:bCs/>
+                      <w:sz w:val="20"/>
+                      <w:szCs w:val="20"/>
+                    </w:rPr>
+                    <w:t>}Grade</w:t>
+                  </w:r>
+                  <w:proofErr w:type="gramEnd"/>
+                  <w:r>
+                    <w:rPr>
+                      <w:rFonts w:cstheme="minorHAnsi"/>
+                      <w:b/>
+                      <w:bCs/>
+                      <w:sz w:val="20"/>
+                      <w:szCs w:val="20"/>
+                    </w:rPr>
+                    <w:t>{/</w:t>
+                  </w:r>
+                  <w:proofErr w:type="spellStart"/>
+                  <w:r>
+                    <w:rPr>
+                      <w:rFonts w:cstheme="minorHAnsi"/>
+                      <w:b/>
+                      <w:bCs/>
+                      <w:sz w:val="20"/>
+                      <w:szCs w:val="20"/>
+                    </w:rPr>
+                    <w:t>isAus</w:t>
+                  </w:r>
+                  <w:proofErr w:type="spellEnd"/>
+                  <w:r>
+                    <w:rPr>
+                      <w:rFonts w:cstheme="minorHAnsi"/>
+                      <w:b/>
+                      <w:bCs/>
+                      <w:sz w:val="20"/>
+                      <w:szCs w:val="20"/>
+                    </w:rPr>
+                    <w:t>}</w:t>
                   </w:r>
                 </w:p>
               </w:tc>
@@ -1744,8 +1921,32 @@
                       <w:sz w:val="20"/>
                       <w:szCs w:val="20"/>
                     </w:rPr>
-                    <w:t xml:space="preserve">{#isAus}ASW </w:t>
-                  </w:r>
+                    <w:t>{#</w:t>
+                  </w:r>
+                  <w:proofErr w:type="gramStart"/>
+                  <w:r>
+                    <w:rPr>
+                      <w:rFonts w:cstheme="minorHAnsi"/>
+                      <w:b/>
+                      <w:bCs/>
+                      <w:sz w:val="20"/>
+                      <w:szCs w:val="20"/>
+                    </w:rPr>
+                    <w:t>isAus}ASW</w:t>
+                  </w:r>
+                  <w:proofErr w:type="gramEnd"/>
+                  <w:r>
+                    <w:rPr>
+                      <w:rFonts w:cstheme="minorHAnsi"/>
+                      <w:b/>
+                      <w:bCs/>
+                      <w:sz w:val="20"/>
+                      <w:szCs w:val="20"/>
+                    </w:rPr>
+                    <w:t xml:space="preserve"> </w:t>
+                  </w:r>
+                  <w:proofErr w:type="spellStart"/>
+                  <w:proofErr w:type="gramStart"/>
                   <w:r>
                     <w:rPr>
                       <w:rFonts w:cstheme="minorHAnsi"/>
@@ -1764,7 +1965,76 @@
                       <w:sz w:val="20"/>
                       <w:szCs w:val="20"/>
                     </w:rPr>
-                    <w:t>No{/isAus}{^isAus}</w:t>
+                    <w:t>No</w:t>
+                  </w:r>
+                  <w:proofErr w:type="spellEnd"/>
+                  <w:proofErr w:type="gramEnd"/>
+                  <w:r>
+                    <w:rPr>
+                      <w:rFonts w:cstheme="minorHAnsi"/>
+                      <w:b/>
+                      <w:bCs/>
+                      <w:sz w:val="20"/>
+                      <w:szCs w:val="20"/>
+                    </w:rPr>
+                    <w:t>{/</w:t>
+                  </w:r>
+                  <w:proofErr w:type="spellStart"/>
+                  <w:proofErr w:type="gramStart"/>
+                  <w:r>
+                    <w:rPr>
+                      <w:rFonts w:cstheme="minorHAnsi"/>
+                      <w:b/>
+                      <w:bCs/>
+                      <w:sz w:val="20"/>
+                      <w:szCs w:val="20"/>
+                    </w:rPr>
+                    <w:t>isAus</w:t>
+                  </w:r>
+                  <w:proofErr w:type="spellEnd"/>
+                  <w:r>
+                    <w:rPr>
+                      <w:rFonts w:cstheme="minorHAnsi"/>
+                      <w:b/>
+                      <w:bCs/>
+                      <w:sz w:val="20"/>
+                      <w:szCs w:val="20"/>
+                    </w:rPr>
+                    <w:t>}{</w:t>
+                  </w:r>
+                  <w:proofErr w:type="gramEnd"/>
+                  <w:r>
+                    <w:rPr>
+                      <w:rFonts w:cstheme="minorHAnsi"/>
+                      <w:b/>
+                      <w:bCs/>
+                      <w:sz w:val="20"/>
+                      <w:szCs w:val="20"/>
+                    </w:rPr>
+                    <w:t>^</w:t>
+                  </w:r>
+                  <w:proofErr w:type="spellStart"/>
+                  <w:proofErr w:type="gramStart"/>
+                  <w:r>
+                    <w:rPr>
+                      <w:rFonts w:cstheme="minorHAnsi"/>
+                      <w:b/>
+                      <w:bCs/>
+                      <w:sz w:val="20"/>
+                      <w:szCs w:val="20"/>
+                    </w:rPr>
+                    <w:t>isAus</w:t>
+                  </w:r>
+                  <w:proofErr w:type="spellEnd"/>
+                  <w:r>
+                    <w:rPr>
+                      <w:rFonts w:cstheme="minorHAnsi"/>
+                      <w:b/>
+                      <w:bCs/>
+                      <w:sz w:val="20"/>
+                      <w:szCs w:val="20"/>
+                    </w:rPr>
+                    <w:t>}</w:t>
                   </w:r>
                   <w:r>
                     <w:rPr>
@@ -1776,15 +2046,38 @@
                     </w:rPr>
                     <w:t>Brand</w:t>
                   </w:r>
-                  <w:r>
-                    <w:rPr>
-                      <w:rFonts w:cstheme="minorHAnsi"/>
-                      <w:b/>
-                      <w:bCs/>
-                      <w:sz w:val="20"/>
-                      <w:szCs w:val="20"/>
-                    </w:rPr>
-                    <w:t>{/isAus}</w:t>
+                  <w:proofErr w:type="gramEnd"/>
+                  <w:r>
+                    <w:rPr>
+                      <w:rFonts w:cstheme="minorHAnsi"/>
+                      <w:b/>
+                      <w:bCs/>
+                      <w:sz w:val="20"/>
+                      <w:szCs w:val="20"/>
+                    </w:rPr>
+                    <w:t>{/</w:t>
+                  </w:r>
+                  <w:proofErr w:type="spellStart"/>
+                  <w:r>
+                    <w:rPr>
+                      <w:rFonts w:cstheme="minorHAnsi"/>
+                      <w:b/>
+                      <w:bCs/>
+                      <w:sz w:val="20"/>
+                      <w:szCs w:val="20"/>
+                    </w:rPr>
+                    <w:t>isAus</w:t>
+                  </w:r>
+                  <w:proofErr w:type="spellEnd"/>
+                  <w:r>
+                    <w:rPr>
+                      <w:rFonts w:cstheme="minorHAnsi"/>
+                      <w:b/>
+                      <w:bCs/>
+                      <w:sz w:val="20"/>
+                      <w:szCs w:val="20"/>
+                    </w:rPr>
+                    <w:t>}</w:t>
                   </w:r>
                 </w:p>
               </w:tc>
@@ -1907,6 +2200,7 @@
                       <w:szCs w:val="20"/>
                     </w:rPr>
                   </w:pPr>
+                  <w:proofErr w:type="spellStart"/>
                   <w:r>
                     <w:rPr>
                       <w:rFonts w:cstheme="minorHAnsi"/>
@@ -1917,6 +2211,7 @@
                     </w:rPr>
                     <w:t>NetWt</w:t>
                   </w:r>
+                  <w:proofErr w:type="spellEnd"/>
                   <w:r>
                     <w:rPr>
                       <w:rFonts w:cstheme="minorHAnsi"/>
@@ -1959,6 +2254,7 @@
                       <w:szCs w:val="20"/>
                     </w:rPr>
                   </w:pPr>
+                  <w:proofErr w:type="spellStart"/>
                   <w:r>
                     <w:rPr>
                       <w:rFonts w:cstheme="minorHAnsi"/>
@@ -1969,6 +2265,7 @@
                     </w:rPr>
                     <w:t>GrossWt</w:t>
                   </w:r>
+                  <w:proofErr w:type="spellEnd"/>
                   <w:r>
                     <w:rPr>
                       <w:rFonts w:cstheme="minorHAnsi"/>
@@ -2020,7 +2317,29 @@
                       <w:sz w:val="20"/>
                       <w:szCs w:val="20"/>
                     </w:rPr>
-                    <w:t>Box Size In Inch</w:t>
+                    <w:t xml:space="preserve">Box Size </w:t>
+                  </w:r>
+                  <w:proofErr w:type="gramStart"/>
+                  <w:r>
+                    <w:rPr>
+                      <w:rFonts w:cstheme="minorHAnsi"/>
+                      <w:b/>
+                      <w:bCs/>
+                      <w:sz w:val="20"/>
+                      <w:szCs w:val="20"/>
+                    </w:rPr>
+                    <w:t>In</w:t>
+                  </w:r>
+                  <w:proofErr w:type="gramEnd"/>
+                  <w:r>
+                    <w:rPr>
+                      <w:rFonts w:cstheme="minorHAnsi"/>
+                      <w:b/>
+                      <w:bCs/>
+                      <w:sz w:val="20"/>
+                      <w:szCs w:val="20"/>
+                    </w:rPr>
+                    <w:t xml:space="preserve"> Inch</w:t>
                   </w:r>
                 </w:p>
               </w:tc>
@@ -2058,6 +2377,7 @@
                     </w:rPr>
                     <w:t>{#</w:t>
                   </w:r>
+                  <w:proofErr w:type="gramStart"/>
                   <w:r>
                     <w:rPr>
                       <w:rFonts w:cstheme="minorHAnsi"/>
@@ -2080,8 +2400,18 @@
                       <w:sz w:val="20"/>
                       <w:szCs w:val="20"/>
                     </w:rPr>
-                    <w:t>{#</w:t>
-                  </w:r>
+                    <w:t>{</w:t>
+                  </w:r>
+                  <w:proofErr w:type="gramEnd"/>
+                  <w:r>
+                    <w:rPr>
+                      <w:rFonts w:cstheme="minorHAnsi"/>
+                      <w:sz w:val="20"/>
+                      <w:szCs w:val="20"/>
+                    </w:rPr>
+                    <w:t>#</w:t>
+                  </w:r>
+                  <w:proofErr w:type="gramStart"/>
                   <w:r>
                     <w:rPr>
                       <w:rFonts w:cstheme="minorHAnsi"/>
@@ -2106,7 +2436,18 @@
                       <w:sz w:val="20"/>
                       <w:szCs w:val="20"/>
                     </w:rPr>
-                    <w:t>{thic</w:t>
+                    <w:t>{</w:t>
+                  </w:r>
+                  <w:proofErr w:type="gramEnd"/>
+                  <w:r>
+                    <w:rPr>
+                      <w:rFonts w:cstheme="minorHAnsi"/>
+                      <w:b/>
+                      <w:bCs/>
+                      <w:sz w:val="20"/>
+                      <w:szCs w:val="20"/>
+                    </w:rPr>
+                    <w:t>thic</w:t>
                   </w:r>
                   <w:r>
                     <w:rPr>
@@ -2255,7 +2596,16 @@
                       <w:sz w:val="20"/>
                       <w:szCs w:val="20"/>
                     </w:rPr>
-                    <w:t>{#invoices}</w:t>
+                    <w:t>{#</w:t>
+                  </w:r>
+                  <w:proofErr w:type="gramStart"/>
+                  <w:r>
+                    <w:rPr>
+                      <w:rFonts w:cstheme="minorHAnsi"/>
+                      <w:sz w:val="20"/>
+                      <w:szCs w:val="20"/>
+                    </w:rPr>
+                    <w:t>invoices}</w:t>
                   </w:r>
                   <w:r>
                     <w:rPr>
@@ -2265,6 +2615,7 @@
                     </w:rPr>
                     <w:t>{</w:t>
                   </w:r>
+                  <w:proofErr w:type="gramEnd"/>
                   <w:r>
                     <w:rPr>
                       <w:rFonts w:cstheme="minorHAnsi"/>
@@ -2308,7 +2659,25 @@
                       <w:sz w:val="20"/>
                       <w:szCs w:val="20"/>
                     </w:rPr>
-                    <w:t>{containerFrom}{#containerTo} to</w:t>
+                    <w:t>{</w:t>
+                  </w:r>
+                  <w:proofErr w:type="spellStart"/>
+                  <w:r>
+                    <w:rPr>
+                      <w:rFonts w:cstheme="minorHAnsi"/>
+                      <w:sz w:val="20"/>
+                      <w:szCs w:val="20"/>
+                    </w:rPr>
+                    <w:t>containerFrom</w:t>
+                  </w:r>
+                  <w:proofErr w:type="spellEnd"/>
+                  <w:r>
+                    <w:rPr>
+                      <w:rFonts w:cstheme="minorHAnsi"/>
+                      <w:sz w:val="20"/>
+                      <w:szCs w:val="20"/>
+                    </w:rPr>
+                    <w:t>}{#containerTo} to</w:t>
                   </w:r>
                   <w:r>
                     <w:rPr>
@@ -2324,7 +2693,43 @@
                       <w:sz w:val="20"/>
                       <w:szCs w:val="20"/>
                     </w:rPr>
-                    <w:t>{containerTo}{/containerTo}</w:t>
+                    <w:t>{</w:t>
+                  </w:r>
+                  <w:proofErr w:type="spellStart"/>
+                  <w:r>
+                    <w:rPr>
+                      <w:rFonts w:cstheme="minorHAnsi"/>
+                      <w:sz w:val="20"/>
+                      <w:szCs w:val="20"/>
+                    </w:rPr>
+                    <w:t>containerTo</w:t>
+                  </w:r>
+                  <w:proofErr w:type="spellEnd"/>
+                  <w:r>
+                    <w:rPr>
+                      <w:rFonts w:cstheme="minorHAnsi"/>
+                      <w:sz w:val="20"/>
+                      <w:szCs w:val="20"/>
+                    </w:rPr>
+                    <w:t>}{/</w:t>
+                  </w:r>
+                  <w:proofErr w:type="spellStart"/>
+                  <w:r>
+                    <w:rPr>
+                      <w:rFonts w:cstheme="minorHAnsi"/>
+                      <w:sz w:val="20"/>
+                      <w:szCs w:val="20"/>
+                    </w:rPr>
+                    <w:t>containerTo</w:t>
+                  </w:r>
+                  <w:proofErr w:type="spellEnd"/>
+                  <w:r>
+                    <w:rPr>
+                      <w:rFonts w:cstheme="minorHAnsi"/>
+                      <w:sz w:val="20"/>
+                      <w:szCs w:val="20"/>
+                    </w:rPr>
+                    <w:t>}</w:t>
                   </w:r>
                 </w:p>
               </w:tc>
@@ -2355,6 +2760,7 @@
                     </w:rPr>
                     <w:t>{</w:t>
                   </w:r>
+                  <w:proofErr w:type="spellStart"/>
                   <w:r>
                     <w:rPr>
                       <w:rFonts w:cstheme="minorHAnsi"/>
@@ -2363,6 +2769,7 @@
                     </w:rPr>
                     <w:t>materialGrade</w:t>
                   </w:r>
+                  <w:proofErr w:type="spellEnd"/>
                 </w:p>
                 <w:p>
                   <w:pPr>
@@ -2410,6 +2817,7 @@
                     </w:rPr>
                     <w:t>{</w:t>
                   </w:r>
+                  <w:proofErr w:type="spellStart"/>
                   <w:r>
                     <w:rPr>
                       <w:rFonts w:cstheme="minorHAnsi"/>
@@ -2418,6 +2826,7 @@
                     </w:rPr>
                     <w:t>brandName</w:t>
                   </w:r>
+                  <w:proofErr w:type="spellEnd"/>
                   <w:r>
                     <w:rPr>
                       <w:rFonts w:cstheme="minorHAnsi"/>
@@ -2455,6 +2864,7 @@
                     </w:rPr>
                     <w:t>{</w:t>
                   </w:r>
+                  <w:proofErr w:type="spellStart"/>
                   <w:r>
                     <w:rPr>
                       <w:rFonts w:cstheme="minorHAnsi"/>
@@ -2463,6 +2873,7 @@
                     </w:rPr>
                     <w:t>designType</w:t>
                   </w:r>
+                  <w:proofErr w:type="spellEnd"/>
                   <w:r>
                     <w:rPr>
                       <w:rFonts w:cstheme="minorHAnsi"/>
@@ -2499,6 +2910,7 @@
                     </w:rPr>
                     <w:t>{</w:t>
                   </w:r>
+                  <w:proofErr w:type="spellStart"/>
                   <w:r>
                     <w:rPr>
                       <w:rFonts w:cstheme="minorHAnsi"/>
@@ -2507,6 +2919,7 @@
                     </w:rPr>
                     <w:t>finishType</w:t>
                   </w:r>
+                  <w:proofErr w:type="spellEnd"/>
                   <w:r>
                     <w:rPr>
                       <w:rFonts w:cstheme="minorHAnsi"/>
@@ -2589,6 +3002,7 @@
                     </w:rPr>
                     <w:t>{</w:t>
                   </w:r>
+                  <w:proofErr w:type="spellStart"/>
                   <w:r>
                     <w:rPr>
                       <w:rFonts w:cstheme="minorHAnsi"/>
@@ -2597,6 +3011,7 @@
                     </w:rPr>
                     <w:t>netWeight</w:t>
                   </w:r>
+                  <w:proofErr w:type="spellEnd"/>
                   <w:r>
                     <w:rPr>
                       <w:rFonts w:cstheme="minorHAnsi"/>
@@ -2634,6 +3049,7 @@
                     </w:rPr>
                     <w:t>{</w:t>
                   </w:r>
+                  <w:proofErr w:type="spellStart"/>
                   <w:r>
                     <w:rPr>
                       <w:rFonts w:cstheme="minorHAnsi"/>
@@ -2642,6 +3058,7 @@
                     </w:rPr>
                     <w:t>grossWeight</w:t>
                   </w:r>
+                  <w:proofErr w:type="spellEnd"/>
                   <w:r>
                     <w:rPr>
                       <w:rFonts w:cstheme="minorHAnsi"/>
@@ -2678,6 +3095,7 @@
                     </w:rPr>
                     <w:t>{</w:t>
                   </w:r>
+                  <w:proofErr w:type="spellStart"/>
                   <w:r>
                     <w:rPr>
                       <w:rFonts w:cstheme="minorHAnsi"/>
@@ -2686,6 +3104,7 @@
                     </w:rPr>
                     <w:t>lengthInch</w:t>
                   </w:r>
+                  <w:proofErr w:type="spellEnd"/>
                   <w:r>
                     <w:rPr>
                       <w:rFonts w:cstheme="minorHAnsi"/>
@@ -2694,6 +3113,7 @@
                     </w:rPr>
                     <w:t>} X {</w:t>
                   </w:r>
+                  <w:proofErr w:type="spellStart"/>
                   <w:r>
                     <w:rPr>
                       <w:rFonts w:cstheme="minorHAnsi"/>
@@ -2702,6 +3122,7 @@
                     </w:rPr>
                     <w:t>widthInch</w:t>
                   </w:r>
+                  <w:proofErr w:type="spellEnd"/>
                   <w:r>
                     <w:rPr>
                       <w:rFonts w:cstheme="minorHAnsi"/>
@@ -2710,6 +3131,7 @@
                     </w:rPr>
                     <w:t>} X {</w:t>
                   </w:r>
+                  <w:proofErr w:type="spellStart"/>
                   <w:r>
                     <w:rPr>
                       <w:rFonts w:cstheme="minorHAnsi"/>
@@ -2724,7 +3146,16 @@
                       <w:sz w:val="20"/>
                       <w:szCs w:val="20"/>
                     </w:rPr>
-                    <w:t>h}</w:t>
+                    <w:t>h</w:t>
+                  </w:r>
+                  <w:proofErr w:type="spellEnd"/>
+                  <w:r>
+                    <w:rPr>
+                      <w:rFonts w:cstheme="minorHAnsi"/>
+                      <w:sz w:val="20"/>
+                      <w:szCs w:val="20"/>
+                    </w:rPr>
+                    <w:t>}</w:t>
                   </w:r>
                   <w:r>
                     <w:rPr>
@@ -2740,7 +3171,43 @@
                       <w:sz w:val="20"/>
                       <w:szCs w:val="20"/>
                     </w:rPr>
-                    <w:t>{/invoices}{/invoiceItems}</w:t>
+                    <w:t>{/</w:t>
+                  </w:r>
+                  <w:proofErr w:type="gramStart"/>
+                  <w:r>
+                    <w:rPr>
+                      <w:rFonts w:cstheme="minorHAnsi"/>
+                      <w:sz w:val="20"/>
+                      <w:szCs w:val="20"/>
+                    </w:rPr>
+                    <w:t>invoices}{</w:t>
+                  </w:r>
+                  <w:proofErr w:type="gramEnd"/>
+                  <w:r>
+                    <w:rPr>
+                      <w:rFonts w:cstheme="minorHAnsi"/>
+                      <w:sz w:val="20"/>
+                      <w:szCs w:val="20"/>
+                    </w:rPr>
+                    <w:t>/</w:t>
+                  </w:r>
+                  <w:proofErr w:type="spellStart"/>
+                  <w:r>
+                    <w:rPr>
+                      <w:rFonts w:cstheme="minorHAnsi"/>
+                      <w:sz w:val="20"/>
+                      <w:szCs w:val="20"/>
+                    </w:rPr>
+                    <w:t>invoiceItems</w:t>
+                  </w:r>
+                  <w:proofErr w:type="spellEnd"/>
+                  <w:r>
+                    <w:rPr>
+                      <w:rFonts w:cstheme="minorHAnsi"/>
+                      <w:sz w:val="20"/>
+                      <w:szCs w:val="20"/>
+                    </w:rPr>
+                    <w:t>}</w:t>
                   </w:r>
                 </w:p>
               </w:tc>
@@ -2881,6 +3348,7 @@
                     </w:rPr>
                     <w:t>{</w:t>
                   </w:r>
+                  <w:proofErr w:type="spellStart"/>
                   <w:r>
                     <w:rPr>
                       <w:rFonts w:cstheme="minorHAnsi"/>
@@ -2891,6 +3359,7 @@
                     </w:rPr>
                     <w:t>totalQuantity</w:t>
                   </w:r>
+                  <w:proofErr w:type="spellEnd"/>
                   <w:r>
                     <w:rPr>
                       <w:rFonts w:cstheme="minorHAnsi"/>
@@ -2965,7 +3434,29 @@
                       <w:sz w:val="20"/>
                       <w:szCs w:val="20"/>
                     </w:rPr>
-                    <w:t>{totalBox}</w:t>
+                    <w:t>{</w:t>
+                  </w:r>
+                  <w:proofErr w:type="spellStart"/>
+                  <w:r>
+                    <w:rPr>
+                      <w:rFonts w:cstheme="minorHAnsi"/>
+                      <w:b/>
+                      <w:bCs/>
+                      <w:sz w:val="20"/>
+                      <w:szCs w:val="20"/>
+                    </w:rPr>
+                    <w:t>totalBox</w:t>
+                  </w:r>
+                  <w:proofErr w:type="spellEnd"/>
+                  <w:r>
+                    <w:rPr>
+                      <w:rFonts w:cstheme="minorHAnsi"/>
+                      <w:b/>
+                      <w:bCs/>
+                      <w:sz w:val="20"/>
+                      <w:szCs w:val="20"/>
+                    </w:rPr>
+                    <w:t>}</w:t>
                   </w:r>
                 </w:p>
               </w:tc>
@@ -3053,6 +3544,7 @@
                     </w:rPr>
                     <w:t>{</w:t>
                   </w:r>
+                  <w:proofErr w:type="spellStart"/>
                   <w:r>
                     <w:rPr>
                       <w:rFonts w:cstheme="minorHAnsi"/>
@@ -3063,6 +3555,7 @@
                     </w:rPr>
                     <w:t>totalNetWeight</w:t>
                   </w:r>
+                  <w:proofErr w:type="spellEnd"/>
                   <w:r>
                     <w:rPr>
                       <w:rFonts w:cstheme="minorHAnsi"/>
@@ -3158,6 +3651,7 @@
                     </w:rPr>
                     <w:t>{</w:t>
                   </w:r>
+                  <w:proofErr w:type="spellStart"/>
                   <w:r>
                     <w:rPr>
                       <w:rFonts w:cstheme="minorHAnsi"/>
@@ -3168,6 +3662,7 @@
                     </w:rPr>
                     <w:t>totalGrossWeight</w:t>
                   </w:r>
+                  <w:proofErr w:type="spellEnd"/>
                   <w:r>
                     <w:rPr>
                       <w:rFonts w:cstheme="minorHAnsi"/>
@@ -3213,14 +3708,10 @@
                     <w:rPr>
                       <w:rFonts w:cstheme="minorHAnsi"/>
                     </w:rPr>
-                    <w:t>{</w:t>
-                  </w:r>
-                  <w:r>
-                    <w:rPr>
-                      <w:rFonts w:cstheme="minorHAnsi"/>
-                    </w:rPr>
-                    <w:t>^</w:t>
-                  </w:r>
+                    <w:t>{^</w:t>
+                  </w:r>
+                  <w:proofErr w:type="spellStart"/>
+                  <w:proofErr w:type="gramStart"/>
                   <w:r>
                     <w:rPr>
                       <w:rFonts w:cstheme="minorHAnsi"/>
@@ -3231,6 +3722,7 @@
                     </w:rPr>
                     <w:t>isAus</w:t>
                   </w:r>
+                  <w:proofErr w:type="spellEnd"/>
                   <w:r>
                     <w:rPr>
                       <w:rFonts w:cstheme="minorHAnsi"/>
@@ -3245,7 +3737,42 @@
                       <w:sz w:val="20"/>
                       <w:szCs w:val="20"/>
                     </w:rPr>
-                    <w:t>Total Sq.Meter:</w:t>
+                    <w:t>Total</w:t>
+                  </w:r>
+                  <w:proofErr w:type="gramEnd"/>
+                  <w:r>
+                    <w:rPr>
+                      <w:rFonts w:cstheme="minorHAnsi"/>
+                      <w:b/>
+                      <w:bCs/>
+                      <w:sz w:val="20"/>
+                      <w:szCs w:val="20"/>
+                    </w:rPr>
+                    <w:t xml:space="preserve"> </w:t>
+                  </w:r>
+                  <w:proofErr w:type="spellStart"/>
+                  <w:proofErr w:type="gramStart"/>
+                  <w:r>
+                    <w:rPr>
+                      <w:rFonts w:cstheme="minorHAnsi"/>
+                      <w:b/>
+                      <w:bCs/>
+                      <w:sz w:val="20"/>
+                      <w:szCs w:val="20"/>
+                    </w:rPr>
+                    <w:t>Sq.Meter</w:t>
+                  </w:r>
+                  <w:proofErr w:type="spellEnd"/>
+                  <w:proofErr w:type="gramEnd"/>
+                  <w:r>
+                    <w:rPr>
+                      <w:rFonts w:cstheme="minorHAnsi"/>
+                      <w:b/>
+                      <w:bCs/>
+                      <w:sz w:val="20"/>
+                      <w:szCs w:val="20"/>
+                    </w:rPr>
+                    <w:t>:</w:t>
                   </w:r>
                 </w:p>
               </w:tc>
@@ -3273,7 +3800,29 @@
                       <w:sz w:val="20"/>
                       <w:szCs w:val="20"/>
                     </w:rPr>
-                    <w:t xml:space="preserve">{totalSqMt} </w:t>
+                    <w:t>{</w:t>
+                  </w:r>
+                  <w:proofErr w:type="spellStart"/>
+                  <w:r>
+                    <w:rPr>
+                      <w:rFonts w:cstheme="minorHAnsi"/>
+                      <w:b/>
+                      <w:bCs/>
+                      <w:sz w:val="20"/>
+                      <w:szCs w:val="20"/>
+                    </w:rPr>
+                    <w:t>totalSqMt</w:t>
+                  </w:r>
+                  <w:proofErr w:type="spellEnd"/>
+                  <w:r>
+                    <w:rPr>
+                      <w:rFonts w:cstheme="minorHAnsi"/>
+                      <w:b/>
+                      <w:bCs/>
+                      <w:sz w:val="20"/>
+                      <w:szCs w:val="20"/>
+                    </w:rPr>
+                    <w:t xml:space="preserve">} </w:t>
                   </w:r>
                   <w:r>
                     <w:rPr>
@@ -3301,6 +3850,7 @@
                     </w:rPr>
                     <w:t>/</w:t>
                   </w:r>
+                  <w:proofErr w:type="spellStart"/>
                   <w:r>
                     <w:rPr>
                       <w:rFonts w:cstheme="minorHAnsi"/>
@@ -3311,6 +3861,7 @@
                     </w:rPr>
                     <w:t>isAus</w:t>
                   </w:r>
+                  <w:proofErr w:type="spellEnd"/>
                   <w:r>
                     <w:rPr>
                       <w:rFonts w:cstheme="minorHAnsi"/>
@@ -3403,6 +3954,8 @@
                     </w:rPr>
                     <w:t>{^</w:t>
                   </w:r>
+                  <w:proofErr w:type="spellStart"/>
+                  <w:proofErr w:type="gramStart"/>
                   <w:r>
                     <w:rPr>
                       <w:rFonts w:cstheme="minorHAnsi"/>
@@ -3413,21 +3966,69 @@
                     </w:rPr>
                     <w:t>isAus</w:t>
                   </w:r>
+                  <w:proofErr w:type="spellEnd"/>
                   <w:r>
                     <w:rPr>
                       <w:rFonts w:cstheme="minorHAnsi"/>
                     </w:rPr>
                     <w:t>}</w:t>
                   </w:r>
-                  <w:r>
-                    <w:rPr>
-                      <w:rFonts w:cstheme="minorHAnsi"/>
-                      <w:b/>
-                      <w:bCs/>
-                      <w:sz w:val="20"/>
-                      <w:szCs w:val="20"/>
-                    </w:rPr>
-                    <w:t>Avg/Wt(Kg)</w:t>
+                  <w:proofErr w:type="spellStart"/>
+                  <w:r>
+                    <w:rPr>
+                      <w:rFonts w:cstheme="minorHAnsi"/>
+                      <w:b/>
+                      <w:bCs/>
+                      <w:sz w:val="20"/>
+                      <w:szCs w:val="20"/>
+                    </w:rPr>
+                    <w:t>Avg</w:t>
+                  </w:r>
+                  <w:proofErr w:type="spellEnd"/>
+                  <w:proofErr w:type="gramEnd"/>
+                  <w:r>
+                    <w:rPr>
+                      <w:rFonts w:cstheme="minorHAnsi"/>
+                      <w:b/>
+                      <w:bCs/>
+                      <w:sz w:val="20"/>
+                      <w:szCs w:val="20"/>
+                    </w:rPr>
+                    <w:t>/</w:t>
+                  </w:r>
+                  <w:proofErr w:type="spellStart"/>
+                  <w:proofErr w:type="gramStart"/>
+                  <w:r>
+                    <w:rPr>
+                      <w:rFonts w:cstheme="minorHAnsi"/>
+                      <w:b/>
+                      <w:bCs/>
+                      <w:sz w:val="20"/>
+                      <w:szCs w:val="20"/>
+                    </w:rPr>
+                    <w:t>Wt</w:t>
+                  </w:r>
+                  <w:proofErr w:type="spellEnd"/>
+                  <w:r>
+                    <w:rPr>
+                      <w:rFonts w:cstheme="minorHAnsi"/>
+                      <w:b/>
+                      <w:bCs/>
+                      <w:sz w:val="20"/>
+                      <w:szCs w:val="20"/>
+                    </w:rPr>
+                    <w:t>(</w:t>
+                  </w:r>
+                  <w:proofErr w:type="gramEnd"/>
+                  <w:r>
+                    <w:rPr>
+                      <w:rFonts w:cstheme="minorHAnsi"/>
+                      <w:b/>
+                      <w:bCs/>
+                      <w:sz w:val="20"/>
+                      <w:szCs w:val="20"/>
+                    </w:rPr>
+                    <w:t>Kg)</w:t>
                   </w:r>
                 </w:p>
               </w:tc>
@@ -3493,13 +4094,14 @@
                     <w:rPr>
                       <w:rFonts w:cstheme="minorHAnsi"/>
                     </w:rPr>
-                    <w:t>{</w:t>
-                  </w:r>
-                  <w:r>
-                    <w:rPr>
-                      <w:rFonts w:cstheme="minorHAnsi"/>
-                    </w:rPr>
-                    <w:t>/i</w:t>
+                    <w:t>{/</w:t>
+                  </w:r>
+                  <w:proofErr w:type="spellStart"/>
+                  <w:r>
+                    <w:rPr>
+                      <w:rFonts w:cstheme="minorHAnsi"/>
+                    </w:rPr>
+                    <w:t>i</w:t>
                   </w:r>
                   <w:r>
                     <w:rPr>
@@ -3511,6 +4113,7 @@
                     </w:rPr>
                     <w:t>sAus</w:t>
                   </w:r>
+                  <w:proofErr w:type="spellEnd"/>
                   <w:r>
                     <w:rPr>
                       <w:rFonts w:cstheme="minorHAnsi"/>
@@ -3549,6 +4152,8 @@
                     </w:rPr>
                     <w:t>{^</w:t>
                   </w:r>
+                  <w:proofErr w:type="spellStart"/>
+                  <w:proofErr w:type="gramStart"/>
                   <w:r>
                     <w:rPr>
                       <w:rFonts w:cstheme="minorHAnsi"/>
@@ -3559,6 +4164,7 @@
                     </w:rPr>
                     <w:t>isAus</w:t>
                   </w:r>
+                  <w:proofErr w:type="spellEnd"/>
                   <w:r>
                     <w:rPr>
                       <w:rFonts w:cstheme="minorHAnsi"/>
@@ -3573,7 +4179,40 @@
                       <w:sz w:val="20"/>
                       <w:szCs w:val="20"/>
                     </w:rPr>
-                    <w:t>{#containerSummary}{avgWeight}</w:t>
+                    <w:t>{</w:t>
+                  </w:r>
+                  <w:proofErr w:type="gramEnd"/>
+                  <w:r>
+                    <w:rPr>
+                      <w:rFonts w:cstheme="minorHAnsi"/>
+                      <w:b/>
+                      <w:bCs/>
+                      <w:sz w:val="20"/>
+                      <w:szCs w:val="20"/>
+                    </w:rPr>
+                    <w:t>#</w:t>
+                  </w:r>
+                  <w:proofErr w:type="gramStart"/>
+                  <w:r>
+                    <w:rPr>
+                      <w:rFonts w:cstheme="minorHAnsi"/>
+                      <w:b/>
+                      <w:bCs/>
+                      <w:sz w:val="20"/>
+                      <w:szCs w:val="20"/>
+                    </w:rPr>
+                    <w:t>containerSummary}{</w:t>
+                  </w:r>
+                  <w:proofErr w:type="gramEnd"/>
+                  <w:r>
+                    <w:rPr>
+                      <w:rFonts w:cstheme="minorHAnsi"/>
+                      <w:b/>
+                      <w:bCs/>
+                      <w:sz w:val="20"/>
+                      <w:szCs w:val="20"/>
+                    </w:rPr>
+                    <w:t>avgWeight}</w:t>
                   </w:r>
                 </w:p>
               </w:tc>
@@ -3603,7 +4242,29 @@
                       <w:sz w:val="20"/>
                       <w:szCs w:val="20"/>
                     </w:rPr>
-                    <w:t>{totalSqMtPerType}</w:t>
+                    <w:t>{</w:t>
+                  </w:r>
+                  <w:proofErr w:type="spellStart"/>
+                  <w:r>
+                    <w:rPr>
+                      <w:rFonts w:cstheme="minorHAnsi"/>
+                      <w:b/>
+                      <w:bCs/>
+                      <w:sz w:val="20"/>
+                      <w:szCs w:val="20"/>
+                    </w:rPr>
+                    <w:t>totalSqMtPerType</w:t>
+                  </w:r>
+                  <w:proofErr w:type="spellEnd"/>
+                  <w:r>
+                    <w:rPr>
+                      <w:rFonts w:cstheme="minorHAnsi"/>
+                      <w:b/>
+                      <w:bCs/>
+                      <w:sz w:val="20"/>
+                      <w:szCs w:val="20"/>
+                    </w:rPr>
+                    <w:t>}</w:t>
                   </w:r>
                 </w:p>
               </w:tc>
@@ -3633,7 +4294,30 @@
                       <w:sz w:val="20"/>
                       <w:szCs w:val="20"/>
                     </w:rPr>
-                    <w:t>{length} X {width} X {height} MM{/containerSummary}</w:t>
+                    <w:t>{length} X {width} X {height} MM{/</w:t>
+                  </w:r>
+                  <w:proofErr w:type="spellStart"/>
+                  <w:proofErr w:type="gramStart"/>
+                  <w:r>
+                    <w:rPr>
+                      <w:rFonts w:cstheme="minorHAnsi"/>
+                      <w:b/>
+                      <w:bCs/>
+                      <w:sz w:val="20"/>
+                      <w:szCs w:val="20"/>
+                    </w:rPr>
+                    <w:t>containerSummary</w:t>
+                  </w:r>
+                  <w:proofErr w:type="spellEnd"/>
+                  <w:r>
+                    <w:rPr>
+                      <w:rFonts w:cstheme="minorHAnsi"/>
+                      <w:b/>
+                      <w:bCs/>
+                      <w:sz w:val="20"/>
+                      <w:szCs w:val="20"/>
+                    </w:rPr>
+                    <w:t>}</w:t>
                   </w:r>
                   <w:r>
                     <w:rPr>
@@ -3641,12 +4325,14 @@
                     </w:rPr>
                     <w:t>{</w:t>
                   </w:r>
+                  <w:proofErr w:type="gramEnd"/>
                   <w:r>
                     <w:rPr>
                       <w:rFonts w:cstheme="minorHAnsi"/>
                     </w:rPr>
                     <w:t>/</w:t>
                   </w:r>
+                  <w:proofErr w:type="spellStart"/>
                   <w:r>
                     <w:rPr>
                       <w:rFonts w:cstheme="minorHAnsi"/>
@@ -3657,6 +4343,7 @@
                     </w:rPr>
                     <w:t>isAus</w:t>
                   </w:r>
+                  <w:proofErr w:type="spellEnd"/>
                   <w:r>
                     <w:rPr>
                       <w:rFonts w:cstheme="minorHAnsi"/>
@@ -3695,7 +4382,7 @@
       <w:headerReference w:type="default" r:id="rId8"/>
       <w:footerReference w:type="default" r:id="rId9"/>
       <w:pgSz w:w="12240" w:h="15840" w:code="1"/>
-      <w:pgMar w:top="567" w:right="567" w:bottom="1701" w:left="567" w:header="113" w:footer="510" w:gutter="0"/>
+      <w:pgMar w:top="482" w:right="567" w:bottom="1701" w:left="567" w:header="113" w:footer="510" w:gutter="0"/>
       <w:pgBorders w:offsetFrom="page">
         <w:top w:val="single" w:sz="4" w:space="24" w:color="auto"/>
         <w:left w:val="single" w:sz="4" w:space="28" w:color="auto"/>

--- a/electron/database/generate-document/templates/custom-packing.docx
+++ b/electron/database/generate-document/templates/custom-packing.docx
@@ -10,10 +10,10 @@
         <w:tblLook w:val="04A0" w:firstRow="1" w:lastRow="0" w:firstColumn="1" w:lastColumn="0" w:noHBand="0" w:noVBand="1"/>
       </w:tblPr>
       <w:tblGrid>
-        <w:gridCol w:w="4186"/>
-        <w:gridCol w:w="2257"/>
-        <w:gridCol w:w="2382"/>
-        <w:gridCol w:w="2281"/>
+        <w:gridCol w:w="4134"/>
+        <w:gridCol w:w="2274"/>
+        <w:gridCol w:w="2400"/>
+        <w:gridCol w:w="2298"/>
       </w:tblGrid>
       <w:tr>
         <w:trPr>
@@ -1672,16 +1672,16 @@
               <w:tblLook w:val="04A0" w:firstRow="1" w:lastRow="0" w:firstColumn="1" w:lastColumn="0" w:noHBand="0" w:noVBand="1"/>
             </w:tblPr>
             <w:tblGrid>
-              <w:gridCol w:w="1119"/>
-              <w:gridCol w:w="1418"/>
-              <w:gridCol w:w="1529"/>
-              <w:gridCol w:w="1666"/>
-              <w:gridCol w:w="714"/>
-              <w:gridCol w:w="672"/>
-              <w:gridCol w:w="602"/>
-              <w:gridCol w:w="685"/>
-              <w:gridCol w:w="758"/>
-              <w:gridCol w:w="1727"/>
+              <w:gridCol w:w="1088"/>
+              <w:gridCol w:w="1377"/>
+              <w:gridCol w:w="1625"/>
+              <w:gridCol w:w="1772"/>
+              <w:gridCol w:w="697"/>
+              <w:gridCol w:w="656"/>
+              <w:gridCol w:w="592"/>
+              <w:gridCol w:w="669"/>
+              <w:gridCol w:w="739"/>
+              <w:gridCol w:w="1675"/>
             </w:tblGrid>
             <w:tr>
               <w:trPr>
@@ -2365,15 +2365,15 @@
                       <w:rFonts w:cstheme="minorHAnsi"/>
                       <w:b/>
                       <w:bCs/>
-                      <w:sz w:val="20"/>
-                      <w:szCs w:val="20"/>
+                      <w:sz w:val="18"/>
+                      <w:szCs w:val="18"/>
                     </w:rPr>
                   </w:pPr>
                   <w:r>
                     <w:rPr>
                       <w:rFonts w:cstheme="minorHAnsi"/>
-                      <w:sz w:val="20"/>
-                      <w:szCs w:val="20"/>
+                      <w:sz w:val="18"/>
+                      <w:szCs w:val="18"/>
                     </w:rPr>
                     <w:t>{#</w:t>
                   </w:r>
@@ -2381,24 +2381,16 @@
                   <w:r>
                     <w:rPr>
                       <w:rFonts w:cstheme="minorHAnsi"/>
-                      <w:sz w:val="20"/>
-                      <w:szCs w:val="20"/>
-                    </w:rPr>
-                    <w:t>invoiceItems</w:t>
-                  </w:r>
-                  <w:r>
-                    <w:rPr>
-                      <w:rFonts w:cstheme="minorHAnsi"/>
-                      <w:sz w:val="20"/>
-                      <w:szCs w:val="20"/>
-                    </w:rPr>
-                    <w:t>}</w:t>
-                  </w:r>
-                  <w:r>
-                    <w:rPr>
-                      <w:rFonts w:cstheme="minorHAnsi"/>
-                      <w:sz w:val="20"/>
-                      <w:szCs w:val="20"/>
+                      <w:sz w:val="18"/>
+                      <w:szCs w:val="18"/>
+                    </w:rPr>
+                    <w:t>invoiceItems}</w:t>
+                  </w:r>
+                  <w:r>
+                    <w:rPr>
+                      <w:rFonts w:cstheme="minorHAnsi"/>
+                      <w:sz w:val="18"/>
+                      <w:szCs w:val="18"/>
                     </w:rPr>
                     <w:t>{</w:t>
                   </w:r>
@@ -2406,8 +2398,8 @@
                   <w:r>
                     <w:rPr>
                       <w:rFonts w:cstheme="minorHAnsi"/>
-                      <w:sz w:val="20"/>
-                      <w:szCs w:val="20"/>
+                      <w:sz w:val="18"/>
+                      <w:szCs w:val="18"/>
                     </w:rPr>
                     <w:t>#</w:t>
                   </w:r>
@@ -2415,26 +2407,18 @@
                   <w:r>
                     <w:rPr>
                       <w:rFonts w:cstheme="minorHAnsi"/>
-                      <w:sz w:val="20"/>
-                      <w:szCs w:val="20"/>
-                    </w:rPr>
-                    <w:t>showThickness</w:t>
-                  </w:r>
-                  <w:r>
-                    <w:rPr>
-                      <w:rFonts w:cstheme="minorHAnsi"/>
-                      <w:sz w:val="20"/>
-                      <w:szCs w:val="20"/>
-                    </w:rPr>
-                    <w:t>}</w:t>
-                  </w:r>
-                  <w:r>
-                    <w:rPr>
-                      <w:rFonts w:cstheme="minorHAnsi"/>
-                      <w:b/>
-                      <w:bCs/>
-                      <w:sz w:val="20"/>
-                      <w:szCs w:val="20"/>
+                      <w:sz w:val="18"/>
+                      <w:szCs w:val="18"/>
+                    </w:rPr>
+                    <w:t>showThickness}</w:t>
+                  </w:r>
+                  <w:r>
+                    <w:rPr>
+                      <w:rFonts w:cstheme="minorHAnsi"/>
+                      <w:b/>
+                      <w:bCs/>
+                      <w:sz w:val="18"/>
+                      <w:szCs w:val="18"/>
                     </w:rPr>
                     <w:t>{</w:t>
                   </w:r>
@@ -2444,26 +2428,16 @@
                       <w:rFonts w:cstheme="minorHAnsi"/>
                       <w:b/>
                       <w:bCs/>
-                      <w:sz w:val="20"/>
-                      <w:szCs w:val="20"/>
-                    </w:rPr>
-                    <w:t>thic</w:t>
-                  </w:r>
-                  <w:r>
-                    <w:rPr>
-                      <w:rFonts w:cstheme="minorHAnsi"/>
-                      <w:b/>
-                      <w:bCs/>
-                      <w:sz w:val="20"/>
-                      <w:szCs w:val="20"/>
-                    </w:rPr>
-                    <w:t>knessDetail</w:t>
-                  </w:r>
-                  <w:r>
-                    <w:rPr>
-                      <w:rFonts w:cstheme="minorHAnsi"/>
-                      <w:sz w:val="20"/>
-                      <w:szCs w:val="20"/>
+                      <w:sz w:val="18"/>
+                      <w:szCs w:val="18"/>
+                    </w:rPr>
+                    <w:t>thicknessDetail</w:t>
+                  </w:r>
+                  <w:r>
+                    <w:rPr>
+                      <w:rFonts w:cstheme="minorHAnsi"/>
+                      <w:sz w:val="18"/>
+                      <w:szCs w:val="18"/>
                     </w:rPr>
                     <w:t>}{/showThickness}</w:t>
                   </w:r>
@@ -2473,8 +2447,8 @@
                     <w:pStyle w:val="NoSpacing"/>
                     <w:rPr>
                       <w:rFonts w:cstheme="minorHAnsi"/>
-                      <w:sz w:val="20"/>
-                      <w:szCs w:val="20"/>
+                      <w:sz w:val="18"/>
+                      <w:szCs w:val="18"/>
                     </w:rPr>
                   </w:pPr>
                   <w:r>
@@ -2482,8 +2456,8 @@
                       <w:rFonts w:cstheme="minorHAnsi"/>
                       <w:b/>
                       <w:bCs/>
-                      <w:sz w:val="20"/>
-                      <w:szCs w:val="20"/>
+                      <w:sz w:val="18"/>
+                      <w:szCs w:val="18"/>
                     </w:rPr>
                     <w:t>{length} X {width} X {height} MM</w:t>
                   </w:r>
@@ -2502,8 +2476,8 @@
                     <w:pStyle w:val="NoSpacing"/>
                     <w:rPr>
                       <w:rFonts w:cstheme="minorHAnsi"/>
-                      <w:sz w:val="20"/>
-                      <w:szCs w:val="20"/>
+                      <w:sz w:val="18"/>
+                      <w:szCs w:val="18"/>
                     </w:rPr>
                   </w:pPr>
                 </w:p>
@@ -2521,8 +2495,8 @@
                     <w:pStyle w:val="NoSpacing"/>
                     <w:rPr>
                       <w:rFonts w:cstheme="minorHAnsi"/>
-                      <w:sz w:val="20"/>
-                      <w:szCs w:val="20"/>
+                      <w:sz w:val="18"/>
+                      <w:szCs w:val="18"/>
                     </w:rPr>
                   </w:pPr>
                 </w:p>
@@ -2540,8 +2514,8 @@
                     <w:pStyle w:val="NoSpacing"/>
                     <w:rPr>
                       <w:rFonts w:cstheme="minorHAnsi"/>
-                      <w:sz w:val="20"/>
-                      <w:szCs w:val="20"/>
+                      <w:sz w:val="18"/>
+                      <w:szCs w:val="18"/>
                     </w:rPr>
                   </w:pPr>
                 </w:p>
@@ -2560,8 +2534,8 @@
                     <w:pStyle w:val="NoSpacing"/>
                     <w:rPr>
                       <w:rFonts w:cstheme="minorHAnsi"/>
-                      <w:sz w:val="20"/>
-                      <w:szCs w:val="20"/>
+                      <w:sz w:val="18"/>
+                      <w:szCs w:val="18"/>
                     </w:rPr>
                   </w:pPr>
                 </w:p>
@@ -2586,15 +2560,15 @@
                     <w:pStyle w:val="NoSpacing"/>
                     <w:rPr>
                       <w:rFonts w:cstheme="minorHAnsi"/>
-                      <w:sz w:val="20"/>
-                      <w:szCs w:val="20"/>
+                      <w:sz w:val="18"/>
+                      <w:szCs w:val="18"/>
                     </w:rPr>
                   </w:pPr>
                   <w:r>
                     <w:rPr>
                       <w:rFonts w:cstheme="minorHAnsi"/>
-                      <w:sz w:val="20"/>
-                      <w:szCs w:val="20"/>
+                      <w:sz w:val="18"/>
+                      <w:szCs w:val="18"/>
                     </w:rPr>
                     <w:t>{#</w:t>
                   </w:r>
@@ -2602,35 +2576,19 @@
                   <w:r>
                     <w:rPr>
                       <w:rFonts w:cstheme="minorHAnsi"/>
-                      <w:sz w:val="20"/>
-                      <w:szCs w:val="20"/>
-                    </w:rPr>
-                    <w:t>invoices}</w:t>
-                  </w:r>
-                  <w:r>
-                    <w:rPr>
-                      <w:rFonts w:cstheme="minorHAnsi"/>
-                      <w:sz w:val="20"/>
-                      <w:szCs w:val="20"/>
-                    </w:rPr>
-                    <w:t>{</w:t>
+                      <w:sz w:val="18"/>
+                      <w:szCs w:val="18"/>
+                    </w:rPr>
+                    <w:t>invoices}{</w:t>
                   </w:r>
                   <w:proofErr w:type="gramEnd"/>
                   <w:r>
                     <w:rPr>
                       <w:rFonts w:cstheme="minorHAnsi"/>
-                      <w:sz w:val="20"/>
-                      <w:szCs w:val="20"/>
-                    </w:rPr>
-                    <w:t>prefixCode</w:t>
-                  </w:r>
-                  <w:r>
-                    <w:rPr>
-                      <w:rFonts w:cstheme="minorHAnsi"/>
-                      <w:sz w:val="20"/>
-                      <w:szCs w:val="20"/>
-                    </w:rPr>
-                    <w:t>}</w:t>
+                      <w:sz w:val="18"/>
+                      <w:szCs w:val="18"/>
+                    </w:rPr>
+                    <w:t>prefixCode}</w:t>
                   </w:r>
                 </w:p>
               </w:tc>
@@ -2649,15 +2607,15 @@
                     <w:pStyle w:val="NoSpacing"/>
                     <w:rPr>
                       <w:rFonts w:cstheme="minorHAnsi"/>
-                      <w:sz w:val="20"/>
-                      <w:szCs w:val="20"/>
+                      <w:sz w:val="18"/>
+                      <w:szCs w:val="18"/>
                     </w:rPr>
                   </w:pPr>
                   <w:r>
                     <w:rPr>
                       <w:rFonts w:cstheme="minorHAnsi"/>
-                      <w:sz w:val="20"/>
-                      <w:szCs w:val="20"/>
+                      <w:sz w:val="18"/>
+                      <w:szCs w:val="18"/>
                     </w:rPr>
                     <w:t>{</w:t>
                   </w:r>
@@ -2665,8 +2623,8 @@
                   <w:r>
                     <w:rPr>
                       <w:rFonts w:cstheme="minorHAnsi"/>
-                      <w:sz w:val="20"/>
-                      <w:szCs w:val="20"/>
+                      <w:sz w:val="18"/>
+                      <w:szCs w:val="18"/>
                     </w:rPr>
                     <w:t>containerFrom</w:t>
                   </w:r>
@@ -2674,24 +2632,24 @@
                   <w:r>
                     <w:rPr>
                       <w:rFonts w:cstheme="minorHAnsi"/>
-                      <w:sz w:val="20"/>
-                      <w:szCs w:val="20"/>
+                      <w:sz w:val="18"/>
+                      <w:szCs w:val="18"/>
                     </w:rPr>
                     <w:t>}{#containerTo} to</w:t>
                   </w:r>
                   <w:r>
                     <w:rPr>
                       <w:rFonts w:cstheme="minorHAnsi"/>
-                      <w:sz w:val="20"/>
-                      <w:szCs w:val="20"/>
+                      <w:sz w:val="18"/>
+                      <w:szCs w:val="18"/>
                     </w:rPr>
                     <w:t xml:space="preserve"> </w:t>
                   </w:r>
                   <w:r>
                     <w:rPr>
                       <w:rFonts w:cstheme="minorHAnsi"/>
-                      <w:sz w:val="20"/>
-                      <w:szCs w:val="20"/>
+                      <w:sz w:val="18"/>
+                      <w:szCs w:val="18"/>
                     </w:rPr>
                     <w:t>{</w:t>
                   </w:r>
@@ -2699,8 +2657,8 @@
                   <w:r>
                     <w:rPr>
                       <w:rFonts w:cstheme="minorHAnsi"/>
-                      <w:sz w:val="20"/>
-                      <w:szCs w:val="20"/>
+                      <w:sz w:val="18"/>
+                      <w:szCs w:val="18"/>
                     </w:rPr>
                     <w:t>containerTo</w:t>
                   </w:r>
@@ -2708,8 +2666,8 @@
                   <w:r>
                     <w:rPr>
                       <w:rFonts w:cstheme="minorHAnsi"/>
-                      <w:sz w:val="20"/>
-                      <w:szCs w:val="20"/>
+                      <w:sz w:val="18"/>
+                      <w:szCs w:val="18"/>
                     </w:rPr>
                     <w:t>}{/</w:t>
                   </w:r>
@@ -2717,8 +2675,8 @@
                   <w:r>
                     <w:rPr>
                       <w:rFonts w:cstheme="minorHAnsi"/>
-                      <w:sz w:val="20"/>
-                      <w:szCs w:val="20"/>
+                      <w:sz w:val="18"/>
+                      <w:szCs w:val="18"/>
                     </w:rPr>
                     <w:t>containerTo</w:t>
                   </w:r>
@@ -2726,8 +2684,8 @@
                   <w:r>
                     <w:rPr>
                       <w:rFonts w:cstheme="minorHAnsi"/>
-                      <w:sz w:val="20"/>
-                      <w:szCs w:val="20"/>
+                      <w:sz w:val="18"/>
+                      <w:szCs w:val="18"/>
                     </w:rPr>
                     <w:t>}</w:t>
                   </w:r>
@@ -2748,15 +2706,15 @@
                     <w:pStyle w:val="NoSpacing"/>
                     <w:rPr>
                       <w:rFonts w:cstheme="minorHAnsi"/>
-                      <w:sz w:val="20"/>
-                      <w:szCs w:val="20"/>
+                      <w:sz w:val="18"/>
+                      <w:szCs w:val="18"/>
                     </w:rPr>
                   </w:pPr>
                   <w:r>
                     <w:rPr>
                       <w:rFonts w:cstheme="minorHAnsi"/>
-                      <w:sz w:val="20"/>
-                      <w:szCs w:val="20"/>
+                      <w:sz w:val="18"/>
+                      <w:szCs w:val="18"/>
                     </w:rPr>
                     <w:t>{</w:t>
                   </w:r>
@@ -2764,8 +2722,8 @@
                   <w:r>
                     <w:rPr>
                       <w:rFonts w:cstheme="minorHAnsi"/>
-                      <w:sz w:val="20"/>
-                      <w:szCs w:val="20"/>
+                      <w:sz w:val="18"/>
+                      <w:szCs w:val="18"/>
                     </w:rPr>
                     <w:t>materialGrade</w:t>
                   </w:r>
@@ -2776,15 +2734,15 @@
                     <w:pStyle w:val="NoSpacing"/>
                     <w:rPr>
                       <w:rFonts w:cstheme="minorHAnsi"/>
-                      <w:sz w:val="20"/>
-                      <w:szCs w:val="20"/>
+                      <w:sz w:val="18"/>
+                      <w:szCs w:val="18"/>
                     </w:rPr>
                   </w:pPr>
                   <w:r>
                     <w:rPr>
                       <w:rFonts w:cstheme="minorHAnsi"/>
-                      <w:sz w:val="20"/>
-                      <w:szCs w:val="20"/>
+                      <w:sz w:val="18"/>
+                      <w:szCs w:val="18"/>
                     </w:rPr>
                     <w:t>}</w:t>
                   </w:r>
@@ -2805,15 +2763,15 @@
                     <w:pStyle w:val="NoSpacing"/>
                     <w:rPr>
                       <w:rFonts w:cstheme="minorHAnsi"/>
-                      <w:sz w:val="20"/>
-                      <w:szCs w:val="20"/>
+                      <w:sz w:val="18"/>
+                      <w:szCs w:val="18"/>
                     </w:rPr>
                   </w:pPr>
                   <w:r>
                     <w:rPr>
                       <w:rFonts w:cstheme="minorHAnsi"/>
-                      <w:sz w:val="20"/>
-                      <w:szCs w:val="20"/>
+                      <w:sz w:val="18"/>
+                      <w:szCs w:val="18"/>
                     </w:rPr>
                     <w:t>{</w:t>
                   </w:r>
@@ -2821,8 +2779,8 @@
                   <w:r>
                     <w:rPr>
                       <w:rFonts w:cstheme="minorHAnsi"/>
-                      <w:sz w:val="20"/>
-                      <w:szCs w:val="20"/>
+                      <w:sz w:val="18"/>
+                      <w:szCs w:val="18"/>
                     </w:rPr>
                     <w:t>brandName</w:t>
                   </w:r>
@@ -2830,8 +2788,8 @@
                   <w:r>
                     <w:rPr>
                       <w:rFonts w:cstheme="minorHAnsi"/>
-                      <w:sz w:val="20"/>
-                      <w:szCs w:val="20"/>
+                      <w:sz w:val="18"/>
+                      <w:szCs w:val="18"/>
                     </w:rPr>
                     <w:t>}</w:t>
                   </w:r>
@@ -2852,15 +2810,15 @@
                     <w:pStyle w:val="NoSpacing"/>
                     <w:rPr>
                       <w:rFonts w:cstheme="minorHAnsi"/>
-                      <w:sz w:val="20"/>
-                      <w:szCs w:val="20"/>
+                      <w:sz w:val="18"/>
+                      <w:szCs w:val="18"/>
                     </w:rPr>
                   </w:pPr>
                   <w:r>
                     <w:rPr>
                       <w:rFonts w:cstheme="minorHAnsi"/>
-                      <w:sz w:val="20"/>
-                      <w:szCs w:val="20"/>
+                      <w:sz w:val="18"/>
+                      <w:szCs w:val="18"/>
                     </w:rPr>
                     <w:t>{</w:t>
                   </w:r>
@@ -2868,8 +2826,8 @@
                   <w:r>
                     <w:rPr>
                       <w:rFonts w:cstheme="minorHAnsi"/>
-                      <w:sz w:val="20"/>
-                      <w:szCs w:val="20"/>
+                      <w:sz w:val="18"/>
+                      <w:szCs w:val="18"/>
                     </w:rPr>
                     <w:t>designType</w:t>
                   </w:r>
@@ -2877,8 +2835,8 @@
                   <w:r>
                     <w:rPr>
                       <w:rFonts w:cstheme="minorHAnsi"/>
-                      <w:sz w:val="20"/>
-                      <w:szCs w:val="20"/>
+                      <w:sz w:val="18"/>
+                      <w:szCs w:val="18"/>
                     </w:rPr>
                     <w:t>}</w:t>
                   </w:r>
@@ -2898,15 +2856,15 @@
                     <w:pStyle w:val="NoSpacing"/>
                     <w:rPr>
                       <w:rFonts w:cstheme="minorHAnsi"/>
-                      <w:sz w:val="20"/>
-                      <w:szCs w:val="20"/>
+                      <w:sz w:val="18"/>
+                      <w:szCs w:val="18"/>
                     </w:rPr>
                   </w:pPr>
                   <w:r>
                     <w:rPr>
                       <w:rFonts w:cstheme="minorHAnsi"/>
-                      <w:sz w:val="20"/>
-                      <w:szCs w:val="20"/>
+                      <w:sz w:val="18"/>
+                      <w:szCs w:val="18"/>
                     </w:rPr>
                     <w:t>{</w:t>
                   </w:r>
@@ -2914,8 +2872,8 @@
                   <w:r>
                     <w:rPr>
                       <w:rFonts w:cstheme="minorHAnsi"/>
-                      <w:sz w:val="20"/>
-                      <w:szCs w:val="20"/>
+                      <w:sz w:val="18"/>
+                      <w:szCs w:val="18"/>
                     </w:rPr>
                     <w:t>finishType</w:t>
                   </w:r>
@@ -2923,8 +2881,8 @@
                   <w:r>
                     <w:rPr>
                       <w:rFonts w:cstheme="minorHAnsi"/>
-                      <w:sz w:val="20"/>
-                      <w:szCs w:val="20"/>
+                      <w:sz w:val="18"/>
+                      <w:szCs w:val="18"/>
                     </w:rPr>
                     <w:t>}</w:t>
                   </w:r>
@@ -2945,33 +2903,17 @@
                     <w:jc w:val="right"/>
                     <w:rPr>
                       <w:rFonts w:cstheme="minorHAnsi"/>
-                      <w:sz w:val="20"/>
-                      <w:szCs w:val="20"/>
+                      <w:sz w:val="18"/>
+                      <w:szCs w:val="18"/>
                     </w:rPr>
                   </w:pPr>
                   <w:r>
                     <w:rPr>
                       <w:rFonts w:cstheme="minorHAnsi"/>
-                      <w:sz w:val="20"/>
-                      <w:szCs w:val="20"/>
-                    </w:rPr>
-                    <w:t>{</w:t>
-                  </w:r>
-                  <w:r>
-                    <w:rPr>
-                      <w:rFonts w:cstheme="minorHAnsi"/>
-                      <w:sz w:val="20"/>
-                      <w:szCs w:val="20"/>
-                    </w:rPr>
-                    <w:t>quantity</w:t>
-                  </w:r>
-                  <w:r>
-                    <w:rPr>
-                      <w:rFonts w:cstheme="minorHAnsi"/>
-                      <w:sz w:val="20"/>
-                      <w:szCs w:val="20"/>
-                    </w:rPr>
-                    <w:t>}</w:t>
+                      <w:sz w:val="18"/>
+                      <w:szCs w:val="18"/>
+                    </w:rPr>
+                    <w:t>{quantity}</w:t>
                   </w:r>
                 </w:p>
               </w:tc>
@@ -2990,15 +2932,15 @@
                     <w:jc w:val="right"/>
                     <w:rPr>
                       <w:rFonts w:cstheme="minorHAnsi"/>
-                      <w:sz w:val="20"/>
-                      <w:szCs w:val="20"/>
+                      <w:sz w:val="18"/>
+                      <w:szCs w:val="18"/>
                     </w:rPr>
                   </w:pPr>
                   <w:r>
                     <w:rPr>
                       <w:rFonts w:cstheme="minorHAnsi"/>
-                      <w:sz w:val="20"/>
-                      <w:szCs w:val="20"/>
+                      <w:sz w:val="18"/>
+                      <w:szCs w:val="18"/>
                     </w:rPr>
                     <w:t>{</w:t>
                   </w:r>
@@ -3006,8 +2948,8 @@
                   <w:r>
                     <w:rPr>
                       <w:rFonts w:cstheme="minorHAnsi"/>
-                      <w:sz w:val="20"/>
-                      <w:szCs w:val="20"/>
+                      <w:sz w:val="18"/>
+                      <w:szCs w:val="18"/>
                     </w:rPr>
                     <w:t>netWeight</w:t>
                   </w:r>
@@ -3015,8 +2957,8 @@
                   <w:r>
                     <w:rPr>
                       <w:rFonts w:cstheme="minorHAnsi"/>
-                      <w:sz w:val="20"/>
-                      <w:szCs w:val="20"/>
+                      <w:sz w:val="18"/>
+                      <w:szCs w:val="18"/>
                     </w:rPr>
                     <w:t>}</w:t>
                   </w:r>
@@ -3037,15 +2979,15 @@
                     <w:jc w:val="right"/>
                     <w:rPr>
                       <w:rFonts w:cstheme="minorHAnsi"/>
-                      <w:sz w:val="20"/>
-                      <w:szCs w:val="20"/>
+                      <w:sz w:val="18"/>
+                      <w:szCs w:val="18"/>
                     </w:rPr>
                   </w:pPr>
                   <w:r>
                     <w:rPr>
                       <w:rFonts w:cstheme="minorHAnsi"/>
-                      <w:sz w:val="20"/>
-                      <w:szCs w:val="20"/>
+                      <w:sz w:val="18"/>
+                      <w:szCs w:val="18"/>
                     </w:rPr>
                     <w:t>{</w:t>
                   </w:r>
@@ -3053,8 +2995,8 @@
                   <w:r>
                     <w:rPr>
                       <w:rFonts w:cstheme="minorHAnsi"/>
-                      <w:sz w:val="20"/>
-                      <w:szCs w:val="20"/>
+                      <w:sz w:val="18"/>
+                      <w:szCs w:val="18"/>
                     </w:rPr>
                     <w:t>grossWeight</w:t>
                   </w:r>
@@ -3062,8 +3004,8 @@
                   <w:r>
                     <w:rPr>
                       <w:rFonts w:cstheme="minorHAnsi"/>
-                      <w:sz w:val="20"/>
-                      <w:szCs w:val="20"/>
+                      <w:sz w:val="18"/>
+                      <w:szCs w:val="18"/>
                     </w:rPr>
                     <w:t>}</w:t>
                   </w:r>
@@ -3083,15 +3025,15 @@
                     <w:pStyle w:val="NoSpacing"/>
                     <w:rPr>
                       <w:rFonts w:cstheme="minorHAnsi"/>
-                      <w:sz w:val="20"/>
-                      <w:szCs w:val="20"/>
+                      <w:sz w:val="18"/>
+                      <w:szCs w:val="18"/>
                     </w:rPr>
                   </w:pPr>
                   <w:r>
                     <w:rPr>
                       <w:rFonts w:cstheme="minorHAnsi"/>
-                      <w:sz w:val="20"/>
-                      <w:szCs w:val="20"/>
+                      <w:sz w:val="18"/>
+                      <w:szCs w:val="18"/>
                     </w:rPr>
                     <w:t>{</w:t>
                   </w:r>
@@ -3099,8 +3041,8 @@
                   <w:r>
                     <w:rPr>
                       <w:rFonts w:cstheme="minorHAnsi"/>
-                      <w:sz w:val="20"/>
-                      <w:szCs w:val="20"/>
+                      <w:sz w:val="18"/>
+                      <w:szCs w:val="18"/>
                     </w:rPr>
                     <w:t>lengthInch</w:t>
                   </w:r>
@@ -3108,8 +3050,8 @@
                   <w:r>
                     <w:rPr>
                       <w:rFonts w:cstheme="minorHAnsi"/>
-                      <w:sz w:val="20"/>
-                      <w:szCs w:val="20"/>
+                      <w:sz w:val="18"/>
+                      <w:szCs w:val="18"/>
                     </w:rPr>
                     <w:t>} X {</w:t>
                   </w:r>
@@ -3117,8 +3059,8 @@
                   <w:r>
                     <w:rPr>
                       <w:rFonts w:cstheme="minorHAnsi"/>
-                      <w:sz w:val="20"/>
-                      <w:szCs w:val="20"/>
+                      <w:sz w:val="18"/>
+                      <w:szCs w:val="18"/>
                     </w:rPr>
                     <w:t>widthInch</w:t>
                   </w:r>
@@ -3126,8 +3068,8 @@
                   <w:r>
                     <w:rPr>
                       <w:rFonts w:cstheme="minorHAnsi"/>
-                      <w:sz w:val="20"/>
-                      <w:szCs w:val="20"/>
+                      <w:sz w:val="18"/>
+                      <w:szCs w:val="18"/>
                     </w:rPr>
                     <w:t>} X {</w:t>
                   </w:r>
@@ -3135,50 +3077,26 @@
                   <w:r>
                     <w:rPr>
                       <w:rFonts w:cstheme="minorHAnsi"/>
-                      <w:sz w:val="20"/>
-                      <w:szCs w:val="20"/>
-                    </w:rPr>
-                    <w:t>heightInc</w:t>
-                  </w:r>
-                  <w:r>
-                    <w:rPr>
-                      <w:rFonts w:cstheme="minorHAnsi"/>
-                      <w:sz w:val="20"/>
-                      <w:szCs w:val="20"/>
-                    </w:rPr>
-                    <w:t>h</w:t>
+                      <w:sz w:val="18"/>
+                      <w:szCs w:val="18"/>
+                    </w:rPr>
+                    <w:t>heightInch</w:t>
                   </w:r>
                   <w:proofErr w:type="spellEnd"/>
                   <w:r>
                     <w:rPr>
                       <w:rFonts w:cstheme="minorHAnsi"/>
-                      <w:sz w:val="20"/>
-                      <w:szCs w:val="20"/>
-                    </w:rPr>
-                    <w:t>}</w:t>
-                  </w:r>
-                  <w:r>
-                    <w:rPr>
-                      <w:rFonts w:cstheme="minorHAnsi"/>
-                      <w:sz w:val="20"/>
-                      <w:szCs w:val="20"/>
-                    </w:rPr>
-                    <w:t>"</w:t>
-                  </w:r>
-                  <w:r>
-                    <w:rPr>
-                      <w:rFonts w:cstheme="minorHAnsi"/>
-                      <w:sz w:val="20"/>
-                      <w:szCs w:val="20"/>
-                    </w:rPr>
-                    <w:t>{/</w:t>
+                      <w:sz w:val="18"/>
+                      <w:szCs w:val="18"/>
+                    </w:rPr>
+                    <w:t>}"{/</w:t>
                   </w:r>
                   <w:proofErr w:type="gramStart"/>
                   <w:r>
                     <w:rPr>
                       <w:rFonts w:cstheme="minorHAnsi"/>
-                      <w:sz w:val="20"/>
-                      <w:szCs w:val="20"/>
+                      <w:sz w:val="18"/>
+                      <w:szCs w:val="18"/>
                     </w:rPr>
                     <w:t>invoices}{</w:t>
                   </w:r>
@@ -3186,8 +3104,8 @@
                   <w:r>
                     <w:rPr>
                       <w:rFonts w:cstheme="minorHAnsi"/>
-                      <w:sz w:val="20"/>
-                      <w:szCs w:val="20"/>
+                      <w:sz w:val="18"/>
+                      <w:szCs w:val="18"/>
                     </w:rPr>
                     <w:t>/</w:t>
                   </w:r>
@@ -3195,8 +3113,8 @@
                   <w:r>
                     <w:rPr>
                       <w:rFonts w:cstheme="minorHAnsi"/>
-                      <w:sz w:val="20"/>
-                      <w:szCs w:val="20"/>
+                      <w:sz w:val="18"/>
+                      <w:szCs w:val="18"/>
                     </w:rPr>
                     <w:t>invoiceItems</w:t>
                   </w:r>
@@ -3204,8 +3122,8 @@
                   <w:r>
                     <w:rPr>
                       <w:rFonts w:cstheme="minorHAnsi"/>
-                      <w:sz w:val="20"/>
-                      <w:szCs w:val="20"/>
+                      <w:sz w:val="18"/>
+                      <w:szCs w:val="18"/>
                     </w:rPr>
                     <w:t>}</w:t>
                   </w:r>

--- a/electron/database/generate-document/templates/custom-packing.docx
+++ b/electron/database/generate-document/templates/custom-packing.docx
@@ -213,14 +213,12 @@
               </w:rPr>
               <w:t>{</w:t>
             </w:r>
-            <w:proofErr w:type="spellStart"/>
             <w:r>
               <w:rPr>
                 <w:rFonts w:cstheme="minorHAnsi"/>
               </w:rPr>
               <w:t>invoiceNo</w:t>
             </w:r>
-            <w:proofErr w:type="spellEnd"/>
             <w:r>
               <w:rPr>
                 <w:rFonts w:cstheme="minorHAnsi"/>
@@ -261,14 +259,12 @@
               </w:rPr>
               <w:t>{</w:t>
             </w:r>
-            <w:proofErr w:type="spellStart"/>
             <w:r>
               <w:rPr>
                 <w:rFonts w:cstheme="minorHAnsi"/>
               </w:rPr>
               <w:t>invoiceDate</w:t>
             </w:r>
-            <w:proofErr w:type="spellEnd"/>
             <w:r>
               <w:rPr>
                 <w:rFonts w:cstheme="minorHAnsi"/>
@@ -331,14 +327,12 @@
               </w:rPr>
               <w:t>{</w:t>
             </w:r>
-            <w:proofErr w:type="spellStart"/>
             <w:r>
               <w:rPr>
                 <w:rFonts w:cstheme="minorHAnsi"/>
               </w:rPr>
               <w:t>buyersOrderNo</w:t>
             </w:r>
-            <w:proofErr w:type="spellEnd"/>
             <w:r>
               <w:rPr>
                 <w:rFonts w:cstheme="minorHAnsi"/>
@@ -380,14 +374,12 @@
               </w:rPr>
               <w:t>{</w:t>
             </w:r>
-            <w:proofErr w:type="spellStart"/>
             <w:r>
               <w:rPr>
                 <w:rFonts w:cstheme="minorHAnsi"/>
               </w:rPr>
               <w:t>orderDate</w:t>
             </w:r>
-            <w:proofErr w:type="spellEnd"/>
             <w:r>
               <w:rPr>
                 <w:rFonts w:cstheme="minorHAnsi"/>
@@ -444,7 +436,6 @@
               </w:rPr>
               <w:t>{</w:t>
             </w:r>
-            <w:proofErr w:type="spellStart"/>
             <w:r>
               <w:rPr>
                 <w:rFonts w:cstheme="minorHAnsi"/>
@@ -453,7 +444,6 @@
               </w:rPr>
               <w:t>consigneeCountry</w:t>
             </w:r>
-            <w:proofErr w:type="spellEnd"/>
             <w:r>
               <w:rPr>
                 <w:rFonts w:cstheme="minorHAnsi"/>
@@ -522,7 +512,6 @@
               </w:rPr>
               <w:t>{</w:t>
             </w:r>
-            <w:proofErr w:type="spellStart"/>
             <w:r>
               <w:rPr>
                 <w:rFonts w:cstheme="minorHAnsi"/>
@@ -531,7 +520,6 @@
               </w:rPr>
               <w:t>consigneeName</w:t>
             </w:r>
-            <w:proofErr w:type="spellEnd"/>
             <w:r>
               <w:rPr>
                 <w:rFonts w:cstheme="minorHAnsi"/>
@@ -557,7 +545,6 @@
               </w:rPr>
               <w:t>{</w:t>
             </w:r>
-            <w:proofErr w:type="spellStart"/>
             <w:r>
               <w:rPr>
                 <w:rFonts w:cstheme="minorHAnsi"/>
@@ -566,7 +553,6 @@
               </w:rPr>
               <w:t>consigneeAddress</w:t>
             </w:r>
-            <w:proofErr w:type="spellEnd"/>
             <w:r>
               <w:rPr>
                 <w:rFonts w:cstheme="minorHAnsi"/>
@@ -575,7 +561,6 @@
               </w:rPr>
               <w:t>} {</w:t>
             </w:r>
-            <w:proofErr w:type="spellStart"/>
             <w:r>
               <w:rPr>
                 <w:rFonts w:cstheme="minorHAnsi"/>
@@ -584,7 +569,6 @@
               </w:rPr>
               <w:t>consigneeCity</w:t>
             </w:r>
-            <w:proofErr w:type="spellEnd"/>
             <w:r>
               <w:rPr>
                 <w:rFonts w:cstheme="minorHAnsi"/>
@@ -593,7 +577,6 @@
               </w:rPr>
               <w:t>} {</w:t>
             </w:r>
-            <w:proofErr w:type="spellStart"/>
             <w:r>
               <w:rPr>
                 <w:rFonts w:cstheme="minorHAnsi"/>
@@ -602,7 +585,6 @@
               </w:rPr>
               <w:t>consigneeState</w:t>
             </w:r>
-            <w:proofErr w:type="spellEnd"/>
             <w:r>
               <w:rPr>
                 <w:rFonts w:cstheme="minorHAnsi"/>
@@ -628,7 +610,6 @@
               </w:rPr>
               <w:t>{</w:t>
             </w:r>
-            <w:proofErr w:type="spellStart"/>
             <w:r>
               <w:rPr>
                 <w:rFonts w:cstheme="minorHAnsi"/>
@@ -637,7 +618,6 @@
               </w:rPr>
               <w:t>consigneeCountry</w:t>
             </w:r>
-            <w:proofErr w:type="spellEnd"/>
             <w:r>
               <w:rPr>
                 <w:rFonts w:cstheme="minorHAnsi"/>
@@ -646,7 +626,6 @@
               </w:rPr>
               <w:t>} {</w:t>
             </w:r>
-            <w:proofErr w:type="spellStart"/>
             <w:r>
               <w:rPr>
                 <w:rFonts w:cstheme="minorHAnsi"/>
@@ -655,7 +634,6 @@
               </w:rPr>
               <w:t>consigneeZip</w:t>
             </w:r>
-            <w:proofErr w:type="spellEnd"/>
             <w:r>
               <w:rPr>
                 <w:rFonts w:cstheme="minorHAnsi"/>
@@ -663,6 +641,96 @@
                 <w:szCs w:val="20"/>
               </w:rPr>
               <w:t>}</w:t>
+            </w:r>
+          </w:p>
+          <w:p>
+            <w:pPr>
+              <w:rPr>
+                <w:rFonts w:cstheme="minorHAnsi"/>
+                <w:sz w:val="20"/>
+                <w:szCs w:val="20"/>
+              </w:rPr>
+            </w:pPr>
+            <w:r>
+              <w:rPr>
+                <w:rFonts w:cstheme="minorHAnsi"/>
+                <w:sz w:val="20"/>
+                <w:szCs w:val="20"/>
+              </w:rPr>
+              <w:t>{#isUK}</w:t>
+            </w:r>
+            <w:r>
+              <w:rPr>
+                <w:rFonts w:cstheme="minorHAnsi"/>
+                <w:sz w:val="20"/>
+                <w:szCs w:val="20"/>
+              </w:rPr>
+              <w:t>TELE: {</w:t>
+            </w:r>
+            <w:r>
+              <w:rPr>
+                <w:rFonts w:cstheme="minorHAnsi"/>
+                <w:sz w:val="20"/>
+                <w:szCs w:val="20"/>
+              </w:rPr>
+              <w:t>consigneePhone</w:t>
+            </w:r>
+            <w:r>
+              <w:rPr>
+                <w:rFonts w:cstheme="minorHAnsi"/>
+                <w:sz w:val="20"/>
+                <w:szCs w:val="20"/>
+              </w:rPr>
+              <w:t xml:space="preserve">} </w:t>
+            </w:r>
+          </w:p>
+          <w:p>
+            <w:pPr>
+              <w:rPr>
+                <w:rFonts w:cstheme="minorHAnsi"/>
+                <w:sz w:val="20"/>
+                <w:szCs w:val="20"/>
+              </w:rPr>
+            </w:pPr>
+            <w:r>
+              <w:rPr>
+                <w:rFonts w:cstheme="minorHAnsi"/>
+                <w:sz w:val="20"/>
+                <w:szCs w:val="20"/>
+              </w:rPr>
+              <w:t>EMAIL</w:t>
+            </w:r>
+            <w:r>
+              <w:rPr>
+                <w:rFonts w:cstheme="minorHAnsi"/>
+                <w:sz w:val="20"/>
+                <w:szCs w:val="20"/>
+              </w:rPr>
+              <w:t>: {</w:t>
+            </w:r>
+            <w:r>
+              <w:rPr>
+                <w:rFonts w:cstheme="minorHAnsi"/>
+                <w:sz w:val="20"/>
+                <w:szCs w:val="20"/>
+              </w:rPr>
+              <w:t>consigneeEmail</w:t>
+            </w:r>
+            <w:r>
+              <w:rPr>
+                <w:rFonts w:cstheme="minorHAnsi"/>
+                <w:sz w:val="20"/>
+                <w:szCs w:val="20"/>
+              </w:rPr>
+              <w:t>}</w:t>
+            </w:r>
+            <w:r>
+              <w:rPr>
+                <w:rFonts w:cstheme="minorHAnsi"/>
+                <w:sz w:val="20"/>
+                <w:szCs w:val="20"/>
+              </w:rPr>
+              <w:t>{/isUK}</w:t>
             </w:r>
           </w:p>
         </w:tc>
@@ -708,7 +776,6 @@
               </w:rPr>
               <w:t>{</w:t>
             </w:r>
-            <w:proofErr w:type="spellStart"/>
             <w:r>
               <w:rPr>
                 <w:rFonts w:cstheme="minorHAnsi"/>
@@ -717,7 +784,6 @@
               </w:rPr>
               <w:t>buyerName</w:t>
             </w:r>
-            <w:proofErr w:type="spellEnd"/>
             <w:r>
               <w:rPr>
                 <w:rFonts w:cstheme="minorHAnsi"/>
@@ -743,7 +809,6 @@
               </w:rPr>
               <w:t>{</w:t>
             </w:r>
-            <w:proofErr w:type="spellStart"/>
             <w:r>
               <w:rPr>
                 <w:rFonts w:cstheme="minorHAnsi"/>
@@ -752,7 +817,6 @@
               </w:rPr>
               <w:t>buyerAddress</w:t>
             </w:r>
-            <w:proofErr w:type="spellEnd"/>
             <w:r>
               <w:rPr>
                 <w:rFonts w:cstheme="minorHAnsi"/>
@@ -761,7 +825,6 @@
               </w:rPr>
               <w:t>} {</w:t>
             </w:r>
-            <w:proofErr w:type="spellStart"/>
             <w:r>
               <w:rPr>
                 <w:rFonts w:cstheme="minorHAnsi"/>
@@ -770,7 +833,6 @@
               </w:rPr>
               <w:t>buyerCity</w:t>
             </w:r>
-            <w:proofErr w:type="spellEnd"/>
             <w:r>
               <w:rPr>
                 <w:rFonts w:cstheme="minorHAnsi"/>
@@ -779,7 +841,6 @@
               </w:rPr>
               <w:t>} {</w:t>
             </w:r>
-            <w:proofErr w:type="spellStart"/>
             <w:r>
               <w:rPr>
                 <w:rFonts w:cstheme="minorHAnsi"/>
@@ -788,7 +849,6 @@
               </w:rPr>
               <w:t>buyerState</w:t>
             </w:r>
-            <w:proofErr w:type="spellEnd"/>
             <w:r>
               <w:rPr>
                 <w:rFonts w:cstheme="minorHAnsi"/>
@@ -814,7 +874,6 @@
               </w:rPr>
               <w:t>{</w:t>
             </w:r>
-            <w:proofErr w:type="spellStart"/>
             <w:r>
               <w:rPr>
                 <w:rFonts w:cstheme="minorHAnsi"/>
@@ -823,7 +882,6 @@
               </w:rPr>
               <w:t>buyerCountry</w:t>
             </w:r>
-            <w:proofErr w:type="spellEnd"/>
             <w:r>
               <w:rPr>
                 <w:rFonts w:cstheme="minorHAnsi"/>
@@ -832,7 +890,6 @@
               </w:rPr>
               <w:t>} {</w:t>
             </w:r>
-            <w:proofErr w:type="spellStart"/>
             <w:r>
               <w:rPr>
                 <w:rFonts w:cstheme="minorHAnsi"/>
@@ -841,7 +898,6 @@
               </w:rPr>
               <w:t>buyerZip</w:t>
             </w:r>
-            <w:proofErr w:type="spellEnd"/>
             <w:r>
               <w:rPr>
                 <w:rFonts w:cstheme="minorHAnsi"/>
@@ -913,7 +969,6 @@
               </w:rPr>
               <w:t>{</w:t>
             </w:r>
-            <w:proofErr w:type="spellStart"/>
             <w:r>
               <w:rPr>
                 <w:rFonts w:cstheme="minorHAnsi"/>
@@ -922,7 +977,6 @@
               </w:rPr>
               <w:t>originOfGoods</w:t>
             </w:r>
-            <w:proofErr w:type="spellEnd"/>
             <w:r>
               <w:rPr>
                 <w:rFonts w:cstheme="minorHAnsi"/>
@@ -973,7 +1027,6 @@
               </w:rPr>
               <w:t>{</w:t>
             </w:r>
-            <w:proofErr w:type="spellStart"/>
             <w:r>
               <w:rPr>
                 <w:rFonts w:cstheme="minorHAnsi"/>
@@ -982,7 +1035,6 @@
               </w:rPr>
               <w:t>finalDestination</w:t>
             </w:r>
-            <w:proofErr w:type="spellEnd"/>
             <w:r>
               <w:rPr>
                 <w:rFonts w:cstheme="minorHAnsi"/>
@@ -1059,7 +1111,6 @@
               </w:rPr>
               <w:t>{</w:t>
             </w:r>
-            <w:proofErr w:type="spellStart"/>
             <w:r>
               <w:rPr>
                 <w:rFonts w:cstheme="minorHAnsi"/>
@@ -1068,7 +1119,6 @@
               </w:rPr>
               <w:t>termOfDeliveryAndPayment</w:t>
             </w:r>
-            <w:proofErr w:type="spellEnd"/>
             <w:r>
               <w:rPr>
                 <w:rFonts w:cstheme="minorHAnsi"/>
@@ -1104,7 +1154,6 @@
                 <w:szCs w:val="20"/>
               </w:rPr>
             </w:pPr>
-            <w:proofErr w:type="spellStart"/>
             <w:r>
               <w:rPr>
                 <w:rFonts w:ascii="SansSerif" w:hAnsi="SansSerif" w:cs="SansSerif"/>
@@ -1112,17 +1161,7 @@
                 <w:sz w:val="20"/>
                 <w:szCs w:val="20"/>
               </w:rPr>
-              <w:t>Precarriage</w:t>
-            </w:r>
-            <w:proofErr w:type="spellEnd"/>
-            <w:r>
-              <w:rPr>
-                <w:rFonts w:ascii="SansSerif" w:hAnsi="SansSerif" w:cs="SansSerif"/>
-                <w:color w:val="000000"/>
-                <w:sz w:val="20"/>
-                <w:szCs w:val="20"/>
-              </w:rPr>
-              <w:t xml:space="preserve"> by:</w:t>
+              <w:t>Precarriage by:</w:t>
             </w:r>
           </w:p>
           <w:p>
@@ -1142,7 +1181,6 @@
               </w:rPr>
               <w:t>{</w:t>
             </w:r>
-            <w:proofErr w:type="spellStart"/>
             <w:r>
               <w:rPr>
                 <w:rFonts w:cstheme="minorHAnsi"/>
@@ -1151,7 +1189,6 @@
               </w:rPr>
               <w:t>precarriageBy</w:t>
             </w:r>
-            <w:proofErr w:type="spellEnd"/>
             <w:r>
               <w:rPr>
                 <w:rFonts w:cstheme="minorHAnsi"/>
@@ -1212,7 +1249,6 @@
               </w:rPr>
               <w:t>{</w:t>
             </w:r>
-            <w:proofErr w:type="spellStart"/>
             <w:r>
               <w:rPr>
                 <w:rFonts w:ascii="SansSerif" w:hAnsi="SansSerif" w:cs="SansSerif"/>
@@ -1222,7 +1258,6 @@
               </w:rPr>
               <w:t>placeOfReceipt</w:t>
             </w:r>
-            <w:proofErr w:type="spellEnd"/>
             <w:r>
               <w:rPr>
                 <w:rFonts w:ascii="SansSerif" w:hAnsi="SansSerif" w:cs="SansSerif"/>
@@ -1312,7 +1347,6 @@
               </w:rPr>
               <w:t>{</w:t>
             </w:r>
-            <w:proofErr w:type="spellStart"/>
             <w:r>
               <w:rPr>
                 <w:rFonts w:ascii="SansSerif" w:hAnsi="SansSerif" w:cs="SansSerif"/>
@@ -1322,7 +1356,6 @@
               </w:rPr>
               <w:t>vesselNo</w:t>
             </w:r>
-            <w:proofErr w:type="spellEnd"/>
             <w:r>
               <w:rPr>
                 <w:rFonts w:ascii="SansSerif" w:hAnsi="SansSerif" w:cs="SansSerif"/>
@@ -1384,7 +1417,6 @@
               </w:rPr>
               <w:t>{</w:t>
             </w:r>
-            <w:proofErr w:type="spellStart"/>
             <w:r>
               <w:rPr>
                 <w:rFonts w:ascii="SansSerif" w:hAnsi="SansSerif" w:cs="SansSerif"/>
@@ -1394,7 +1426,6 @@
               </w:rPr>
               <w:t>portOfLoading</w:t>
             </w:r>
-            <w:proofErr w:type="spellEnd"/>
             <w:r>
               <w:rPr>
                 <w:rFonts w:ascii="SansSerif" w:hAnsi="SansSerif" w:cs="SansSerif"/>
@@ -1479,7 +1510,6 @@
               </w:rPr>
               <w:t>{</w:t>
             </w:r>
-            <w:proofErr w:type="spellStart"/>
             <w:r>
               <w:rPr>
                 <w:rFonts w:ascii="SansSerif" w:hAnsi="SansSerif" w:cs="SansSerif"/>
@@ -1489,7 +1519,6 @@
               </w:rPr>
               <w:t>portOfDischarge</w:t>
             </w:r>
-            <w:proofErr w:type="spellEnd"/>
             <w:r>
               <w:rPr>
                 <w:rFonts w:ascii="SansSerif" w:hAnsi="SansSerif" w:cs="SansSerif"/>
@@ -1547,7 +1576,6 @@
               </w:rPr>
               <w:t>{</w:t>
             </w:r>
-            <w:proofErr w:type="spellStart"/>
             <w:r>
               <w:rPr>
                 <w:rFonts w:ascii="SansSerif" w:hAnsi="SansSerif" w:cs="SansSerif"/>
@@ -1557,7 +1585,6 @@
               </w:rPr>
               <w:t>finalDestination</w:t>
             </w:r>
-            <w:proofErr w:type="spellEnd"/>
             <w:r>
               <w:rPr>
                 <w:rFonts w:ascii="SansSerif" w:hAnsi="SansSerif" w:cs="SansSerif"/>
@@ -1628,7 +1655,6 @@
               </w:rPr>
               <w:t>{</w:t>
             </w:r>
-            <w:proofErr w:type="spellStart"/>
             <w:r>
               <w:rPr>
                 <w:rFonts w:cstheme="minorHAnsi"/>
@@ -1637,7 +1663,6 @@
               </w:rPr>
               <w:t>privateRemark</w:t>
             </w:r>
-            <w:proofErr w:type="spellEnd"/>
             <w:r>
               <w:rPr>
                 <w:rFonts w:cstheme="minorHAnsi"/>
@@ -1775,119 +1800,7 @@
                       <w:sz w:val="20"/>
                       <w:szCs w:val="20"/>
                     </w:rPr>
-                    <w:t>{#</w:t>
-                  </w:r>
-                  <w:proofErr w:type="gramStart"/>
-                  <w:r>
-                    <w:rPr>
-                      <w:rFonts w:cstheme="minorHAnsi"/>
-                      <w:b/>
-                      <w:bCs/>
-                      <w:sz w:val="20"/>
-                      <w:szCs w:val="20"/>
-                    </w:rPr>
-                    <w:t>isAus}ASW</w:t>
-                  </w:r>
-                  <w:proofErr w:type="gramEnd"/>
-                  <w:r>
-                    <w:rPr>
-                      <w:rFonts w:cstheme="minorHAnsi"/>
-                      <w:b/>
-                      <w:bCs/>
-                      <w:sz w:val="20"/>
-                      <w:szCs w:val="20"/>
-                    </w:rPr>
-                    <w:t xml:space="preserve"> No{/</w:t>
-                  </w:r>
-                  <w:proofErr w:type="spellStart"/>
-                  <w:proofErr w:type="gramStart"/>
-                  <w:r>
-                    <w:rPr>
-                      <w:rFonts w:cstheme="minorHAnsi"/>
-                      <w:b/>
-                      <w:bCs/>
-                      <w:sz w:val="20"/>
-                      <w:szCs w:val="20"/>
-                    </w:rPr>
-                    <w:t>isAus</w:t>
-                  </w:r>
-                  <w:proofErr w:type="spellEnd"/>
-                  <w:r>
-                    <w:rPr>
-                      <w:rFonts w:cstheme="minorHAnsi"/>
-                      <w:b/>
-                      <w:bCs/>
-                      <w:sz w:val="20"/>
-                      <w:szCs w:val="20"/>
-                    </w:rPr>
-                    <w:t>}{</w:t>
-                  </w:r>
-                  <w:proofErr w:type="gramEnd"/>
-                  <w:r>
-                    <w:rPr>
-                      <w:rFonts w:cstheme="minorHAnsi"/>
-                      <w:b/>
-                      <w:bCs/>
-                      <w:sz w:val="20"/>
-                      <w:szCs w:val="20"/>
-                    </w:rPr>
-                    <w:t>^</w:t>
-                  </w:r>
-                  <w:proofErr w:type="spellStart"/>
-                  <w:proofErr w:type="gramStart"/>
-                  <w:r>
-                    <w:rPr>
-                      <w:rFonts w:cstheme="minorHAnsi"/>
-                      <w:b/>
-                      <w:bCs/>
-                      <w:sz w:val="20"/>
-                      <w:szCs w:val="20"/>
-                    </w:rPr>
-                    <w:t>isAus</w:t>
-                  </w:r>
-                  <w:proofErr w:type="spellEnd"/>
-                  <w:r>
-                    <w:rPr>
-                      <w:rFonts w:cstheme="minorHAnsi"/>
-                      <w:b/>
-                      <w:bCs/>
-                      <w:sz w:val="20"/>
-                      <w:szCs w:val="20"/>
-                    </w:rPr>
-                    <w:t>}Grade</w:t>
-                  </w:r>
-                  <w:proofErr w:type="gramEnd"/>
-                  <w:r>
-                    <w:rPr>
-                      <w:rFonts w:cstheme="minorHAnsi"/>
-                      <w:b/>
-                      <w:bCs/>
-                      <w:sz w:val="20"/>
-                      <w:szCs w:val="20"/>
-                    </w:rPr>
-                    <w:t>{/</w:t>
-                  </w:r>
-                  <w:proofErr w:type="spellStart"/>
-                  <w:r>
-                    <w:rPr>
-                      <w:rFonts w:cstheme="minorHAnsi"/>
-                      <w:b/>
-                      <w:bCs/>
-                      <w:sz w:val="20"/>
-                      <w:szCs w:val="20"/>
-                    </w:rPr>
-                    <w:t>isAus</w:t>
-                  </w:r>
-                  <w:proofErr w:type="spellEnd"/>
-                  <w:r>
-                    <w:rPr>
-                      <w:rFonts w:cstheme="minorHAnsi"/>
-                      <w:b/>
-                      <w:bCs/>
-                      <w:sz w:val="20"/>
-                      <w:szCs w:val="20"/>
-                    </w:rPr>
-                    <w:t>}</w:t>
+                    <w:t>{#isAus}ASW No{/isAus}{^isAus}Grade{/isAus}</w:t>
                   </w:r>
                 </w:p>
               </w:tc>
@@ -1921,32 +1834,8 @@
                       <w:sz w:val="20"/>
                       <w:szCs w:val="20"/>
                     </w:rPr>
-                    <w:t>{#</w:t>
-                  </w:r>
-                  <w:proofErr w:type="gramStart"/>
-                  <w:r>
-                    <w:rPr>
-                      <w:rFonts w:cstheme="minorHAnsi"/>
-                      <w:b/>
-                      <w:bCs/>
-                      <w:sz w:val="20"/>
-                      <w:szCs w:val="20"/>
-                    </w:rPr>
-                    <w:t>isAus}ASW</w:t>
-                  </w:r>
-                  <w:proofErr w:type="gramEnd"/>
-                  <w:r>
-                    <w:rPr>
-                      <w:rFonts w:cstheme="minorHAnsi"/>
-                      <w:b/>
-                      <w:bCs/>
-                      <w:sz w:val="20"/>
-                      <w:szCs w:val="20"/>
-                    </w:rPr>
-                    <w:t xml:space="preserve"> </w:t>
-                  </w:r>
-                  <w:proofErr w:type="spellStart"/>
-                  <w:proofErr w:type="gramStart"/>
+                    <w:t xml:space="preserve">{#isAus}ASW </w:t>
+                  </w:r>
                   <w:r>
                     <w:rPr>
                       <w:rFonts w:cstheme="minorHAnsi"/>
@@ -1965,76 +1854,7 @@
                       <w:sz w:val="20"/>
                       <w:szCs w:val="20"/>
                     </w:rPr>
-                    <w:t>No</w:t>
-                  </w:r>
-                  <w:proofErr w:type="spellEnd"/>
-                  <w:proofErr w:type="gramEnd"/>
-                  <w:r>
-                    <w:rPr>
-                      <w:rFonts w:cstheme="minorHAnsi"/>
-                      <w:b/>
-                      <w:bCs/>
-                      <w:sz w:val="20"/>
-                      <w:szCs w:val="20"/>
-                    </w:rPr>
-                    <w:t>{/</w:t>
-                  </w:r>
-                  <w:proofErr w:type="spellStart"/>
-                  <w:proofErr w:type="gramStart"/>
-                  <w:r>
-                    <w:rPr>
-                      <w:rFonts w:cstheme="minorHAnsi"/>
-                      <w:b/>
-                      <w:bCs/>
-                      <w:sz w:val="20"/>
-                      <w:szCs w:val="20"/>
-                    </w:rPr>
-                    <w:t>isAus</w:t>
-                  </w:r>
-                  <w:proofErr w:type="spellEnd"/>
-                  <w:r>
-                    <w:rPr>
-                      <w:rFonts w:cstheme="minorHAnsi"/>
-                      <w:b/>
-                      <w:bCs/>
-                      <w:sz w:val="20"/>
-                      <w:szCs w:val="20"/>
-                    </w:rPr>
-                    <w:t>}{</w:t>
-                  </w:r>
-                  <w:proofErr w:type="gramEnd"/>
-                  <w:r>
-                    <w:rPr>
-                      <w:rFonts w:cstheme="minorHAnsi"/>
-                      <w:b/>
-                      <w:bCs/>
-                      <w:sz w:val="20"/>
-                      <w:szCs w:val="20"/>
-                    </w:rPr>
-                    <w:t>^</w:t>
-                  </w:r>
-                  <w:proofErr w:type="spellStart"/>
-                  <w:proofErr w:type="gramStart"/>
-                  <w:r>
-                    <w:rPr>
-                      <w:rFonts w:cstheme="minorHAnsi"/>
-                      <w:b/>
-                      <w:bCs/>
-                      <w:sz w:val="20"/>
-                      <w:szCs w:val="20"/>
-                    </w:rPr>
-                    <w:t>isAus</w:t>
-                  </w:r>
-                  <w:proofErr w:type="spellEnd"/>
-                  <w:r>
-                    <w:rPr>
-                      <w:rFonts w:cstheme="minorHAnsi"/>
-                      <w:b/>
-                      <w:bCs/>
-                      <w:sz w:val="20"/>
-                      <w:szCs w:val="20"/>
-                    </w:rPr>
-                    <w:t>}</w:t>
+                    <w:t>No{/isAus}{^isAus}</w:t>
                   </w:r>
                   <w:r>
                     <w:rPr>
@@ -2046,38 +1866,15 @@
                     </w:rPr>
                     <w:t>Brand</w:t>
                   </w:r>
-                  <w:proofErr w:type="gramEnd"/>
-                  <w:r>
-                    <w:rPr>
-                      <w:rFonts w:cstheme="minorHAnsi"/>
-                      <w:b/>
-                      <w:bCs/>
-                      <w:sz w:val="20"/>
-                      <w:szCs w:val="20"/>
-                    </w:rPr>
-                    <w:t>{/</w:t>
-                  </w:r>
-                  <w:proofErr w:type="spellStart"/>
-                  <w:r>
-                    <w:rPr>
-                      <w:rFonts w:cstheme="minorHAnsi"/>
-                      <w:b/>
-                      <w:bCs/>
-                      <w:sz w:val="20"/>
-                      <w:szCs w:val="20"/>
-                    </w:rPr>
-                    <w:t>isAus</w:t>
-                  </w:r>
-                  <w:proofErr w:type="spellEnd"/>
-                  <w:r>
-                    <w:rPr>
-                      <w:rFonts w:cstheme="minorHAnsi"/>
-                      <w:b/>
-                      <w:bCs/>
-                      <w:sz w:val="20"/>
-                      <w:szCs w:val="20"/>
-                    </w:rPr>
-                    <w:t>}</w:t>
+                  <w:r>
+                    <w:rPr>
+                      <w:rFonts w:cstheme="minorHAnsi"/>
+                      <w:b/>
+                      <w:bCs/>
+                      <w:sz w:val="20"/>
+                      <w:szCs w:val="20"/>
+                    </w:rPr>
+                    <w:t>{/isAus}</w:t>
                   </w:r>
                 </w:p>
               </w:tc>
@@ -2200,7 +1997,6 @@
                       <w:szCs w:val="20"/>
                     </w:rPr>
                   </w:pPr>
-                  <w:proofErr w:type="spellStart"/>
                   <w:r>
                     <w:rPr>
                       <w:rFonts w:cstheme="minorHAnsi"/>
@@ -2211,7 +2007,6 @@
                     </w:rPr>
                     <w:t>NetWt</w:t>
                   </w:r>
-                  <w:proofErr w:type="spellEnd"/>
                   <w:r>
                     <w:rPr>
                       <w:rFonts w:cstheme="minorHAnsi"/>
@@ -2254,7 +2049,6 @@
                       <w:szCs w:val="20"/>
                     </w:rPr>
                   </w:pPr>
-                  <w:proofErr w:type="spellStart"/>
                   <w:r>
                     <w:rPr>
                       <w:rFonts w:cstheme="minorHAnsi"/>
@@ -2265,7 +2059,6 @@
                     </w:rPr>
                     <w:t>GrossWt</w:t>
                   </w:r>
-                  <w:proofErr w:type="spellEnd"/>
                   <w:r>
                     <w:rPr>
                       <w:rFonts w:cstheme="minorHAnsi"/>
@@ -2317,29 +2110,7 @@
                       <w:sz w:val="20"/>
                       <w:szCs w:val="20"/>
                     </w:rPr>
-                    <w:t xml:space="preserve">Box Size </w:t>
-                  </w:r>
-                  <w:proofErr w:type="gramStart"/>
-                  <w:r>
-                    <w:rPr>
-                      <w:rFonts w:cstheme="minorHAnsi"/>
-                      <w:b/>
-                      <w:bCs/>
-                      <w:sz w:val="20"/>
-                      <w:szCs w:val="20"/>
-                    </w:rPr>
-                    <w:t>In</w:t>
-                  </w:r>
-                  <w:proofErr w:type="gramEnd"/>
-                  <w:r>
-                    <w:rPr>
-                      <w:rFonts w:cstheme="minorHAnsi"/>
-                      <w:b/>
-                      <w:bCs/>
-                      <w:sz w:val="20"/>
-                      <w:szCs w:val="20"/>
-                    </w:rPr>
-                    <w:t xml:space="preserve"> Inch</w:t>
+                    <w:t>Box Size In Inch</w:t>
                   </w:r>
                 </w:p>
               </w:tc>
@@ -2375,63 +2146,25 @@
                       <w:sz w:val="18"/>
                       <w:szCs w:val="18"/>
                     </w:rPr>
-                    <w:t>{#</w:t>
-                  </w:r>
-                  <w:proofErr w:type="gramStart"/>
+                    <w:t>{#invoiceItems}</w:t>
+                  </w:r>
                   <w:r>
                     <w:rPr>
                       <w:rFonts w:cstheme="minorHAnsi"/>
                       <w:sz w:val="18"/>
                       <w:szCs w:val="18"/>
                     </w:rPr>
-                    <w:t>invoiceItems}</w:t>
-                  </w:r>
-                  <w:r>
-                    <w:rPr>
-                      <w:rFonts w:cstheme="minorHAnsi"/>
+                    <w:t>{#showThickness}</w:t>
+                  </w:r>
+                  <w:r>
+                    <w:rPr>
+                      <w:rFonts w:cstheme="minorHAnsi"/>
+                      <w:b/>
+                      <w:bCs/>
                       <w:sz w:val="18"/>
                       <w:szCs w:val="18"/>
                     </w:rPr>
-                    <w:t>{</w:t>
-                  </w:r>
-                  <w:proofErr w:type="gramEnd"/>
-                  <w:r>
-                    <w:rPr>
-                      <w:rFonts w:cstheme="minorHAnsi"/>
-                      <w:sz w:val="18"/>
-                      <w:szCs w:val="18"/>
-                    </w:rPr>
-                    <w:t>#</w:t>
-                  </w:r>
-                  <w:proofErr w:type="gramStart"/>
-                  <w:r>
-                    <w:rPr>
-                      <w:rFonts w:cstheme="minorHAnsi"/>
-                      <w:sz w:val="18"/>
-                      <w:szCs w:val="18"/>
-                    </w:rPr>
-                    <w:t>showThickness}</w:t>
-                  </w:r>
-                  <w:r>
-                    <w:rPr>
-                      <w:rFonts w:cstheme="minorHAnsi"/>
-                      <w:b/>
-                      <w:bCs/>
-                      <w:sz w:val="18"/>
-                      <w:szCs w:val="18"/>
-                    </w:rPr>
-                    <w:t>{</w:t>
-                  </w:r>
-                  <w:proofErr w:type="gramEnd"/>
-                  <w:r>
-                    <w:rPr>
-                      <w:rFonts w:cstheme="minorHAnsi"/>
-                      <w:b/>
-                      <w:bCs/>
-                      <w:sz w:val="18"/>
-                      <w:szCs w:val="18"/>
-                    </w:rPr>
-                    <w:t>thicknessDetail</w:t>
+                    <w:t>{thicknessDetail</w:t>
                   </w:r>
                   <w:r>
                     <w:rPr>
@@ -2570,25 +2303,7 @@
                       <w:sz w:val="18"/>
                       <w:szCs w:val="18"/>
                     </w:rPr>
-                    <w:t>{#</w:t>
-                  </w:r>
-                  <w:proofErr w:type="gramStart"/>
-                  <w:r>
-                    <w:rPr>
-                      <w:rFonts w:cstheme="minorHAnsi"/>
-                      <w:sz w:val="18"/>
-                      <w:szCs w:val="18"/>
-                    </w:rPr>
-                    <w:t>invoices}{</w:t>
-                  </w:r>
-                  <w:proofErr w:type="gramEnd"/>
-                  <w:r>
-                    <w:rPr>
-                      <w:rFonts w:cstheme="minorHAnsi"/>
-                      <w:sz w:val="18"/>
-                      <w:szCs w:val="18"/>
-                    </w:rPr>
-                    <w:t>prefixCode}</w:t>
+                    <w:t>{#invoices}{prefixCode}</w:t>
                   </w:r>
                 </w:p>
               </w:tc>
@@ -2617,77 +2332,23 @@
                       <w:sz w:val="18"/>
                       <w:szCs w:val="18"/>
                     </w:rPr>
-                    <w:t>{</w:t>
-                  </w:r>
-                  <w:proofErr w:type="spellStart"/>
+                    <w:t>{containerFrom}{#containerTo} to</w:t>
+                  </w:r>
                   <w:r>
                     <w:rPr>
                       <w:rFonts w:cstheme="minorHAnsi"/>
                       <w:sz w:val="18"/>
                       <w:szCs w:val="18"/>
                     </w:rPr>
-                    <w:t>containerFrom</w:t>
-                  </w:r>
-                  <w:proofErr w:type="spellEnd"/>
+                    <w:t xml:space="preserve"> </w:t>
+                  </w:r>
                   <w:r>
                     <w:rPr>
                       <w:rFonts w:cstheme="minorHAnsi"/>
                       <w:sz w:val="18"/>
                       <w:szCs w:val="18"/>
                     </w:rPr>
-                    <w:t>}{#containerTo} to</w:t>
-                  </w:r>
-                  <w:r>
-                    <w:rPr>
-                      <w:rFonts w:cstheme="minorHAnsi"/>
-                      <w:sz w:val="18"/>
-                      <w:szCs w:val="18"/>
-                    </w:rPr>
-                    <w:t xml:space="preserve"> </w:t>
-                  </w:r>
-                  <w:r>
-                    <w:rPr>
-                      <w:rFonts w:cstheme="minorHAnsi"/>
-                      <w:sz w:val="18"/>
-                      <w:szCs w:val="18"/>
-                    </w:rPr>
-                    <w:t>{</w:t>
-                  </w:r>
-                  <w:proofErr w:type="spellStart"/>
-                  <w:r>
-                    <w:rPr>
-                      <w:rFonts w:cstheme="minorHAnsi"/>
-                      <w:sz w:val="18"/>
-                      <w:szCs w:val="18"/>
-                    </w:rPr>
-                    <w:t>containerTo</w:t>
-                  </w:r>
-                  <w:proofErr w:type="spellEnd"/>
-                  <w:r>
-                    <w:rPr>
-                      <w:rFonts w:cstheme="minorHAnsi"/>
-                      <w:sz w:val="18"/>
-                      <w:szCs w:val="18"/>
-                    </w:rPr>
-                    <w:t>}{/</w:t>
-                  </w:r>
-                  <w:proofErr w:type="spellStart"/>
-                  <w:r>
-                    <w:rPr>
-                      <w:rFonts w:cstheme="minorHAnsi"/>
-                      <w:sz w:val="18"/>
-                      <w:szCs w:val="18"/>
-                    </w:rPr>
-                    <w:t>containerTo</w:t>
-                  </w:r>
-                  <w:proofErr w:type="spellEnd"/>
-                  <w:r>
-                    <w:rPr>
-                      <w:rFonts w:cstheme="minorHAnsi"/>
-                      <w:sz w:val="18"/>
-                      <w:szCs w:val="18"/>
-                    </w:rPr>
-                    <w:t>}</w:t>
+                    <w:t>{containerTo}{/containerTo}</w:t>
                   </w:r>
                 </w:p>
               </w:tc>
@@ -2716,18 +2377,8 @@
                       <w:sz w:val="18"/>
                       <w:szCs w:val="18"/>
                     </w:rPr>
-                    <w:t>{</w:t>
-                  </w:r>
-                  <w:proofErr w:type="spellStart"/>
-                  <w:r>
-                    <w:rPr>
-                      <w:rFonts w:cstheme="minorHAnsi"/>
-                      <w:sz w:val="18"/>
-                      <w:szCs w:val="18"/>
-                    </w:rPr>
-                    <w:t>materialGrade</w:t>
-                  </w:r>
-                  <w:proofErr w:type="spellEnd"/>
+                    <w:t>{materialGrade</w:t>
+                  </w:r>
                 </w:p>
                 <w:p>
                   <w:pPr>
@@ -2773,25 +2424,7 @@
                       <w:sz w:val="18"/>
                       <w:szCs w:val="18"/>
                     </w:rPr>
-                    <w:t>{</w:t>
-                  </w:r>
-                  <w:proofErr w:type="spellStart"/>
-                  <w:r>
-                    <w:rPr>
-                      <w:rFonts w:cstheme="minorHAnsi"/>
-                      <w:sz w:val="18"/>
-                      <w:szCs w:val="18"/>
-                    </w:rPr>
-                    <w:t>brandName</w:t>
-                  </w:r>
-                  <w:proofErr w:type="spellEnd"/>
-                  <w:r>
-                    <w:rPr>
-                      <w:rFonts w:cstheme="minorHAnsi"/>
-                      <w:sz w:val="18"/>
-                      <w:szCs w:val="18"/>
-                    </w:rPr>
-                    <w:t>}</w:t>
+                    <w:t>{brandName}</w:t>
                   </w:r>
                 </w:p>
               </w:tc>
@@ -2820,25 +2453,7 @@
                       <w:sz w:val="18"/>
                       <w:szCs w:val="18"/>
                     </w:rPr>
-                    <w:t>{</w:t>
-                  </w:r>
-                  <w:proofErr w:type="spellStart"/>
-                  <w:r>
-                    <w:rPr>
-                      <w:rFonts w:cstheme="minorHAnsi"/>
-                      <w:sz w:val="18"/>
-                      <w:szCs w:val="18"/>
-                    </w:rPr>
-                    <w:t>designType</w:t>
-                  </w:r>
-                  <w:proofErr w:type="spellEnd"/>
-                  <w:r>
-                    <w:rPr>
-                      <w:rFonts w:cstheme="minorHAnsi"/>
-                      <w:sz w:val="18"/>
-                      <w:szCs w:val="18"/>
-                    </w:rPr>
-                    <w:t>}</w:t>
+                    <w:t>{designType}</w:t>
                   </w:r>
                 </w:p>
               </w:tc>
@@ -2866,25 +2481,7 @@
                       <w:sz w:val="18"/>
                       <w:szCs w:val="18"/>
                     </w:rPr>
-                    <w:t>{</w:t>
-                  </w:r>
-                  <w:proofErr w:type="spellStart"/>
-                  <w:r>
-                    <w:rPr>
-                      <w:rFonts w:cstheme="minorHAnsi"/>
-                      <w:sz w:val="18"/>
-                      <w:szCs w:val="18"/>
-                    </w:rPr>
-                    <w:t>finishType</w:t>
-                  </w:r>
-                  <w:proofErr w:type="spellEnd"/>
-                  <w:r>
-                    <w:rPr>
-                      <w:rFonts w:cstheme="minorHAnsi"/>
-                      <w:sz w:val="18"/>
-                      <w:szCs w:val="18"/>
-                    </w:rPr>
-                    <w:t>}</w:t>
+                    <w:t>{finishType}</w:t>
                   </w:r>
                 </w:p>
               </w:tc>
@@ -2942,25 +2539,7 @@
                       <w:sz w:val="18"/>
                       <w:szCs w:val="18"/>
                     </w:rPr>
-                    <w:t>{</w:t>
-                  </w:r>
-                  <w:proofErr w:type="spellStart"/>
-                  <w:r>
-                    <w:rPr>
-                      <w:rFonts w:cstheme="minorHAnsi"/>
-                      <w:sz w:val="18"/>
-                      <w:szCs w:val="18"/>
-                    </w:rPr>
-                    <w:t>netWeight</w:t>
-                  </w:r>
-                  <w:proofErr w:type="spellEnd"/>
-                  <w:r>
-                    <w:rPr>
-                      <w:rFonts w:cstheme="minorHAnsi"/>
-                      <w:sz w:val="18"/>
-                      <w:szCs w:val="18"/>
-                    </w:rPr>
-                    <w:t>}</w:t>
+                    <w:t>{netWeight}</w:t>
                   </w:r>
                 </w:p>
               </w:tc>
@@ -2989,25 +2568,7 @@
                       <w:sz w:val="18"/>
                       <w:szCs w:val="18"/>
                     </w:rPr>
-                    <w:t>{</w:t>
-                  </w:r>
-                  <w:proofErr w:type="spellStart"/>
-                  <w:r>
-                    <w:rPr>
-                      <w:rFonts w:cstheme="minorHAnsi"/>
-                      <w:sz w:val="18"/>
-                      <w:szCs w:val="18"/>
-                    </w:rPr>
-                    <w:t>grossWeight</w:t>
-                  </w:r>
-                  <w:proofErr w:type="spellEnd"/>
-                  <w:r>
-                    <w:rPr>
-                      <w:rFonts w:cstheme="minorHAnsi"/>
-                      <w:sz w:val="18"/>
-                      <w:szCs w:val="18"/>
-                    </w:rPr>
-                    <w:t>}</w:t>
+                    <w:t>{grossWeight}</w:t>
                   </w:r>
                 </w:p>
               </w:tc>
@@ -3035,97 +2596,7 @@
                       <w:sz w:val="18"/>
                       <w:szCs w:val="18"/>
                     </w:rPr>
-                    <w:t>{</w:t>
-                  </w:r>
-                  <w:proofErr w:type="spellStart"/>
-                  <w:r>
-                    <w:rPr>
-                      <w:rFonts w:cstheme="minorHAnsi"/>
-                      <w:sz w:val="18"/>
-                      <w:szCs w:val="18"/>
-                    </w:rPr>
-                    <w:t>lengthInch</w:t>
-                  </w:r>
-                  <w:proofErr w:type="spellEnd"/>
-                  <w:r>
-                    <w:rPr>
-                      <w:rFonts w:cstheme="minorHAnsi"/>
-                      <w:sz w:val="18"/>
-                      <w:szCs w:val="18"/>
-                    </w:rPr>
-                    <w:t>} X {</w:t>
-                  </w:r>
-                  <w:proofErr w:type="spellStart"/>
-                  <w:r>
-                    <w:rPr>
-                      <w:rFonts w:cstheme="minorHAnsi"/>
-                      <w:sz w:val="18"/>
-                      <w:szCs w:val="18"/>
-                    </w:rPr>
-                    <w:t>widthInch</w:t>
-                  </w:r>
-                  <w:proofErr w:type="spellEnd"/>
-                  <w:r>
-                    <w:rPr>
-                      <w:rFonts w:cstheme="minorHAnsi"/>
-                      <w:sz w:val="18"/>
-                      <w:szCs w:val="18"/>
-                    </w:rPr>
-                    <w:t>} X {</w:t>
-                  </w:r>
-                  <w:proofErr w:type="spellStart"/>
-                  <w:r>
-                    <w:rPr>
-                      <w:rFonts w:cstheme="minorHAnsi"/>
-                      <w:sz w:val="18"/>
-                      <w:szCs w:val="18"/>
-                    </w:rPr>
-                    <w:t>heightInch</w:t>
-                  </w:r>
-                  <w:proofErr w:type="spellEnd"/>
-                  <w:r>
-                    <w:rPr>
-                      <w:rFonts w:cstheme="minorHAnsi"/>
-                      <w:sz w:val="18"/>
-                      <w:szCs w:val="18"/>
-                    </w:rPr>
-                    <w:t>}"{/</w:t>
-                  </w:r>
-                  <w:proofErr w:type="gramStart"/>
-                  <w:r>
-                    <w:rPr>
-                      <w:rFonts w:cstheme="minorHAnsi"/>
-                      <w:sz w:val="18"/>
-                      <w:szCs w:val="18"/>
-                    </w:rPr>
-                    <w:t>invoices}{</w:t>
-                  </w:r>
-                  <w:proofErr w:type="gramEnd"/>
-                  <w:r>
-                    <w:rPr>
-                      <w:rFonts w:cstheme="minorHAnsi"/>
-                      <w:sz w:val="18"/>
-                      <w:szCs w:val="18"/>
-                    </w:rPr>
-                    <w:t>/</w:t>
-                  </w:r>
-                  <w:proofErr w:type="spellStart"/>
-                  <w:r>
-                    <w:rPr>
-                      <w:rFonts w:cstheme="minorHAnsi"/>
-                      <w:sz w:val="18"/>
-                      <w:szCs w:val="18"/>
-                    </w:rPr>
-                    <w:t>invoiceItems</w:t>
-                  </w:r>
-                  <w:proofErr w:type="spellEnd"/>
-                  <w:r>
-                    <w:rPr>
-                      <w:rFonts w:cstheme="minorHAnsi"/>
-                      <w:sz w:val="18"/>
-                      <w:szCs w:val="18"/>
-                    </w:rPr>
-                    <w:t>}</w:t>
+                    <w:t>{lengthInch} X {widthInch} X {heightInch}"{/invoices}{/invoiceItems}</w:t>
                   </w:r>
                 </w:p>
               </w:tc>
@@ -3266,7 +2737,6 @@
                     </w:rPr>
                     <w:t>{</w:t>
                   </w:r>
-                  <w:proofErr w:type="spellStart"/>
                   <w:r>
                     <w:rPr>
                       <w:rFonts w:cstheme="minorHAnsi"/>
@@ -3277,7 +2747,6 @@
                     </w:rPr>
                     <w:t>totalQuantity</w:t>
                   </w:r>
-                  <w:proofErr w:type="spellEnd"/>
                   <w:r>
                     <w:rPr>
                       <w:rFonts w:cstheme="minorHAnsi"/>
@@ -3352,29 +2821,7 @@
                       <w:sz w:val="20"/>
                       <w:szCs w:val="20"/>
                     </w:rPr>
-                    <w:t>{</w:t>
-                  </w:r>
-                  <w:proofErr w:type="spellStart"/>
-                  <w:r>
-                    <w:rPr>
-                      <w:rFonts w:cstheme="minorHAnsi"/>
-                      <w:b/>
-                      <w:bCs/>
-                      <w:sz w:val="20"/>
-                      <w:szCs w:val="20"/>
-                    </w:rPr>
-                    <w:t>totalBox</w:t>
-                  </w:r>
-                  <w:proofErr w:type="spellEnd"/>
-                  <w:r>
-                    <w:rPr>
-                      <w:rFonts w:cstheme="minorHAnsi"/>
-                      <w:b/>
-                      <w:bCs/>
-                      <w:sz w:val="20"/>
-                      <w:szCs w:val="20"/>
-                    </w:rPr>
-                    <w:t>}</w:t>
+                    <w:t>{totalBox}</w:t>
                   </w:r>
                 </w:p>
               </w:tc>
@@ -3462,7 +2909,6 @@
                     </w:rPr>
                     <w:t>{</w:t>
                   </w:r>
-                  <w:proofErr w:type="spellStart"/>
                   <w:r>
                     <w:rPr>
                       <w:rFonts w:cstheme="minorHAnsi"/>
@@ -3473,7 +2919,6 @@
                     </w:rPr>
                     <w:t>totalNetWeight</w:t>
                   </w:r>
-                  <w:proofErr w:type="spellEnd"/>
                   <w:r>
                     <w:rPr>
                       <w:rFonts w:cstheme="minorHAnsi"/>
@@ -3569,7 +3014,6 @@
                     </w:rPr>
                     <w:t>{</w:t>
                   </w:r>
-                  <w:proofErr w:type="spellStart"/>
                   <w:r>
                     <w:rPr>
                       <w:rFonts w:cstheme="minorHAnsi"/>
@@ -3580,7 +3024,6 @@
                     </w:rPr>
                     <w:t>totalGrossWeight</w:t>
                   </w:r>
-                  <w:proofErr w:type="spellEnd"/>
                   <w:r>
                     <w:rPr>
                       <w:rFonts w:cstheme="minorHAnsi"/>
@@ -3628,8 +3071,6 @@
                     </w:rPr>
                     <w:t>{^</w:t>
                   </w:r>
-                  <w:proofErr w:type="spellStart"/>
-                  <w:proofErr w:type="gramStart"/>
                   <w:r>
                     <w:rPr>
                       <w:rFonts w:cstheme="minorHAnsi"/>
@@ -3640,7 +3081,6 @@
                     </w:rPr>
                     <w:t>isAus</w:t>
                   </w:r>
-                  <w:proofErr w:type="spellEnd"/>
                   <w:r>
                     <w:rPr>
                       <w:rFonts w:cstheme="minorHAnsi"/>
@@ -3655,42 +3095,7 @@
                       <w:sz w:val="20"/>
                       <w:szCs w:val="20"/>
                     </w:rPr>
-                    <w:t>Total</w:t>
-                  </w:r>
-                  <w:proofErr w:type="gramEnd"/>
-                  <w:r>
-                    <w:rPr>
-                      <w:rFonts w:cstheme="minorHAnsi"/>
-                      <w:b/>
-                      <w:bCs/>
-                      <w:sz w:val="20"/>
-                      <w:szCs w:val="20"/>
-                    </w:rPr>
-                    <w:t xml:space="preserve"> </w:t>
-                  </w:r>
-                  <w:proofErr w:type="spellStart"/>
-                  <w:proofErr w:type="gramStart"/>
-                  <w:r>
-                    <w:rPr>
-                      <w:rFonts w:cstheme="minorHAnsi"/>
-                      <w:b/>
-                      <w:bCs/>
-                      <w:sz w:val="20"/>
-                      <w:szCs w:val="20"/>
-                    </w:rPr>
-                    <w:t>Sq.Meter</w:t>
-                  </w:r>
-                  <w:proofErr w:type="spellEnd"/>
-                  <w:proofErr w:type="gramEnd"/>
-                  <w:r>
-                    <w:rPr>
-                      <w:rFonts w:cstheme="minorHAnsi"/>
-                      <w:b/>
-                      <w:bCs/>
-                      <w:sz w:val="20"/>
-                      <w:szCs w:val="20"/>
-                    </w:rPr>
-                    <w:t>:</w:t>
+                    <w:t>Total Sq.Meter:</w:t>
                   </w:r>
                 </w:p>
               </w:tc>
@@ -3718,57 +3123,34 @@
                       <w:sz w:val="20"/>
                       <w:szCs w:val="20"/>
                     </w:rPr>
+                    <w:t xml:space="preserve">{totalSqMt} </w:t>
+                  </w:r>
+                  <w:r>
+                    <w:rPr>
+                      <w:rFonts w:cstheme="minorHAnsi"/>
+                      <w:b/>
+                      <w:bCs/>
+                      <w:sz w:val="20"/>
+                      <w:szCs w:val="20"/>
+                    </w:rPr>
+                    <w:t>MM</w:t>
+                  </w:r>
+                  <w:r>
+                    <w:rPr>
+                      <w:rFonts w:cstheme="minorHAnsi"/>
+                      <w:b/>
+                      <w:bCs/>
+                      <w:sz w:val="20"/>
+                      <w:szCs w:val="20"/>
+                    </w:rPr>
                     <w:t>{</w:t>
                   </w:r>
-                  <w:proofErr w:type="spellStart"/>
-                  <w:r>
-                    <w:rPr>
-                      <w:rFonts w:cstheme="minorHAnsi"/>
-                      <w:b/>
-                      <w:bCs/>
-                      <w:sz w:val="20"/>
-                      <w:szCs w:val="20"/>
-                    </w:rPr>
-                    <w:t>totalSqMt</w:t>
-                  </w:r>
-                  <w:proofErr w:type="spellEnd"/>
-                  <w:r>
-                    <w:rPr>
-                      <w:rFonts w:cstheme="minorHAnsi"/>
-                      <w:b/>
-                      <w:bCs/>
-                      <w:sz w:val="20"/>
-                      <w:szCs w:val="20"/>
-                    </w:rPr>
-                    <w:t xml:space="preserve">} </w:t>
-                  </w:r>
-                  <w:r>
-                    <w:rPr>
-                      <w:rFonts w:cstheme="minorHAnsi"/>
-                      <w:b/>
-                      <w:bCs/>
-                      <w:sz w:val="20"/>
-                      <w:szCs w:val="20"/>
-                    </w:rPr>
-                    <w:t>MM</w:t>
-                  </w:r>
-                  <w:r>
-                    <w:rPr>
-                      <w:rFonts w:cstheme="minorHAnsi"/>
-                      <w:b/>
-                      <w:bCs/>
-                      <w:sz w:val="20"/>
-                      <w:szCs w:val="20"/>
-                    </w:rPr>
-                    <w:t>{</w:t>
-                  </w:r>
                   <w:r>
                     <w:rPr>
                       <w:rFonts w:cstheme="minorHAnsi"/>
                     </w:rPr>
                     <w:t>/</w:t>
                   </w:r>
-                  <w:proofErr w:type="spellStart"/>
                   <w:r>
                     <w:rPr>
                       <w:rFonts w:cstheme="minorHAnsi"/>
@@ -3779,7 +3161,6 @@
                     </w:rPr>
                     <w:t>isAus</w:t>
                   </w:r>
-                  <w:proofErr w:type="spellEnd"/>
                   <w:r>
                     <w:rPr>
                       <w:rFonts w:cstheme="minorHAnsi"/>
@@ -3872,8 +3253,6 @@
                     </w:rPr>
                     <w:t>{^</w:t>
                   </w:r>
-                  <w:proofErr w:type="spellStart"/>
-                  <w:proofErr w:type="gramStart"/>
                   <w:r>
                     <w:rPr>
                       <w:rFonts w:cstheme="minorHAnsi"/>
@@ -3884,69 +3263,21 @@
                     </w:rPr>
                     <w:t>isAus</w:t>
                   </w:r>
-                  <w:proofErr w:type="spellEnd"/>
                   <w:r>
                     <w:rPr>
                       <w:rFonts w:cstheme="minorHAnsi"/>
                     </w:rPr>
                     <w:t>}</w:t>
                   </w:r>
-                  <w:proofErr w:type="spellStart"/>
-                  <w:r>
-                    <w:rPr>
-                      <w:rFonts w:cstheme="minorHAnsi"/>
-                      <w:b/>
-                      <w:bCs/>
-                      <w:sz w:val="20"/>
-                      <w:szCs w:val="20"/>
-                    </w:rPr>
-                    <w:t>Avg</w:t>
-                  </w:r>
-                  <w:proofErr w:type="spellEnd"/>
-                  <w:proofErr w:type="gramEnd"/>
-                  <w:r>
-                    <w:rPr>
-                      <w:rFonts w:cstheme="minorHAnsi"/>
-                      <w:b/>
-                      <w:bCs/>
-                      <w:sz w:val="20"/>
-                      <w:szCs w:val="20"/>
-                    </w:rPr>
-                    <w:t>/</w:t>
-                  </w:r>
-                  <w:proofErr w:type="spellStart"/>
-                  <w:proofErr w:type="gramStart"/>
-                  <w:r>
-                    <w:rPr>
-                      <w:rFonts w:cstheme="minorHAnsi"/>
-                      <w:b/>
-                      <w:bCs/>
-                      <w:sz w:val="20"/>
-                      <w:szCs w:val="20"/>
-                    </w:rPr>
-                    <w:t>Wt</w:t>
-                  </w:r>
-                  <w:proofErr w:type="spellEnd"/>
-                  <w:r>
-                    <w:rPr>
-                      <w:rFonts w:cstheme="minorHAnsi"/>
-                      <w:b/>
-                      <w:bCs/>
-                      <w:sz w:val="20"/>
-                      <w:szCs w:val="20"/>
-                    </w:rPr>
-                    <w:t>(</w:t>
-                  </w:r>
-                  <w:proofErr w:type="gramEnd"/>
-                  <w:r>
-                    <w:rPr>
-                      <w:rFonts w:cstheme="minorHAnsi"/>
-                      <w:b/>
-                      <w:bCs/>
-                      <w:sz w:val="20"/>
-                      <w:szCs w:val="20"/>
-                    </w:rPr>
-                    <w:t>Kg)</w:t>
+                  <w:r>
+                    <w:rPr>
+                      <w:rFonts w:cstheme="minorHAnsi"/>
+                      <w:b/>
+                      <w:bCs/>
+                      <w:sz w:val="20"/>
+                      <w:szCs w:val="20"/>
+                    </w:rPr>
+                    <w:t>Avg/Wt(Kg)</w:t>
                   </w:r>
                 </w:p>
               </w:tc>
@@ -4012,14 +3343,7 @@
                     <w:rPr>
                       <w:rFonts w:cstheme="minorHAnsi"/>
                     </w:rPr>
-                    <w:t>{/</w:t>
-                  </w:r>
-                  <w:proofErr w:type="spellStart"/>
-                  <w:r>
-                    <w:rPr>
-                      <w:rFonts w:cstheme="minorHAnsi"/>
-                    </w:rPr>
-                    <w:t>i</w:t>
+                    <w:t>{/i</w:t>
                   </w:r>
                   <w:r>
                     <w:rPr>
@@ -4031,7 +3355,6 @@
                     </w:rPr>
                     <w:t>sAus</w:t>
                   </w:r>
-                  <w:proofErr w:type="spellEnd"/>
                   <w:r>
                     <w:rPr>
                       <w:rFonts w:cstheme="minorHAnsi"/>
@@ -4070,8 +3393,6 @@
                     </w:rPr>
                     <w:t>{^</w:t>
                   </w:r>
-                  <w:proofErr w:type="spellStart"/>
-                  <w:proofErr w:type="gramStart"/>
                   <w:r>
                     <w:rPr>
                       <w:rFonts w:cstheme="minorHAnsi"/>
@@ -4082,7 +3403,6 @@
                     </w:rPr>
                     <w:t>isAus</w:t>
                   </w:r>
-                  <w:proofErr w:type="spellEnd"/>
                   <w:r>
                     <w:rPr>
                       <w:rFonts w:cstheme="minorHAnsi"/>
@@ -4097,40 +3417,7 @@
                       <w:sz w:val="20"/>
                       <w:szCs w:val="20"/>
                     </w:rPr>
-                    <w:t>{</w:t>
-                  </w:r>
-                  <w:proofErr w:type="gramEnd"/>
-                  <w:r>
-                    <w:rPr>
-                      <w:rFonts w:cstheme="minorHAnsi"/>
-                      <w:b/>
-                      <w:bCs/>
-                      <w:sz w:val="20"/>
-                      <w:szCs w:val="20"/>
-                    </w:rPr>
-                    <w:t>#</w:t>
-                  </w:r>
-                  <w:proofErr w:type="gramStart"/>
-                  <w:r>
-                    <w:rPr>
-                      <w:rFonts w:cstheme="minorHAnsi"/>
-                      <w:b/>
-                      <w:bCs/>
-                      <w:sz w:val="20"/>
-                      <w:szCs w:val="20"/>
-                    </w:rPr>
-                    <w:t>containerSummary}{</w:t>
-                  </w:r>
-                  <w:proofErr w:type="gramEnd"/>
-                  <w:r>
-                    <w:rPr>
-                      <w:rFonts w:cstheme="minorHAnsi"/>
-                      <w:b/>
-                      <w:bCs/>
-                      <w:sz w:val="20"/>
-                      <w:szCs w:val="20"/>
-                    </w:rPr>
-                    <w:t>avgWeight}</w:t>
+                    <w:t>{#containerSummary}{avgWeight}</w:t>
                   </w:r>
                 </w:p>
               </w:tc>
@@ -4160,29 +3447,7 @@
                       <w:sz w:val="20"/>
                       <w:szCs w:val="20"/>
                     </w:rPr>
-                    <w:t>{</w:t>
-                  </w:r>
-                  <w:proofErr w:type="spellStart"/>
-                  <w:r>
-                    <w:rPr>
-                      <w:rFonts w:cstheme="minorHAnsi"/>
-                      <w:b/>
-                      <w:bCs/>
-                      <w:sz w:val="20"/>
-                      <w:szCs w:val="20"/>
-                    </w:rPr>
-                    <w:t>totalSqMtPerType</w:t>
-                  </w:r>
-                  <w:proofErr w:type="spellEnd"/>
-                  <w:r>
-                    <w:rPr>
-                      <w:rFonts w:cstheme="minorHAnsi"/>
-                      <w:b/>
-                      <w:bCs/>
-                      <w:sz w:val="20"/>
-                      <w:szCs w:val="20"/>
-                    </w:rPr>
-                    <w:t>}</w:t>
+                    <w:t>{totalSqMtPerType}</w:t>
                   </w:r>
                 </w:p>
               </w:tc>
@@ -4212,45 +3477,14 @@
                       <w:sz w:val="20"/>
                       <w:szCs w:val="20"/>
                     </w:rPr>
-                    <w:t>{length} X {width} X {height} MM{/</w:t>
-                  </w:r>
-                  <w:proofErr w:type="spellStart"/>
-                  <w:proofErr w:type="gramStart"/>
-                  <w:r>
-                    <w:rPr>
-                      <w:rFonts w:cstheme="minorHAnsi"/>
-                      <w:b/>
-                      <w:bCs/>
-                      <w:sz w:val="20"/>
-                      <w:szCs w:val="20"/>
-                    </w:rPr>
-                    <w:t>containerSummary</w:t>
-                  </w:r>
-                  <w:proofErr w:type="spellEnd"/>
-                  <w:r>
-                    <w:rPr>
-                      <w:rFonts w:cstheme="minorHAnsi"/>
-                      <w:b/>
-                      <w:bCs/>
-                      <w:sz w:val="20"/>
-                      <w:szCs w:val="20"/>
-                    </w:rPr>
-                    <w:t>}</w:t>
-                  </w:r>
-                  <w:r>
-                    <w:rPr>
-                      <w:rFonts w:cstheme="minorHAnsi"/>
-                    </w:rPr>
-                    <w:t>{</w:t>
-                  </w:r>
-                  <w:proofErr w:type="gramEnd"/>
-                  <w:r>
-                    <w:rPr>
-                      <w:rFonts w:cstheme="minorHAnsi"/>
-                    </w:rPr>
-                    <w:t>/</w:t>
-                  </w:r>
-                  <w:proofErr w:type="spellStart"/>
+                    <w:t>{length} X {width} X {height} MM{/containerSummary}</w:t>
+                  </w:r>
+                  <w:r>
+                    <w:rPr>
+                      <w:rFonts w:cstheme="minorHAnsi"/>
+                    </w:rPr>
+                    <w:t>{/</w:t>
+                  </w:r>
                   <w:r>
                     <w:rPr>
                       <w:rFonts w:cstheme="minorHAnsi"/>
@@ -4261,7 +3495,6 @@
                     </w:rPr>
                     <w:t>isAus</w:t>
                   </w:r>
-                  <w:proofErr w:type="spellEnd"/>
                   <w:r>
                     <w:rPr>
                       <w:rFonts w:cstheme="minorHAnsi"/>

--- a/electron/database/generate-document/templates/custom-packing.docx
+++ b/electron/database/generate-document/templates/custom-packing.docx
@@ -10,10 +10,10 @@
         <w:tblLook w:val="04A0" w:firstRow="1" w:lastRow="0" w:firstColumn="1" w:lastColumn="0" w:noHBand="0" w:noVBand="1"/>
       </w:tblPr>
       <w:tblGrid>
-        <w:gridCol w:w="4134"/>
-        <w:gridCol w:w="2274"/>
-        <w:gridCol w:w="2400"/>
-        <w:gridCol w:w="2298"/>
+        <w:gridCol w:w="4116"/>
+        <w:gridCol w:w="2280"/>
+        <w:gridCol w:w="2406"/>
+        <w:gridCol w:w="2304"/>
       </w:tblGrid>
       <w:tr>
         <w:trPr>
@@ -213,12 +213,14 @@
               </w:rPr>
               <w:t>{</w:t>
             </w:r>
+            <w:proofErr w:type="spellStart"/>
             <w:r>
               <w:rPr>
                 <w:rFonts w:cstheme="minorHAnsi"/>
               </w:rPr>
               <w:t>invoiceNo</w:t>
             </w:r>
+            <w:proofErr w:type="spellEnd"/>
             <w:r>
               <w:rPr>
                 <w:rFonts w:cstheme="minorHAnsi"/>
@@ -259,12 +261,14 @@
               </w:rPr>
               <w:t>{</w:t>
             </w:r>
+            <w:proofErr w:type="spellStart"/>
             <w:r>
               <w:rPr>
                 <w:rFonts w:cstheme="minorHAnsi"/>
               </w:rPr>
               <w:t>invoiceDate</w:t>
             </w:r>
+            <w:proofErr w:type="spellEnd"/>
             <w:r>
               <w:rPr>
                 <w:rFonts w:cstheme="minorHAnsi"/>
@@ -327,12 +331,14 @@
               </w:rPr>
               <w:t>{</w:t>
             </w:r>
+            <w:proofErr w:type="spellStart"/>
             <w:r>
               <w:rPr>
                 <w:rFonts w:cstheme="minorHAnsi"/>
               </w:rPr>
               <w:t>buyersOrderNo</w:t>
             </w:r>
+            <w:proofErr w:type="spellEnd"/>
             <w:r>
               <w:rPr>
                 <w:rFonts w:cstheme="minorHAnsi"/>
@@ -374,12 +380,14 @@
               </w:rPr>
               <w:t>{</w:t>
             </w:r>
+            <w:proofErr w:type="spellStart"/>
             <w:r>
               <w:rPr>
                 <w:rFonts w:cstheme="minorHAnsi"/>
               </w:rPr>
               <w:t>orderDate</w:t>
             </w:r>
+            <w:proofErr w:type="spellEnd"/>
             <w:r>
               <w:rPr>
                 <w:rFonts w:cstheme="minorHAnsi"/>
@@ -436,6 +444,7 @@
               </w:rPr>
               <w:t>{</w:t>
             </w:r>
+            <w:proofErr w:type="spellStart"/>
             <w:r>
               <w:rPr>
                 <w:rFonts w:cstheme="minorHAnsi"/>
@@ -444,6 +453,7 @@
               </w:rPr>
               <w:t>consigneeCountry</w:t>
             </w:r>
+            <w:proofErr w:type="spellEnd"/>
             <w:r>
               <w:rPr>
                 <w:rFonts w:cstheme="minorHAnsi"/>
@@ -512,6 +522,7 @@
               </w:rPr>
               <w:t>{</w:t>
             </w:r>
+            <w:proofErr w:type="spellStart"/>
             <w:r>
               <w:rPr>
                 <w:rFonts w:cstheme="minorHAnsi"/>
@@ -520,6 +531,7 @@
               </w:rPr>
               <w:t>consigneeName</w:t>
             </w:r>
+            <w:proofErr w:type="spellEnd"/>
             <w:r>
               <w:rPr>
                 <w:rFonts w:cstheme="minorHAnsi"/>
@@ -545,6 +557,7 @@
               </w:rPr>
               <w:t>{</w:t>
             </w:r>
+            <w:proofErr w:type="spellStart"/>
             <w:r>
               <w:rPr>
                 <w:rFonts w:cstheme="minorHAnsi"/>
@@ -553,6 +566,7 @@
               </w:rPr>
               <w:t>consigneeAddress</w:t>
             </w:r>
+            <w:proofErr w:type="spellEnd"/>
             <w:r>
               <w:rPr>
                 <w:rFonts w:cstheme="minorHAnsi"/>
@@ -561,6 +575,7 @@
               </w:rPr>
               <w:t>} {</w:t>
             </w:r>
+            <w:proofErr w:type="spellStart"/>
             <w:r>
               <w:rPr>
                 <w:rFonts w:cstheme="minorHAnsi"/>
@@ -569,6 +584,7 @@
               </w:rPr>
               <w:t>consigneeCity</w:t>
             </w:r>
+            <w:proofErr w:type="spellEnd"/>
             <w:r>
               <w:rPr>
                 <w:rFonts w:cstheme="minorHAnsi"/>
@@ -577,6 +593,7 @@
               </w:rPr>
               <w:t>} {</w:t>
             </w:r>
+            <w:proofErr w:type="spellStart"/>
             <w:r>
               <w:rPr>
                 <w:rFonts w:cstheme="minorHAnsi"/>
@@ -585,6 +602,7 @@
               </w:rPr>
               <w:t>consigneeState</w:t>
             </w:r>
+            <w:proofErr w:type="spellEnd"/>
             <w:r>
               <w:rPr>
                 <w:rFonts w:cstheme="minorHAnsi"/>
@@ -610,6 +628,7 @@
               </w:rPr>
               <w:t>{</w:t>
             </w:r>
+            <w:proofErr w:type="spellStart"/>
             <w:r>
               <w:rPr>
                 <w:rFonts w:cstheme="minorHAnsi"/>
@@ -618,6 +637,7 @@
               </w:rPr>
               <w:t>consigneeCountry</w:t>
             </w:r>
+            <w:proofErr w:type="spellEnd"/>
             <w:r>
               <w:rPr>
                 <w:rFonts w:cstheme="minorHAnsi"/>
@@ -626,6 +646,7 @@
               </w:rPr>
               <w:t>} {</w:t>
             </w:r>
+            <w:proofErr w:type="spellStart"/>
             <w:r>
               <w:rPr>
                 <w:rFonts w:cstheme="minorHAnsi"/>
@@ -634,6 +655,7 @@
               </w:rPr>
               <w:t>consigneeZip</w:t>
             </w:r>
+            <w:proofErr w:type="spellEnd"/>
             <w:r>
               <w:rPr>
                 <w:rFonts w:cstheme="minorHAnsi"/>
@@ -667,6 +689,7 @@
               </w:rPr>
               <w:t>TELE: {</w:t>
             </w:r>
+            <w:proofErr w:type="spellStart"/>
             <w:r>
               <w:rPr>
                 <w:rFonts w:cstheme="minorHAnsi"/>
@@ -675,6 +698,7 @@
               </w:rPr>
               <w:t>consigneePhone</w:t>
             </w:r>
+            <w:proofErr w:type="spellEnd"/>
             <w:r>
               <w:rPr>
                 <w:rFonts w:cstheme="minorHAnsi"/>
@@ -708,6 +732,7 @@
               </w:rPr>
               <w:t>: {</w:t>
             </w:r>
+            <w:proofErr w:type="spellStart"/>
             <w:r>
               <w:rPr>
                 <w:rFonts w:cstheme="minorHAnsi"/>
@@ -716,6 +741,7 @@
               </w:rPr>
               <w:t>consigneeEmail</w:t>
             </w:r>
+            <w:proofErr w:type="spellEnd"/>
             <w:r>
               <w:rPr>
                 <w:rFonts w:cstheme="minorHAnsi"/>
@@ -730,7 +756,25 @@
                 <w:sz w:val="20"/>
                 <w:szCs w:val="20"/>
               </w:rPr>
-              <w:t>{/isUK}</w:t>
+              <w:t>{/</w:t>
+            </w:r>
+            <w:proofErr w:type="spellStart"/>
+            <w:r>
+              <w:rPr>
+                <w:rFonts w:cstheme="minorHAnsi"/>
+                <w:sz w:val="20"/>
+                <w:szCs w:val="20"/>
+              </w:rPr>
+              <w:t>isUK</w:t>
+            </w:r>
+            <w:proofErr w:type="spellEnd"/>
+            <w:r>
+              <w:rPr>
+                <w:rFonts w:cstheme="minorHAnsi"/>
+                <w:sz w:val="20"/>
+                <w:szCs w:val="20"/>
+              </w:rPr>
+              <w:t>}</w:t>
             </w:r>
           </w:p>
         </w:tc>
@@ -776,6 +820,7 @@
               </w:rPr>
               <w:t>{</w:t>
             </w:r>
+            <w:proofErr w:type="spellStart"/>
             <w:r>
               <w:rPr>
                 <w:rFonts w:cstheme="minorHAnsi"/>
@@ -784,6 +829,7 @@
               </w:rPr>
               <w:t>buyerName</w:t>
             </w:r>
+            <w:proofErr w:type="spellEnd"/>
             <w:r>
               <w:rPr>
                 <w:rFonts w:cstheme="minorHAnsi"/>
@@ -809,6 +855,7 @@
               </w:rPr>
               <w:t>{</w:t>
             </w:r>
+            <w:proofErr w:type="spellStart"/>
             <w:r>
               <w:rPr>
                 <w:rFonts w:cstheme="minorHAnsi"/>
@@ -817,6 +864,7 @@
               </w:rPr>
               <w:t>buyerAddress</w:t>
             </w:r>
+            <w:proofErr w:type="spellEnd"/>
             <w:r>
               <w:rPr>
                 <w:rFonts w:cstheme="minorHAnsi"/>
@@ -825,6 +873,7 @@
               </w:rPr>
               <w:t>} {</w:t>
             </w:r>
+            <w:proofErr w:type="spellStart"/>
             <w:r>
               <w:rPr>
                 <w:rFonts w:cstheme="minorHAnsi"/>
@@ -833,6 +882,7 @@
               </w:rPr>
               <w:t>buyerCity</w:t>
             </w:r>
+            <w:proofErr w:type="spellEnd"/>
             <w:r>
               <w:rPr>
                 <w:rFonts w:cstheme="minorHAnsi"/>
@@ -841,6 +891,7 @@
               </w:rPr>
               <w:t>} {</w:t>
             </w:r>
+            <w:proofErr w:type="spellStart"/>
             <w:r>
               <w:rPr>
                 <w:rFonts w:cstheme="minorHAnsi"/>
@@ -849,6 +900,7 @@
               </w:rPr>
               <w:t>buyerState</w:t>
             </w:r>
+            <w:proofErr w:type="spellEnd"/>
             <w:r>
               <w:rPr>
                 <w:rFonts w:cstheme="minorHAnsi"/>
@@ -874,6 +926,7 @@
               </w:rPr>
               <w:t>{</w:t>
             </w:r>
+            <w:proofErr w:type="spellStart"/>
             <w:r>
               <w:rPr>
                 <w:rFonts w:cstheme="minorHAnsi"/>
@@ -882,6 +935,7 @@
               </w:rPr>
               <w:t>buyerCountry</w:t>
             </w:r>
+            <w:proofErr w:type="spellEnd"/>
             <w:r>
               <w:rPr>
                 <w:rFonts w:cstheme="minorHAnsi"/>
@@ -890,6 +944,7 @@
               </w:rPr>
               <w:t>} {</w:t>
             </w:r>
+            <w:proofErr w:type="spellStart"/>
             <w:r>
               <w:rPr>
                 <w:rFonts w:cstheme="minorHAnsi"/>
@@ -898,6 +953,7 @@
               </w:rPr>
               <w:t>buyerZip</w:t>
             </w:r>
+            <w:proofErr w:type="spellEnd"/>
             <w:r>
               <w:rPr>
                 <w:rFonts w:cstheme="minorHAnsi"/>
@@ -969,6 +1025,7 @@
               </w:rPr>
               <w:t>{</w:t>
             </w:r>
+            <w:proofErr w:type="spellStart"/>
             <w:r>
               <w:rPr>
                 <w:rFonts w:cstheme="minorHAnsi"/>
@@ -977,6 +1034,7 @@
               </w:rPr>
               <w:t>originOfGoods</w:t>
             </w:r>
+            <w:proofErr w:type="spellEnd"/>
             <w:r>
               <w:rPr>
                 <w:rFonts w:cstheme="minorHAnsi"/>
@@ -1027,6 +1085,7 @@
               </w:rPr>
               <w:t>{</w:t>
             </w:r>
+            <w:proofErr w:type="spellStart"/>
             <w:r>
               <w:rPr>
                 <w:rFonts w:cstheme="minorHAnsi"/>
@@ -1035,6 +1094,7 @@
               </w:rPr>
               <w:t>finalDestination</w:t>
             </w:r>
+            <w:proofErr w:type="spellEnd"/>
             <w:r>
               <w:rPr>
                 <w:rFonts w:cstheme="minorHAnsi"/>
@@ -1111,6 +1171,7 @@
               </w:rPr>
               <w:t>{</w:t>
             </w:r>
+            <w:proofErr w:type="spellStart"/>
             <w:r>
               <w:rPr>
                 <w:rFonts w:cstheme="minorHAnsi"/>
@@ -1119,6 +1180,7 @@
               </w:rPr>
               <w:t>termOfDeliveryAndPayment</w:t>
             </w:r>
+            <w:proofErr w:type="spellEnd"/>
             <w:r>
               <w:rPr>
                 <w:rFonts w:cstheme="minorHAnsi"/>
@@ -1154,6 +1216,7 @@
                 <w:szCs w:val="20"/>
               </w:rPr>
             </w:pPr>
+            <w:proofErr w:type="spellStart"/>
             <w:r>
               <w:rPr>
                 <w:rFonts w:ascii="SansSerif" w:hAnsi="SansSerif" w:cs="SansSerif"/>
@@ -1161,7 +1224,17 @@
                 <w:sz w:val="20"/>
                 <w:szCs w:val="20"/>
               </w:rPr>
-              <w:t>Precarriage by:</w:t>
+              <w:t>Precarriage</w:t>
+            </w:r>
+            <w:proofErr w:type="spellEnd"/>
+            <w:r>
+              <w:rPr>
+                <w:rFonts w:ascii="SansSerif" w:hAnsi="SansSerif" w:cs="SansSerif"/>
+                <w:color w:val="000000"/>
+                <w:sz w:val="20"/>
+                <w:szCs w:val="20"/>
+              </w:rPr>
+              <w:t xml:space="preserve"> by:</w:t>
             </w:r>
           </w:p>
           <w:p>
@@ -1181,6 +1254,7 @@
               </w:rPr>
               <w:t>{</w:t>
             </w:r>
+            <w:proofErr w:type="spellStart"/>
             <w:r>
               <w:rPr>
                 <w:rFonts w:cstheme="minorHAnsi"/>
@@ -1189,6 +1263,7 @@
               </w:rPr>
               <w:t>precarriageBy</w:t>
             </w:r>
+            <w:proofErr w:type="spellEnd"/>
             <w:r>
               <w:rPr>
                 <w:rFonts w:cstheme="minorHAnsi"/>
@@ -1249,6 +1324,7 @@
               </w:rPr>
               <w:t>{</w:t>
             </w:r>
+            <w:proofErr w:type="spellStart"/>
             <w:r>
               <w:rPr>
                 <w:rFonts w:ascii="SansSerif" w:hAnsi="SansSerif" w:cs="SansSerif"/>
@@ -1258,6 +1334,7 @@
               </w:rPr>
               <w:t>placeOfReceipt</w:t>
             </w:r>
+            <w:proofErr w:type="spellEnd"/>
             <w:r>
               <w:rPr>
                 <w:rFonts w:ascii="SansSerif" w:hAnsi="SansSerif" w:cs="SansSerif"/>
@@ -1347,6 +1424,7 @@
               </w:rPr>
               <w:t>{</w:t>
             </w:r>
+            <w:proofErr w:type="spellStart"/>
             <w:r>
               <w:rPr>
                 <w:rFonts w:ascii="SansSerif" w:hAnsi="SansSerif" w:cs="SansSerif"/>
@@ -1356,6 +1434,7 @@
               </w:rPr>
               <w:t>vesselNo</w:t>
             </w:r>
+            <w:proofErr w:type="spellEnd"/>
             <w:r>
               <w:rPr>
                 <w:rFonts w:ascii="SansSerif" w:hAnsi="SansSerif" w:cs="SansSerif"/>
@@ -1417,6 +1496,7 @@
               </w:rPr>
               <w:t>{</w:t>
             </w:r>
+            <w:proofErr w:type="spellStart"/>
             <w:r>
               <w:rPr>
                 <w:rFonts w:ascii="SansSerif" w:hAnsi="SansSerif" w:cs="SansSerif"/>
@@ -1426,6 +1506,7 @@
               </w:rPr>
               <w:t>portOfLoading</w:t>
             </w:r>
+            <w:proofErr w:type="spellEnd"/>
             <w:r>
               <w:rPr>
                 <w:rFonts w:ascii="SansSerif" w:hAnsi="SansSerif" w:cs="SansSerif"/>
@@ -1510,6 +1591,7 @@
               </w:rPr>
               <w:t>{</w:t>
             </w:r>
+            <w:proofErr w:type="spellStart"/>
             <w:r>
               <w:rPr>
                 <w:rFonts w:ascii="SansSerif" w:hAnsi="SansSerif" w:cs="SansSerif"/>
@@ -1519,6 +1601,7 @@
               </w:rPr>
               <w:t>portOfDischarge</w:t>
             </w:r>
+            <w:proofErr w:type="spellEnd"/>
             <w:r>
               <w:rPr>
                 <w:rFonts w:ascii="SansSerif" w:hAnsi="SansSerif" w:cs="SansSerif"/>
@@ -1576,6 +1659,7 @@
               </w:rPr>
               <w:t>{</w:t>
             </w:r>
+            <w:proofErr w:type="spellStart"/>
             <w:r>
               <w:rPr>
                 <w:rFonts w:ascii="SansSerif" w:hAnsi="SansSerif" w:cs="SansSerif"/>
@@ -1585,6 +1669,7 @@
               </w:rPr>
               <w:t>finalDestination</w:t>
             </w:r>
+            <w:proofErr w:type="spellEnd"/>
             <w:r>
               <w:rPr>
                 <w:rFonts w:ascii="SansSerif" w:hAnsi="SansSerif" w:cs="SansSerif"/>
@@ -1655,6 +1740,7 @@
               </w:rPr>
               <w:t>{</w:t>
             </w:r>
+            <w:proofErr w:type="spellStart"/>
             <w:r>
               <w:rPr>
                 <w:rFonts w:cstheme="minorHAnsi"/>
@@ -1663,6 +1749,7 @@
               </w:rPr>
               <w:t>privateRemark</w:t>
             </w:r>
+            <w:proofErr w:type="spellEnd"/>
             <w:r>
               <w:rPr>
                 <w:rFonts w:cstheme="minorHAnsi"/>
@@ -1697,16 +1784,15 @@
               <w:tblLook w:val="04A0" w:firstRow="1" w:lastRow="0" w:firstColumn="1" w:lastColumn="0" w:noHBand="0" w:noVBand="1"/>
             </w:tblPr>
             <w:tblGrid>
-              <w:gridCol w:w="1088"/>
-              <w:gridCol w:w="1377"/>
-              <w:gridCol w:w="1625"/>
-              <w:gridCol w:w="1772"/>
-              <w:gridCol w:w="697"/>
+              <w:gridCol w:w="3036"/>
+              <w:gridCol w:w="1505"/>
+              <w:gridCol w:w="1639"/>
               <w:gridCol w:w="656"/>
-              <w:gridCol w:w="592"/>
-              <w:gridCol w:w="669"/>
-              <w:gridCol w:w="739"/>
-              <w:gridCol w:w="1675"/>
+              <w:gridCol w:w="619"/>
+              <w:gridCol w:w="560"/>
+              <w:gridCol w:w="630"/>
+              <w:gridCol w:w="695"/>
+              <w:gridCol w:w="1550"/>
             </w:tblGrid>
             <w:tr>
               <w:trPr>
@@ -1714,7 +1800,7 @@
               </w:trPr>
               <w:tc>
                 <w:tcPr>
-                  <w:tcW w:w="999" w:type="dxa"/>
+                  <w:tcW w:w="1725" w:type="dxa"/>
                   <w:tcBorders>
                     <w:top w:val="nil"/>
                     <w:left w:val="nil"/>
@@ -1734,11 +1820,121 @@
                       <w:szCs w:val="20"/>
                     </w:rPr>
                   </w:pPr>
+                  <w:r>
+                    <w:rPr>
+                      <w:rFonts w:cstheme="minorHAnsi"/>
+                      <w:b/>
+                      <w:bCs/>
+                      <w:sz w:val="20"/>
+                      <w:szCs w:val="20"/>
+                    </w:rPr>
+                    <w:t>Box No</w:t>
+                  </w:r>
                 </w:p>
               </w:tc>
               <w:tc>
                 <w:tcPr>
-                  <w:tcW w:w="2164" w:type="dxa"/>
+                  <w:tcW w:w="1781" w:type="dxa"/>
+                  <w:tcBorders>
+                    <w:top w:val="nil"/>
+                    <w:left w:val="nil"/>
+                    <w:bottom w:val="nil"/>
+                    <w:right w:val="nil"/>
+                  </w:tcBorders>
+                </w:tcPr>
+                <w:p>
+                  <w:pPr>
+                    <w:pStyle w:val="NoSpacing"/>
+                    <w:spacing w:after="100" w:afterAutospacing="1"/>
+                    <w:rPr>
+                      <w:rFonts w:cstheme="minorHAnsi"/>
+                      <w:b/>
+                      <w:bCs/>
+                      <w:sz w:val="20"/>
+                      <w:szCs w:val="20"/>
+                    </w:rPr>
+                  </w:pPr>
+                  <w:r>
+                    <w:rPr>
+                      <w:rFonts w:cstheme="minorHAnsi"/>
+                      <w:b/>
+                      <w:bCs/>
+                      <w:sz w:val="20"/>
+                      <w:szCs w:val="20"/>
+                    </w:rPr>
+                    <w:t>{#isAus}ASW No{/</w:t>
+                  </w:r>
+                  <w:proofErr w:type="spellStart"/>
+                  <w:r>
+                    <w:rPr>
+                      <w:rFonts w:cstheme="minorHAnsi"/>
+                      <w:b/>
+                      <w:bCs/>
+                      <w:sz w:val="20"/>
+                      <w:szCs w:val="20"/>
+                    </w:rPr>
+                    <w:t>isAus</w:t>
+                  </w:r>
+                  <w:proofErr w:type="spellEnd"/>
+                  <w:r>
+                    <w:rPr>
+                      <w:rFonts w:cstheme="minorHAnsi"/>
+                      <w:b/>
+                      <w:bCs/>
+                      <w:sz w:val="20"/>
+                      <w:szCs w:val="20"/>
+                    </w:rPr>
+                    <w:t>}{^</w:t>
+                  </w:r>
+                  <w:proofErr w:type="spellStart"/>
+                  <w:r>
+                    <w:rPr>
+                      <w:rFonts w:cstheme="minorHAnsi"/>
+                      <w:b/>
+                      <w:bCs/>
+                      <w:sz w:val="20"/>
+                      <w:szCs w:val="20"/>
+                    </w:rPr>
+                    <w:t>isAus</w:t>
+                  </w:r>
+                  <w:proofErr w:type="spellEnd"/>
+                  <w:r>
+                    <w:rPr>
+                      <w:rFonts w:cstheme="minorHAnsi"/>
+                      <w:b/>
+                      <w:bCs/>
+                      <w:sz w:val="20"/>
+                      <w:szCs w:val="20"/>
+                    </w:rPr>
+                    <w:t>}Grade{/</w:t>
+                  </w:r>
+                  <w:proofErr w:type="spellStart"/>
+                  <w:r>
+                    <w:rPr>
+                      <w:rFonts w:cstheme="minorHAnsi"/>
+                      <w:b/>
+                      <w:bCs/>
+                      <w:sz w:val="20"/>
+                      <w:szCs w:val="20"/>
+                    </w:rPr>
+                    <w:t>isAus</w:t>
+                  </w:r>
+                  <w:proofErr w:type="spellEnd"/>
+                  <w:r>
+                    <w:rPr>
+                      <w:rFonts w:cstheme="minorHAnsi"/>
+                      <w:b/>
+                      <w:bCs/>
+                      <w:sz w:val="20"/>
+                      <w:szCs w:val="20"/>
+                    </w:rPr>
+                    <w:t>}</w:t>
+                  </w:r>
+                </w:p>
+              </w:tc>
+              <w:tc>
+                <w:tcPr>
+                  <w:tcW w:w="1943" w:type="dxa"/>
                   <w:tcBorders>
                     <w:top w:val="nil"/>
                     <w:left w:val="nil"/>
@@ -1766,47 +1962,131 @@
                       <w:sz w:val="20"/>
                       <w:szCs w:val="20"/>
                     </w:rPr>
-                    <w:t>Box No</w:t>
+                    <w:t xml:space="preserve">{#isAus}ASW </w:t>
+                  </w:r>
+                  <w:proofErr w:type="spellStart"/>
+                  <w:r>
+                    <w:rPr>
+                      <w:rFonts w:cstheme="minorHAnsi"/>
+                      <w:b/>
+                      <w:bCs/>
+                      <w:sz w:val="20"/>
+                      <w:szCs w:val="20"/>
+                    </w:rPr>
+                    <w:t>PO.</w:t>
+                  </w:r>
+                  <w:r>
+                    <w:rPr>
+                      <w:rFonts w:cstheme="minorHAnsi"/>
+                      <w:b/>
+                      <w:bCs/>
+                      <w:sz w:val="20"/>
+                      <w:szCs w:val="20"/>
+                    </w:rPr>
+                    <w:t>No</w:t>
+                  </w:r>
+                  <w:proofErr w:type="spellEnd"/>
+                  <w:r>
+                    <w:rPr>
+                      <w:rFonts w:cstheme="minorHAnsi"/>
+                      <w:b/>
+                      <w:bCs/>
+                      <w:sz w:val="20"/>
+                      <w:szCs w:val="20"/>
+                    </w:rPr>
+                    <w:t>{/</w:t>
+                  </w:r>
+                  <w:proofErr w:type="spellStart"/>
+                  <w:r>
+                    <w:rPr>
+                      <w:rFonts w:cstheme="minorHAnsi"/>
+                      <w:b/>
+                      <w:bCs/>
+                      <w:sz w:val="20"/>
+                      <w:szCs w:val="20"/>
+                    </w:rPr>
+                    <w:t>isAus</w:t>
+                  </w:r>
+                  <w:proofErr w:type="spellEnd"/>
+                  <w:r>
+                    <w:rPr>
+                      <w:rFonts w:cstheme="minorHAnsi"/>
+                      <w:b/>
+                      <w:bCs/>
+                      <w:sz w:val="20"/>
+                      <w:szCs w:val="20"/>
+                    </w:rPr>
+                    <w:t>}{^</w:t>
+                  </w:r>
+                  <w:proofErr w:type="spellStart"/>
+                  <w:r>
+                    <w:rPr>
+                      <w:rFonts w:cstheme="minorHAnsi"/>
+                      <w:b/>
+                      <w:bCs/>
+                      <w:sz w:val="20"/>
+                      <w:szCs w:val="20"/>
+                    </w:rPr>
+                    <w:t>isAus</w:t>
+                  </w:r>
+                  <w:proofErr w:type="spellEnd"/>
+                  <w:r>
+                    <w:rPr>
+                      <w:rFonts w:cstheme="minorHAnsi"/>
+                      <w:b/>
+                      <w:bCs/>
+                      <w:sz w:val="20"/>
+                      <w:szCs w:val="20"/>
+                    </w:rPr>
+                    <w:t>}</w:t>
+                  </w:r>
+                  <w:r>
+                    <w:rPr>
+                      <w:rFonts w:cstheme="minorHAnsi"/>
+                      <w:b/>
+                      <w:bCs/>
+                      <w:sz w:val="20"/>
+                      <w:szCs w:val="20"/>
+                    </w:rPr>
+                    <w:t>Brand</w:t>
+                  </w:r>
+                  <w:r>
+                    <w:rPr>
+                      <w:rFonts w:cstheme="minorHAnsi"/>
+                      <w:b/>
+                      <w:bCs/>
+                      <w:sz w:val="20"/>
+                      <w:szCs w:val="20"/>
+                    </w:rPr>
+                    <w:t>{/</w:t>
+                  </w:r>
+                  <w:proofErr w:type="spellStart"/>
+                  <w:r>
+                    <w:rPr>
+                      <w:rFonts w:cstheme="minorHAnsi"/>
+                      <w:b/>
+                      <w:bCs/>
+                      <w:sz w:val="20"/>
+                      <w:szCs w:val="20"/>
+                    </w:rPr>
+                    <w:t>isAus</w:t>
+                  </w:r>
+                  <w:proofErr w:type="spellEnd"/>
+                  <w:r>
+                    <w:rPr>
+                      <w:rFonts w:cstheme="minorHAnsi"/>
+                      <w:b/>
+                      <w:bCs/>
+                      <w:sz w:val="20"/>
+                      <w:szCs w:val="20"/>
+                    </w:rPr>
+                    <w:t>}</w:t>
                   </w:r>
                 </w:p>
               </w:tc>
               <w:tc>
                 <w:tcPr>
-                  <w:tcW w:w="606" w:type="dxa"/>
-                  <w:tcBorders>
-                    <w:top w:val="nil"/>
-                    <w:left w:val="nil"/>
-                    <w:bottom w:val="nil"/>
-                    <w:right w:val="nil"/>
-                  </w:tcBorders>
-                </w:tcPr>
-                <w:p>
-                  <w:pPr>
-                    <w:pStyle w:val="NoSpacing"/>
-                    <w:spacing w:after="100" w:afterAutospacing="1"/>
-                    <w:rPr>
-                      <w:rFonts w:cstheme="minorHAnsi"/>
-                      <w:b/>
-                      <w:bCs/>
-                      <w:sz w:val="20"/>
-                      <w:szCs w:val="20"/>
-                    </w:rPr>
-                  </w:pPr>
-                  <w:r>
-                    <w:rPr>
-                      <w:rFonts w:cstheme="minorHAnsi"/>
-                      <w:b/>
-                      <w:bCs/>
-                      <w:sz w:val="20"/>
-                      <w:szCs w:val="20"/>
-                    </w:rPr>
-                    <w:t>{#isAus}ASW No{/isAus}{^isAus}Grade{/isAus}</w:t>
-                  </w:r>
-                </w:p>
-              </w:tc>
-              <w:tc>
-                <w:tcPr>
-                  <w:tcW w:w="1061" w:type="dxa"/>
+                  <w:tcW w:w="750" w:type="dxa"/>
                   <w:tcBorders>
                     <w:top w:val="nil"/>
                     <w:left w:val="nil"/>
@@ -1834,53 +2114,383 @@
                       <w:sz w:val="20"/>
                       <w:szCs w:val="20"/>
                     </w:rPr>
-                    <w:t xml:space="preserve">{#isAus}ASW </w:t>
-                  </w:r>
-                  <w:r>
-                    <w:rPr>
-                      <w:rFonts w:cstheme="minorHAnsi"/>
-                      <w:b/>
-                      <w:bCs/>
-                      <w:sz w:val="20"/>
-                      <w:szCs w:val="20"/>
-                    </w:rPr>
-                    <w:t>PO.</w:t>
-                  </w:r>
-                  <w:r>
-                    <w:rPr>
-                      <w:rFonts w:cstheme="minorHAnsi"/>
-                      <w:b/>
-                      <w:bCs/>
-                      <w:sz w:val="20"/>
-                      <w:szCs w:val="20"/>
-                    </w:rPr>
-                    <w:t>No{/isAus}{^isAus}</w:t>
-                  </w:r>
-                  <w:r>
-                    <w:rPr>
-                      <w:rFonts w:cstheme="minorHAnsi"/>
-                      <w:b/>
-                      <w:bCs/>
-                      <w:sz w:val="20"/>
-                      <w:szCs w:val="20"/>
-                    </w:rPr>
-                    <w:t>Brand</w:t>
-                  </w:r>
-                  <w:r>
-                    <w:rPr>
-                      <w:rFonts w:cstheme="minorHAnsi"/>
-                      <w:b/>
-                      <w:bCs/>
-                      <w:sz w:val="20"/>
-                      <w:szCs w:val="20"/>
-                    </w:rPr>
-                    <w:t>{/isAus}</w:t>
+                    <w:t>Design</w:t>
                   </w:r>
                 </w:p>
               </w:tc>
               <w:tc>
                 <w:tcPr>
-                  <w:tcW w:w="1023" w:type="dxa"/>
+                  <w:tcW w:w="705" w:type="dxa"/>
+                  <w:tcBorders>
+                    <w:top w:val="nil"/>
+                    <w:left w:val="nil"/>
+                    <w:bottom w:val="nil"/>
+                  </w:tcBorders>
+                </w:tcPr>
+                <w:p>
+                  <w:pPr>
+                    <w:pStyle w:val="NoSpacing"/>
+                    <w:spacing w:line="276" w:lineRule="auto"/>
+                    <w:rPr>
+                      <w:rFonts w:cstheme="minorHAnsi"/>
+                      <w:b/>
+                      <w:bCs/>
+                      <w:sz w:val="20"/>
+                      <w:szCs w:val="20"/>
+                    </w:rPr>
+                  </w:pPr>
+                  <w:r>
+                    <w:rPr>
+                      <w:rFonts w:cstheme="minorHAnsi"/>
+                      <w:b/>
+                      <w:bCs/>
+                      <w:sz w:val="20"/>
+                      <w:szCs w:val="20"/>
+                    </w:rPr>
+                    <w:t>Finish</w:t>
+                  </w:r>
+                </w:p>
+              </w:tc>
+              <w:tc>
+                <w:tcPr>
+                  <w:tcW w:w="634" w:type="dxa"/>
+                  <w:tcBorders>
+                    <w:top w:val="nil"/>
+                    <w:bottom w:val="nil"/>
+                  </w:tcBorders>
+                </w:tcPr>
+                <w:p>
+                  <w:pPr>
+                    <w:pStyle w:val="NoSpacing"/>
+                    <w:spacing w:line="276" w:lineRule="auto"/>
+                    <w:rPr>
+                      <w:rFonts w:cstheme="minorHAnsi"/>
+                      <w:b/>
+                      <w:bCs/>
+                      <w:sz w:val="20"/>
+                      <w:szCs w:val="20"/>
+                    </w:rPr>
+                  </w:pPr>
+                  <w:r>
+                    <w:rPr>
+                      <w:rFonts w:cstheme="minorHAnsi"/>
+                      <w:b/>
+                      <w:bCs/>
+                      <w:sz w:val="20"/>
+                      <w:szCs w:val="20"/>
+                    </w:rPr>
+                    <w:t>Quantity</w:t>
+                  </w:r>
+                </w:p>
+              </w:tc>
+              <w:tc>
+                <w:tcPr>
+                  <w:tcW w:w="719" w:type="dxa"/>
+                  <w:tcBorders>
+                    <w:top w:val="nil"/>
+                    <w:bottom w:val="nil"/>
+                  </w:tcBorders>
+                </w:tcPr>
+                <w:p>
+                  <w:pPr>
+                    <w:pStyle w:val="NoSpacing"/>
+                    <w:spacing w:line="276" w:lineRule="auto"/>
+                    <w:rPr>
+                      <w:rFonts w:cstheme="minorHAnsi"/>
+                      <w:b/>
+                      <w:bCs/>
+                      <w:sz w:val="20"/>
+                      <w:szCs w:val="20"/>
+                    </w:rPr>
+                  </w:pPr>
+                  <w:proofErr w:type="spellStart"/>
+                  <w:r>
+                    <w:rPr>
+                      <w:rFonts w:cstheme="minorHAnsi"/>
+                      <w:b/>
+                      <w:bCs/>
+                      <w:sz w:val="20"/>
+                      <w:szCs w:val="20"/>
+                    </w:rPr>
+                    <w:t>NetWt</w:t>
+                  </w:r>
+                  <w:proofErr w:type="spellEnd"/>
+                  <w:r>
+                    <w:rPr>
+                      <w:rFonts w:cstheme="minorHAnsi"/>
+                      <w:b/>
+                      <w:bCs/>
+                      <w:sz w:val="20"/>
+                      <w:szCs w:val="20"/>
+                    </w:rPr>
+                    <w:t xml:space="preserve"> </w:t>
+                  </w:r>
+                  <w:r>
+                    <w:rPr>
+                      <w:rFonts w:cstheme="minorHAnsi"/>
+                      <w:b/>
+                      <w:bCs/>
+                      <w:sz w:val="20"/>
+                      <w:szCs w:val="20"/>
+                    </w:rPr>
+                    <w:t>[kg]</w:t>
+                  </w:r>
+                </w:p>
+              </w:tc>
+              <w:tc>
+                <w:tcPr>
+                  <w:tcW w:w="797" w:type="dxa"/>
+                  <w:tcBorders>
+                    <w:top w:val="nil"/>
+                    <w:bottom w:val="nil"/>
+                  </w:tcBorders>
+                </w:tcPr>
+                <w:p>
+                  <w:pPr>
+                    <w:pStyle w:val="NoSpacing"/>
+                    <w:spacing w:line="276" w:lineRule="auto"/>
+                    <w:rPr>
+                      <w:rFonts w:cstheme="minorHAnsi"/>
+                      <w:b/>
+                      <w:bCs/>
+                      <w:sz w:val="20"/>
+                      <w:szCs w:val="20"/>
+                    </w:rPr>
+                  </w:pPr>
+                  <w:proofErr w:type="spellStart"/>
+                  <w:r>
+                    <w:rPr>
+                      <w:rFonts w:cstheme="minorHAnsi"/>
+                      <w:b/>
+                      <w:bCs/>
+                      <w:sz w:val="20"/>
+                      <w:szCs w:val="20"/>
+                    </w:rPr>
+                    <w:t>GrossWt</w:t>
+                  </w:r>
+                  <w:proofErr w:type="spellEnd"/>
+                  <w:r>
+                    <w:rPr>
+                      <w:rFonts w:cstheme="minorHAnsi"/>
+                      <w:b/>
+                      <w:bCs/>
+                      <w:sz w:val="20"/>
+                      <w:szCs w:val="20"/>
+                    </w:rPr>
+                    <w:t xml:space="preserve"> </w:t>
+                  </w:r>
+                  <w:r>
+                    <w:rPr>
+                      <w:rFonts w:cstheme="minorHAnsi"/>
+                      <w:b/>
+                      <w:bCs/>
+                      <w:sz w:val="20"/>
+                      <w:szCs w:val="20"/>
+                    </w:rPr>
+                    <w:t>[kg]</w:t>
+                  </w:r>
+                </w:p>
+              </w:tc>
+              <w:tc>
+                <w:tcPr>
+                  <w:tcW w:w="1836" w:type="dxa"/>
+                  <w:tcBorders>
+                    <w:top w:val="nil"/>
+                    <w:bottom w:val="nil"/>
+                    <w:right w:val="nil"/>
+                  </w:tcBorders>
+                </w:tcPr>
+                <w:p>
+                  <w:pPr>
+                    <w:pStyle w:val="NoSpacing"/>
+                    <w:spacing w:line="276" w:lineRule="auto"/>
+                    <w:rPr>
+                      <w:rFonts w:cstheme="minorHAnsi"/>
+                      <w:b/>
+                      <w:bCs/>
+                      <w:sz w:val="20"/>
+                      <w:szCs w:val="20"/>
+                    </w:rPr>
+                  </w:pPr>
+                  <w:r>
+                    <w:rPr>
+                      <w:rFonts w:cstheme="minorHAnsi"/>
+                      <w:b/>
+                      <w:bCs/>
+                      <w:sz w:val="20"/>
+                      <w:szCs w:val="20"/>
+                    </w:rPr>
+                    <w:t>Box Size In Inch</w:t>
+                  </w:r>
+                </w:p>
+              </w:tc>
+            </w:tr>
+            <w:tr>
+              <w:trPr>
+                <w:trHeight w:val="90"/>
+              </w:trPr>
+              <w:tc>
+                <w:tcPr>
+                  <w:tcW w:w="6904" w:type="dxa"/>
+                  <w:gridSpan w:val="5"/>
+                  <w:tcBorders>
+                    <w:top w:val="nil"/>
+                    <w:left w:val="nil"/>
+                    <w:bottom w:val="nil"/>
+                  </w:tcBorders>
+                </w:tcPr>
+                <w:p>
+                  <w:pPr>
+                    <w:pStyle w:val="NoSpacing"/>
+                    <w:rPr>
+                      <w:rFonts w:cstheme="minorHAnsi"/>
+                      <w:b/>
+                      <w:bCs/>
+                      <w:sz w:val="18"/>
+                      <w:szCs w:val="18"/>
+                    </w:rPr>
+                  </w:pPr>
+                  <w:r>
+                    <w:rPr>
+                      <w:rFonts w:cstheme="minorHAnsi"/>
+                      <w:sz w:val="18"/>
+                      <w:szCs w:val="18"/>
+                    </w:rPr>
+                    <w:t>{#invoiceItems}</w:t>
+                  </w:r>
+                  <w:r>
+                    <w:rPr>
+                      <w:rFonts w:cstheme="minorHAnsi"/>
+                      <w:sz w:val="18"/>
+                      <w:szCs w:val="18"/>
+                    </w:rPr>
+                    <w:t>{#showThickness}</w:t>
+                  </w:r>
+                  <w:r>
+                    <w:rPr>
+                      <w:rFonts w:cstheme="minorHAnsi"/>
+                      <w:b/>
+                      <w:bCs/>
+                      <w:sz w:val="18"/>
+                      <w:szCs w:val="18"/>
+                    </w:rPr>
+                    <w:t>{thicknessDetail</w:t>
+                  </w:r>
+                  <w:r>
+                    <w:rPr>
+                      <w:rFonts w:cstheme="minorHAnsi"/>
+                      <w:sz w:val="18"/>
+                      <w:szCs w:val="18"/>
+                    </w:rPr>
+                    <w:t>}{/showThickness}</w:t>
+                  </w:r>
+                </w:p>
+                <w:p>
+                  <w:pPr>
+                    <w:pStyle w:val="NoSpacing"/>
+                    <w:rPr>
+                      <w:rFonts w:cstheme="minorHAnsi"/>
+                      <w:sz w:val="18"/>
+                      <w:szCs w:val="18"/>
+                    </w:rPr>
+                  </w:pPr>
+                  <w:r>
+                    <w:rPr>
+                      <w:rFonts w:cstheme="minorHAnsi"/>
+                      <w:b/>
+                      <w:bCs/>
+                      <w:sz w:val="18"/>
+                      <w:szCs w:val="18"/>
+                    </w:rPr>
+                    <w:t>{length} X {width} X {height} MM</w:t>
+                  </w:r>
+                </w:p>
+              </w:tc>
+              <w:tc>
+                <w:tcPr>
+                  <w:tcW w:w="634" w:type="dxa"/>
+                  <w:tcBorders>
+                    <w:top w:val="nil"/>
+                    <w:bottom w:val="nil"/>
+                  </w:tcBorders>
+                </w:tcPr>
+                <w:p>
+                  <w:pPr>
+                    <w:pStyle w:val="NoSpacing"/>
+                    <w:rPr>
+                      <w:rFonts w:cstheme="minorHAnsi"/>
+                      <w:sz w:val="18"/>
+                      <w:szCs w:val="18"/>
+                    </w:rPr>
+                  </w:pPr>
+                </w:p>
+              </w:tc>
+              <w:tc>
+                <w:tcPr>
+                  <w:tcW w:w="719" w:type="dxa"/>
+                  <w:tcBorders>
+                    <w:top w:val="nil"/>
+                    <w:bottom w:val="nil"/>
+                  </w:tcBorders>
+                </w:tcPr>
+                <w:p>
+                  <w:pPr>
+                    <w:pStyle w:val="NoSpacing"/>
+                    <w:rPr>
+                      <w:rFonts w:cstheme="minorHAnsi"/>
+                      <w:sz w:val="18"/>
+                      <w:szCs w:val="18"/>
+                    </w:rPr>
+                  </w:pPr>
+                </w:p>
+              </w:tc>
+              <w:tc>
+                <w:tcPr>
+                  <w:tcW w:w="797" w:type="dxa"/>
+                  <w:tcBorders>
+                    <w:top w:val="nil"/>
+                    <w:bottom w:val="nil"/>
+                  </w:tcBorders>
+                </w:tcPr>
+                <w:p>
+                  <w:pPr>
+                    <w:pStyle w:val="NoSpacing"/>
+                    <w:rPr>
+                      <w:rFonts w:cstheme="minorHAnsi"/>
+                      <w:sz w:val="18"/>
+                      <w:szCs w:val="18"/>
+                    </w:rPr>
+                  </w:pPr>
+                </w:p>
+              </w:tc>
+              <w:tc>
+                <w:tcPr>
+                  <w:tcW w:w="1836" w:type="dxa"/>
+                  <w:tcBorders>
+                    <w:top w:val="nil"/>
+                    <w:bottom w:val="nil"/>
+                    <w:right w:val="nil"/>
+                  </w:tcBorders>
+                </w:tcPr>
+                <w:p>
+                  <w:pPr>
+                    <w:pStyle w:val="NoSpacing"/>
+                    <w:rPr>
+                      <w:rFonts w:cstheme="minorHAnsi"/>
+                      <w:sz w:val="18"/>
+                      <w:szCs w:val="18"/>
+                    </w:rPr>
+                  </w:pPr>
+                </w:p>
+              </w:tc>
+            </w:tr>
+            <w:tr>
+              <w:trPr>
+                <w:trHeight w:val="351"/>
+              </w:trPr>
+              <w:tc>
+                <w:tcPr>
+                  <w:tcW w:w="1725" w:type="dxa"/>
                   <w:tcBorders>
                     <w:top w:val="nil"/>
                     <w:left w:val="nil"/>
@@ -1891,396 +2501,133 @@
                 <w:p>
                   <w:pPr>
                     <w:pStyle w:val="NoSpacing"/>
-                    <w:spacing w:line="276" w:lineRule="auto"/>
-                    <w:rPr>
-                      <w:rFonts w:cstheme="minorHAnsi"/>
-                      <w:b/>
-                      <w:bCs/>
-                      <w:sz w:val="20"/>
-                      <w:szCs w:val="20"/>
+                    <w:rPr>
+                      <w:rFonts w:cstheme="minorHAnsi"/>
+                      <w:sz w:val="18"/>
+                      <w:szCs w:val="18"/>
                     </w:rPr>
                   </w:pPr>
                   <w:r>
                     <w:rPr>
                       <w:rFonts w:cstheme="minorHAnsi"/>
-                      <w:b/>
-                      <w:bCs/>
-                      <w:sz w:val="20"/>
-                      <w:szCs w:val="20"/>
-                    </w:rPr>
-                    <w:t>Design</w:t>
+                      <w:sz w:val="18"/>
+                      <w:szCs w:val="18"/>
+                    </w:rPr>
+                    <w:t>{#invoices}</w:t>
+                  </w:r>
+                  <w:r>
+                    <w:rPr>
+                      <w:rFonts w:cstheme="minorHAnsi"/>
+                      <w:sz w:val="18"/>
+                      <w:szCs w:val="18"/>
+                    </w:rPr>
+                    <w:t>{#</w:t>
+                  </w:r>
+                  <w:r>
+                    <w:rPr>
+                      <w:rFonts w:cstheme="minorHAnsi"/>
+                      <w:sz w:val="18"/>
+                      <w:szCs w:val="18"/>
+                    </w:rPr>
+                    <w:t>prefixCode</w:t>
+                  </w:r>
+                  <w:r>
+                    <w:rPr>
+                      <w:rFonts w:cstheme="minorHAnsi"/>
+                      <w:sz w:val="18"/>
+                      <w:szCs w:val="18"/>
+                    </w:rPr>
+                    <w:t>}</w:t>
+                  </w:r>
+                  <w:r>
+                    <w:rPr>
+                      <w:rFonts w:cstheme="minorHAnsi"/>
+                      <w:sz w:val="18"/>
+                      <w:szCs w:val="18"/>
+                    </w:rPr>
+                    <w:t>{prefixCode}</w:t>
+                  </w:r>
+                  <w:r>
+                    <w:rPr>
+                      <w:rFonts w:cstheme="minorHAnsi"/>
+                      <w:sz w:val="18"/>
+                      <w:szCs w:val="18"/>
+                    </w:rPr>
+                    <w:t>/</w:t>
+                  </w:r>
+                  <w:r>
+                    <w:rPr>
+                      <w:rFonts w:cstheme="minorHAnsi"/>
+                      <w:sz w:val="18"/>
+                      <w:szCs w:val="18"/>
+                    </w:rPr>
+                    <w:t>{/</w:t>
+                  </w:r>
+                  <w:r>
+                    <w:rPr>
+                      <w:rFonts w:cstheme="minorHAnsi"/>
+                      <w:sz w:val="18"/>
+                      <w:szCs w:val="18"/>
+                    </w:rPr>
+                    <w:t>prefixCode</w:t>
+                  </w:r>
+                  <w:r>
+                    <w:rPr>
+                      <w:rFonts w:cstheme="minorHAnsi"/>
+                      <w:sz w:val="18"/>
+                      <w:szCs w:val="18"/>
+                    </w:rPr>
+                    <w:t>}</w:t>
+                  </w:r>
+                  <w:r>
+                    <w:rPr>
+                      <w:rFonts w:cstheme="minorHAnsi"/>
+                      <w:sz w:val="18"/>
+                      <w:szCs w:val="18"/>
+                    </w:rPr>
+                    <w:t>{containerFrom}{#containerTo} to {</w:t>
+                  </w:r>
+                  <w:proofErr w:type="spellStart"/>
+                  <w:r>
+                    <w:rPr>
+                      <w:rFonts w:cstheme="minorHAnsi"/>
+                      <w:sz w:val="18"/>
+                      <w:szCs w:val="18"/>
+                    </w:rPr>
+                    <w:t>containerTo</w:t>
+                  </w:r>
+                  <w:proofErr w:type="spellEnd"/>
+                  <w:r>
+                    <w:rPr>
+                      <w:rFonts w:cstheme="minorHAnsi"/>
+                      <w:sz w:val="18"/>
+                      <w:szCs w:val="18"/>
+                    </w:rPr>
+                    <w:t>}{/</w:t>
+                  </w:r>
+                  <w:proofErr w:type="spellStart"/>
+                  <w:r>
+                    <w:rPr>
+                      <w:rFonts w:cstheme="minorHAnsi"/>
+                      <w:sz w:val="18"/>
+                      <w:szCs w:val="18"/>
+                    </w:rPr>
+                    <w:t>containerTo</w:t>
+                  </w:r>
+                  <w:proofErr w:type="spellEnd"/>
+                  <w:r>
+                    <w:rPr>
+                      <w:rFonts w:cstheme="minorHAnsi"/>
+                      <w:sz w:val="18"/>
+                      <w:szCs w:val="18"/>
+                    </w:rPr>
+                    <w:t>}</w:t>
                   </w:r>
                 </w:p>
               </w:tc>
               <w:tc>
                 <w:tcPr>
-                  <w:tcW w:w="955" w:type="dxa"/>
-                  <w:tcBorders>
-                    <w:top w:val="nil"/>
-                    <w:left w:val="nil"/>
-                    <w:bottom w:val="nil"/>
-                  </w:tcBorders>
-                </w:tcPr>
-                <w:p>
-                  <w:pPr>
-                    <w:pStyle w:val="NoSpacing"/>
-                    <w:spacing w:line="276" w:lineRule="auto"/>
-                    <w:rPr>
-                      <w:rFonts w:cstheme="minorHAnsi"/>
-                      <w:b/>
-                      <w:bCs/>
-                      <w:sz w:val="20"/>
-                      <w:szCs w:val="20"/>
-                    </w:rPr>
-                  </w:pPr>
-                  <w:r>
-                    <w:rPr>
-                      <w:rFonts w:cstheme="minorHAnsi"/>
-                      <w:b/>
-                      <w:bCs/>
-                      <w:sz w:val="20"/>
-                      <w:szCs w:val="20"/>
-                    </w:rPr>
-                    <w:t>Finish</w:t>
-                  </w:r>
-                </w:p>
-              </w:tc>
-              <w:tc>
-                <w:tcPr>
-                  <w:tcW w:w="841" w:type="dxa"/>
-                  <w:tcBorders>
-                    <w:top w:val="nil"/>
-                    <w:bottom w:val="nil"/>
-                  </w:tcBorders>
-                </w:tcPr>
-                <w:p>
-                  <w:pPr>
-                    <w:pStyle w:val="NoSpacing"/>
-                    <w:spacing w:line="276" w:lineRule="auto"/>
-                    <w:rPr>
-                      <w:rFonts w:cstheme="minorHAnsi"/>
-                      <w:b/>
-                      <w:bCs/>
-                      <w:sz w:val="20"/>
-                      <w:szCs w:val="20"/>
-                    </w:rPr>
-                  </w:pPr>
-                  <w:r>
-                    <w:rPr>
-                      <w:rFonts w:cstheme="minorHAnsi"/>
-                      <w:b/>
-                      <w:bCs/>
-                      <w:sz w:val="20"/>
-                      <w:szCs w:val="20"/>
-                    </w:rPr>
-                    <w:t>Quantity</w:t>
-                  </w:r>
-                </w:p>
-              </w:tc>
-              <w:tc>
-                <w:tcPr>
-                  <w:tcW w:w="976" w:type="dxa"/>
-                  <w:tcBorders>
-                    <w:top w:val="nil"/>
-                    <w:bottom w:val="nil"/>
-                  </w:tcBorders>
-                </w:tcPr>
-                <w:p>
-                  <w:pPr>
-                    <w:pStyle w:val="NoSpacing"/>
-                    <w:spacing w:line="276" w:lineRule="auto"/>
-                    <w:rPr>
-                      <w:rFonts w:cstheme="minorHAnsi"/>
-                      <w:b/>
-                      <w:bCs/>
-                      <w:sz w:val="20"/>
-                      <w:szCs w:val="20"/>
-                    </w:rPr>
-                  </w:pPr>
-                  <w:r>
-                    <w:rPr>
-                      <w:rFonts w:cstheme="minorHAnsi"/>
-                      <w:b/>
-                      <w:bCs/>
-                      <w:sz w:val="20"/>
-                      <w:szCs w:val="20"/>
-                    </w:rPr>
-                    <w:t>NetWt</w:t>
-                  </w:r>
-                  <w:r>
-                    <w:rPr>
-                      <w:rFonts w:cstheme="minorHAnsi"/>
-                      <w:b/>
-                      <w:bCs/>
-                      <w:sz w:val="20"/>
-                      <w:szCs w:val="20"/>
-                    </w:rPr>
-                    <w:t xml:space="preserve"> </w:t>
-                  </w:r>
-                  <w:r>
-                    <w:rPr>
-                      <w:rFonts w:cstheme="minorHAnsi"/>
-                      <w:b/>
-                      <w:bCs/>
-                      <w:sz w:val="20"/>
-                      <w:szCs w:val="20"/>
-                    </w:rPr>
-                    <w:t>[kg]</w:t>
-                  </w:r>
-                </w:p>
-              </w:tc>
-              <w:tc>
-                <w:tcPr>
-                  <w:tcW w:w="1094" w:type="dxa"/>
-                  <w:tcBorders>
-                    <w:top w:val="nil"/>
-                    <w:bottom w:val="nil"/>
-                  </w:tcBorders>
-                </w:tcPr>
-                <w:p>
-                  <w:pPr>
-                    <w:pStyle w:val="NoSpacing"/>
-                    <w:spacing w:line="276" w:lineRule="auto"/>
-                    <w:rPr>
-                      <w:rFonts w:cstheme="minorHAnsi"/>
-                      <w:b/>
-                      <w:bCs/>
-                      <w:sz w:val="20"/>
-                      <w:szCs w:val="20"/>
-                    </w:rPr>
-                  </w:pPr>
-                  <w:r>
-                    <w:rPr>
-                      <w:rFonts w:cstheme="minorHAnsi"/>
-                      <w:b/>
-                      <w:bCs/>
-                      <w:sz w:val="20"/>
-                      <w:szCs w:val="20"/>
-                    </w:rPr>
-                    <w:t>GrossWt</w:t>
-                  </w:r>
-                  <w:r>
-                    <w:rPr>
-                      <w:rFonts w:cstheme="minorHAnsi"/>
-                      <w:b/>
-                      <w:bCs/>
-                      <w:sz w:val="20"/>
-                      <w:szCs w:val="20"/>
-                    </w:rPr>
-                    <w:t xml:space="preserve"> </w:t>
-                  </w:r>
-                  <w:r>
-                    <w:rPr>
-                      <w:rFonts w:cstheme="minorHAnsi"/>
-                      <w:b/>
-                      <w:bCs/>
-                      <w:sz w:val="20"/>
-                      <w:szCs w:val="20"/>
-                    </w:rPr>
-                    <w:t>[kg]</w:t>
-                  </w:r>
-                </w:p>
-              </w:tc>
-              <w:tc>
-                <w:tcPr>
-                  <w:tcW w:w="1171" w:type="dxa"/>
-                  <w:tcBorders>
-                    <w:top w:val="nil"/>
-                    <w:bottom w:val="nil"/>
-                    <w:right w:val="nil"/>
-                  </w:tcBorders>
-                </w:tcPr>
-                <w:p>
-                  <w:pPr>
-                    <w:pStyle w:val="NoSpacing"/>
-                    <w:spacing w:line="276" w:lineRule="auto"/>
-                    <w:rPr>
-                      <w:rFonts w:cstheme="minorHAnsi"/>
-                      <w:b/>
-                      <w:bCs/>
-                      <w:sz w:val="20"/>
-                      <w:szCs w:val="20"/>
-                    </w:rPr>
-                  </w:pPr>
-                  <w:r>
-                    <w:rPr>
-                      <w:rFonts w:cstheme="minorHAnsi"/>
-                      <w:b/>
-                      <w:bCs/>
-                      <w:sz w:val="20"/>
-                      <w:szCs w:val="20"/>
-                    </w:rPr>
-                    <w:t>Box Size In Inch</w:t>
-                  </w:r>
-                </w:p>
-              </w:tc>
-            </w:tr>
-            <w:tr>
-              <w:trPr>
-                <w:trHeight w:val="90"/>
-              </w:trPr>
-              <w:tc>
-                <w:tcPr>
-                  <w:tcW w:w="6808" w:type="dxa"/>
-                  <w:gridSpan w:val="6"/>
-                  <w:tcBorders>
-                    <w:top w:val="nil"/>
-                    <w:left w:val="nil"/>
-                    <w:bottom w:val="nil"/>
-                  </w:tcBorders>
-                </w:tcPr>
-                <w:p>
-                  <w:pPr>
-                    <w:pStyle w:val="NoSpacing"/>
-                    <w:rPr>
-                      <w:rFonts w:cstheme="minorHAnsi"/>
-                      <w:b/>
-                      <w:bCs/>
-                      <w:sz w:val="18"/>
-                      <w:szCs w:val="18"/>
-                    </w:rPr>
-                  </w:pPr>
-                  <w:r>
-                    <w:rPr>
-                      <w:rFonts w:cstheme="minorHAnsi"/>
-                      <w:sz w:val="18"/>
-                      <w:szCs w:val="18"/>
-                    </w:rPr>
-                    <w:t>{#invoiceItems}</w:t>
-                  </w:r>
-                  <w:r>
-                    <w:rPr>
-                      <w:rFonts w:cstheme="minorHAnsi"/>
-                      <w:sz w:val="18"/>
-                      <w:szCs w:val="18"/>
-                    </w:rPr>
-                    <w:t>{#showThickness}</w:t>
-                  </w:r>
-                  <w:r>
-                    <w:rPr>
-                      <w:rFonts w:cstheme="minorHAnsi"/>
-                      <w:b/>
-                      <w:bCs/>
-                      <w:sz w:val="18"/>
-                      <w:szCs w:val="18"/>
-                    </w:rPr>
-                    <w:t>{thicknessDetail</w:t>
-                  </w:r>
-                  <w:r>
-                    <w:rPr>
-                      <w:rFonts w:cstheme="minorHAnsi"/>
-                      <w:sz w:val="18"/>
-                      <w:szCs w:val="18"/>
-                    </w:rPr>
-                    <w:t>}{/showThickness}</w:t>
-                  </w:r>
-                </w:p>
-                <w:p>
-                  <w:pPr>
-                    <w:pStyle w:val="NoSpacing"/>
-                    <w:rPr>
-                      <w:rFonts w:cstheme="minorHAnsi"/>
-                      <w:sz w:val="18"/>
-                      <w:szCs w:val="18"/>
-                    </w:rPr>
-                  </w:pPr>
-                  <w:r>
-                    <w:rPr>
-                      <w:rFonts w:cstheme="minorHAnsi"/>
-                      <w:b/>
-                      <w:bCs/>
-                      <w:sz w:val="18"/>
-                      <w:szCs w:val="18"/>
-                    </w:rPr>
-                    <w:t>{length} X {width} X {height} MM</w:t>
-                  </w:r>
-                </w:p>
-              </w:tc>
-              <w:tc>
-                <w:tcPr>
-                  <w:tcW w:w="841" w:type="dxa"/>
-                  <w:tcBorders>
-                    <w:top w:val="nil"/>
-                    <w:bottom w:val="nil"/>
-                  </w:tcBorders>
-                </w:tcPr>
-                <w:p>
-                  <w:pPr>
-                    <w:pStyle w:val="NoSpacing"/>
-                    <w:rPr>
-                      <w:rFonts w:cstheme="minorHAnsi"/>
-                      <w:sz w:val="18"/>
-                      <w:szCs w:val="18"/>
-                    </w:rPr>
-                  </w:pPr>
-                </w:p>
-              </w:tc>
-              <w:tc>
-                <w:tcPr>
-                  <w:tcW w:w="976" w:type="dxa"/>
-                  <w:tcBorders>
-                    <w:top w:val="nil"/>
-                    <w:bottom w:val="nil"/>
-                  </w:tcBorders>
-                </w:tcPr>
-                <w:p>
-                  <w:pPr>
-                    <w:pStyle w:val="NoSpacing"/>
-                    <w:rPr>
-                      <w:rFonts w:cstheme="minorHAnsi"/>
-                      <w:sz w:val="18"/>
-                      <w:szCs w:val="18"/>
-                    </w:rPr>
-                  </w:pPr>
-                </w:p>
-              </w:tc>
-              <w:tc>
-                <w:tcPr>
-                  <w:tcW w:w="1094" w:type="dxa"/>
-                  <w:tcBorders>
-                    <w:top w:val="nil"/>
-                    <w:bottom w:val="nil"/>
-                  </w:tcBorders>
-                </w:tcPr>
-                <w:p>
-                  <w:pPr>
-                    <w:pStyle w:val="NoSpacing"/>
-                    <w:rPr>
-                      <w:rFonts w:cstheme="minorHAnsi"/>
-                      <w:sz w:val="18"/>
-                      <w:szCs w:val="18"/>
-                    </w:rPr>
-                  </w:pPr>
-                </w:p>
-              </w:tc>
-              <w:tc>
-                <w:tcPr>
-                  <w:tcW w:w="1171" w:type="dxa"/>
-                  <w:tcBorders>
-                    <w:top w:val="nil"/>
-                    <w:bottom w:val="nil"/>
-                    <w:right w:val="nil"/>
-                  </w:tcBorders>
-                </w:tcPr>
-                <w:p>
-                  <w:pPr>
-                    <w:pStyle w:val="NoSpacing"/>
-                    <w:rPr>
-                      <w:rFonts w:cstheme="minorHAnsi"/>
-                      <w:sz w:val="18"/>
-                      <w:szCs w:val="18"/>
-                    </w:rPr>
-                  </w:pPr>
-                </w:p>
-              </w:tc>
-            </w:tr>
-            <w:tr>
-              <w:trPr>
-                <w:trHeight w:val="351"/>
-              </w:trPr>
-              <w:tc>
-                <w:tcPr>
-                  <w:tcW w:w="999" w:type="dxa"/>
+                  <w:tcW w:w="1781" w:type="dxa"/>
                   <w:tcBorders>
                     <w:top w:val="nil"/>
                     <w:left w:val="nil"/>
@@ -2303,13 +2650,41 @@
                       <w:sz w:val="18"/>
                       <w:szCs w:val="18"/>
                     </w:rPr>
-                    <w:t>{#invoices}{prefixCode}</w:t>
+                    <w:t>{</w:t>
+                  </w:r>
+                  <w:proofErr w:type="spellStart"/>
+                  <w:r>
+                    <w:rPr>
+                      <w:rFonts w:cstheme="minorHAnsi"/>
+                      <w:sz w:val="18"/>
+                      <w:szCs w:val="18"/>
+                    </w:rPr>
+                    <w:t>materialGrade</w:t>
+                  </w:r>
+                  <w:proofErr w:type="spellEnd"/>
+                </w:p>
+                <w:p>
+                  <w:pPr>
+                    <w:pStyle w:val="NoSpacing"/>
+                    <w:rPr>
+                      <w:rFonts w:cstheme="minorHAnsi"/>
+                      <w:sz w:val="18"/>
+                      <w:szCs w:val="18"/>
+                    </w:rPr>
+                  </w:pPr>
+                  <w:r>
+                    <w:rPr>
+                      <w:rFonts w:cstheme="minorHAnsi"/>
+                      <w:sz w:val="18"/>
+                      <w:szCs w:val="18"/>
+                    </w:rPr>
+                    <w:t>}</w:t>
                   </w:r>
                 </w:p>
               </w:tc>
               <w:tc>
                 <w:tcPr>
-                  <w:tcW w:w="2164" w:type="dxa"/>
+                  <w:tcW w:w="1943" w:type="dxa"/>
                   <w:tcBorders>
                     <w:top w:val="nil"/>
                     <w:left w:val="nil"/>
@@ -2332,29 +2707,31 @@
                       <w:sz w:val="18"/>
                       <w:szCs w:val="18"/>
                     </w:rPr>
-                    <w:t>{containerFrom}{#containerTo} to</w:t>
-                  </w:r>
-                  <w:r>
-                    <w:rPr>
-                      <w:rFonts w:cstheme="minorHAnsi"/>
-                      <w:sz w:val="18"/>
-                      <w:szCs w:val="18"/>
-                    </w:rPr>
-                    <w:t xml:space="preserve"> </w:t>
-                  </w:r>
-                  <w:r>
-                    <w:rPr>
-                      <w:rFonts w:cstheme="minorHAnsi"/>
-                      <w:sz w:val="18"/>
-                      <w:szCs w:val="18"/>
-                    </w:rPr>
-                    <w:t>{containerTo}{/containerTo}</w:t>
+                    <w:t>{</w:t>
+                  </w:r>
+                  <w:proofErr w:type="spellStart"/>
+                  <w:r>
+                    <w:rPr>
+                      <w:rFonts w:cstheme="minorHAnsi"/>
+                      <w:sz w:val="18"/>
+                      <w:szCs w:val="18"/>
+                    </w:rPr>
+                    <w:t>brandName</w:t>
+                  </w:r>
+                  <w:proofErr w:type="spellEnd"/>
+                  <w:r>
+                    <w:rPr>
+                      <w:rFonts w:cstheme="minorHAnsi"/>
+                      <w:sz w:val="18"/>
+                      <w:szCs w:val="18"/>
+                    </w:rPr>
+                    <w:t>}</w:t>
                   </w:r>
                 </w:p>
               </w:tc>
               <w:tc>
                 <w:tcPr>
-                  <w:tcW w:w="606" w:type="dxa"/>
+                  <w:tcW w:w="750" w:type="dxa"/>
                   <w:tcBorders>
                     <w:top w:val="nil"/>
                     <w:left w:val="nil"/>
@@ -2377,18 +2754,18 @@
                       <w:sz w:val="18"/>
                       <w:szCs w:val="18"/>
                     </w:rPr>
-                    <w:t>{materialGrade</w:t>
-                  </w:r>
-                </w:p>
-                <w:p>
-                  <w:pPr>
-                    <w:pStyle w:val="NoSpacing"/>
-                    <w:rPr>
-                      <w:rFonts w:cstheme="minorHAnsi"/>
-                      <w:sz w:val="18"/>
-                      <w:szCs w:val="18"/>
-                    </w:rPr>
-                  </w:pPr>
+                    <w:t>{</w:t>
+                  </w:r>
+                  <w:proofErr w:type="spellStart"/>
+                  <w:r>
+                    <w:rPr>
+                      <w:rFonts w:cstheme="minorHAnsi"/>
+                      <w:sz w:val="18"/>
+                      <w:szCs w:val="18"/>
+                    </w:rPr>
+                    <w:t>designType</w:t>
+                  </w:r>
+                  <w:proofErr w:type="spellEnd"/>
                   <w:r>
                     <w:rPr>
                       <w:rFonts w:cstheme="minorHAnsi"/>
@@ -2401,65 +2778,7 @@
               </w:tc>
               <w:tc>
                 <w:tcPr>
-                  <w:tcW w:w="1061" w:type="dxa"/>
-                  <w:tcBorders>
-                    <w:top w:val="nil"/>
-                    <w:left w:val="nil"/>
-                    <w:bottom w:val="nil"/>
-                    <w:right w:val="nil"/>
-                  </w:tcBorders>
-                </w:tcPr>
-                <w:p>
-                  <w:pPr>
-                    <w:pStyle w:val="NoSpacing"/>
-                    <w:rPr>
-                      <w:rFonts w:cstheme="minorHAnsi"/>
-                      <w:sz w:val="18"/>
-                      <w:szCs w:val="18"/>
-                    </w:rPr>
-                  </w:pPr>
-                  <w:r>
-                    <w:rPr>
-                      <w:rFonts w:cstheme="minorHAnsi"/>
-                      <w:sz w:val="18"/>
-                      <w:szCs w:val="18"/>
-                    </w:rPr>
-                    <w:t>{brandName}</w:t>
-                  </w:r>
-                </w:p>
-              </w:tc>
-              <w:tc>
-                <w:tcPr>
-                  <w:tcW w:w="1023" w:type="dxa"/>
-                  <w:tcBorders>
-                    <w:top w:val="nil"/>
-                    <w:left w:val="nil"/>
-                    <w:bottom w:val="nil"/>
-                    <w:right w:val="nil"/>
-                  </w:tcBorders>
-                </w:tcPr>
-                <w:p>
-                  <w:pPr>
-                    <w:pStyle w:val="NoSpacing"/>
-                    <w:rPr>
-                      <w:rFonts w:cstheme="minorHAnsi"/>
-                      <w:sz w:val="18"/>
-                      <w:szCs w:val="18"/>
-                    </w:rPr>
-                  </w:pPr>
-                  <w:r>
-                    <w:rPr>
-                      <w:rFonts w:cstheme="minorHAnsi"/>
-                      <w:sz w:val="18"/>
-                      <w:szCs w:val="18"/>
-                    </w:rPr>
-                    <w:t>{designType}</w:t>
-                  </w:r>
-                </w:p>
-              </w:tc>
-              <w:tc>
-                <w:tcPr>
-                  <w:tcW w:w="955" w:type="dxa"/>
+                  <w:tcW w:w="705" w:type="dxa"/>
                   <w:tcBorders>
                     <w:top w:val="nil"/>
                     <w:left w:val="nil"/>
@@ -2481,13 +2800,31 @@
                       <w:sz w:val="18"/>
                       <w:szCs w:val="18"/>
                     </w:rPr>
-                    <w:t>{finishType}</w:t>
+                    <w:t>{</w:t>
+                  </w:r>
+                  <w:proofErr w:type="spellStart"/>
+                  <w:r>
+                    <w:rPr>
+                      <w:rFonts w:cstheme="minorHAnsi"/>
+                      <w:sz w:val="18"/>
+                      <w:szCs w:val="18"/>
+                    </w:rPr>
+                    <w:t>finishType</w:t>
+                  </w:r>
+                  <w:proofErr w:type="spellEnd"/>
+                  <w:r>
+                    <w:rPr>
+                      <w:rFonts w:cstheme="minorHAnsi"/>
+                      <w:sz w:val="18"/>
+                      <w:szCs w:val="18"/>
+                    </w:rPr>
+                    <w:t>}</w:t>
                   </w:r>
                 </w:p>
               </w:tc>
               <w:tc>
                 <w:tcPr>
-                  <w:tcW w:w="841" w:type="dxa"/>
+                  <w:tcW w:w="634" w:type="dxa"/>
                   <w:tcBorders>
                     <w:top w:val="nil"/>
                     <w:bottom w:val="nil"/>
@@ -2516,7 +2853,7 @@
               </w:tc>
               <w:tc>
                 <w:tcPr>
-                  <w:tcW w:w="976" w:type="dxa"/>
+                  <w:tcW w:w="719" w:type="dxa"/>
                   <w:tcBorders>
                     <w:top w:val="nil"/>
                     <w:bottom w:val="nil"/>
@@ -2539,13 +2876,31 @@
                       <w:sz w:val="18"/>
                       <w:szCs w:val="18"/>
                     </w:rPr>
-                    <w:t>{netWeight}</w:t>
+                    <w:t>{</w:t>
+                  </w:r>
+                  <w:proofErr w:type="spellStart"/>
+                  <w:r>
+                    <w:rPr>
+                      <w:rFonts w:cstheme="minorHAnsi"/>
+                      <w:sz w:val="18"/>
+                      <w:szCs w:val="18"/>
+                    </w:rPr>
+                    <w:t>netWeight</w:t>
+                  </w:r>
+                  <w:proofErr w:type="spellEnd"/>
+                  <w:r>
+                    <w:rPr>
+                      <w:rFonts w:cstheme="minorHAnsi"/>
+                      <w:sz w:val="18"/>
+                      <w:szCs w:val="18"/>
+                    </w:rPr>
+                    <w:t>}</w:t>
                   </w:r>
                 </w:p>
               </w:tc>
               <w:tc>
                 <w:tcPr>
-                  <w:tcW w:w="1094" w:type="dxa"/>
+                  <w:tcW w:w="797" w:type="dxa"/>
                   <w:tcBorders>
                     <w:top w:val="nil"/>
                     <w:bottom w:val="nil"/>
@@ -2568,13 +2923,31 @@
                       <w:sz w:val="18"/>
                       <w:szCs w:val="18"/>
                     </w:rPr>
-                    <w:t>{grossWeight}</w:t>
+                    <w:t>{</w:t>
+                  </w:r>
+                  <w:proofErr w:type="spellStart"/>
+                  <w:r>
+                    <w:rPr>
+                      <w:rFonts w:cstheme="minorHAnsi"/>
+                      <w:sz w:val="18"/>
+                      <w:szCs w:val="18"/>
+                    </w:rPr>
+                    <w:t>grossWeight</w:t>
+                  </w:r>
+                  <w:proofErr w:type="spellEnd"/>
+                  <w:r>
+                    <w:rPr>
+                      <w:rFonts w:cstheme="minorHAnsi"/>
+                      <w:sz w:val="18"/>
+                      <w:szCs w:val="18"/>
+                    </w:rPr>
+                    <w:t>}</w:t>
                   </w:r>
                 </w:p>
               </w:tc>
               <w:tc>
                 <w:tcPr>
-                  <w:tcW w:w="1171" w:type="dxa"/>
+                  <w:tcW w:w="1836" w:type="dxa"/>
                   <w:tcBorders>
                     <w:top w:val="nil"/>
                     <w:bottom w:val="nil"/>
@@ -2596,7 +2969,79 @@
                       <w:sz w:val="18"/>
                       <w:szCs w:val="18"/>
                     </w:rPr>
-                    <w:t>{lengthInch} X {widthInch} X {heightInch}"{/invoices}{/invoiceItems}</w:t>
+                    <w:t>{</w:t>
+                  </w:r>
+                  <w:proofErr w:type="spellStart"/>
+                  <w:r>
+                    <w:rPr>
+                      <w:rFonts w:cstheme="minorHAnsi"/>
+                      <w:sz w:val="18"/>
+                      <w:szCs w:val="18"/>
+                    </w:rPr>
+                    <w:t>lengthInch</w:t>
+                  </w:r>
+                  <w:proofErr w:type="spellEnd"/>
+                  <w:r>
+                    <w:rPr>
+                      <w:rFonts w:cstheme="minorHAnsi"/>
+                      <w:sz w:val="18"/>
+                      <w:szCs w:val="18"/>
+                    </w:rPr>
+                    <w:t>} X {</w:t>
+                  </w:r>
+                  <w:proofErr w:type="spellStart"/>
+                  <w:r>
+                    <w:rPr>
+                      <w:rFonts w:cstheme="minorHAnsi"/>
+                      <w:sz w:val="18"/>
+                      <w:szCs w:val="18"/>
+                    </w:rPr>
+                    <w:t>widthInch</w:t>
+                  </w:r>
+                  <w:proofErr w:type="spellEnd"/>
+                  <w:r>
+                    <w:rPr>
+                      <w:rFonts w:cstheme="minorHAnsi"/>
+                      <w:sz w:val="18"/>
+                      <w:szCs w:val="18"/>
+                    </w:rPr>
+                    <w:t>} X {</w:t>
+                  </w:r>
+                  <w:proofErr w:type="spellStart"/>
+                  <w:r>
+                    <w:rPr>
+                      <w:rFonts w:cstheme="minorHAnsi"/>
+                      <w:sz w:val="18"/>
+                      <w:szCs w:val="18"/>
+                    </w:rPr>
+                    <w:t>heightInch</w:t>
+                  </w:r>
+                  <w:proofErr w:type="spellEnd"/>
+                  <w:r>
+                    <w:rPr>
+                      <w:rFonts w:cstheme="minorHAnsi"/>
+                      <w:sz w:val="18"/>
+                      <w:szCs w:val="18"/>
+                    </w:rPr>
+                    <w:t>}"{/invoices}{/</w:t>
+                  </w:r>
+                  <w:proofErr w:type="spellStart"/>
+                  <w:r>
+                    <w:rPr>
+                      <w:rFonts w:cstheme="minorHAnsi"/>
+                      <w:sz w:val="18"/>
+                      <w:szCs w:val="18"/>
+                    </w:rPr>
+                    <w:t>invoiceItems</w:t>
+                  </w:r>
+                  <w:proofErr w:type="spellEnd"/>
+                  <w:r>
+                    <w:rPr>
+                      <w:rFonts w:cstheme="minorHAnsi"/>
+                      <w:sz w:val="18"/>
+                      <w:szCs w:val="18"/>
+                    </w:rPr>
+                    <w:t>}</w:t>
                   </w:r>
                 </w:p>
               </w:tc>
@@ -2737,6 +3182,7 @@
                     </w:rPr>
                     <w:t>{</w:t>
                   </w:r>
+                  <w:proofErr w:type="spellStart"/>
                   <w:r>
                     <w:rPr>
                       <w:rFonts w:cstheme="minorHAnsi"/>
@@ -2747,6 +3193,7 @@
                     </w:rPr>
                     <w:t>totalQuantity</w:t>
                   </w:r>
+                  <w:proofErr w:type="spellEnd"/>
                   <w:r>
                     <w:rPr>
                       <w:rFonts w:cstheme="minorHAnsi"/>
@@ -2821,7 +3268,29 @@
                       <w:sz w:val="20"/>
                       <w:szCs w:val="20"/>
                     </w:rPr>
-                    <w:t>{totalBox}</w:t>
+                    <w:t>{</w:t>
+                  </w:r>
+                  <w:proofErr w:type="spellStart"/>
+                  <w:r>
+                    <w:rPr>
+                      <w:rFonts w:cstheme="minorHAnsi"/>
+                      <w:b/>
+                      <w:bCs/>
+                      <w:sz w:val="20"/>
+                      <w:szCs w:val="20"/>
+                    </w:rPr>
+                    <w:t>totalBox</w:t>
+                  </w:r>
+                  <w:proofErr w:type="spellEnd"/>
+                  <w:r>
+                    <w:rPr>
+                      <w:rFonts w:cstheme="minorHAnsi"/>
+                      <w:b/>
+                      <w:bCs/>
+                      <w:sz w:val="20"/>
+                      <w:szCs w:val="20"/>
+                    </w:rPr>
+                    <w:t>}</w:t>
                   </w:r>
                 </w:p>
               </w:tc>
@@ -2909,6 +3378,7 @@
                     </w:rPr>
                     <w:t>{</w:t>
                   </w:r>
+                  <w:proofErr w:type="spellStart"/>
                   <w:r>
                     <w:rPr>
                       <w:rFonts w:cstheme="minorHAnsi"/>
@@ -2919,6 +3389,7 @@
                     </w:rPr>
                     <w:t>totalNetWeight</w:t>
                   </w:r>
+                  <w:proofErr w:type="spellEnd"/>
                   <w:r>
                     <w:rPr>
                       <w:rFonts w:cstheme="minorHAnsi"/>
@@ -3014,6 +3485,7 @@
                     </w:rPr>
                     <w:t>{</w:t>
                   </w:r>
+                  <w:proofErr w:type="spellStart"/>
                   <w:r>
                     <w:rPr>
                       <w:rFonts w:cstheme="minorHAnsi"/>
@@ -3024,6 +3496,7 @@
                     </w:rPr>
                     <w:t>totalGrossWeight</w:t>
                   </w:r>
+                  <w:proofErr w:type="spellEnd"/>
                   <w:r>
                     <w:rPr>
                       <w:rFonts w:cstheme="minorHAnsi"/>
@@ -3071,6 +3544,7 @@
                     </w:rPr>
                     <w:t>{^</w:t>
                   </w:r>
+                  <w:proofErr w:type="spellStart"/>
                   <w:r>
                     <w:rPr>
                       <w:rFonts w:cstheme="minorHAnsi"/>
@@ -3081,6 +3555,7 @@
                     </w:rPr>
                     <w:t>isAus</w:t>
                   </w:r>
+                  <w:proofErr w:type="spellEnd"/>
                   <w:r>
                     <w:rPr>
                       <w:rFonts w:cstheme="minorHAnsi"/>
@@ -3095,7 +3570,29 @@
                       <w:sz w:val="20"/>
                       <w:szCs w:val="20"/>
                     </w:rPr>
-                    <w:t>Total Sq.Meter:</w:t>
+                    <w:t xml:space="preserve">Total </w:t>
+                  </w:r>
+                  <w:proofErr w:type="spellStart"/>
+                  <w:r>
+                    <w:rPr>
+                      <w:rFonts w:cstheme="minorHAnsi"/>
+                      <w:b/>
+                      <w:bCs/>
+                      <w:sz w:val="20"/>
+                      <w:szCs w:val="20"/>
+                    </w:rPr>
+                    <w:t>Sq.Meter</w:t>
+                  </w:r>
+                  <w:proofErr w:type="spellEnd"/>
+                  <w:r>
+                    <w:rPr>
+                      <w:rFonts w:cstheme="minorHAnsi"/>
+                      <w:b/>
+                      <w:bCs/>
+                      <w:sz w:val="20"/>
+                      <w:szCs w:val="20"/>
+                    </w:rPr>
+                    <w:t>:</w:t>
                   </w:r>
                 </w:p>
               </w:tc>
@@ -3123,7 +3620,29 @@
                       <w:sz w:val="20"/>
                       <w:szCs w:val="20"/>
                     </w:rPr>
-                    <w:t xml:space="preserve">{totalSqMt} </w:t>
+                    <w:t>{</w:t>
+                  </w:r>
+                  <w:proofErr w:type="spellStart"/>
+                  <w:r>
+                    <w:rPr>
+                      <w:rFonts w:cstheme="minorHAnsi"/>
+                      <w:b/>
+                      <w:bCs/>
+                      <w:sz w:val="20"/>
+                      <w:szCs w:val="20"/>
+                    </w:rPr>
+                    <w:t>totalSqMt</w:t>
+                  </w:r>
+                  <w:proofErr w:type="spellEnd"/>
+                  <w:r>
+                    <w:rPr>
+                      <w:rFonts w:cstheme="minorHAnsi"/>
+                      <w:b/>
+                      <w:bCs/>
+                      <w:sz w:val="20"/>
+                      <w:szCs w:val="20"/>
+                    </w:rPr>
+                    <w:t xml:space="preserve">} </w:t>
                   </w:r>
                   <w:r>
                     <w:rPr>
@@ -3151,6 +3670,7 @@
                     </w:rPr>
                     <w:t>/</w:t>
                   </w:r>
+                  <w:proofErr w:type="spellStart"/>
                   <w:r>
                     <w:rPr>
                       <w:rFonts w:cstheme="minorHAnsi"/>
@@ -3161,6 +3681,7 @@
                     </w:rPr>
                     <w:t>isAus</w:t>
                   </w:r>
+                  <w:proofErr w:type="spellEnd"/>
                   <w:r>
                     <w:rPr>
                       <w:rFonts w:cstheme="minorHAnsi"/>
@@ -3253,6 +3774,7 @@
                     </w:rPr>
                     <w:t>{^</w:t>
                   </w:r>
+                  <w:proofErr w:type="spellStart"/>
                   <w:r>
                     <w:rPr>
                       <w:rFonts w:cstheme="minorHAnsi"/>
@@ -3263,21 +3785,56 @@
                     </w:rPr>
                     <w:t>isAus</w:t>
                   </w:r>
+                  <w:proofErr w:type="spellEnd"/>
                   <w:r>
                     <w:rPr>
                       <w:rFonts w:cstheme="minorHAnsi"/>
                     </w:rPr>
                     <w:t>}</w:t>
                   </w:r>
-                  <w:r>
-                    <w:rPr>
-                      <w:rFonts w:cstheme="minorHAnsi"/>
-                      <w:b/>
-                      <w:bCs/>
-                      <w:sz w:val="20"/>
-                      <w:szCs w:val="20"/>
-                    </w:rPr>
-                    <w:t>Avg/Wt(Kg)</w:t>
+                  <w:proofErr w:type="spellStart"/>
+                  <w:r>
+                    <w:rPr>
+                      <w:rFonts w:cstheme="minorHAnsi"/>
+                      <w:b/>
+                      <w:bCs/>
+                      <w:sz w:val="20"/>
+                      <w:szCs w:val="20"/>
+                    </w:rPr>
+                    <w:t>Avg</w:t>
+                  </w:r>
+                  <w:proofErr w:type="spellEnd"/>
+                  <w:r>
+                    <w:rPr>
+                      <w:rFonts w:cstheme="minorHAnsi"/>
+                      <w:b/>
+                      <w:bCs/>
+                      <w:sz w:val="20"/>
+                      <w:szCs w:val="20"/>
+                    </w:rPr>
+                    <w:t>/</w:t>
+                  </w:r>
+                  <w:proofErr w:type="spellStart"/>
+                  <w:r>
+                    <w:rPr>
+                      <w:rFonts w:cstheme="minorHAnsi"/>
+                      <w:b/>
+                      <w:bCs/>
+                      <w:sz w:val="20"/>
+                      <w:szCs w:val="20"/>
+                    </w:rPr>
+                    <w:t>Wt</w:t>
+                  </w:r>
+                  <w:proofErr w:type="spellEnd"/>
+                  <w:r>
+                    <w:rPr>
+                      <w:rFonts w:cstheme="minorHAnsi"/>
+                      <w:b/>
+                      <w:bCs/>
+                      <w:sz w:val="20"/>
+                      <w:szCs w:val="20"/>
+                    </w:rPr>
+                    <w:t>(Kg)</w:t>
                   </w:r>
                 </w:p>
               </w:tc>
@@ -3343,7 +3900,14 @@
                     <w:rPr>
                       <w:rFonts w:cstheme="minorHAnsi"/>
                     </w:rPr>
-                    <w:t>{/i</w:t>
+                    <w:t>{/</w:t>
+                  </w:r>
+                  <w:proofErr w:type="spellStart"/>
+                  <w:r>
+                    <w:rPr>
+                      <w:rFonts w:cstheme="minorHAnsi"/>
+                    </w:rPr>
+                    <w:t>i</w:t>
                   </w:r>
                   <w:r>
                     <w:rPr>
@@ -3355,6 +3919,7 @@
                     </w:rPr>
                     <w:t>sAus</w:t>
                   </w:r>
+                  <w:proofErr w:type="spellEnd"/>
                   <w:r>
                     <w:rPr>
                       <w:rFonts w:cstheme="minorHAnsi"/>
@@ -3393,6 +3958,7 @@
                     </w:rPr>
                     <w:t>{^</w:t>
                   </w:r>
+                  <w:proofErr w:type="spellStart"/>
                   <w:r>
                     <w:rPr>
                       <w:rFonts w:cstheme="minorHAnsi"/>
@@ -3403,6 +3969,7 @@
                     </w:rPr>
                     <w:t>isAus</w:t>
                   </w:r>
+                  <w:proofErr w:type="spellEnd"/>
                   <w:r>
                     <w:rPr>
                       <w:rFonts w:cstheme="minorHAnsi"/>
@@ -3447,7 +4014,29 @@
                       <w:sz w:val="20"/>
                       <w:szCs w:val="20"/>
                     </w:rPr>
-                    <w:t>{totalSqMtPerType}</w:t>
+                    <w:t>{</w:t>
+                  </w:r>
+                  <w:proofErr w:type="spellStart"/>
+                  <w:r>
+                    <w:rPr>
+                      <w:rFonts w:cstheme="minorHAnsi"/>
+                      <w:b/>
+                      <w:bCs/>
+                      <w:sz w:val="20"/>
+                      <w:szCs w:val="20"/>
+                    </w:rPr>
+                    <w:t>totalSqMtPerType</w:t>
+                  </w:r>
+                  <w:proofErr w:type="spellEnd"/>
+                  <w:r>
+                    <w:rPr>
+                      <w:rFonts w:cstheme="minorHAnsi"/>
+                      <w:b/>
+                      <w:bCs/>
+                      <w:sz w:val="20"/>
+                      <w:szCs w:val="20"/>
+                    </w:rPr>
+                    <w:t>}</w:t>
                   </w:r>
                 </w:p>
               </w:tc>
@@ -3477,7 +4066,29 @@
                       <w:sz w:val="20"/>
                       <w:szCs w:val="20"/>
                     </w:rPr>
-                    <w:t>{length} X {width} X {height} MM{/containerSummary}</w:t>
+                    <w:t>{length} X {width} X {height} MM{/</w:t>
+                  </w:r>
+                  <w:proofErr w:type="spellStart"/>
+                  <w:r>
+                    <w:rPr>
+                      <w:rFonts w:cstheme="minorHAnsi"/>
+                      <w:b/>
+                      <w:bCs/>
+                      <w:sz w:val="20"/>
+                      <w:szCs w:val="20"/>
+                    </w:rPr>
+                    <w:t>containerSummary</w:t>
+                  </w:r>
+                  <w:proofErr w:type="spellEnd"/>
+                  <w:r>
+                    <w:rPr>
+                      <w:rFonts w:cstheme="minorHAnsi"/>
+                      <w:b/>
+                      <w:bCs/>
+                      <w:sz w:val="20"/>
+                      <w:szCs w:val="20"/>
+                    </w:rPr>
+                    <w:t>}</w:t>
                   </w:r>
                   <w:r>
                     <w:rPr>
@@ -3485,6 +4096,7 @@
                     </w:rPr>
                     <w:t>{/</w:t>
                   </w:r>
+                  <w:proofErr w:type="spellStart"/>
                   <w:r>
                     <w:rPr>
                       <w:rFonts w:cstheme="minorHAnsi"/>
@@ -3495,6 +4107,7 @@
                     </w:rPr>
                     <w:t>isAus</w:t>
                   </w:r>
+                  <w:proofErr w:type="spellEnd"/>
                   <w:r>
                     <w:rPr>
                       <w:rFonts w:cstheme="minorHAnsi"/>

--- a/electron/database/generate-document/templates/custom-packing.docx
+++ b/electron/database/generate-document/templates/custom-packing.docx
@@ -10,10 +10,10 @@
         <w:tblLook w:val="04A0" w:firstRow="1" w:lastRow="0" w:firstColumn="1" w:lastColumn="0" w:noHBand="0" w:noVBand="1"/>
       </w:tblPr>
       <w:tblGrid>
-        <w:gridCol w:w="4116"/>
-        <w:gridCol w:w="2280"/>
-        <w:gridCol w:w="2406"/>
-        <w:gridCol w:w="2304"/>
+        <w:gridCol w:w="4107"/>
+        <w:gridCol w:w="2283"/>
+        <w:gridCol w:w="2409"/>
+        <w:gridCol w:w="2307"/>
       </w:tblGrid>
       <w:tr>
         <w:trPr>
@@ -1784,15 +1784,15 @@
               <w:tblLook w:val="04A0" w:firstRow="1" w:lastRow="0" w:firstColumn="1" w:lastColumn="0" w:noHBand="0" w:noVBand="1"/>
             </w:tblPr>
             <w:tblGrid>
-              <w:gridCol w:w="3036"/>
-              <w:gridCol w:w="1505"/>
-              <w:gridCol w:w="1639"/>
-              <w:gridCol w:w="656"/>
-              <w:gridCol w:w="619"/>
-              <w:gridCol w:w="560"/>
-              <w:gridCol w:w="630"/>
-              <w:gridCol w:w="695"/>
-              <w:gridCol w:w="1550"/>
+              <w:gridCol w:w="3075"/>
+              <w:gridCol w:w="1524"/>
+              <w:gridCol w:w="1659"/>
+              <w:gridCol w:w="662"/>
+              <w:gridCol w:w="625"/>
+              <w:gridCol w:w="565"/>
+              <w:gridCol w:w="636"/>
+              <w:gridCol w:w="702"/>
+              <w:gridCol w:w="1442"/>
             </w:tblGrid>
             <w:tr>
               <w:trPr>
@@ -2553,15 +2553,7 @@
                       <w:sz w:val="18"/>
                       <w:szCs w:val="18"/>
                     </w:rPr>
-                    <w:t>/</w:t>
-                  </w:r>
-                  <w:r>
-                    <w:rPr>
-                      <w:rFonts w:cstheme="minorHAnsi"/>
-                      <w:sz w:val="18"/>
-                      <w:szCs w:val="18"/>
-                    </w:rPr>
-                    <w:t>{/</w:t>
+                    <w:t>/{/</w:t>
                   </w:r>
                   <w:r>
                     <w:rPr>
@@ -2978,7 +2970,7 @@
                       <w:sz w:val="18"/>
                       <w:szCs w:val="18"/>
                     </w:rPr>
-                    <w:t>lengthInch</w:t>
+                    <w:t>sizeInch</w:t>
                   </w:r>
                   <w:proofErr w:type="spellEnd"/>
                   <w:r>
@@ -2987,43 +2979,15 @@
                       <w:sz w:val="18"/>
                       <w:szCs w:val="18"/>
                     </w:rPr>
-                    <w:t>} X {</w:t>
-                  </w:r>
-                  <w:proofErr w:type="spellStart"/>
+                    <w:t>}</w:t>
+                  </w:r>
                   <w:r>
                     <w:rPr>
                       <w:rFonts w:cstheme="minorHAnsi"/>
                       <w:sz w:val="18"/>
                       <w:szCs w:val="18"/>
                     </w:rPr>
-                    <w:t>widthInch</w:t>
-                  </w:r>
-                  <w:proofErr w:type="spellEnd"/>
-                  <w:r>
-                    <w:rPr>
-                      <w:rFonts w:cstheme="minorHAnsi"/>
-                      <w:sz w:val="18"/>
-                      <w:szCs w:val="18"/>
-                    </w:rPr>
-                    <w:t>} X {</w:t>
-                  </w:r>
-                  <w:proofErr w:type="spellStart"/>
-                  <w:r>
-                    <w:rPr>
-                      <w:rFonts w:cstheme="minorHAnsi"/>
-                      <w:sz w:val="18"/>
-                      <w:szCs w:val="18"/>
-                    </w:rPr>
-                    <w:t>heightInch</w:t>
-                  </w:r>
-                  <w:proofErr w:type="spellEnd"/>
-                  <w:r>
-                    <w:rPr>
-                      <w:rFonts w:cstheme="minorHAnsi"/>
-                      <w:sz w:val="18"/>
-                      <w:szCs w:val="18"/>
-                    </w:rPr>
-                    <w:t>}"{/invoices}{/</w:t>
+                    <w:t>{/invoices}{/</w:t>
                   </w:r>
                   <w:proofErr w:type="spellStart"/>
                   <w:r>
@@ -5074,7 +5038,6 @@
   <w:style w:type="character" w:default="1" w:styleId="DefaultParagraphFont">
     <w:name w:val="Default Paragraph Font"/>
     <w:uiPriority w:val="1"/>
-    <w:semiHidden/>
     <w:unhideWhenUsed/>
   </w:style>
   <w:style w:type="table" w:default="1" w:styleId="TableNormal">
